--- a/Day10/Code2Xplore_Submission_Template (1).docx
+++ b/Day10/Code2Xplore_Submission_Template (1).docx
@@ -1,6 +1,6 @@
 
 <file path=word/document.xml><?xml version="1.0" encoding="utf-8"?>
-<w:document xmlns:wpc="http://schemas.microsoft.com/office/word/2010/wordprocessingCanvas" xmlns:cx="http://schemas.microsoft.com/office/drawing/2014/chartex" xmlns:cx1="http://schemas.microsoft.com/office/drawing/2015/9/8/chartex" xmlns:cx2="http://schemas.microsoft.com/office/drawing/2015/10/21/chartex" xmlns:cx3="http://schemas.microsoft.com/office/drawing/2016/5/9/chartex" xmlns:cx4="http://schemas.microsoft.com/office/drawing/2016/5/10/chartex" xmlns:cx5="http://schemas.microsoft.com/office/drawing/2016/5/11/chartex" xmlns:cx6="http://schemas.microsoft.com/office/drawing/2016/5/12/chartex" xmlns:cx7="http://schemas.microsoft.com/office/drawing/2016/5/13/chartex" xmlns:cx8="http://schemas.microsoft.com/office/drawing/2016/5/14/chartex" xmlns:mc="http://schemas.openxmlformats.org/markup-compatibility/2006" xmlns:aink="http://schemas.microsoft.com/office/drawing/2016/ink" xmlns:am3d="http://schemas.microsoft.com/office/drawing/2017/model3d" xmlns:o="urn:schemas-microsoft-com:office:office" xmlns:oel="http://schemas.microsoft.com/office/2019/extlst" xmlns:r="http://schemas.openxmlformats.org/officeDocument/2006/relationships" xmlns:m="http://schemas.openxmlformats.org/officeDocument/2006/math" xmlns:v="urn:schemas-microsoft-com:vml" xmlns:wp14="http://schemas.microsoft.com/office/word/2010/wordprocessingDrawing" xmlns:wp="http://schemas.openxmlformats.org/drawingml/2006/wordprocessingDrawing" xmlns:w10="urn:schemas-microsoft-com:office:word" xmlns:w="http://schemas.openxmlformats.org/wordprocessingml/2006/main" xmlns:w14="http://schemas.microsoft.com/office/word/2010/wordml" xmlns:w15="http://schemas.microsoft.com/office/word/2012/wordml" xmlns:w16cex="http://schemas.microsoft.com/office/word/2018/wordml/cex" xmlns:w16cid="http://schemas.microsoft.com/office/word/2016/wordml/cid" xmlns:w16="http://schemas.microsoft.com/office/word/2018/wordml" xmlns:w16sdtdh="http://schemas.microsoft.com/office/word/2020/wordml/sdtdatahash" xmlns:w16se="http://schemas.microsoft.com/office/word/2015/wordml/symex" xmlns:wpg="http://schemas.microsoft.com/office/word/2010/wordprocessingGroup" xmlns:wpi="http://schemas.microsoft.com/office/word/2010/wordprocessingInk" xmlns:wne="http://schemas.microsoft.com/office/word/2006/wordml" xmlns:wps="http://schemas.microsoft.com/office/word/2010/wordprocessingShape" mc:Ignorable="w14 w15 w16se w16cid w16 w16cex w16sdtdh wp14">
+<w:document xmlns:wpc="http://schemas.microsoft.com/office/word/2010/wordprocessingCanvas" xmlns:cx="http://schemas.microsoft.com/office/drawing/2014/chartex" xmlns:cx1="http://schemas.microsoft.com/office/drawing/2015/9/8/chartex" xmlns:cx2="http://schemas.microsoft.com/office/drawing/2015/10/21/chartex" xmlns:cx3="http://schemas.microsoft.com/office/drawing/2016/5/9/chartex" xmlns:cx4="http://schemas.microsoft.com/office/drawing/2016/5/10/chartex" xmlns:cx5="http://schemas.microsoft.com/office/drawing/2016/5/11/chartex" xmlns:cx6="http://schemas.microsoft.com/office/drawing/2016/5/12/chartex" xmlns:cx7="http://schemas.microsoft.com/office/drawing/2016/5/13/chartex" xmlns:cx8="http://schemas.microsoft.com/office/drawing/2016/5/14/chartex" xmlns:mc="http://schemas.openxmlformats.org/markup-compatibility/2006" xmlns:aink="http://schemas.microsoft.com/office/drawing/2016/ink" xmlns:am3d="http://schemas.microsoft.com/office/drawing/2017/model3d" xmlns:o="urn:schemas-microsoft-com:office:office" xmlns:oel="http://schemas.microsoft.com/office/2019/extlst" xmlns:r="http://schemas.openxmlformats.org/officeDocument/2006/relationships" xmlns:m="http://schemas.openxmlformats.org/officeDocument/2006/math" xmlns:v="urn:schemas-microsoft-com:vml" xmlns:wp14="http://schemas.microsoft.com/office/word/2010/wordprocessingDrawing" xmlns:wp="http://schemas.openxmlformats.org/drawingml/2006/wordprocessingDrawing" xmlns:w10="urn:schemas-microsoft-com:office:word" xmlns:w="http://schemas.openxmlformats.org/wordprocessingml/2006/main" xmlns:w14="http://schemas.microsoft.com/office/word/2010/wordml" xmlns:w15="http://schemas.microsoft.com/office/word/2012/wordml" xmlns:w16cex="http://schemas.microsoft.com/office/word/2018/wordml/cex" xmlns:w16cid="http://schemas.microsoft.com/office/word/2016/wordml/cid" xmlns:w16="http://schemas.microsoft.com/office/word/2018/wordml" xmlns:w16du="http://schemas.microsoft.com/office/word/2023/wordml/word16du" xmlns:w16sdtdh="http://schemas.microsoft.com/office/word/2020/wordml/sdtdatahash" xmlns:w16sdtfl="http://schemas.microsoft.com/office/word/2024/wordml/sdtformatlock" xmlns:w16se="http://schemas.microsoft.com/office/word/2015/wordml/symex" xmlns:wpg="http://schemas.microsoft.com/office/word/2010/wordprocessingGroup" xmlns:wpi="http://schemas.microsoft.com/office/word/2010/wordprocessingInk" xmlns:wne="http://schemas.microsoft.com/office/word/2006/wordml" xmlns:wps="http://schemas.microsoft.com/office/word/2010/wordprocessingShape" mc:Ignorable="w14 w15 w16se w16cid w16 w16cex w16sdtdh w16sdtfl w16du wp14">
   <w:body>
     <w:p>
       <w:pPr>
@@ -189,21 +189,23 @@
           <w:iCs/>
           <w:highlight w:val="yellow"/>
         </w:rPr>
-        <w:t>Challenge Title: User Profile Validation System</w:t>
-      </w:r>
-    </w:p>
-    <w:p>
-      <w:pPr>
-        <w:spacing w:after="0"/>
+        <w:t xml:space="preserve">Challenge Title: </w:t>
+      </w:r>
+      <w:r>
         <w:rPr>
           <w:rFonts w:ascii="Times New Roman" w:hAnsi="Times New Roman" w:cs="Times New Roman"/>
           <w:b/>
           <w:bCs/>
           <w:i/>
           <w:iCs/>
-        </w:rPr>
-      </w:pPr>
-      <w:r>
+          <w:highlight w:val="yellow"/>
+        </w:rPr>
+        <w:t>Academic Data Drift &amp; Copy Behavior Analyzer</w:t>
+      </w:r>
+    </w:p>
+    <w:p>
+      <w:pPr>
+        <w:spacing w:after="0"/>
         <w:rPr>
           <w:rFonts w:ascii="Times New Roman" w:hAnsi="Times New Roman" w:cs="Times New Roman"/>
           <w:b/>
@@ -211,12 +213,8 @@
           <w:i/>
           <w:iCs/>
         </w:rPr>
-        <w:t>Subject: Hands on Python</w:t>
-      </w:r>
-    </w:p>
-    <w:p>
-      <w:pPr>
-        <w:spacing w:after="0"/>
+      </w:pPr>
+      <w:r>
         <w:rPr>
           <w:rFonts w:ascii="Times New Roman" w:hAnsi="Times New Roman" w:cs="Times New Roman"/>
           <w:b/>
@@ -224,8 +222,12 @@
           <w:i/>
           <w:iCs/>
         </w:rPr>
-      </w:pPr>
-      <w:r>
+        <w:t>Course Code: CSE205</w:t>
+      </w:r>
+    </w:p>
+    <w:p>
+      <w:pPr>
+        <w:spacing w:after="0"/>
         <w:rPr>
           <w:rFonts w:ascii="Times New Roman" w:hAnsi="Times New Roman" w:cs="Times New Roman"/>
           <w:b/>
@@ -233,12 +235,8 @@
           <w:i/>
           <w:iCs/>
         </w:rPr>
-        <w:t>Course Code: CSE205</w:t>
-      </w:r>
-    </w:p>
-    <w:p>
-      <w:pPr>
-        <w:spacing w:after="0"/>
+      </w:pPr>
+      <w:r>
         <w:rPr>
           <w:rFonts w:ascii="Times New Roman" w:hAnsi="Times New Roman" w:cs="Times New Roman"/>
           <w:b/>
@@ -246,15 +244,6 @@
           <w:i/>
           <w:iCs/>
         </w:rPr>
-      </w:pPr>
-      <w:r>
-        <w:rPr>
-          <w:rFonts w:ascii="Times New Roman" w:hAnsi="Times New Roman" w:cs="Times New Roman"/>
-          <w:b/>
-          <w:bCs/>
-          <w:i/>
-          <w:iCs/>
-        </w:rPr>
         <w:t>Concerned Teacher: Dr. Yasir Afaq</w:t>
       </w:r>
     </w:p>
@@ -285,19 +274,43 @@
         <w:rPr>
           <w:rFonts w:ascii="Times New Roman" w:hAnsi="Times New Roman" w:cs="Times New Roman"/>
         </w:rPr>
-        <w:t>Student Name: _________________</w:t>
+        <w:t>Student Name: __</w:t>
       </w:r>
       <w:r>
         <w:rPr>
           <w:rFonts w:ascii="Times New Roman" w:hAnsi="Times New Roman" w:cs="Times New Roman"/>
         </w:rPr>
+        <w:t>Divya Saxena</w:t>
+      </w:r>
+      <w:r>
+        <w:rPr>
+          <w:rFonts w:ascii="Times New Roman" w:hAnsi="Times New Roman" w:cs="Times New Roman"/>
+        </w:rPr>
+        <w:t>__</w:t>
+      </w:r>
+      <w:r>
+        <w:rPr>
+          <w:rFonts w:ascii="Times New Roman" w:hAnsi="Times New Roman" w:cs="Times New Roman"/>
+        </w:rPr>
         <w:tab/>
       </w:r>
       <w:r>
         <w:rPr>
           <w:rFonts w:ascii="Times New Roman" w:hAnsi="Times New Roman" w:cs="Times New Roman"/>
         </w:rPr>
-        <w:t>Register Number: ______________________________</w:t>
+        <w:t>Register Number: __</w:t>
+      </w:r>
+      <w:r>
+        <w:rPr>
+          <w:rFonts w:ascii="Times New Roman" w:hAnsi="Times New Roman" w:cs="Times New Roman"/>
+        </w:rPr>
+        <w:t>AP24110011570</w:t>
+      </w:r>
+      <w:r>
+        <w:rPr>
+          <w:rFonts w:ascii="Times New Roman" w:hAnsi="Times New Roman" w:cs="Times New Roman"/>
+        </w:rPr>
+        <w:t>__</w:t>
       </w:r>
     </w:p>
     <w:p>
@@ -311,7 +324,19 @@
         <w:rPr>
           <w:rFonts w:ascii="Times New Roman" w:hAnsi="Times New Roman" w:cs="Times New Roman"/>
         </w:rPr>
-        <w:t>Section: ____________</w:t>
+        <w:t>Section: __</w:t>
+      </w:r>
+      <w:r>
+        <w:rPr>
+          <w:rFonts w:ascii="Times New Roman" w:hAnsi="Times New Roman" w:cs="Times New Roman"/>
+        </w:rPr>
+        <w:t>I</w:t>
+      </w:r>
+      <w:r>
+        <w:rPr>
+          <w:rFonts w:ascii="Times New Roman" w:hAnsi="Times New Roman" w:cs="Times New Roman"/>
+        </w:rPr>
+        <w:t>__</w:t>
       </w:r>
     </w:p>
     <w:p>
@@ -325,7 +350,19 @@
         <w:rPr>
           <w:rFonts w:ascii="Times New Roman" w:hAnsi="Times New Roman" w:cs="Times New Roman"/>
         </w:rPr>
-        <w:t>Date of Submission: ____________________________________</w:t>
+        <w:t>Date of Submission: __</w:t>
+      </w:r>
+      <w:r>
+        <w:rPr>
+          <w:rFonts w:ascii="Times New Roman" w:hAnsi="Times New Roman" w:cs="Times New Roman"/>
+        </w:rPr>
+        <w:t>26/04/2026</w:t>
+      </w:r>
+      <w:r>
+        <w:rPr>
+          <w:rFonts w:ascii="Times New Roman" w:hAnsi="Times New Roman" w:cs="Times New Roman"/>
+        </w:rPr>
+        <w:t>__</w:t>
       </w:r>
     </w:p>
     <w:p>
@@ -339,7 +376,22 @@
         <w:rPr>
           <w:rFonts w:ascii="Times New Roman" w:hAnsi="Times New Roman" w:cs="Times New Roman"/>
         </w:rPr>
-        <w:t>GitHub Repository Link (Mandatory): _____________________</w:t>
+        <w:t>GitHub Repository Link (Mandatory): __</w:t>
+      </w:r>
+      <w:hyperlink r:id="rId7" w:history="1">
+        <w:r>
+          <w:rPr>
+            <w:rStyle w:val="Hyperlink"/>
+            <w:rFonts w:ascii="Times New Roman" w:hAnsi="Times New Roman" w:cs="Times New Roman"/>
+          </w:rPr>
+          <w:t>https://github.com/divysaxena24/Python-Projects/tree/main/Day10</w:t>
+        </w:r>
+      </w:hyperlink>
+      <w:r>
+        <w:rPr>
+          <w:rFonts w:ascii="Times New Roman" w:hAnsi="Times New Roman" w:cs="Times New Roman"/>
+        </w:rPr>
+        <w:t>__</w:t>
       </w:r>
     </w:p>
     <w:p>
@@ -384,27 +436,15 @@
       </w:pPr>
       <w:r>
         <w:rPr>
-          <w:rStyle w:val="hljs-builtin"/>
           <w:rFonts w:eastAsiaTheme="majorEastAsia"/>
           <w:b/>
           <w:bCs/>
           <w:i/>
           <w:iCs/>
           <w:highlight w:val="yellow"/>
-        </w:rPr>
-        <w:t>Write</w:t>
-      </w:r>
-      <w:r>
-        <w:rPr>
-          <w:rStyle w:val="HTMLCode"/>
-          <w:rFonts w:eastAsiaTheme="majorEastAsia"/>
-          <w:b/>
-          <w:bCs/>
-          <w:i/>
-          <w:iCs/>
-          <w:highlight w:val="yellow"/>
-        </w:rPr>
-        <w:t xml:space="preserve"> here…</w:t>
+          <w:lang w:val="en-US"/>
+        </w:rPr>
+        <w:t>The challenge focuses on analyzing "Data Drift" in academic records (marks, attendance, and scores) using Python's data science stack (NumPy and Pandas). It simulates how data changes over time due to modifications and evaluates the statistical impact of these changes. Additionally, it serves as a practical experiment on memory management, specifically examining how Shallow Copy and Deep Copy behaviors differ when applying mathematical mutations to nested dictionary structures within a list.</w:t>
       </w:r>
     </w:p>
     <w:p>
@@ -472,23 +512,7 @@
           <w:sz w:val="24"/>
           <w:szCs w:val="24"/>
         </w:rPr>
-        <w:t>Explain the logic you used to solve the problem.</w:t>
-      </w:r>
-      <w:r>
-        <w:rPr>
-          <w:rFonts w:ascii="Times New Roman" w:hAnsi="Times New Roman" w:cs="Times New Roman"/>
-          <w:sz w:val="24"/>
-          <w:szCs w:val="24"/>
-        </w:rPr>
-        <w:t xml:space="preserve"> </w:t>
-      </w:r>
-      <w:r>
-        <w:rPr>
-          <w:rFonts w:ascii="Times New Roman" w:hAnsi="Times New Roman" w:cs="Times New Roman"/>
-          <w:sz w:val="24"/>
-          <w:szCs w:val="24"/>
-        </w:rPr>
-        <w:t xml:space="preserve">Mention </w:t>
+        <w:t xml:space="preserve">Explain the logic you used to solve the problem. Mention </w:t>
       </w:r>
       <w:r>
         <w:rPr>
@@ -520,34 +544,345 @@
     <w:p>
       <w:pPr>
         <w:pStyle w:val="HTMLPreformatted"/>
-        <w:rPr>
-          <w:rStyle w:val="HTMLCode"/>
-          <w:rFonts w:eastAsiaTheme="majorEastAsia"/>
-        </w:rPr>
-      </w:pPr>
-      <w:r>
-        <w:rPr>
-          <w:rStyle w:val="hljs-builtin"/>
+        <w:numPr>
+          <w:ilvl w:val="0"/>
+          <w:numId w:val="13"/>
+        </w:numPr>
+        <w:rPr>
           <w:rFonts w:eastAsiaTheme="majorEastAsia"/>
           <w:highlight w:val="yellow"/>
         </w:rPr>
-        <w:t>Write</w:t>
-      </w:r>
-      <w:r>
+      </w:pPr>
+      <w:r>
+        <w:rPr>
+          <w:rFonts w:eastAsiaTheme="majorEastAsia"/>
+          <w:b/>
+          <w:bCs/>
+          <w:highlight w:val="yellow"/>
+        </w:rPr>
+        <w:t>Data Generation</w:t>
+      </w:r>
+      <w:r>
+        <w:rPr>
+          <w:rFonts w:eastAsiaTheme="majorEastAsia"/>
+          <w:highlight w:val="yellow"/>
+        </w:rPr>
+        <w:t>: Used the random module to create a synthetic dataset of 12 students, each with randomized marks, attendance, and a list of internal/assignment scores.</w:t>
+      </w:r>
+    </w:p>
+    <w:p>
+      <w:pPr>
+        <w:pStyle w:val="HTMLPreformatted"/>
+        <w:ind w:left="720"/>
+        <w:rPr>
+          <w:rFonts w:eastAsiaTheme="majorEastAsia"/>
+          <w:highlight w:val="yellow"/>
+        </w:rPr>
+      </w:pPr>
+    </w:p>
+    <w:p>
+      <w:pPr>
+        <w:pStyle w:val="HTMLPreformatted"/>
+        <w:numPr>
+          <w:ilvl w:val="0"/>
+          <w:numId w:val="13"/>
+        </w:numPr>
+        <w:rPr>
+          <w:rFonts w:eastAsiaTheme="majorEastAsia"/>
+          <w:highlight w:val="yellow"/>
+        </w:rPr>
+      </w:pPr>
+      <w:r>
+        <w:rPr>
+          <w:rFonts w:eastAsiaTheme="majorEastAsia"/>
+          <w:b/>
+          <w:bCs/>
+          <w:highlight w:val="yellow"/>
+        </w:rPr>
+        <w:t>Copying Mechanism</w:t>
+      </w:r>
+      <w:r>
+        <w:rPr>
+          <w:rFonts w:eastAsiaTheme="majorEastAsia"/>
+          <w:highlight w:val="yellow"/>
+        </w:rPr>
+        <w:t>: Implemented both </w:t>
+      </w:r>
+      <w:proofErr w:type="spellStart"/>
+      <w:proofErr w:type="gramStart"/>
+      <w:r>
+        <w:rPr>
+          <w:rFonts w:eastAsiaTheme="majorEastAsia"/>
+          <w:highlight w:val="yellow"/>
+        </w:rPr>
+        <w:t>list.copy</w:t>
+      </w:r>
+      <w:proofErr w:type="spellEnd"/>
+      <w:proofErr w:type="gramEnd"/>
+      <w:r>
+        <w:rPr>
+          <w:rFonts w:eastAsiaTheme="majorEastAsia"/>
+          <w:highlight w:val="yellow"/>
+        </w:rPr>
+        <w:t>() (shallow) and </w:t>
+      </w:r>
+      <w:proofErr w:type="spellStart"/>
+      <w:proofErr w:type="gramStart"/>
+      <w:r>
+        <w:rPr>
+          <w:rFonts w:eastAsiaTheme="majorEastAsia"/>
+          <w:highlight w:val="yellow"/>
+        </w:rPr>
+        <w:t>copy.deepcopy</w:t>
+      </w:r>
+      <w:proofErr w:type="spellEnd"/>
+      <w:proofErr w:type="gramEnd"/>
+      <w:r>
+        <w:rPr>
+          <w:rFonts w:eastAsiaTheme="majorEastAsia"/>
+          <w:highlight w:val="yellow"/>
+        </w:rPr>
+        <w:t>() to test memory references.</w:t>
+      </w:r>
+    </w:p>
+    <w:p>
+      <w:pPr>
+        <w:pStyle w:val="HTMLPreformatted"/>
+        <w:ind w:left="720"/>
+        <w:rPr>
+          <w:rFonts w:eastAsiaTheme="majorEastAsia"/>
+          <w:highlight w:val="yellow"/>
+        </w:rPr>
+      </w:pPr>
+    </w:p>
+    <w:p>
+      <w:pPr>
+        <w:pStyle w:val="HTMLPreformatted"/>
+        <w:numPr>
+          <w:ilvl w:val="0"/>
+          <w:numId w:val="13"/>
+        </w:numPr>
+        <w:rPr>
+          <w:rFonts w:eastAsiaTheme="majorEastAsia"/>
+          <w:highlight w:val="yellow"/>
+        </w:rPr>
+      </w:pPr>
+      <w:r>
+        <w:rPr>
+          <w:rFonts w:eastAsiaTheme="majorEastAsia"/>
+          <w:b/>
+          <w:bCs/>
+          <w:highlight w:val="yellow"/>
+        </w:rPr>
+        <w:t>Mutation Logic</w:t>
+      </w:r>
+      <w:r>
+        <w:rPr>
+          <w:rFonts w:eastAsiaTheme="majorEastAsia"/>
+          <w:highlight w:val="yellow"/>
+        </w:rPr>
+        <w:t>: Applied a specific mathematical mutation to the data where marks are increased by their own square root (</w:t>
+      </w:r>
+      <w:proofErr w:type="spellStart"/>
+      <w:proofErr w:type="gramStart"/>
+      <w:r>
+        <w:rPr>
+          <w:rFonts w:eastAsiaTheme="majorEastAsia"/>
+          <w:highlight w:val="yellow"/>
+        </w:rPr>
+        <w:t>math.sqrt</w:t>
+      </w:r>
+      <w:proofErr w:type="spellEnd"/>
+      <w:proofErr w:type="gramEnd"/>
+      <w:r>
+        <w:rPr>
+          <w:rFonts w:eastAsiaTheme="majorEastAsia"/>
+          <w:highlight w:val="yellow"/>
+        </w:rPr>
+        <w:t>), simulating an academic "curve" or update.</w:t>
+      </w:r>
+    </w:p>
+    <w:p>
+      <w:pPr>
+        <w:pStyle w:val="HTMLPreformatted"/>
+        <w:ind w:left="720"/>
+        <w:rPr>
+          <w:rFonts w:eastAsiaTheme="majorEastAsia"/>
+          <w:highlight w:val="yellow"/>
+        </w:rPr>
+      </w:pPr>
+    </w:p>
+    <w:p>
+      <w:pPr>
+        <w:pStyle w:val="HTMLPreformatted"/>
+        <w:numPr>
+          <w:ilvl w:val="0"/>
+          <w:numId w:val="13"/>
+        </w:numPr>
+        <w:rPr>
+          <w:rFonts w:eastAsiaTheme="majorEastAsia"/>
+          <w:highlight w:val="yellow"/>
+        </w:rPr>
+      </w:pPr>
+      <w:r>
+        <w:rPr>
+          <w:rFonts w:eastAsiaTheme="majorEastAsia"/>
+          <w:b/>
+          <w:bCs/>
+          <w:highlight w:val="yellow"/>
+        </w:rPr>
+        <w:t>Statistical Computation</w:t>
+      </w:r>
+      <w:r>
+        <w:rPr>
+          <w:rFonts w:eastAsiaTheme="majorEastAsia"/>
+          <w:highlight w:val="yellow"/>
+        </w:rPr>
+        <w:t>: Leveraged </w:t>
+      </w:r>
+      <w:r>
+        <w:rPr>
+          <w:rFonts w:eastAsiaTheme="majorEastAsia"/>
+          <w:b/>
+          <w:bCs/>
+          <w:highlight w:val="yellow"/>
+        </w:rPr>
+        <w:t>NumPy</w:t>
+      </w:r>
+      <w:r>
+        <w:rPr>
+          <w:rFonts w:eastAsiaTheme="majorEastAsia"/>
+          <w:highlight w:val="yellow"/>
+        </w:rPr>
+        <w:t> for high-performance calculations of the mean, median, standard deviation, and data normalization (Min-Max scaling).</w:t>
+      </w:r>
+    </w:p>
+    <w:p>
+      <w:pPr>
+        <w:pStyle w:val="HTMLPreformatted"/>
+        <w:ind w:left="720"/>
+        <w:rPr>
+          <w:rFonts w:eastAsiaTheme="majorEastAsia"/>
+          <w:highlight w:val="yellow"/>
+        </w:rPr>
+      </w:pPr>
+    </w:p>
+    <w:p>
+      <w:pPr>
+        <w:pStyle w:val="HTMLPreformatted"/>
+        <w:numPr>
+          <w:ilvl w:val="0"/>
+          <w:numId w:val="13"/>
+        </w:numPr>
+        <w:rPr>
+          <w:rFonts w:eastAsiaTheme="majorEastAsia"/>
+          <w:highlight w:val="yellow"/>
+        </w:rPr>
+      </w:pPr>
+      <w:r>
+        <w:rPr>
+          <w:rFonts w:eastAsiaTheme="majorEastAsia"/>
+          <w:b/>
+          <w:bCs/>
+          <w:highlight w:val="yellow"/>
+        </w:rPr>
+        <w:lastRenderedPageBreak/>
+        <w:t>Data Visualization</w:t>
+      </w:r>
+      <w:r>
+        <w:rPr>
+          <w:rFonts w:eastAsiaTheme="majorEastAsia"/>
+          <w:highlight w:val="yellow"/>
+        </w:rPr>
+        <w:t>: Used </w:t>
+      </w:r>
+      <w:r>
+        <w:rPr>
+          <w:rFonts w:eastAsiaTheme="majorEastAsia"/>
+          <w:b/>
+          <w:bCs/>
+          <w:highlight w:val="yellow"/>
+        </w:rPr>
+        <w:t xml:space="preserve">Pandas </w:t>
+      </w:r>
+      <w:proofErr w:type="spellStart"/>
+      <w:r>
+        <w:rPr>
+          <w:rFonts w:eastAsiaTheme="majorEastAsia"/>
+          <w:b/>
+          <w:bCs/>
+          <w:highlight w:val="yellow"/>
+        </w:rPr>
+        <w:t>DataFrames</w:t>
+      </w:r>
+      <w:proofErr w:type="spellEnd"/>
+      <w:r>
+        <w:rPr>
+          <w:rFonts w:eastAsiaTheme="majorEastAsia"/>
+          <w:highlight w:val="yellow"/>
+        </w:rPr>
+        <w:t> to present the results in a structured, tabular format for easy comparison between original and modified states.</w:t>
+      </w:r>
+    </w:p>
+    <w:p>
+      <w:pPr>
+        <w:pStyle w:val="HTMLPreformatted"/>
+        <w:ind w:left="720"/>
+        <w:rPr>
+          <w:rFonts w:eastAsiaTheme="majorEastAsia"/>
+          <w:highlight w:val="yellow"/>
+        </w:rPr>
+      </w:pPr>
+    </w:p>
+    <w:p>
+      <w:pPr>
+        <w:pStyle w:val="HTMLPreformatted"/>
+        <w:numPr>
+          <w:ilvl w:val="0"/>
+          <w:numId w:val="13"/>
+        </w:numPr>
+        <w:rPr>
+          <w:rFonts w:eastAsiaTheme="majorEastAsia"/>
+          <w:highlight w:val="yellow"/>
+        </w:rPr>
+      </w:pPr>
+      <w:r>
+        <w:rPr>
+          <w:rFonts w:eastAsiaTheme="majorEastAsia"/>
+          <w:b/>
+          <w:bCs/>
+          <w:highlight w:val="yellow"/>
+        </w:rPr>
+        <w:t>Classification</w:t>
+      </w:r>
+      <w:r>
+        <w:rPr>
+          <w:rFonts w:eastAsiaTheme="majorEastAsia"/>
+          <w:highlight w:val="yellow"/>
+        </w:rPr>
+        <w:t>: Applied a threshold-based logic to determine the severity of data drift (Stable, Minor, or Critical).</w:t>
+      </w:r>
+    </w:p>
+    <w:p>
+      <w:pPr>
+        <w:pStyle w:val="HTMLPreformatted"/>
+        <w:ind w:left="720"/>
+        <w:rPr>
+          <w:rFonts w:eastAsiaTheme="majorEastAsia"/>
+          <w:b/>
+          <w:bCs/>
+          <w:highlight w:val="yellow"/>
+        </w:rPr>
+      </w:pPr>
+    </w:p>
+    <w:p>
+      <w:pPr>
+        <w:pStyle w:val="HTMLPreformatted"/>
+        <w:ind w:left="720"/>
         <w:rPr>
           <w:rStyle w:val="HTMLCode"/>
           <w:rFonts w:eastAsiaTheme="majorEastAsia"/>
           <w:highlight w:val="yellow"/>
-        </w:rPr>
-        <w:t xml:space="preserve"> here…</w:t>
-      </w:r>
-    </w:p>
-    <w:p>
-      <w:pPr>
-        <w:pStyle w:val="HTMLPreformatted"/>
-        <w:rPr>
-          <w:rStyle w:val="HTMLCode"/>
-          <w:rFonts w:eastAsiaTheme="majorEastAsia"/>
         </w:rPr>
       </w:pPr>
     </w:p>
@@ -605,60 +940,169 @@
     </w:p>
     <w:p>
       <w:pPr>
-        <w:pStyle w:val="NormalWeb"/>
-      </w:pPr>
-      <w:r>
-        <w:t>Example:</w:t>
-      </w:r>
+        <w:pStyle w:val="HTMLPreformatted"/>
+      </w:pPr>
     </w:p>
     <w:p>
       <w:pPr>
-        <w:pStyle w:val="NormalWeb"/>
+        <w:pStyle w:val="HTMLPreformatted"/>
         <w:numPr>
           <w:ilvl w:val="0"/>
-          <w:numId w:val="11"/>
+          <w:numId w:val="14"/>
         </w:numPr>
-      </w:pPr>
-      <w:r>
-        <w:t>Last digit of Register Number = ___</w:t>
+        <w:rPr>
+          <w:rFonts w:eastAsiaTheme="majorEastAsia"/>
+          <w:highlight w:val="yellow"/>
+        </w:rPr>
+      </w:pPr>
+      <w:r>
+        <w:rPr>
+          <w:rFonts w:eastAsiaTheme="majorEastAsia"/>
+          <w:b/>
+          <w:bCs/>
+          <w:highlight w:val="yellow"/>
+        </w:rPr>
+        <w:t>Number of Students</w:t>
+      </w:r>
+      <w:r>
+        <w:rPr>
+          <w:rFonts w:eastAsiaTheme="majorEastAsia"/>
+          <w:highlight w:val="yellow"/>
+        </w:rPr>
+        <w:t> = 12 (Personalized range in </w:t>
+      </w:r>
+      <w:proofErr w:type="spellStart"/>
+      <w:r>
+        <w:rPr>
+          <w:rFonts w:eastAsiaTheme="majorEastAsia"/>
+          <w:highlight w:val="yellow"/>
+        </w:rPr>
+        <w:t>generate_data</w:t>
+      </w:r>
+      <w:proofErr w:type="spellEnd"/>
+      <w:r>
+        <w:rPr>
+          <w:rFonts w:eastAsiaTheme="majorEastAsia"/>
+          <w:highlight w:val="yellow"/>
+        </w:rPr>
+        <w:t>).</w:t>
       </w:r>
     </w:p>
     <w:p>
       <w:pPr>
-        <w:pStyle w:val="NormalWeb"/>
+        <w:pStyle w:val="HTMLPreformatted"/>
+        <w:ind w:left="720"/>
+        <w:rPr>
+          <w:rFonts w:eastAsiaTheme="majorEastAsia"/>
+          <w:highlight w:val="yellow"/>
+        </w:rPr>
+      </w:pPr>
+    </w:p>
+    <w:p>
+      <w:pPr>
+        <w:pStyle w:val="HTMLPreformatted"/>
         <w:numPr>
           <w:ilvl w:val="0"/>
-          <w:numId w:val="11"/>
+          <w:numId w:val="14"/>
         </w:numPr>
-      </w:pPr>
-      <w:r>
-        <w:t>Hence, I applied ______________________ logic.</w:t>
+        <w:rPr>
+          <w:rFonts w:eastAsiaTheme="majorEastAsia"/>
+          <w:highlight w:val="yellow"/>
+        </w:rPr>
+      </w:pPr>
+      <w:r>
+        <w:rPr>
+          <w:rFonts w:eastAsiaTheme="majorEastAsia"/>
+          <w:b/>
+          <w:bCs/>
+          <w:highlight w:val="yellow"/>
+        </w:rPr>
+        <w:t>Hence, I applied</w:t>
+      </w:r>
+      <w:r>
+        <w:rPr>
+          <w:rFonts w:eastAsiaTheme="majorEastAsia"/>
+          <w:highlight w:val="yellow"/>
+        </w:rPr>
+        <w:t> a mutation logic involving </w:t>
+      </w:r>
+      <w:proofErr w:type="spellStart"/>
+      <w:proofErr w:type="gramStart"/>
+      <w:r>
+        <w:rPr>
+          <w:rFonts w:eastAsiaTheme="majorEastAsia"/>
+          <w:highlight w:val="yellow"/>
+        </w:rPr>
+        <w:t>math.sqrt</w:t>
+      </w:r>
+      <w:proofErr w:type="spellEnd"/>
+      <w:proofErr w:type="gramEnd"/>
+      <w:r>
+        <w:rPr>
+          <w:rFonts w:eastAsiaTheme="majorEastAsia"/>
+          <w:highlight w:val="yellow"/>
+        </w:rPr>
+        <w:t>(data[</w:t>
+      </w:r>
+      <w:proofErr w:type="spellStart"/>
+      <w:r>
+        <w:rPr>
+          <w:rFonts w:eastAsiaTheme="majorEastAsia"/>
+          <w:highlight w:val="yellow"/>
+        </w:rPr>
+        <w:t>i</w:t>
+      </w:r>
+      <w:proofErr w:type="spellEnd"/>
+      <w:r>
+        <w:rPr>
+          <w:rFonts w:eastAsiaTheme="majorEastAsia"/>
+          <w:highlight w:val="yellow"/>
+        </w:rPr>
+        <w:t>]["marks"]) and a specific drift threshold of </w:t>
+      </w:r>
+      <w:r>
+        <w:rPr>
+          <w:rFonts w:eastAsiaTheme="majorEastAsia"/>
+          <w:b/>
+          <w:bCs/>
+          <w:highlight w:val="yellow"/>
+        </w:rPr>
+        <w:t>5</w:t>
+      </w:r>
+      <w:r>
+        <w:rPr>
+          <w:rFonts w:eastAsiaTheme="majorEastAsia"/>
+          <w:highlight w:val="yellow"/>
+        </w:rPr>
+        <w:t> to categorize the academic performance shifts.</w:t>
       </w:r>
     </w:p>
     <w:p>
       <w:pPr>
-        <w:pStyle w:val="HTMLPreformatted"/>
-      </w:pPr>
-      <w:r>
-        <w:rPr>
-          <w:rStyle w:val="hljs-builtin"/>
+        <w:pStyle w:val="ListParagraph"/>
+        <w:rPr>
           <w:rFonts w:eastAsiaTheme="majorEastAsia"/>
           <w:highlight w:val="yellow"/>
         </w:rPr>
-        <w:t>Write</w:t>
-      </w:r>
-      <w:r>
-        <w:rPr>
-          <w:rStyle w:val="HTMLCode"/>
+      </w:pPr>
+    </w:p>
+    <w:p>
+      <w:pPr>
+        <w:pStyle w:val="HTMLPreformatted"/>
+        <w:ind w:left="720"/>
+        <w:rPr>
           <w:rFonts w:eastAsiaTheme="majorEastAsia"/>
           <w:highlight w:val="yellow"/>
         </w:rPr>
-        <w:t xml:space="preserve"> here…</w:t>
-      </w:r>
+      </w:pPr>
     </w:p>
     <w:p>
       <w:pPr>
         <w:pStyle w:val="HTMLPreformatted"/>
+        <w:rPr>
+          <w:rFonts w:eastAsiaTheme="majorEastAsia"/>
+          <w:highlight w:val="yellow"/>
+        </w:rPr>
       </w:pPr>
     </w:p>
     <w:p>
@@ -708,9 +1152,9 @@
         <w:tblLook w:val="04A0" w:firstRow="1" w:lastRow="0" w:firstColumn="1" w:lastColumn="0" w:noHBand="0" w:noVBand="1"/>
       </w:tblPr>
       <w:tblGrid>
-        <w:gridCol w:w="1154"/>
-        <w:gridCol w:w="1759"/>
-        <w:gridCol w:w="4513"/>
+        <w:gridCol w:w="2803"/>
+        <w:gridCol w:w="1675"/>
+        <w:gridCol w:w="4272"/>
       </w:tblGrid>
       <w:tr>
         <w:trPr>
@@ -719,7 +1163,7 @@
         </w:trPr>
         <w:tc>
           <w:tcPr>
-            <w:tcW w:w="0" w:type="auto"/>
+            <w:tcW w:w="2758" w:type="dxa"/>
             <w:vAlign w:val="center"/>
             <w:hideMark/>
           </w:tcPr>
@@ -742,7 +1186,7 @@
         </w:tc>
         <w:tc>
           <w:tcPr>
-            <w:tcW w:w="0" w:type="auto"/>
+            <w:tcW w:w="1645" w:type="dxa"/>
             <w:vAlign w:val="center"/>
             <w:hideMark/>
           </w:tcPr>
@@ -765,7 +1209,7 @@
         </w:tc>
         <w:tc>
           <w:tcPr>
-            <w:tcW w:w="4468" w:type="dxa"/>
+            <w:tcW w:w="4227" w:type="dxa"/>
             <w:vAlign w:val="center"/>
             <w:hideMark/>
           </w:tcPr>
@@ -793,7 +1237,7 @@
         </w:trPr>
         <w:tc>
           <w:tcPr>
-            <w:tcW w:w="0" w:type="auto"/>
+            <w:tcW w:w="2758" w:type="dxa"/>
             <w:vAlign w:val="center"/>
             <w:hideMark/>
           </w:tcPr>
@@ -801,29 +1245,52 @@
             <w:r>
               <w:t>Test Case 1</w:t>
             </w:r>
+            <w:r>
+              <w:t>(</w:t>
+            </w:r>
+            <w:r>
+              <w:rPr>
+                <w:rFonts w:ascii="Times New Roman" w:hAnsi="Times New Roman" w:cs="Times New Roman"/>
+                <w:b/>
+                <w:bCs/>
+                <w:lang w:val="en-IN"/>
+              </w:rPr>
+              <w:t>Drift Value</w:t>
+            </w:r>
+            <w:r>
+              <w:t>)</w:t>
+            </w:r>
           </w:p>
         </w:tc>
         <w:tc>
           <w:tcPr>
-            <w:tcW w:w="0" w:type="auto"/>
+            <w:tcW w:w="1645" w:type="dxa"/>
             <w:vAlign w:val="center"/>
             <w:hideMark/>
           </w:tcPr>
           <w:p>
             <w:r>
-              <w:t>____________</w:t>
+              <w:rPr>
+                <w:rFonts w:ascii="Times New Roman" w:hAnsi="Times New Roman" w:cs="Times New Roman"/>
+                <w:lang w:val="en-IN"/>
+              </w:rPr>
+              <w:t>&lt; 5.0</w:t>
             </w:r>
           </w:p>
         </w:tc>
         <w:tc>
           <w:tcPr>
-            <w:tcW w:w="4468" w:type="dxa"/>
+            <w:tcW w:w="4227" w:type="dxa"/>
             <w:vAlign w:val="center"/>
             <w:hideMark/>
           </w:tcPr>
           <w:p>
             <w:r>
-              <w:t>____________</w:t>
+              <w:rPr>
+                <w:rFonts w:ascii="Times New Roman" w:hAnsi="Times New Roman" w:cs="Times New Roman"/>
+                <w:lang w:val="en-IN"/>
+              </w:rPr>
+              <w:t>0.0</w:t>
             </w:r>
           </w:p>
         </w:tc>
@@ -834,37 +1301,57 @@
         </w:trPr>
         <w:tc>
           <w:tcPr>
-            <w:tcW w:w="0" w:type="auto"/>
+            <w:tcW w:w="2758" w:type="dxa"/>
             <w:vAlign w:val="center"/>
             <w:hideMark/>
           </w:tcPr>
           <w:p>
             <w:r>
-              <w:t>Test Case 2</w:t>
+              <w:t>Test Case 2(</w:t>
+            </w:r>
+            <w:r>
+              <w:rPr>
+                <w:rFonts w:ascii="Times New Roman" w:hAnsi="Times New Roman" w:cs="Times New Roman"/>
+                <w:b/>
+                <w:bCs/>
+                <w:lang w:val="en-IN"/>
+              </w:rPr>
+              <w:t>Manual Mean</w:t>
+            </w:r>
+            <w:r>
+              <w:t>)</w:t>
             </w:r>
           </w:p>
         </w:tc>
         <w:tc>
           <w:tcPr>
-            <w:tcW w:w="0" w:type="auto"/>
+            <w:tcW w:w="1645" w:type="dxa"/>
             <w:vAlign w:val="center"/>
             <w:hideMark/>
           </w:tcPr>
           <w:p>
             <w:r>
-              <w:t>____________</w:t>
+              <w:rPr>
+                <w:rFonts w:ascii="Times New Roman" w:hAnsi="Times New Roman" w:cs="Times New Roman"/>
+                <w:lang w:val="en-IN"/>
+              </w:rPr>
+              <w:t>80.873575043722</w:t>
             </w:r>
           </w:p>
         </w:tc>
         <w:tc>
           <w:tcPr>
-            <w:tcW w:w="4468" w:type="dxa"/>
+            <w:tcW w:w="4227" w:type="dxa"/>
             <w:vAlign w:val="center"/>
             <w:hideMark/>
           </w:tcPr>
           <w:p>
             <w:r>
-              <w:t>____________</w:t>
+              <w:rPr>
+                <w:rFonts w:ascii="Times New Roman" w:hAnsi="Times New Roman" w:cs="Times New Roman"/>
+                <w:lang w:val="en-IN"/>
+              </w:rPr>
+              <w:t>80.873575043722</w:t>
             </w:r>
           </w:p>
         </w:tc>
@@ -875,38 +1362,57 @@
         </w:trPr>
         <w:tc>
           <w:tcPr>
-            <w:tcW w:w="0" w:type="auto"/>
+            <w:tcW w:w="2758" w:type="dxa"/>
             <w:vAlign w:val="center"/>
             <w:hideMark/>
           </w:tcPr>
           <w:p>
             <w:r>
-              <w:lastRenderedPageBreak/>
-              <w:t>Test Case 3</w:t>
+              <w:t>Test Case 3(</w:t>
+            </w:r>
+            <w:r>
+              <w:rPr>
+                <w:rFonts w:ascii="Times New Roman" w:hAnsi="Times New Roman" w:cs="Times New Roman"/>
+                <w:b/>
+                <w:bCs/>
+                <w:lang w:val="en-IN"/>
+              </w:rPr>
+              <w:t>Classification</w:t>
+            </w:r>
+            <w:r>
+              <w:t>)</w:t>
             </w:r>
           </w:p>
         </w:tc>
         <w:tc>
           <w:tcPr>
-            <w:tcW w:w="0" w:type="auto"/>
+            <w:tcW w:w="1645" w:type="dxa"/>
             <w:vAlign w:val="center"/>
             <w:hideMark/>
           </w:tcPr>
           <w:p>
             <w:r>
-              <w:t>____________</w:t>
+              <w:rPr>
+                <w:rFonts w:ascii="Times New Roman" w:hAnsi="Times New Roman" w:cs="Times New Roman"/>
+                <w:lang w:val="en-IN"/>
+              </w:rPr>
+              <w:t>Stable Data</w:t>
             </w:r>
           </w:p>
         </w:tc>
         <w:tc>
           <w:tcPr>
-            <w:tcW w:w="4468" w:type="dxa"/>
+            <w:tcW w:w="4227" w:type="dxa"/>
             <w:vAlign w:val="center"/>
             <w:hideMark/>
           </w:tcPr>
           <w:p>
             <w:r>
-              <w:t>____________</w:t>
+              <w:rPr>
+                <w:rFonts w:ascii="Times New Roman" w:hAnsi="Times New Roman" w:cs="Times New Roman"/>
+                <w:lang w:val="en-IN"/>
+              </w:rPr>
+              <w:t>Stable Data</w:t>
             </w:r>
           </w:p>
         </w:tc>
@@ -1006,19 +1512,7041 @@
     </w:p>
     <w:p>
       <w:pPr>
-        <w:pStyle w:val="HTMLPreformatted"/>
-        <w:rPr>
-          <w:rStyle w:val="hljs-comment"/>
-          <w:rFonts w:eastAsiaTheme="majorEastAsia"/>
-        </w:rPr>
-      </w:pPr>
-      <w:r>
-        <w:rPr>
-          <w:rStyle w:val="hljs-comment"/>
-          <w:rFonts w:eastAsiaTheme="majorEastAsia"/>
-          <w:highlight w:val="yellow"/>
-        </w:rPr>
-        <w:t># Your code here</w:t>
+        <w:shd w:val="clear" w:color="auto" w:fill="262335"/>
+        <w:spacing w:after="0" w:line="285" w:lineRule="atLeast"/>
+        <w:rPr>
+          <w:rFonts w:ascii="Consolas" w:eastAsia="Times New Roman" w:hAnsi="Consolas" w:cs="Times New Roman"/>
+          <w:color w:val="BBBBBB"/>
+          <w:sz w:val="21"/>
+          <w:szCs w:val="21"/>
+          <w:lang w:val="en-IN" w:eastAsia="en-IN"/>
+        </w:rPr>
+      </w:pPr>
+      <w:r>
+        <w:rPr>
+          <w:rFonts w:ascii="Consolas" w:eastAsia="Times New Roman" w:hAnsi="Consolas" w:cs="Times New Roman"/>
+          <w:color w:val="FEDE5D"/>
+          <w:sz w:val="21"/>
+          <w:szCs w:val="21"/>
+          <w:lang w:val="en-IN" w:eastAsia="en-IN"/>
+        </w:rPr>
+        <w:t>import</w:t>
+      </w:r>
+      <w:r>
+        <w:rPr>
+          <w:rFonts w:ascii="Consolas" w:eastAsia="Times New Roman" w:hAnsi="Consolas" w:cs="Times New Roman"/>
+          <w:color w:val="FF7EDB"/>
+          <w:sz w:val="21"/>
+          <w:szCs w:val="21"/>
+          <w:lang w:val="en-IN" w:eastAsia="en-IN"/>
+        </w:rPr>
+        <w:t xml:space="preserve"> </w:t>
+      </w:r>
+      <w:r>
+        <w:rPr>
+          <w:rFonts w:ascii="Consolas" w:eastAsia="Times New Roman" w:hAnsi="Consolas" w:cs="Times New Roman"/>
+          <w:color w:val="FE4450"/>
+          <w:sz w:val="21"/>
+          <w:szCs w:val="21"/>
+          <w:lang w:val="en-IN" w:eastAsia="en-IN"/>
+        </w:rPr>
+        <w:t>random</w:t>
+      </w:r>
+    </w:p>
+    <w:p>
+      <w:pPr>
+        <w:shd w:val="clear" w:color="auto" w:fill="262335"/>
+        <w:spacing w:after="0" w:line="285" w:lineRule="atLeast"/>
+        <w:rPr>
+          <w:rFonts w:ascii="Consolas" w:eastAsia="Times New Roman" w:hAnsi="Consolas" w:cs="Times New Roman"/>
+          <w:color w:val="BBBBBB"/>
+          <w:sz w:val="21"/>
+          <w:szCs w:val="21"/>
+          <w:lang w:val="en-IN" w:eastAsia="en-IN"/>
+        </w:rPr>
+      </w:pPr>
+      <w:r>
+        <w:rPr>
+          <w:rFonts w:ascii="Consolas" w:eastAsia="Times New Roman" w:hAnsi="Consolas" w:cs="Times New Roman"/>
+          <w:color w:val="FEDE5D"/>
+          <w:sz w:val="21"/>
+          <w:szCs w:val="21"/>
+          <w:lang w:val="en-IN" w:eastAsia="en-IN"/>
+        </w:rPr>
+        <w:t>import</w:t>
+      </w:r>
+      <w:r>
+        <w:rPr>
+          <w:rFonts w:ascii="Consolas" w:eastAsia="Times New Roman" w:hAnsi="Consolas" w:cs="Times New Roman"/>
+          <w:color w:val="FF7EDB"/>
+          <w:sz w:val="21"/>
+          <w:szCs w:val="21"/>
+          <w:lang w:val="en-IN" w:eastAsia="en-IN"/>
+        </w:rPr>
+        <w:t xml:space="preserve"> </w:t>
+      </w:r>
+      <w:r>
+        <w:rPr>
+          <w:rFonts w:ascii="Consolas" w:eastAsia="Times New Roman" w:hAnsi="Consolas" w:cs="Times New Roman"/>
+          <w:color w:val="FE4450"/>
+          <w:sz w:val="21"/>
+          <w:szCs w:val="21"/>
+          <w:lang w:val="en-IN" w:eastAsia="en-IN"/>
+        </w:rPr>
+        <w:t>copy</w:t>
+      </w:r>
+    </w:p>
+    <w:p>
+      <w:pPr>
+        <w:shd w:val="clear" w:color="auto" w:fill="262335"/>
+        <w:spacing w:after="0" w:line="285" w:lineRule="atLeast"/>
+        <w:rPr>
+          <w:rFonts w:ascii="Consolas" w:eastAsia="Times New Roman" w:hAnsi="Consolas" w:cs="Times New Roman"/>
+          <w:color w:val="BBBBBB"/>
+          <w:sz w:val="21"/>
+          <w:szCs w:val="21"/>
+          <w:lang w:val="en-IN" w:eastAsia="en-IN"/>
+        </w:rPr>
+      </w:pPr>
+      <w:r>
+        <w:rPr>
+          <w:rFonts w:ascii="Consolas" w:eastAsia="Times New Roman" w:hAnsi="Consolas" w:cs="Times New Roman"/>
+          <w:color w:val="FEDE5D"/>
+          <w:sz w:val="21"/>
+          <w:szCs w:val="21"/>
+          <w:lang w:val="en-IN" w:eastAsia="en-IN"/>
+        </w:rPr>
+        <w:t>import</w:t>
+      </w:r>
+      <w:r>
+        <w:rPr>
+          <w:rFonts w:ascii="Consolas" w:eastAsia="Times New Roman" w:hAnsi="Consolas" w:cs="Times New Roman"/>
+          <w:color w:val="FF7EDB"/>
+          <w:sz w:val="21"/>
+          <w:szCs w:val="21"/>
+          <w:lang w:val="en-IN" w:eastAsia="en-IN"/>
+        </w:rPr>
+        <w:t xml:space="preserve"> </w:t>
+      </w:r>
+      <w:r>
+        <w:rPr>
+          <w:rFonts w:ascii="Consolas" w:eastAsia="Times New Roman" w:hAnsi="Consolas" w:cs="Times New Roman"/>
+          <w:color w:val="FE4450"/>
+          <w:sz w:val="21"/>
+          <w:szCs w:val="21"/>
+          <w:lang w:val="en-IN" w:eastAsia="en-IN"/>
+        </w:rPr>
+        <w:t>math</w:t>
+      </w:r>
+    </w:p>
+    <w:p>
+      <w:pPr>
+        <w:shd w:val="clear" w:color="auto" w:fill="262335"/>
+        <w:spacing w:after="0" w:line="285" w:lineRule="atLeast"/>
+        <w:rPr>
+          <w:rFonts w:ascii="Consolas" w:eastAsia="Times New Roman" w:hAnsi="Consolas" w:cs="Times New Roman"/>
+          <w:color w:val="BBBBBB"/>
+          <w:sz w:val="21"/>
+          <w:szCs w:val="21"/>
+          <w:lang w:val="en-IN" w:eastAsia="en-IN"/>
+        </w:rPr>
+      </w:pPr>
+      <w:r>
+        <w:rPr>
+          <w:rFonts w:ascii="Consolas" w:eastAsia="Times New Roman" w:hAnsi="Consolas" w:cs="Times New Roman"/>
+          <w:color w:val="FEDE5D"/>
+          <w:sz w:val="21"/>
+          <w:szCs w:val="21"/>
+          <w:lang w:val="en-IN" w:eastAsia="en-IN"/>
+        </w:rPr>
+        <w:t>import</w:t>
+      </w:r>
+      <w:r>
+        <w:rPr>
+          <w:rFonts w:ascii="Consolas" w:eastAsia="Times New Roman" w:hAnsi="Consolas" w:cs="Times New Roman"/>
+          <w:color w:val="FF7EDB"/>
+          <w:sz w:val="21"/>
+          <w:szCs w:val="21"/>
+          <w:lang w:val="en-IN" w:eastAsia="en-IN"/>
+        </w:rPr>
+        <w:t xml:space="preserve"> </w:t>
+      </w:r>
+      <w:proofErr w:type="spellStart"/>
+      <w:r>
+        <w:rPr>
+          <w:rFonts w:ascii="Consolas" w:eastAsia="Times New Roman" w:hAnsi="Consolas" w:cs="Times New Roman"/>
+          <w:color w:val="FE4450"/>
+          <w:sz w:val="21"/>
+          <w:szCs w:val="21"/>
+          <w:lang w:val="en-IN" w:eastAsia="en-IN"/>
+        </w:rPr>
+        <w:t>numpy</w:t>
+      </w:r>
+      <w:proofErr w:type="spellEnd"/>
+      <w:r>
+        <w:rPr>
+          <w:rFonts w:ascii="Consolas" w:eastAsia="Times New Roman" w:hAnsi="Consolas" w:cs="Times New Roman"/>
+          <w:color w:val="FF7EDB"/>
+          <w:sz w:val="21"/>
+          <w:szCs w:val="21"/>
+          <w:lang w:val="en-IN" w:eastAsia="en-IN"/>
+        </w:rPr>
+        <w:t xml:space="preserve"> </w:t>
+      </w:r>
+      <w:r>
+        <w:rPr>
+          <w:rFonts w:ascii="Consolas" w:eastAsia="Times New Roman" w:hAnsi="Consolas" w:cs="Times New Roman"/>
+          <w:color w:val="FEDE5D"/>
+          <w:sz w:val="21"/>
+          <w:szCs w:val="21"/>
+          <w:lang w:val="en-IN" w:eastAsia="en-IN"/>
+        </w:rPr>
+        <w:t>as</w:t>
+      </w:r>
+      <w:r>
+        <w:rPr>
+          <w:rFonts w:ascii="Consolas" w:eastAsia="Times New Roman" w:hAnsi="Consolas" w:cs="Times New Roman"/>
+          <w:color w:val="FF7EDB"/>
+          <w:sz w:val="21"/>
+          <w:szCs w:val="21"/>
+          <w:lang w:val="en-IN" w:eastAsia="en-IN"/>
+        </w:rPr>
+        <w:t xml:space="preserve"> </w:t>
+      </w:r>
+      <w:r>
+        <w:rPr>
+          <w:rFonts w:ascii="Consolas" w:eastAsia="Times New Roman" w:hAnsi="Consolas" w:cs="Times New Roman"/>
+          <w:color w:val="FE4450"/>
+          <w:sz w:val="21"/>
+          <w:szCs w:val="21"/>
+          <w:lang w:val="en-IN" w:eastAsia="en-IN"/>
+        </w:rPr>
+        <w:t>np</w:t>
+      </w:r>
+    </w:p>
+    <w:p>
+      <w:pPr>
+        <w:shd w:val="clear" w:color="auto" w:fill="262335"/>
+        <w:spacing w:after="0" w:line="285" w:lineRule="atLeast"/>
+        <w:rPr>
+          <w:rFonts w:ascii="Consolas" w:eastAsia="Times New Roman" w:hAnsi="Consolas" w:cs="Times New Roman"/>
+          <w:color w:val="BBBBBB"/>
+          <w:sz w:val="21"/>
+          <w:szCs w:val="21"/>
+          <w:lang w:val="en-IN" w:eastAsia="en-IN"/>
+        </w:rPr>
+      </w:pPr>
+      <w:r>
+        <w:rPr>
+          <w:rFonts w:ascii="Consolas" w:eastAsia="Times New Roman" w:hAnsi="Consolas" w:cs="Times New Roman"/>
+          <w:color w:val="FEDE5D"/>
+          <w:sz w:val="21"/>
+          <w:szCs w:val="21"/>
+          <w:lang w:val="en-IN" w:eastAsia="en-IN"/>
+        </w:rPr>
+        <w:t>import</w:t>
+      </w:r>
+      <w:r>
+        <w:rPr>
+          <w:rFonts w:ascii="Consolas" w:eastAsia="Times New Roman" w:hAnsi="Consolas" w:cs="Times New Roman"/>
+          <w:color w:val="FF7EDB"/>
+          <w:sz w:val="21"/>
+          <w:szCs w:val="21"/>
+          <w:lang w:val="en-IN" w:eastAsia="en-IN"/>
+        </w:rPr>
+        <w:t xml:space="preserve"> </w:t>
+      </w:r>
+      <w:r>
+        <w:rPr>
+          <w:rFonts w:ascii="Consolas" w:eastAsia="Times New Roman" w:hAnsi="Consolas" w:cs="Times New Roman"/>
+          <w:color w:val="FE4450"/>
+          <w:sz w:val="21"/>
+          <w:szCs w:val="21"/>
+          <w:lang w:val="en-IN" w:eastAsia="en-IN"/>
+        </w:rPr>
+        <w:t>pandas</w:t>
+      </w:r>
+      <w:r>
+        <w:rPr>
+          <w:rFonts w:ascii="Consolas" w:eastAsia="Times New Roman" w:hAnsi="Consolas" w:cs="Times New Roman"/>
+          <w:color w:val="FF7EDB"/>
+          <w:sz w:val="21"/>
+          <w:szCs w:val="21"/>
+          <w:lang w:val="en-IN" w:eastAsia="en-IN"/>
+        </w:rPr>
+        <w:t xml:space="preserve"> </w:t>
+      </w:r>
+      <w:r>
+        <w:rPr>
+          <w:rFonts w:ascii="Consolas" w:eastAsia="Times New Roman" w:hAnsi="Consolas" w:cs="Times New Roman"/>
+          <w:color w:val="FEDE5D"/>
+          <w:sz w:val="21"/>
+          <w:szCs w:val="21"/>
+          <w:lang w:val="en-IN" w:eastAsia="en-IN"/>
+        </w:rPr>
+        <w:t>as</w:t>
+      </w:r>
+      <w:r>
+        <w:rPr>
+          <w:rFonts w:ascii="Consolas" w:eastAsia="Times New Roman" w:hAnsi="Consolas" w:cs="Times New Roman"/>
+          <w:color w:val="FF7EDB"/>
+          <w:sz w:val="21"/>
+          <w:szCs w:val="21"/>
+          <w:lang w:val="en-IN" w:eastAsia="en-IN"/>
+        </w:rPr>
+        <w:t xml:space="preserve"> </w:t>
+      </w:r>
+      <w:r>
+        <w:rPr>
+          <w:rFonts w:ascii="Consolas" w:eastAsia="Times New Roman" w:hAnsi="Consolas" w:cs="Times New Roman"/>
+          <w:color w:val="FE4450"/>
+          <w:sz w:val="21"/>
+          <w:szCs w:val="21"/>
+          <w:lang w:val="en-IN" w:eastAsia="en-IN"/>
+        </w:rPr>
+        <w:t>pd</w:t>
+      </w:r>
+    </w:p>
+    <w:p>
+      <w:pPr>
+        <w:shd w:val="clear" w:color="auto" w:fill="262335"/>
+        <w:spacing w:after="0" w:line="285" w:lineRule="atLeast"/>
+        <w:rPr>
+          <w:rFonts w:ascii="Consolas" w:eastAsia="Times New Roman" w:hAnsi="Consolas" w:cs="Times New Roman"/>
+          <w:color w:val="BBBBBB"/>
+          <w:sz w:val="21"/>
+          <w:szCs w:val="21"/>
+          <w:lang w:val="en-IN" w:eastAsia="en-IN"/>
+        </w:rPr>
+      </w:pPr>
+    </w:p>
+    <w:p>
+      <w:pPr>
+        <w:shd w:val="clear" w:color="auto" w:fill="262335"/>
+        <w:spacing w:after="0" w:line="285" w:lineRule="atLeast"/>
+        <w:rPr>
+          <w:rFonts w:ascii="Consolas" w:eastAsia="Times New Roman" w:hAnsi="Consolas" w:cs="Times New Roman"/>
+          <w:color w:val="BBBBBB"/>
+          <w:sz w:val="21"/>
+          <w:szCs w:val="21"/>
+          <w:lang w:val="en-IN" w:eastAsia="en-IN"/>
+        </w:rPr>
+      </w:pPr>
+      <w:r>
+        <w:rPr>
+          <w:rFonts w:ascii="Consolas" w:eastAsia="Times New Roman" w:hAnsi="Consolas" w:cs="Times New Roman"/>
+          <w:color w:val="FEDE5D"/>
+          <w:sz w:val="21"/>
+          <w:szCs w:val="21"/>
+          <w:lang w:val="en-IN" w:eastAsia="en-IN"/>
+        </w:rPr>
+        <w:t>def</w:t>
+      </w:r>
+      <w:r>
+        <w:rPr>
+          <w:rFonts w:ascii="Consolas" w:eastAsia="Times New Roman" w:hAnsi="Consolas" w:cs="Times New Roman"/>
+          <w:color w:val="FF7EDB"/>
+          <w:sz w:val="21"/>
+          <w:szCs w:val="21"/>
+          <w:lang w:val="en-IN" w:eastAsia="en-IN"/>
+        </w:rPr>
+        <w:t xml:space="preserve"> </w:t>
+      </w:r>
+      <w:proofErr w:type="spellStart"/>
+      <w:r>
+        <w:rPr>
+          <w:rFonts w:ascii="Consolas" w:eastAsia="Times New Roman" w:hAnsi="Consolas" w:cs="Times New Roman"/>
+          <w:color w:val="36F9F6"/>
+          <w:sz w:val="21"/>
+          <w:szCs w:val="21"/>
+          <w:lang w:val="en-IN" w:eastAsia="en-IN"/>
+        </w:rPr>
+        <w:t>generate_</w:t>
+      </w:r>
+      <w:proofErr w:type="gramStart"/>
+      <w:r>
+        <w:rPr>
+          <w:rFonts w:ascii="Consolas" w:eastAsia="Times New Roman" w:hAnsi="Consolas" w:cs="Times New Roman"/>
+          <w:color w:val="36F9F6"/>
+          <w:sz w:val="21"/>
+          <w:szCs w:val="21"/>
+          <w:lang w:val="en-IN" w:eastAsia="en-IN"/>
+        </w:rPr>
+        <w:t>data</w:t>
+      </w:r>
+      <w:proofErr w:type="spellEnd"/>
+      <w:r>
+        <w:rPr>
+          <w:rFonts w:ascii="Consolas" w:eastAsia="Times New Roman" w:hAnsi="Consolas" w:cs="Times New Roman"/>
+          <w:color w:val="FF7EDB"/>
+          <w:sz w:val="21"/>
+          <w:szCs w:val="21"/>
+          <w:lang w:val="en-IN" w:eastAsia="en-IN"/>
+        </w:rPr>
+        <w:t>(</w:t>
+      </w:r>
+      <w:proofErr w:type="gramEnd"/>
+      <w:r>
+        <w:rPr>
+          <w:rFonts w:ascii="Consolas" w:eastAsia="Times New Roman" w:hAnsi="Consolas" w:cs="Times New Roman"/>
+          <w:color w:val="FF7EDB"/>
+          <w:sz w:val="21"/>
+          <w:szCs w:val="21"/>
+          <w:lang w:val="en-IN" w:eastAsia="en-IN"/>
+        </w:rPr>
+        <w:t>):</w:t>
+      </w:r>
+    </w:p>
+    <w:p>
+      <w:pPr>
+        <w:shd w:val="clear" w:color="auto" w:fill="262335"/>
+        <w:spacing w:after="0" w:line="285" w:lineRule="atLeast"/>
+        <w:rPr>
+          <w:rFonts w:ascii="Consolas" w:eastAsia="Times New Roman" w:hAnsi="Consolas" w:cs="Times New Roman"/>
+          <w:color w:val="BBBBBB"/>
+          <w:sz w:val="21"/>
+          <w:szCs w:val="21"/>
+          <w:lang w:val="en-IN" w:eastAsia="en-IN"/>
+        </w:rPr>
+      </w:pPr>
+      <w:r>
+        <w:rPr>
+          <w:rFonts w:ascii="Consolas" w:eastAsia="Times New Roman" w:hAnsi="Consolas" w:cs="Times New Roman"/>
+          <w:color w:val="FF7EDB"/>
+          <w:sz w:val="21"/>
+          <w:szCs w:val="21"/>
+          <w:lang w:val="en-IN" w:eastAsia="en-IN"/>
+        </w:rPr>
+        <w:t xml:space="preserve">    data </w:t>
+      </w:r>
+      <w:r>
+        <w:rPr>
+          <w:rFonts w:ascii="Consolas" w:eastAsia="Times New Roman" w:hAnsi="Consolas" w:cs="Times New Roman"/>
+          <w:color w:val="DDDDDD"/>
+          <w:sz w:val="21"/>
+          <w:szCs w:val="21"/>
+          <w:lang w:val="en-IN" w:eastAsia="en-IN"/>
+        </w:rPr>
+        <w:t>=</w:t>
+      </w:r>
+      <w:r>
+        <w:rPr>
+          <w:rFonts w:ascii="Consolas" w:eastAsia="Times New Roman" w:hAnsi="Consolas" w:cs="Times New Roman"/>
+          <w:color w:val="FF7EDB"/>
+          <w:sz w:val="21"/>
+          <w:szCs w:val="21"/>
+          <w:lang w:val="en-IN" w:eastAsia="en-IN"/>
+        </w:rPr>
+        <w:t xml:space="preserve"> []</w:t>
+      </w:r>
+    </w:p>
+    <w:p>
+      <w:pPr>
+        <w:shd w:val="clear" w:color="auto" w:fill="262335"/>
+        <w:spacing w:after="0" w:line="285" w:lineRule="atLeast"/>
+        <w:rPr>
+          <w:rFonts w:ascii="Consolas" w:eastAsia="Times New Roman" w:hAnsi="Consolas" w:cs="Times New Roman"/>
+          <w:color w:val="BBBBBB"/>
+          <w:sz w:val="21"/>
+          <w:szCs w:val="21"/>
+          <w:lang w:val="en-IN" w:eastAsia="en-IN"/>
+        </w:rPr>
+      </w:pPr>
+      <w:r>
+        <w:rPr>
+          <w:rFonts w:ascii="Consolas" w:eastAsia="Times New Roman" w:hAnsi="Consolas" w:cs="Times New Roman"/>
+          <w:color w:val="FF7EDB"/>
+          <w:sz w:val="21"/>
+          <w:szCs w:val="21"/>
+          <w:lang w:val="en-IN" w:eastAsia="en-IN"/>
+        </w:rPr>
+        <w:t xml:space="preserve">    </w:t>
+      </w:r>
+      <w:r>
+        <w:rPr>
+          <w:rFonts w:ascii="Consolas" w:eastAsia="Times New Roman" w:hAnsi="Consolas" w:cs="Times New Roman"/>
+          <w:color w:val="FEDE5D"/>
+          <w:sz w:val="21"/>
+          <w:szCs w:val="21"/>
+          <w:lang w:val="en-IN" w:eastAsia="en-IN"/>
+        </w:rPr>
+        <w:t>for</w:t>
+      </w:r>
+      <w:r>
+        <w:rPr>
+          <w:rFonts w:ascii="Consolas" w:eastAsia="Times New Roman" w:hAnsi="Consolas" w:cs="Times New Roman"/>
+          <w:color w:val="FF7EDB"/>
+          <w:sz w:val="21"/>
+          <w:szCs w:val="21"/>
+          <w:lang w:val="en-IN" w:eastAsia="en-IN"/>
+        </w:rPr>
+        <w:t xml:space="preserve"> </w:t>
+      </w:r>
+      <w:proofErr w:type="spellStart"/>
+      <w:r>
+        <w:rPr>
+          <w:rFonts w:ascii="Consolas" w:eastAsia="Times New Roman" w:hAnsi="Consolas" w:cs="Times New Roman"/>
+          <w:color w:val="FF7EDB"/>
+          <w:sz w:val="21"/>
+          <w:szCs w:val="21"/>
+          <w:lang w:val="en-IN" w:eastAsia="en-IN"/>
+        </w:rPr>
+        <w:t>i</w:t>
+      </w:r>
+      <w:proofErr w:type="spellEnd"/>
+      <w:r>
+        <w:rPr>
+          <w:rFonts w:ascii="Consolas" w:eastAsia="Times New Roman" w:hAnsi="Consolas" w:cs="Times New Roman"/>
+          <w:color w:val="FF7EDB"/>
+          <w:sz w:val="21"/>
+          <w:szCs w:val="21"/>
+          <w:lang w:val="en-IN" w:eastAsia="en-IN"/>
+        </w:rPr>
+        <w:t xml:space="preserve"> </w:t>
+      </w:r>
+      <w:r>
+        <w:rPr>
+          <w:rFonts w:ascii="Consolas" w:eastAsia="Times New Roman" w:hAnsi="Consolas" w:cs="Times New Roman"/>
+          <w:color w:val="FEDE5D"/>
+          <w:sz w:val="21"/>
+          <w:szCs w:val="21"/>
+          <w:lang w:val="en-IN" w:eastAsia="en-IN"/>
+        </w:rPr>
+        <w:t>in</w:t>
+      </w:r>
+      <w:r>
+        <w:rPr>
+          <w:rFonts w:ascii="Consolas" w:eastAsia="Times New Roman" w:hAnsi="Consolas" w:cs="Times New Roman"/>
+          <w:color w:val="FF7EDB"/>
+          <w:sz w:val="21"/>
+          <w:szCs w:val="21"/>
+          <w:lang w:val="en-IN" w:eastAsia="en-IN"/>
+        </w:rPr>
+        <w:t xml:space="preserve"> </w:t>
+      </w:r>
+      <w:proofErr w:type="gramStart"/>
+      <w:r>
+        <w:rPr>
+          <w:rFonts w:ascii="Consolas" w:eastAsia="Times New Roman" w:hAnsi="Consolas" w:cs="Times New Roman"/>
+          <w:color w:val="FE4450"/>
+          <w:sz w:val="21"/>
+          <w:szCs w:val="21"/>
+          <w:lang w:val="en-IN" w:eastAsia="en-IN"/>
+        </w:rPr>
+        <w:t>range</w:t>
+      </w:r>
+      <w:r>
+        <w:rPr>
+          <w:rFonts w:ascii="Consolas" w:eastAsia="Times New Roman" w:hAnsi="Consolas" w:cs="Times New Roman"/>
+          <w:color w:val="FF7EDB"/>
+          <w:sz w:val="21"/>
+          <w:szCs w:val="21"/>
+          <w:lang w:val="en-IN" w:eastAsia="en-IN"/>
+        </w:rPr>
+        <w:t>(</w:t>
+      </w:r>
+      <w:proofErr w:type="gramEnd"/>
+      <w:r>
+        <w:rPr>
+          <w:rFonts w:ascii="Consolas" w:eastAsia="Times New Roman" w:hAnsi="Consolas" w:cs="Times New Roman"/>
+          <w:color w:val="F97E72"/>
+          <w:sz w:val="21"/>
+          <w:szCs w:val="21"/>
+          <w:lang w:val="en-IN" w:eastAsia="en-IN"/>
+        </w:rPr>
+        <w:t>12</w:t>
+      </w:r>
+      <w:r>
+        <w:rPr>
+          <w:rFonts w:ascii="Consolas" w:eastAsia="Times New Roman" w:hAnsi="Consolas" w:cs="Times New Roman"/>
+          <w:color w:val="FF7EDB"/>
+          <w:sz w:val="21"/>
+          <w:szCs w:val="21"/>
+          <w:lang w:val="en-IN" w:eastAsia="en-IN"/>
+        </w:rPr>
+        <w:t>):</w:t>
+      </w:r>
+    </w:p>
+    <w:p>
+      <w:pPr>
+        <w:shd w:val="clear" w:color="auto" w:fill="262335"/>
+        <w:spacing w:after="0" w:line="285" w:lineRule="atLeast"/>
+        <w:rPr>
+          <w:rFonts w:ascii="Consolas" w:eastAsia="Times New Roman" w:hAnsi="Consolas" w:cs="Times New Roman"/>
+          <w:color w:val="BBBBBB"/>
+          <w:sz w:val="21"/>
+          <w:szCs w:val="21"/>
+          <w:lang w:val="en-IN" w:eastAsia="en-IN"/>
+        </w:rPr>
+      </w:pPr>
+      <w:r>
+        <w:rPr>
+          <w:rFonts w:ascii="Consolas" w:eastAsia="Times New Roman" w:hAnsi="Consolas" w:cs="Times New Roman"/>
+          <w:color w:val="FF7EDB"/>
+          <w:sz w:val="21"/>
+          <w:szCs w:val="21"/>
+          <w:lang w:val="en-IN" w:eastAsia="en-IN"/>
+        </w:rPr>
+        <w:t xml:space="preserve">        student </w:t>
+      </w:r>
+      <w:r>
+        <w:rPr>
+          <w:rFonts w:ascii="Consolas" w:eastAsia="Times New Roman" w:hAnsi="Consolas" w:cs="Times New Roman"/>
+          <w:color w:val="DDDDDD"/>
+          <w:sz w:val="21"/>
+          <w:szCs w:val="21"/>
+          <w:lang w:val="en-IN" w:eastAsia="en-IN"/>
+        </w:rPr>
+        <w:t>=</w:t>
+      </w:r>
+      <w:r>
+        <w:rPr>
+          <w:rFonts w:ascii="Consolas" w:eastAsia="Times New Roman" w:hAnsi="Consolas" w:cs="Times New Roman"/>
+          <w:color w:val="FF7EDB"/>
+          <w:sz w:val="21"/>
+          <w:szCs w:val="21"/>
+          <w:lang w:val="en-IN" w:eastAsia="en-IN"/>
+        </w:rPr>
+        <w:t xml:space="preserve"> {</w:t>
+      </w:r>
+    </w:p>
+    <w:p>
+      <w:pPr>
+        <w:shd w:val="clear" w:color="auto" w:fill="262335"/>
+        <w:spacing w:after="0" w:line="285" w:lineRule="atLeast"/>
+        <w:rPr>
+          <w:rFonts w:ascii="Consolas" w:eastAsia="Times New Roman" w:hAnsi="Consolas" w:cs="Times New Roman"/>
+          <w:color w:val="BBBBBB"/>
+          <w:sz w:val="21"/>
+          <w:szCs w:val="21"/>
+          <w:lang w:val="en-IN" w:eastAsia="en-IN"/>
+        </w:rPr>
+      </w:pPr>
+      <w:r>
+        <w:rPr>
+          <w:rFonts w:ascii="Consolas" w:eastAsia="Times New Roman" w:hAnsi="Consolas" w:cs="Times New Roman"/>
+          <w:color w:val="FF7EDB"/>
+          <w:sz w:val="21"/>
+          <w:szCs w:val="21"/>
+          <w:lang w:val="en-IN" w:eastAsia="en-IN"/>
+        </w:rPr>
+        <w:t xml:space="preserve">            </w:t>
+      </w:r>
+      <w:r>
+        <w:rPr>
+          <w:rFonts w:ascii="Consolas" w:eastAsia="Times New Roman" w:hAnsi="Consolas" w:cs="Times New Roman"/>
+          <w:color w:val="FF8B39"/>
+          <w:sz w:val="21"/>
+          <w:szCs w:val="21"/>
+          <w:lang w:val="en-IN" w:eastAsia="en-IN"/>
+        </w:rPr>
+        <w:t>"id"</w:t>
+      </w:r>
+      <w:r>
+        <w:rPr>
+          <w:rFonts w:ascii="Consolas" w:eastAsia="Times New Roman" w:hAnsi="Consolas" w:cs="Times New Roman"/>
+          <w:color w:val="FF7EDB"/>
+          <w:sz w:val="21"/>
+          <w:szCs w:val="21"/>
+          <w:lang w:val="en-IN" w:eastAsia="en-IN"/>
+        </w:rPr>
+        <w:t xml:space="preserve">: </w:t>
+      </w:r>
+      <w:proofErr w:type="spellStart"/>
+      <w:r>
+        <w:rPr>
+          <w:rFonts w:ascii="Consolas" w:eastAsia="Times New Roman" w:hAnsi="Consolas" w:cs="Times New Roman"/>
+          <w:color w:val="FF7EDB"/>
+          <w:sz w:val="21"/>
+          <w:szCs w:val="21"/>
+          <w:lang w:val="en-IN" w:eastAsia="en-IN"/>
+        </w:rPr>
+        <w:t>i</w:t>
+      </w:r>
+      <w:proofErr w:type="spellEnd"/>
+      <w:r>
+        <w:rPr>
+          <w:rFonts w:ascii="Consolas" w:eastAsia="Times New Roman" w:hAnsi="Consolas" w:cs="Times New Roman"/>
+          <w:color w:val="FF7EDB"/>
+          <w:sz w:val="21"/>
+          <w:szCs w:val="21"/>
+          <w:lang w:val="en-IN" w:eastAsia="en-IN"/>
+        </w:rPr>
+        <w:t xml:space="preserve"> </w:t>
+      </w:r>
+      <w:r>
+        <w:rPr>
+          <w:rFonts w:ascii="Consolas" w:eastAsia="Times New Roman" w:hAnsi="Consolas" w:cs="Times New Roman"/>
+          <w:color w:val="FEDE5D"/>
+          <w:sz w:val="21"/>
+          <w:szCs w:val="21"/>
+          <w:lang w:val="en-IN" w:eastAsia="en-IN"/>
+        </w:rPr>
+        <w:t>+</w:t>
+      </w:r>
+      <w:r>
+        <w:rPr>
+          <w:rFonts w:ascii="Consolas" w:eastAsia="Times New Roman" w:hAnsi="Consolas" w:cs="Times New Roman"/>
+          <w:color w:val="FF7EDB"/>
+          <w:sz w:val="21"/>
+          <w:szCs w:val="21"/>
+          <w:lang w:val="en-IN" w:eastAsia="en-IN"/>
+        </w:rPr>
+        <w:t xml:space="preserve"> </w:t>
+      </w:r>
+      <w:r>
+        <w:rPr>
+          <w:rFonts w:ascii="Consolas" w:eastAsia="Times New Roman" w:hAnsi="Consolas" w:cs="Times New Roman"/>
+          <w:color w:val="F97E72"/>
+          <w:sz w:val="21"/>
+          <w:szCs w:val="21"/>
+          <w:lang w:val="en-IN" w:eastAsia="en-IN"/>
+        </w:rPr>
+        <w:t>1</w:t>
+      </w:r>
+      <w:r>
+        <w:rPr>
+          <w:rFonts w:ascii="Consolas" w:eastAsia="Times New Roman" w:hAnsi="Consolas" w:cs="Times New Roman"/>
+          <w:color w:val="FF7EDB"/>
+          <w:sz w:val="21"/>
+          <w:szCs w:val="21"/>
+          <w:lang w:val="en-IN" w:eastAsia="en-IN"/>
+        </w:rPr>
+        <w:t>,</w:t>
+      </w:r>
+    </w:p>
+    <w:p>
+      <w:pPr>
+        <w:shd w:val="clear" w:color="auto" w:fill="262335"/>
+        <w:spacing w:after="0" w:line="285" w:lineRule="atLeast"/>
+        <w:rPr>
+          <w:rFonts w:ascii="Consolas" w:eastAsia="Times New Roman" w:hAnsi="Consolas" w:cs="Times New Roman"/>
+          <w:color w:val="BBBBBB"/>
+          <w:sz w:val="21"/>
+          <w:szCs w:val="21"/>
+          <w:lang w:val="en-IN" w:eastAsia="en-IN"/>
+        </w:rPr>
+      </w:pPr>
+      <w:r>
+        <w:rPr>
+          <w:rFonts w:ascii="Consolas" w:eastAsia="Times New Roman" w:hAnsi="Consolas" w:cs="Times New Roman"/>
+          <w:color w:val="FF7EDB"/>
+          <w:sz w:val="21"/>
+          <w:szCs w:val="21"/>
+          <w:lang w:val="en-IN" w:eastAsia="en-IN"/>
+        </w:rPr>
+        <w:t xml:space="preserve">            </w:t>
+      </w:r>
+      <w:r>
+        <w:rPr>
+          <w:rFonts w:ascii="Consolas" w:eastAsia="Times New Roman" w:hAnsi="Consolas" w:cs="Times New Roman"/>
+          <w:color w:val="FF8B39"/>
+          <w:sz w:val="21"/>
+          <w:szCs w:val="21"/>
+          <w:lang w:val="en-IN" w:eastAsia="en-IN"/>
+        </w:rPr>
+        <w:t>"marks"</w:t>
+      </w:r>
+      <w:r>
+        <w:rPr>
+          <w:rFonts w:ascii="Consolas" w:eastAsia="Times New Roman" w:hAnsi="Consolas" w:cs="Times New Roman"/>
+          <w:color w:val="FF7EDB"/>
+          <w:sz w:val="21"/>
+          <w:szCs w:val="21"/>
+          <w:lang w:val="en-IN" w:eastAsia="en-IN"/>
+        </w:rPr>
+        <w:t xml:space="preserve">: </w:t>
+      </w:r>
+      <w:proofErr w:type="spellStart"/>
+      <w:proofErr w:type="gramStart"/>
+      <w:r>
+        <w:rPr>
+          <w:rFonts w:ascii="Consolas" w:eastAsia="Times New Roman" w:hAnsi="Consolas" w:cs="Times New Roman"/>
+          <w:color w:val="FE4450"/>
+          <w:sz w:val="21"/>
+          <w:szCs w:val="21"/>
+          <w:lang w:val="en-IN" w:eastAsia="en-IN"/>
+        </w:rPr>
+        <w:t>random</w:t>
+      </w:r>
+      <w:r>
+        <w:rPr>
+          <w:rFonts w:ascii="Consolas" w:eastAsia="Times New Roman" w:hAnsi="Consolas" w:cs="Times New Roman"/>
+          <w:color w:val="FF7EDB"/>
+          <w:sz w:val="21"/>
+          <w:szCs w:val="21"/>
+          <w:lang w:val="en-IN" w:eastAsia="en-IN"/>
+        </w:rPr>
+        <w:t>.</w:t>
+      </w:r>
+      <w:r>
+        <w:rPr>
+          <w:rFonts w:ascii="Consolas" w:eastAsia="Times New Roman" w:hAnsi="Consolas" w:cs="Times New Roman"/>
+          <w:color w:val="36F9F6"/>
+          <w:sz w:val="21"/>
+          <w:szCs w:val="21"/>
+          <w:lang w:val="en-IN" w:eastAsia="en-IN"/>
+        </w:rPr>
+        <w:t>randint</w:t>
+      </w:r>
+      <w:proofErr w:type="spellEnd"/>
+      <w:proofErr w:type="gramEnd"/>
+      <w:r>
+        <w:rPr>
+          <w:rFonts w:ascii="Consolas" w:eastAsia="Times New Roman" w:hAnsi="Consolas" w:cs="Times New Roman"/>
+          <w:color w:val="FF7EDB"/>
+          <w:sz w:val="21"/>
+          <w:szCs w:val="21"/>
+          <w:lang w:val="en-IN" w:eastAsia="en-IN"/>
+        </w:rPr>
+        <w:t>(</w:t>
+      </w:r>
+      <w:r>
+        <w:rPr>
+          <w:rFonts w:ascii="Consolas" w:eastAsia="Times New Roman" w:hAnsi="Consolas" w:cs="Times New Roman"/>
+          <w:color w:val="F97E72"/>
+          <w:sz w:val="21"/>
+          <w:szCs w:val="21"/>
+          <w:lang w:val="en-IN" w:eastAsia="en-IN"/>
+        </w:rPr>
+        <w:t>40</w:t>
+      </w:r>
+      <w:r>
+        <w:rPr>
+          <w:rFonts w:ascii="Consolas" w:eastAsia="Times New Roman" w:hAnsi="Consolas" w:cs="Times New Roman"/>
+          <w:color w:val="FF7EDB"/>
+          <w:sz w:val="21"/>
+          <w:szCs w:val="21"/>
+          <w:lang w:val="en-IN" w:eastAsia="en-IN"/>
+        </w:rPr>
+        <w:t xml:space="preserve">, </w:t>
+      </w:r>
+      <w:r>
+        <w:rPr>
+          <w:rFonts w:ascii="Consolas" w:eastAsia="Times New Roman" w:hAnsi="Consolas" w:cs="Times New Roman"/>
+          <w:color w:val="F97E72"/>
+          <w:sz w:val="21"/>
+          <w:szCs w:val="21"/>
+          <w:lang w:val="en-IN" w:eastAsia="en-IN"/>
+        </w:rPr>
+        <w:t>100</w:t>
+      </w:r>
+      <w:r>
+        <w:rPr>
+          <w:rFonts w:ascii="Consolas" w:eastAsia="Times New Roman" w:hAnsi="Consolas" w:cs="Times New Roman"/>
+          <w:color w:val="FF7EDB"/>
+          <w:sz w:val="21"/>
+          <w:szCs w:val="21"/>
+          <w:lang w:val="en-IN" w:eastAsia="en-IN"/>
+        </w:rPr>
+        <w:t>),</w:t>
+      </w:r>
+    </w:p>
+    <w:p>
+      <w:pPr>
+        <w:shd w:val="clear" w:color="auto" w:fill="262335"/>
+        <w:spacing w:after="0" w:line="285" w:lineRule="atLeast"/>
+        <w:rPr>
+          <w:rFonts w:ascii="Consolas" w:eastAsia="Times New Roman" w:hAnsi="Consolas" w:cs="Times New Roman"/>
+          <w:color w:val="BBBBBB"/>
+          <w:sz w:val="21"/>
+          <w:szCs w:val="21"/>
+          <w:lang w:val="en-IN" w:eastAsia="en-IN"/>
+        </w:rPr>
+      </w:pPr>
+      <w:r>
+        <w:rPr>
+          <w:rFonts w:ascii="Consolas" w:eastAsia="Times New Roman" w:hAnsi="Consolas" w:cs="Times New Roman"/>
+          <w:color w:val="FF7EDB"/>
+          <w:sz w:val="21"/>
+          <w:szCs w:val="21"/>
+          <w:lang w:val="en-IN" w:eastAsia="en-IN"/>
+        </w:rPr>
+        <w:t xml:space="preserve">            </w:t>
+      </w:r>
+      <w:r>
+        <w:rPr>
+          <w:rFonts w:ascii="Consolas" w:eastAsia="Times New Roman" w:hAnsi="Consolas" w:cs="Times New Roman"/>
+          <w:color w:val="FF8B39"/>
+          <w:sz w:val="21"/>
+          <w:szCs w:val="21"/>
+          <w:lang w:val="en-IN" w:eastAsia="en-IN"/>
+        </w:rPr>
+        <w:t>"attendance"</w:t>
+      </w:r>
+      <w:r>
+        <w:rPr>
+          <w:rFonts w:ascii="Consolas" w:eastAsia="Times New Roman" w:hAnsi="Consolas" w:cs="Times New Roman"/>
+          <w:color w:val="FF7EDB"/>
+          <w:sz w:val="21"/>
+          <w:szCs w:val="21"/>
+          <w:lang w:val="en-IN" w:eastAsia="en-IN"/>
+        </w:rPr>
+        <w:t xml:space="preserve">: </w:t>
+      </w:r>
+      <w:proofErr w:type="spellStart"/>
+      <w:proofErr w:type="gramStart"/>
+      <w:r>
+        <w:rPr>
+          <w:rFonts w:ascii="Consolas" w:eastAsia="Times New Roman" w:hAnsi="Consolas" w:cs="Times New Roman"/>
+          <w:color w:val="FE4450"/>
+          <w:sz w:val="21"/>
+          <w:szCs w:val="21"/>
+          <w:lang w:val="en-IN" w:eastAsia="en-IN"/>
+        </w:rPr>
+        <w:t>random</w:t>
+      </w:r>
+      <w:r>
+        <w:rPr>
+          <w:rFonts w:ascii="Consolas" w:eastAsia="Times New Roman" w:hAnsi="Consolas" w:cs="Times New Roman"/>
+          <w:color w:val="FF7EDB"/>
+          <w:sz w:val="21"/>
+          <w:szCs w:val="21"/>
+          <w:lang w:val="en-IN" w:eastAsia="en-IN"/>
+        </w:rPr>
+        <w:t>.</w:t>
+      </w:r>
+      <w:r>
+        <w:rPr>
+          <w:rFonts w:ascii="Consolas" w:eastAsia="Times New Roman" w:hAnsi="Consolas" w:cs="Times New Roman"/>
+          <w:color w:val="36F9F6"/>
+          <w:sz w:val="21"/>
+          <w:szCs w:val="21"/>
+          <w:lang w:val="en-IN" w:eastAsia="en-IN"/>
+        </w:rPr>
+        <w:t>randint</w:t>
+      </w:r>
+      <w:proofErr w:type="spellEnd"/>
+      <w:proofErr w:type="gramEnd"/>
+      <w:r>
+        <w:rPr>
+          <w:rFonts w:ascii="Consolas" w:eastAsia="Times New Roman" w:hAnsi="Consolas" w:cs="Times New Roman"/>
+          <w:color w:val="FF7EDB"/>
+          <w:sz w:val="21"/>
+          <w:szCs w:val="21"/>
+          <w:lang w:val="en-IN" w:eastAsia="en-IN"/>
+        </w:rPr>
+        <w:t>(</w:t>
+      </w:r>
+      <w:r>
+        <w:rPr>
+          <w:rFonts w:ascii="Consolas" w:eastAsia="Times New Roman" w:hAnsi="Consolas" w:cs="Times New Roman"/>
+          <w:color w:val="F97E72"/>
+          <w:sz w:val="21"/>
+          <w:szCs w:val="21"/>
+          <w:lang w:val="en-IN" w:eastAsia="en-IN"/>
+        </w:rPr>
+        <w:t>60</w:t>
+      </w:r>
+      <w:r>
+        <w:rPr>
+          <w:rFonts w:ascii="Consolas" w:eastAsia="Times New Roman" w:hAnsi="Consolas" w:cs="Times New Roman"/>
+          <w:color w:val="FF7EDB"/>
+          <w:sz w:val="21"/>
+          <w:szCs w:val="21"/>
+          <w:lang w:val="en-IN" w:eastAsia="en-IN"/>
+        </w:rPr>
+        <w:t xml:space="preserve">, </w:t>
+      </w:r>
+      <w:r>
+        <w:rPr>
+          <w:rFonts w:ascii="Consolas" w:eastAsia="Times New Roman" w:hAnsi="Consolas" w:cs="Times New Roman"/>
+          <w:color w:val="F97E72"/>
+          <w:sz w:val="21"/>
+          <w:szCs w:val="21"/>
+          <w:lang w:val="en-IN" w:eastAsia="en-IN"/>
+        </w:rPr>
+        <w:t>100</w:t>
+      </w:r>
+      <w:r>
+        <w:rPr>
+          <w:rFonts w:ascii="Consolas" w:eastAsia="Times New Roman" w:hAnsi="Consolas" w:cs="Times New Roman"/>
+          <w:color w:val="FF7EDB"/>
+          <w:sz w:val="21"/>
+          <w:szCs w:val="21"/>
+          <w:lang w:val="en-IN" w:eastAsia="en-IN"/>
+        </w:rPr>
+        <w:t>),</w:t>
+      </w:r>
+    </w:p>
+    <w:p>
+      <w:pPr>
+        <w:shd w:val="clear" w:color="auto" w:fill="262335"/>
+        <w:spacing w:after="0" w:line="285" w:lineRule="atLeast"/>
+        <w:rPr>
+          <w:rFonts w:ascii="Consolas" w:eastAsia="Times New Roman" w:hAnsi="Consolas" w:cs="Times New Roman"/>
+          <w:color w:val="BBBBBB"/>
+          <w:sz w:val="21"/>
+          <w:szCs w:val="21"/>
+          <w:lang w:val="en-IN" w:eastAsia="en-IN"/>
+        </w:rPr>
+      </w:pPr>
+      <w:r>
+        <w:rPr>
+          <w:rFonts w:ascii="Consolas" w:eastAsia="Times New Roman" w:hAnsi="Consolas" w:cs="Times New Roman"/>
+          <w:color w:val="FF7EDB"/>
+          <w:sz w:val="21"/>
+          <w:szCs w:val="21"/>
+          <w:lang w:val="en-IN" w:eastAsia="en-IN"/>
+        </w:rPr>
+        <w:lastRenderedPageBreak/>
+        <w:t xml:space="preserve">            </w:t>
+      </w:r>
+      <w:r>
+        <w:rPr>
+          <w:rFonts w:ascii="Consolas" w:eastAsia="Times New Roman" w:hAnsi="Consolas" w:cs="Times New Roman"/>
+          <w:color w:val="FF8B39"/>
+          <w:sz w:val="21"/>
+          <w:szCs w:val="21"/>
+          <w:lang w:val="en-IN" w:eastAsia="en-IN"/>
+        </w:rPr>
+        <w:t>"scores"</w:t>
+      </w:r>
+      <w:r>
+        <w:rPr>
+          <w:rFonts w:ascii="Consolas" w:eastAsia="Times New Roman" w:hAnsi="Consolas" w:cs="Times New Roman"/>
+          <w:color w:val="FF7EDB"/>
+          <w:sz w:val="21"/>
+          <w:szCs w:val="21"/>
+          <w:lang w:val="en-IN" w:eastAsia="en-IN"/>
+        </w:rPr>
+        <w:t>: [</w:t>
+      </w:r>
+      <w:proofErr w:type="spellStart"/>
+      <w:proofErr w:type="gramStart"/>
+      <w:r>
+        <w:rPr>
+          <w:rFonts w:ascii="Consolas" w:eastAsia="Times New Roman" w:hAnsi="Consolas" w:cs="Times New Roman"/>
+          <w:color w:val="FE4450"/>
+          <w:sz w:val="21"/>
+          <w:szCs w:val="21"/>
+          <w:lang w:val="en-IN" w:eastAsia="en-IN"/>
+        </w:rPr>
+        <w:t>random</w:t>
+      </w:r>
+      <w:r>
+        <w:rPr>
+          <w:rFonts w:ascii="Consolas" w:eastAsia="Times New Roman" w:hAnsi="Consolas" w:cs="Times New Roman"/>
+          <w:color w:val="FF7EDB"/>
+          <w:sz w:val="21"/>
+          <w:szCs w:val="21"/>
+          <w:lang w:val="en-IN" w:eastAsia="en-IN"/>
+        </w:rPr>
+        <w:t>.</w:t>
+      </w:r>
+      <w:r>
+        <w:rPr>
+          <w:rFonts w:ascii="Consolas" w:eastAsia="Times New Roman" w:hAnsi="Consolas" w:cs="Times New Roman"/>
+          <w:color w:val="36F9F6"/>
+          <w:sz w:val="21"/>
+          <w:szCs w:val="21"/>
+          <w:lang w:val="en-IN" w:eastAsia="en-IN"/>
+        </w:rPr>
+        <w:t>randint</w:t>
+      </w:r>
+      <w:proofErr w:type="spellEnd"/>
+      <w:proofErr w:type="gramEnd"/>
+      <w:r>
+        <w:rPr>
+          <w:rFonts w:ascii="Consolas" w:eastAsia="Times New Roman" w:hAnsi="Consolas" w:cs="Times New Roman"/>
+          <w:color w:val="FF7EDB"/>
+          <w:sz w:val="21"/>
+          <w:szCs w:val="21"/>
+          <w:lang w:val="en-IN" w:eastAsia="en-IN"/>
+        </w:rPr>
+        <w:t>(</w:t>
+      </w:r>
+      <w:r>
+        <w:rPr>
+          <w:rFonts w:ascii="Consolas" w:eastAsia="Times New Roman" w:hAnsi="Consolas" w:cs="Times New Roman"/>
+          <w:color w:val="F97E72"/>
+          <w:sz w:val="21"/>
+          <w:szCs w:val="21"/>
+          <w:lang w:val="en-IN" w:eastAsia="en-IN"/>
+        </w:rPr>
+        <w:t>10</w:t>
+      </w:r>
+      <w:r>
+        <w:rPr>
+          <w:rFonts w:ascii="Consolas" w:eastAsia="Times New Roman" w:hAnsi="Consolas" w:cs="Times New Roman"/>
+          <w:color w:val="FF7EDB"/>
+          <w:sz w:val="21"/>
+          <w:szCs w:val="21"/>
+          <w:lang w:val="en-IN" w:eastAsia="en-IN"/>
+        </w:rPr>
+        <w:t xml:space="preserve">, </w:t>
+      </w:r>
+      <w:r>
+        <w:rPr>
+          <w:rFonts w:ascii="Consolas" w:eastAsia="Times New Roman" w:hAnsi="Consolas" w:cs="Times New Roman"/>
+          <w:color w:val="F97E72"/>
+          <w:sz w:val="21"/>
+          <w:szCs w:val="21"/>
+          <w:lang w:val="en-IN" w:eastAsia="en-IN"/>
+        </w:rPr>
+        <w:t>25</w:t>
+      </w:r>
+      <w:r>
+        <w:rPr>
+          <w:rFonts w:ascii="Consolas" w:eastAsia="Times New Roman" w:hAnsi="Consolas" w:cs="Times New Roman"/>
+          <w:color w:val="FF7EDB"/>
+          <w:sz w:val="21"/>
+          <w:szCs w:val="21"/>
+          <w:lang w:val="en-IN" w:eastAsia="en-IN"/>
+        </w:rPr>
+        <w:t xml:space="preserve">), </w:t>
+      </w:r>
+      <w:proofErr w:type="spellStart"/>
+      <w:proofErr w:type="gramStart"/>
+      <w:r>
+        <w:rPr>
+          <w:rFonts w:ascii="Consolas" w:eastAsia="Times New Roman" w:hAnsi="Consolas" w:cs="Times New Roman"/>
+          <w:color w:val="FE4450"/>
+          <w:sz w:val="21"/>
+          <w:szCs w:val="21"/>
+          <w:lang w:val="en-IN" w:eastAsia="en-IN"/>
+        </w:rPr>
+        <w:t>random</w:t>
+      </w:r>
+      <w:r>
+        <w:rPr>
+          <w:rFonts w:ascii="Consolas" w:eastAsia="Times New Roman" w:hAnsi="Consolas" w:cs="Times New Roman"/>
+          <w:color w:val="FF7EDB"/>
+          <w:sz w:val="21"/>
+          <w:szCs w:val="21"/>
+          <w:lang w:val="en-IN" w:eastAsia="en-IN"/>
+        </w:rPr>
+        <w:t>.</w:t>
+      </w:r>
+      <w:r>
+        <w:rPr>
+          <w:rFonts w:ascii="Consolas" w:eastAsia="Times New Roman" w:hAnsi="Consolas" w:cs="Times New Roman"/>
+          <w:color w:val="36F9F6"/>
+          <w:sz w:val="21"/>
+          <w:szCs w:val="21"/>
+          <w:lang w:val="en-IN" w:eastAsia="en-IN"/>
+        </w:rPr>
+        <w:t>randint</w:t>
+      </w:r>
+      <w:proofErr w:type="spellEnd"/>
+      <w:proofErr w:type="gramEnd"/>
+      <w:r>
+        <w:rPr>
+          <w:rFonts w:ascii="Consolas" w:eastAsia="Times New Roman" w:hAnsi="Consolas" w:cs="Times New Roman"/>
+          <w:color w:val="FF7EDB"/>
+          <w:sz w:val="21"/>
+          <w:szCs w:val="21"/>
+          <w:lang w:val="en-IN" w:eastAsia="en-IN"/>
+        </w:rPr>
+        <w:t>(</w:t>
+      </w:r>
+      <w:r>
+        <w:rPr>
+          <w:rFonts w:ascii="Consolas" w:eastAsia="Times New Roman" w:hAnsi="Consolas" w:cs="Times New Roman"/>
+          <w:color w:val="F97E72"/>
+          <w:sz w:val="21"/>
+          <w:szCs w:val="21"/>
+          <w:lang w:val="en-IN" w:eastAsia="en-IN"/>
+        </w:rPr>
+        <w:t>10</w:t>
+      </w:r>
+      <w:r>
+        <w:rPr>
+          <w:rFonts w:ascii="Consolas" w:eastAsia="Times New Roman" w:hAnsi="Consolas" w:cs="Times New Roman"/>
+          <w:color w:val="FF7EDB"/>
+          <w:sz w:val="21"/>
+          <w:szCs w:val="21"/>
+          <w:lang w:val="en-IN" w:eastAsia="en-IN"/>
+        </w:rPr>
+        <w:t xml:space="preserve">, </w:t>
+      </w:r>
+      <w:r>
+        <w:rPr>
+          <w:rFonts w:ascii="Consolas" w:eastAsia="Times New Roman" w:hAnsi="Consolas" w:cs="Times New Roman"/>
+          <w:color w:val="F97E72"/>
+          <w:sz w:val="21"/>
+          <w:szCs w:val="21"/>
+          <w:lang w:val="en-IN" w:eastAsia="en-IN"/>
+        </w:rPr>
+        <w:t>25</w:t>
+      </w:r>
+      <w:r>
+        <w:rPr>
+          <w:rFonts w:ascii="Consolas" w:eastAsia="Times New Roman" w:hAnsi="Consolas" w:cs="Times New Roman"/>
+          <w:color w:val="FF7EDB"/>
+          <w:sz w:val="21"/>
+          <w:szCs w:val="21"/>
+          <w:lang w:val="en-IN" w:eastAsia="en-IN"/>
+        </w:rPr>
+        <w:t>)]</w:t>
+      </w:r>
+    </w:p>
+    <w:p>
+      <w:pPr>
+        <w:shd w:val="clear" w:color="auto" w:fill="262335"/>
+        <w:spacing w:after="0" w:line="285" w:lineRule="atLeast"/>
+        <w:rPr>
+          <w:rFonts w:ascii="Consolas" w:eastAsia="Times New Roman" w:hAnsi="Consolas" w:cs="Times New Roman"/>
+          <w:color w:val="BBBBBB"/>
+          <w:sz w:val="21"/>
+          <w:szCs w:val="21"/>
+          <w:lang w:val="en-IN" w:eastAsia="en-IN"/>
+        </w:rPr>
+      </w:pPr>
+      <w:r>
+        <w:rPr>
+          <w:rFonts w:ascii="Consolas" w:eastAsia="Times New Roman" w:hAnsi="Consolas" w:cs="Times New Roman"/>
+          <w:color w:val="FF7EDB"/>
+          <w:sz w:val="21"/>
+          <w:szCs w:val="21"/>
+          <w:lang w:val="en-IN" w:eastAsia="en-IN"/>
+        </w:rPr>
+        <w:t>        }</w:t>
+      </w:r>
+    </w:p>
+    <w:p>
+      <w:pPr>
+        <w:shd w:val="clear" w:color="auto" w:fill="262335"/>
+        <w:spacing w:after="0" w:line="285" w:lineRule="atLeast"/>
+        <w:rPr>
+          <w:rFonts w:ascii="Consolas" w:eastAsia="Times New Roman" w:hAnsi="Consolas" w:cs="Times New Roman"/>
+          <w:color w:val="BBBBBB"/>
+          <w:sz w:val="21"/>
+          <w:szCs w:val="21"/>
+          <w:lang w:val="en-IN" w:eastAsia="en-IN"/>
+        </w:rPr>
+      </w:pPr>
+      <w:r>
+        <w:rPr>
+          <w:rFonts w:ascii="Consolas" w:eastAsia="Times New Roman" w:hAnsi="Consolas" w:cs="Times New Roman"/>
+          <w:color w:val="FF7EDB"/>
+          <w:sz w:val="21"/>
+          <w:szCs w:val="21"/>
+          <w:lang w:val="en-IN" w:eastAsia="en-IN"/>
+        </w:rPr>
+        <w:t xml:space="preserve">        </w:t>
+      </w:r>
+      <w:proofErr w:type="spellStart"/>
+      <w:proofErr w:type="gramStart"/>
+      <w:r>
+        <w:rPr>
+          <w:rFonts w:ascii="Consolas" w:eastAsia="Times New Roman" w:hAnsi="Consolas" w:cs="Times New Roman"/>
+          <w:color w:val="FF7EDB"/>
+          <w:sz w:val="21"/>
+          <w:szCs w:val="21"/>
+          <w:lang w:val="en-IN" w:eastAsia="en-IN"/>
+        </w:rPr>
+        <w:t>data.</w:t>
+      </w:r>
+      <w:r>
+        <w:rPr>
+          <w:rFonts w:ascii="Consolas" w:eastAsia="Times New Roman" w:hAnsi="Consolas" w:cs="Times New Roman"/>
+          <w:color w:val="36F9F6"/>
+          <w:sz w:val="21"/>
+          <w:szCs w:val="21"/>
+          <w:lang w:val="en-IN" w:eastAsia="en-IN"/>
+        </w:rPr>
+        <w:t>append</w:t>
+      </w:r>
+      <w:proofErr w:type="spellEnd"/>
+      <w:proofErr w:type="gramEnd"/>
+      <w:r>
+        <w:rPr>
+          <w:rFonts w:ascii="Consolas" w:eastAsia="Times New Roman" w:hAnsi="Consolas" w:cs="Times New Roman"/>
+          <w:color w:val="FF7EDB"/>
+          <w:sz w:val="21"/>
+          <w:szCs w:val="21"/>
+          <w:lang w:val="en-IN" w:eastAsia="en-IN"/>
+        </w:rPr>
+        <w:t>(student)</w:t>
+      </w:r>
+    </w:p>
+    <w:p>
+      <w:pPr>
+        <w:shd w:val="clear" w:color="auto" w:fill="262335"/>
+        <w:spacing w:after="0" w:line="285" w:lineRule="atLeast"/>
+        <w:rPr>
+          <w:rFonts w:ascii="Consolas" w:eastAsia="Times New Roman" w:hAnsi="Consolas" w:cs="Times New Roman"/>
+          <w:color w:val="BBBBBB"/>
+          <w:sz w:val="21"/>
+          <w:szCs w:val="21"/>
+          <w:lang w:val="en-IN" w:eastAsia="en-IN"/>
+        </w:rPr>
+      </w:pPr>
+      <w:r>
+        <w:rPr>
+          <w:rFonts w:ascii="Consolas" w:eastAsia="Times New Roman" w:hAnsi="Consolas" w:cs="Times New Roman"/>
+          <w:color w:val="FF7EDB"/>
+          <w:sz w:val="21"/>
+          <w:szCs w:val="21"/>
+          <w:lang w:val="en-IN" w:eastAsia="en-IN"/>
+        </w:rPr>
+        <w:t xml:space="preserve">    </w:t>
+      </w:r>
+      <w:r>
+        <w:rPr>
+          <w:rFonts w:ascii="Consolas" w:eastAsia="Times New Roman" w:hAnsi="Consolas" w:cs="Times New Roman"/>
+          <w:color w:val="FEDE5D"/>
+          <w:sz w:val="21"/>
+          <w:szCs w:val="21"/>
+          <w:lang w:val="en-IN" w:eastAsia="en-IN"/>
+        </w:rPr>
+        <w:t>return</w:t>
+      </w:r>
+      <w:r>
+        <w:rPr>
+          <w:rFonts w:ascii="Consolas" w:eastAsia="Times New Roman" w:hAnsi="Consolas" w:cs="Times New Roman"/>
+          <w:color w:val="FF7EDB"/>
+          <w:sz w:val="21"/>
+          <w:szCs w:val="21"/>
+          <w:lang w:val="en-IN" w:eastAsia="en-IN"/>
+        </w:rPr>
+        <w:t xml:space="preserve"> data</w:t>
+      </w:r>
+    </w:p>
+    <w:p>
+      <w:pPr>
+        <w:shd w:val="clear" w:color="auto" w:fill="262335"/>
+        <w:spacing w:after="0" w:line="285" w:lineRule="atLeast"/>
+        <w:rPr>
+          <w:rFonts w:ascii="Consolas" w:eastAsia="Times New Roman" w:hAnsi="Consolas" w:cs="Times New Roman"/>
+          <w:color w:val="BBBBBB"/>
+          <w:sz w:val="21"/>
+          <w:szCs w:val="21"/>
+          <w:lang w:val="en-IN" w:eastAsia="en-IN"/>
+        </w:rPr>
+      </w:pPr>
+    </w:p>
+    <w:p>
+      <w:pPr>
+        <w:shd w:val="clear" w:color="auto" w:fill="262335"/>
+        <w:spacing w:after="0" w:line="285" w:lineRule="atLeast"/>
+        <w:rPr>
+          <w:rFonts w:ascii="Consolas" w:eastAsia="Times New Roman" w:hAnsi="Consolas" w:cs="Times New Roman"/>
+          <w:color w:val="BBBBBB"/>
+          <w:sz w:val="21"/>
+          <w:szCs w:val="21"/>
+          <w:lang w:val="en-IN" w:eastAsia="en-IN"/>
+        </w:rPr>
+      </w:pPr>
+      <w:r>
+        <w:rPr>
+          <w:rFonts w:ascii="Consolas" w:eastAsia="Times New Roman" w:hAnsi="Consolas" w:cs="Times New Roman"/>
+          <w:color w:val="FEDE5D"/>
+          <w:sz w:val="21"/>
+          <w:szCs w:val="21"/>
+          <w:lang w:val="en-IN" w:eastAsia="en-IN"/>
+        </w:rPr>
+        <w:t>def</w:t>
+      </w:r>
+      <w:r>
+        <w:rPr>
+          <w:rFonts w:ascii="Consolas" w:eastAsia="Times New Roman" w:hAnsi="Consolas" w:cs="Times New Roman"/>
+          <w:color w:val="FF7EDB"/>
+          <w:sz w:val="21"/>
+          <w:szCs w:val="21"/>
+          <w:lang w:val="en-IN" w:eastAsia="en-IN"/>
+        </w:rPr>
+        <w:t xml:space="preserve"> </w:t>
+      </w:r>
+      <w:proofErr w:type="spellStart"/>
+      <w:r>
+        <w:rPr>
+          <w:rFonts w:ascii="Consolas" w:eastAsia="Times New Roman" w:hAnsi="Consolas" w:cs="Times New Roman"/>
+          <w:color w:val="36F9F6"/>
+          <w:sz w:val="21"/>
+          <w:szCs w:val="21"/>
+          <w:lang w:val="en-IN" w:eastAsia="en-IN"/>
+        </w:rPr>
+        <w:t>mutate_data</w:t>
+      </w:r>
+      <w:proofErr w:type="spellEnd"/>
+      <w:r>
+        <w:rPr>
+          <w:rFonts w:ascii="Consolas" w:eastAsia="Times New Roman" w:hAnsi="Consolas" w:cs="Times New Roman"/>
+          <w:color w:val="FF7EDB"/>
+          <w:sz w:val="21"/>
+          <w:szCs w:val="21"/>
+          <w:lang w:val="en-IN" w:eastAsia="en-IN"/>
+        </w:rPr>
+        <w:t>(</w:t>
+      </w:r>
+      <w:r>
+        <w:rPr>
+          <w:rFonts w:ascii="Consolas" w:eastAsia="Times New Roman" w:hAnsi="Consolas" w:cs="Times New Roman"/>
+          <w:i/>
+          <w:iCs/>
+          <w:color w:val="FF7EDB"/>
+          <w:sz w:val="21"/>
+          <w:szCs w:val="21"/>
+          <w:lang w:val="en-IN" w:eastAsia="en-IN"/>
+        </w:rPr>
+        <w:t>data</w:t>
+      </w:r>
+      <w:r>
+        <w:rPr>
+          <w:rFonts w:ascii="Consolas" w:eastAsia="Times New Roman" w:hAnsi="Consolas" w:cs="Times New Roman"/>
+          <w:color w:val="FF7EDB"/>
+          <w:sz w:val="21"/>
+          <w:szCs w:val="21"/>
+          <w:lang w:val="en-IN" w:eastAsia="en-IN"/>
+        </w:rPr>
+        <w:t>):</w:t>
+      </w:r>
+    </w:p>
+    <w:p>
+      <w:pPr>
+        <w:shd w:val="clear" w:color="auto" w:fill="262335"/>
+        <w:spacing w:after="0" w:line="285" w:lineRule="atLeast"/>
+        <w:rPr>
+          <w:rFonts w:ascii="Consolas" w:eastAsia="Times New Roman" w:hAnsi="Consolas" w:cs="Times New Roman"/>
+          <w:color w:val="BBBBBB"/>
+          <w:sz w:val="21"/>
+          <w:szCs w:val="21"/>
+          <w:lang w:val="en-IN" w:eastAsia="en-IN"/>
+        </w:rPr>
+      </w:pPr>
+      <w:r>
+        <w:rPr>
+          <w:rFonts w:ascii="Consolas" w:eastAsia="Times New Roman" w:hAnsi="Consolas" w:cs="Times New Roman"/>
+          <w:color w:val="FF7EDB"/>
+          <w:sz w:val="21"/>
+          <w:szCs w:val="21"/>
+          <w:lang w:val="en-IN" w:eastAsia="en-IN"/>
+        </w:rPr>
+        <w:t xml:space="preserve">    </w:t>
+      </w:r>
+      <w:r>
+        <w:rPr>
+          <w:rFonts w:ascii="Consolas" w:eastAsia="Times New Roman" w:hAnsi="Consolas" w:cs="Times New Roman"/>
+          <w:color w:val="FEDE5D"/>
+          <w:sz w:val="21"/>
+          <w:szCs w:val="21"/>
+          <w:lang w:val="en-IN" w:eastAsia="en-IN"/>
+        </w:rPr>
+        <w:t>for</w:t>
+      </w:r>
+      <w:r>
+        <w:rPr>
+          <w:rFonts w:ascii="Consolas" w:eastAsia="Times New Roman" w:hAnsi="Consolas" w:cs="Times New Roman"/>
+          <w:color w:val="FF7EDB"/>
+          <w:sz w:val="21"/>
+          <w:szCs w:val="21"/>
+          <w:lang w:val="en-IN" w:eastAsia="en-IN"/>
+        </w:rPr>
+        <w:t xml:space="preserve"> </w:t>
+      </w:r>
+      <w:proofErr w:type="spellStart"/>
+      <w:r>
+        <w:rPr>
+          <w:rFonts w:ascii="Consolas" w:eastAsia="Times New Roman" w:hAnsi="Consolas" w:cs="Times New Roman"/>
+          <w:color w:val="FF7EDB"/>
+          <w:sz w:val="21"/>
+          <w:szCs w:val="21"/>
+          <w:lang w:val="en-IN" w:eastAsia="en-IN"/>
+        </w:rPr>
+        <w:t>i</w:t>
+      </w:r>
+      <w:proofErr w:type="spellEnd"/>
+      <w:r>
+        <w:rPr>
+          <w:rFonts w:ascii="Consolas" w:eastAsia="Times New Roman" w:hAnsi="Consolas" w:cs="Times New Roman"/>
+          <w:color w:val="FF7EDB"/>
+          <w:sz w:val="21"/>
+          <w:szCs w:val="21"/>
+          <w:lang w:val="en-IN" w:eastAsia="en-IN"/>
+        </w:rPr>
+        <w:t xml:space="preserve"> </w:t>
+      </w:r>
+      <w:r>
+        <w:rPr>
+          <w:rFonts w:ascii="Consolas" w:eastAsia="Times New Roman" w:hAnsi="Consolas" w:cs="Times New Roman"/>
+          <w:color w:val="FEDE5D"/>
+          <w:sz w:val="21"/>
+          <w:szCs w:val="21"/>
+          <w:lang w:val="en-IN" w:eastAsia="en-IN"/>
+        </w:rPr>
+        <w:t>in</w:t>
+      </w:r>
+      <w:r>
+        <w:rPr>
+          <w:rFonts w:ascii="Consolas" w:eastAsia="Times New Roman" w:hAnsi="Consolas" w:cs="Times New Roman"/>
+          <w:color w:val="FF7EDB"/>
+          <w:sz w:val="21"/>
+          <w:szCs w:val="21"/>
+          <w:lang w:val="en-IN" w:eastAsia="en-IN"/>
+        </w:rPr>
+        <w:t xml:space="preserve"> </w:t>
+      </w:r>
+      <w:r>
+        <w:rPr>
+          <w:rFonts w:ascii="Consolas" w:eastAsia="Times New Roman" w:hAnsi="Consolas" w:cs="Times New Roman"/>
+          <w:color w:val="FE4450"/>
+          <w:sz w:val="21"/>
+          <w:szCs w:val="21"/>
+          <w:lang w:val="en-IN" w:eastAsia="en-IN"/>
+        </w:rPr>
+        <w:t>range</w:t>
+      </w:r>
+      <w:r>
+        <w:rPr>
+          <w:rFonts w:ascii="Consolas" w:eastAsia="Times New Roman" w:hAnsi="Consolas" w:cs="Times New Roman"/>
+          <w:color w:val="FF7EDB"/>
+          <w:sz w:val="21"/>
+          <w:szCs w:val="21"/>
+          <w:lang w:val="en-IN" w:eastAsia="en-IN"/>
+        </w:rPr>
+        <w:t>(</w:t>
+      </w:r>
+      <w:proofErr w:type="spellStart"/>
+      <w:r>
+        <w:rPr>
+          <w:rFonts w:ascii="Consolas" w:eastAsia="Times New Roman" w:hAnsi="Consolas" w:cs="Times New Roman"/>
+          <w:color w:val="36F9F6"/>
+          <w:sz w:val="21"/>
+          <w:szCs w:val="21"/>
+          <w:lang w:val="en-IN" w:eastAsia="en-IN"/>
+        </w:rPr>
+        <w:t>len</w:t>
+      </w:r>
+      <w:proofErr w:type="spellEnd"/>
+      <w:r>
+        <w:rPr>
+          <w:rFonts w:ascii="Consolas" w:eastAsia="Times New Roman" w:hAnsi="Consolas" w:cs="Times New Roman"/>
+          <w:color w:val="FF7EDB"/>
+          <w:sz w:val="21"/>
+          <w:szCs w:val="21"/>
+          <w:lang w:val="en-IN" w:eastAsia="en-IN"/>
+        </w:rPr>
+        <w:t>(</w:t>
+      </w:r>
+      <w:r>
+        <w:rPr>
+          <w:rFonts w:ascii="Consolas" w:eastAsia="Times New Roman" w:hAnsi="Consolas" w:cs="Times New Roman"/>
+          <w:i/>
+          <w:iCs/>
+          <w:color w:val="FF7EDB"/>
+          <w:sz w:val="21"/>
+          <w:szCs w:val="21"/>
+          <w:lang w:val="en-IN" w:eastAsia="en-IN"/>
+        </w:rPr>
+        <w:t>data</w:t>
+      </w:r>
+      <w:r>
+        <w:rPr>
+          <w:rFonts w:ascii="Consolas" w:eastAsia="Times New Roman" w:hAnsi="Consolas" w:cs="Times New Roman"/>
+          <w:color w:val="FF7EDB"/>
+          <w:sz w:val="21"/>
+          <w:szCs w:val="21"/>
+          <w:lang w:val="en-IN" w:eastAsia="en-IN"/>
+        </w:rPr>
+        <w:t>)):</w:t>
+      </w:r>
+    </w:p>
+    <w:p>
+      <w:pPr>
+        <w:shd w:val="clear" w:color="auto" w:fill="262335"/>
+        <w:spacing w:after="0" w:line="285" w:lineRule="atLeast"/>
+        <w:rPr>
+          <w:rFonts w:ascii="Consolas" w:eastAsia="Times New Roman" w:hAnsi="Consolas" w:cs="Times New Roman"/>
+          <w:color w:val="BBBBBB"/>
+          <w:sz w:val="21"/>
+          <w:szCs w:val="21"/>
+          <w:lang w:val="en-IN" w:eastAsia="en-IN"/>
+        </w:rPr>
+      </w:pPr>
+      <w:r>
+        <w:rPr>
+          <w:rFonts w:ascii="Consolas" w:eastAsia="Times New Roman" w:hAnsi="Consolas" w:cs="Times New Roman"/>
+          <w:color w:val="FF7EDB"/>
+          <w:sz w:val="21"/>
+          <w:szCs w:val="21"/>
+          <w:lang w:val="en-IN" w:eastAsia="en-IN"/>
+        </w:rPr>
+        <w:t xml:space="preserve">        </w:t>
+      </w:r>
+      <w:r>
+        <w:rPr>
+          <w:rFonts w:ascii="Consolas" w:eastAsia="Times New Roman" w:hAnsi="Consolas" w:cs="Times New Roman"/>
+          <w:i/>
+          <w:iCs/>
+          <w:color w:val="FF7EDB"/>
+          <w:sz w:val="21"/>
+          <w:szCs w:val="21"/>
+          <w:lang w:val="en-IN" w:eastAsia="en-IN"/>
+        </w:rPr>
+        <w:t>data</w:t>
+      </w:r>
+      <w:r>
+        <w:rPr>
+          <w:rFonts w:ascii="Consolas" w:eastAsia="Times New Roman" w:hAnsi="Consolas" w:cs="Times New Roman"/>
+          <w:color w:val="FF7EDB"/>
+          <w:sz w:val="21"/>
+          <w:szCs w:val="21"/>
+          <w:lang w:val="en-IN" w:eastAsia="en-IN"/>
+        </w:rPr>
+        <w:t>[</w:t>
+      </w:r>
+      <w:proofErr w:type="spellStart"/>
+      <w:r>
+        <w:rPr>
+          <w:rFonts w:ascii="Consolas" w:eastAsia="Times New Roman" w:hAnsi="Consolas" w:cs="Times New Roman"/>
+          <w:color w:val="FF7EDB"/>
+          <w:sz w:val="21"/>
+          <w:szCs w:val="21"/>
+          <w:lang w:val="en-IN" w:eastAsia="en-IN"/>
+        </w:rPr>
+        <w:t>i</w:t>
+      </w:r>
+      <w:proofErr w:type="spellEnd"/>
+      <w:r>
+        <w:rPr>
+          <w:rFonts w:ascii="Consolas" w:eastAsia="Times New Roman" w:hAnsi="Consolas" w:cs="Times New Roman"/>
+          <w:color w:val="FF7EDB"/>
+          <w:sz w:val="21"/>
+          <w:szCs w:val="21"/>
+          <w:lang w:val="en-IN" w:eastAsia="en-IN"/>
+        </w:rPr>
+        <w:t>][</w:t>
+      </w:r>
+      <w:r>
+        <w:rPr>
+          <w:rFonts w:ascii="Consolas" w:eastAsia="Times New Roman" w:hAnsi="Consolas" w:cs="Times New Roman"/>
+          <w:color w:val="FF8B39"/>
+          <w:sz w:val="21"/>
+          <w:szCs w:val="21"/>
+          <w:lang w:val="en-IN" w:eastAsia="en-IN"/>
+        </w:rPr>
+        <w:t>"marks"</w:t>
+      </w:r>
+      <w:r>
+        <w:rPr>
+          <w:rFonts w:ascii="Consolas" w:eastAsia="Times New Roman" w:hAnsi="Consolas" w:cs="Times New Roman"/>
+          <w:color w:val="FF7EDB"/>
+          <w:sz w:val="21"/>
+          <w:szCs w:val="21"/>
+          <w:lang w:val="en-IN" w:eastAsia="en-IN"/>
+        </w:rPr>
+        <w:t xml:space="preserve">] </w:t>
+      </w:r>
+      <w:r>
+        <w:rPr>
+          <w:rFonts w:ascii="Consolas" w:eastAsia="Times New Roman" w:hAnsi="Consolas" w:cs="Times New Roman"/>
+          <w:color w:val="DDDDDD"/>
+          <w:sz w:val="21"/>
+          <w:szCs w:val="21"/>
+          <w:lang w:val="en-IN" w:eastAsia="en-IN"/>
+        </w:rPr>
+        <w:t>=</w:t>
+      </w:r>
+      <w:r>
+        <w:rPr>
+          <w:rFonts w:ascii="Consolas" w:eastAsia="Times New Roman" w:hAnsi="Consolas" w:cs="Times New Roman"/>
+          <w:color w:val="FF7EDB"/>
+          <w:sz w:val="21"/>
+          <w:szCs w:val="21"/>
+          <w:lang w:val="en-IN" w:eastAsia="en-IN"/>
+        </w:rPr>
+        <w:t xml:space="preserve"> </w:t>
+      </w:r>
+      <w:r>
+        <w:rPr>
+          <w:rFonts w:ascii="Consolas" w:eastAsia="Times New Roman" w:hAnsi="Consolas" w:cs="Times New Roman"/>
+          <w:i/>
+          <w:iCs/>
+          <w:color w:val="FF7EDB"/>
+          <w:sz w:val="21"/>
+          <w:szCs w:val="21"/>
+          <w:lang w:val="en-IN" w:eastAsia="en-IN"/>
+        </w:rPr>
+        <w:t>data</w:t>
+      </w:r>
+      <w:r>
+        <w:rPr>
+          <w:rFonts w:ascii="Consolas" w:eastAsia="Times New Roman" w:hAnsi="Consolas" w:cs="Times New Roman"/>
+          <w:color w:val="FF7EDB"/>
+          <w:sz w:val="21"/>
+          <w:szCs w:val="21"/>
+          <w:lang w:val="en-IN" w:eastAsia="en-IN"/>
+        </w:rPr>
+        <w:t>[</w:t>
+      </w:r>
+      <w:proofErr w:type="spellStart"/>
+      <w:r>
+        <w:rPr>
+          <w:rFonts w:ascii="Consolas" w:eastAsia="Times New Roman" w:hAnsi="Consolas" w:cs="Times New Roman"/>
+          <w:color w:val="FF7EDB"/>
+          <w:sz w:val="21"/>
+          <w:szCs w:val="21"/>
+          <w:lang w:val="en-IN" w:eastAsia="en-IN"/>
+        </w:rPr>
+        <w:t>i</w:t>
+      </w:r>
+      <w:proofErr w:type="spellEnd"/>
+      <w:r>
+        <w:rPr>
+          <w:rFonts w:ascii="Consolas" w:eastAsia="Times New Roman" w:hAnsi="Consolas" w:cs="Times New Roman"/>
+          <w:color w:val="FF7EDB"/>
+          <w:sz w:val="21"/>
+          <w:szCs w:val="21"/>
+          <w:lang w:val="en-IN" w:eastAsia="en-IN"/>
+        </w:rPr>
+        <w:t>][</w:t>
+      </w:r>
+      <w:r>
+        <w:rPr>
+          <w:rFonts w:ascii="Consolas" w:eastAsia="Times New Roman" w:hAnsi="Consolas" w:cs="Times New Roman"/>
+          <w:color w:val="FF8B39"/>
+          <w:sz w:val="21"/>
+          <w:szCs w:val="21"/>
+          <w:lang w:val="en-IN" w:eastAsia="en-IN"/>
+        </w:rPr>
+        <w:t>"marks"</w:t>
+      </w:r>
+      <w:r>
+        <w:rPr>
+          <w:rFonts w:ascii="Consolas" w:eastAsia="Times New Roman" w:hAnsi="Consolas" w:cs="Times New Roman"/>
+          <w:color w:val="FF7EDB"/>
+          <w:sz w:val="21"/>
+          <w:szCs w:val="21"/>
+          <w:lang w:val="en-IN" w:eastAsia="en-IN"/>
+        </w:rPr>
+        <w:t xml:space="preserve">] </w:t>
+      </w:r>
+      <w:r>
+        <w:rPr>
+          <w:rFonts w:ascii="Consolas" w:eastAsia="Times New Roman" w:hAnsi="Consolas" w:cs="Times New Roman"/>
+          <w:color w:val="FEDE5D"/>
+          <w:sz w:val="21"/>
+          <w:szCs w:val="21"/>
+          <w:lang w:val="en-IN" w:eastAsia="en-IN"/>
+        </w:rPr>
+        <w:t>+</w:t>
+      </w:r>
+      <w:r>
+        <w:rPr>
+          <w:rFonts w:ascii="Consolas" w:eastAsia="Times New Roman" w:hAnsi="Consolas" w:cs="Times New Roman"/>
+          <w:color w:val="FF7EDB"/>
+          <w:sz w:val="21"/>
+          <w:szCs w:val="21"/>
+          <w:lang w:val="en-IN" w:eastAsia="en-IN"/>
+        </w:rPr>
+        <w:t xml:space="preserve"> </w:t>
+      </w:r>
+      <w:proofErr w:type="spellStart"/>
+      <w:proofErr w:type="gramStart"/>
+      <w:r>
+        <w:rPr>
+          <w:rFonts w:ascii="Consolas" w:eastAsia="Times New Roman" w:hAnsi="Consolas" w:cs="Times New Roman"/>
+          <w:color w:val="FE4450"/>
+          <w:sz w:val="21"/>
+          <w:szCs w:val="21"/>
+          <w:lang w:val="en-IN" w:eastAsia="en-IN"/>
+        </w:rPr>
+        <w:t>math</w:t>
+      </w:r>
+      <w:r>
+        <w:rPr>
+          <w:rFonts w:ascii="Consolas" w:eastAsia="Times New Roman" w:hAnsi="Consolas" w:cs="Times New Roman"/>
+          <w:color w:val="FF7EDB"/>
+          <w:sz w:val="21"/>
+          <w:szCs w:val="21"/>
+          <w:lang w:val="en-IN" w:eastAsia="en-IN"/>
+        </w:rPr>
+        <w:t>.</w:t>
+      </w:r>
+      <w:r>
+        <w:rPr>
+          <w:rFonts w:ascii="Consolas" w:eastAsia="Times New Roman" w:hAnsi="Consolas" w:cs="Times New Roman"/>
+          <w:color w:val="36F9F6"/>
+          <w:sz w:val="21"/>
+          <w:szCs w:val="21"/>
+          <w:lang w:val="en-IN" w:eastAsia="en-IN"/>
+        </w:rPr>
+        <w:t>sqrt</w:t>
+      </w:r>
+      <w:proofErr w:type="spellEnd"/>
+      <w:proofErr w:type="gramEnd"/>
+      <w:r>
+        <w:rPr>
+          <w:rFonts w:ascii="Consolas" w:eastAsia="Times New Roman" w:hAnsi="Consolas" w:cs="Times New Roman"/>
+          <w:color w:val="FF7EDB"/>
+          <w:sz w:val="21"/>
+          <w:szCs w:val="21"/>
+          <w:lang w:val="en-IN" w:eastAsia="en-IN"/>
+        </w:rPr>
+        <w:t>(</w:t>
+      </w:r>
+      <w:r>
+        <w:rPr>
+          <w:rFonts w:ascii="Consolas" w:eastAsia="Times New Roman" w:hAnsi="Consolas" w:cs="Times New Roman"/>
+          <w:i/>
+          <w:iCs/>
+          <w:color w:val="FF7EDB"/>
+          <w:sz w:val="21"/>
+          <w:szCs w:val="21"/>
+          <w:lang w:val="en-IN" w:eastAsia="en-IN"/>
+        </w:rPr>
+        <w:t>data</w:t>
+      </w:r>
+      <w:r>
+        <w:rPr>
+          <w:rFonts w:ascii="Consolas" w:eastAsia="Times New Roman" w:hAnsi="Consolas" w:cs="Times New Roman"/>
+          <w:color w:val="FF7EDB"/>
+          <w:sz w:val="21"/>
+          <w:szCs w:val="21"/>
+          <w:lang w:val="en-IN" w:eastAsia="en-IN"/>
+        </w:rPr>
+        <w:t>[</w:t>
+      </w:r>
+      <w:proofErr w:type="spellStart"/>
+      <w:r>
+        <w:rPr>
+          <w:rFonts w:ascii="Consolas" w:eastAsia="Times New Roman" w:hAnsi="Consolas" w:cs="Times New Roman"/>
+          <w:color w:val="FF7EDB"/>
+          <w:sz w:val="21"/>
+          <w:szCs w:val="21"/>
+          <w:lang w:val="en-IN" w:eastAsia="en-IN"/>
+        </w:rPr>
+        <w:t>i</w:t>
+      </w:r>
+      <w:proofErr w:type="spellEnd"/>
+      <w:r>
+        <w:rPr>
+          <w:rFonts w:ascii="Consolas" w:eastAsia="Times New Roman" w:hAnsi="Consolas" w:cs="Times New Roman"/>
+          <w:color w:val="FF7EDB"/>
+          <w:sz w:val="21"/>
+          <w:szCs w:val="21"/>
+          <w:lang w:val="en-IN" w:eastAsia="en-IN"/>
+        </w:rPr>
+        <w:t>][</w:t>
+      </w:r>
+      <w:r>
+        <w:rPr>
+          <w:rFonts w:ascii="Consolas" w:eastAsia="Times New Roman" w:hAnsi="Consolas" w:cs="Times New Roman"/>
+          <w:color w:val="FF8B39"/>
+          <w:sz w:val="21"/>
+          <w:szCs w:val="21"/>
+          <w:lang w:val="en-IN" w:eastAsia="en-IN"/>
+        </w:rPr>
+        <w:t>"marks"</w:t>
+      </w:r>
+      <w:r>
+        <w:rPr>
+          <w:rFonts w:ascii="Consolas" w:eastAsia="Times New Roman" w:hAnsi="Consolas" w:cs="Times New Roman"/>
+          <w:color w:val="FF7EDB"/>
+          <w:sz w:val="21"/>
+          <w:szCs w:val="21"/>
+          <w:lang w:val="en-IN" w:eastAsia="en-IN"/>
+        </w:rPr>
+        <w:t>])</w:t>
+      </w:r>
+    </w:p>
+    <w:p>
+      <w:pPr>
+        <w:shd w:val="clear" w:color="auto" w:fill="262335"/>
+        <w:spacing w:after="0" w:line="285" w:lineRule="atLeast"/>
+        <w:rPr>
+          <w:rFonts w:ascii="Consolas" w:eastAsia="Times New Roman" w:hAnsi="Consolas" w:cs="Times New Roman"/>
+          <w:color w:val="BBBBBB"/>
+          <w:sz w:val="21"/>
+          <w:szCs w:val="21"/>
+          <w:lang w:val="en-IN" w:eastAsia="en-IN"/>
+        </w:rPr>
+      </w:pPr>
+      <w:r>
+        <w:rPr>
+          <w:rFonts w:ascii="Consolas" w:eastAsia="Times New Roman" w:hAnsi="Consolas" w:cs="Times New Roman"/>
+          <w:color w:val="FF7EDB"/>
+          <w:sz w:val="21"/>
+          <w:szCs w:val="21"/>
+          <w:lang w:val="en-IN" w:eastAsia="en-IN"/>
+        </w:rPr>
+        <w:t xml:space="preserve">        </w:t>
+      </w:r>
+      <w:r>
+        <w:rPr>
+          <w:rFonts w:ascii="Consolas" w:eastAsia="Times New Roman" w:hAnsi="Consolas" w:cs="Times New Roman"/>
+          <w:i/>
+          <w:iCs/>
+          <w:color w:val="FF7EDB"/>
+          <w:sz w:val="21"/>
+          <w:szCs w:val="21"/>
+          <w:lang w:val="en-IN" w:eastAsia="en-IN"/>
+        </w:rPr>
+        <w:t>data</w:t>
+      </w:r>
+      <w:r>
+        <w:rPr>
+          <w:rFonts w:ascii="Consolas" w:eastAsia="Times New Roman" w:hAnsi="Consolas" w:cs="Times New Roman"/>
+          <w:color w:val="FF7EDB"/>
+          <w:sz w:val="21"/>
+          <w:szCs w:val="21"/>
+          <w:lang w:val="en-IN" w:eastAsia="en-IN"/>
+        </w:rPr>
+        <w:t>[</w:t>
+      </w:r>
+      <w:proofErr w:type="spellStart"/>
+      <w:r>
+        <w:rPr>
+          <w:rFonts w:ascii="Consolas" w:eastAsia="Times New Roman" w:hAnsi="Consolas" w:cs="Times New Roman"/>
+          <w:color w:val="FF7EDB"/>
+          <w:sz w:val="21"/>
+          <w:szCs w:val="21"/>
+          <w:lang w:val="en-IN" w:eastAsia="en-IN"/>
+        </w:rPr>
+        <w:t>i</w:t>
+      </w:r>
+      <w:proofErr w:type="spellEnd"/>
+      <w:r>
+        <w:rPr>
+          <w:rFonts w:ascii="Consolas" w:eastAsia="Times New Roman" w:hAnsi="Consolas" w:cs="Times New Roman"/>
+          <w:color w:val="FF7EDB"/>
+          <w:sz w:val="21"/>
+          <w:szCs w:val="21"/>
+          <w:lang w:val="en-IN" w:eastAsia="en-IN"/>
+        </w:rPr>
+        <w:t>][</w:t>
+      </w:r>
+      <w:r>
+        <w:rPr>
+          <w:rFonts w:ascii="Consolas" w:eastAsia="Times New Roman" w:hAnsi="Consolas" w:cs="Times New Roman"/>
+          <w:color w:val="FF8B39"/>
+          <w:sz w:val="21"/>
+          <w:szCs w:val="21"/>
+          <w:lang w:val="en-IN" w:eastAsia="en-IN"/>
+        </w:rPr>
+        <w:t>"scores"</w:t>
+      </w:r>
+      <w:r>
+        <w:rPr>
+          <w:rFonts w:ascii="Consolas" w:eastAsia="Times New Roman" w:hAnsi="Consolas" w:cs="Times New Roman"/>
+          <w:color w:val="FF7EDB"/>
+          <w:sz w:val="21"/>
+          <w:szCs w:val="21"/>
+          <w:lang w:val="en-IN" w:eastAsia="en-IN"/>
+        </w:rPr>
+        <w:t>][</w:t>
+      </w:r>
+      <w:r>
+        <w:rPr>
+          <w:rFonts w:ascii="Consolas" w:eastAsia="Times New Roman" w:hAnsi="Consolas" w:cs="Times New Roman"/>
+          <w:color w:val="F97E72"/>
+          <w:sz w:val="21"/>
+          <w:szCs w:val="21"/>
+          <w:lang w:val="en-IN" w:eastAsia="en-IN"/>
+        </w:rPr>
+        <w:t>0</w:t>
+      </w:r>
+      <w:r>
+        <w:rPr>
+          <w:rFonts w:ascii="Consolas" w:eastAsia="Times New Roman" w:hAnsi="Consolas" w:cs="Times New Roman"/>
+          <w:color w:val="FF7EDB"/>
+          <w:sz w:val="21"/>
+          <w:szCs w:val="21"/>
+          <w:lang w:val="en-IN" w:eastAsia="en-IN"/>
+        </w:rPr>
+        <w:t xml:space="preserve">] </w:t>
+      </w:r>
+      <w:r>
+        <w:rPr>
+          <w:rFonts w:ascii="Consolas" w:eastAsia="Times New Roman" w:hAnsi="Consolas" w:cs="Times New Roman"/>
+          <w:color w:val="DDDDDD"/>
+          <w:sz w:val="21"/>
+          <w:szCs w:val="21"/>
+          <w:lang w:val="en-IN" w:eastAsia="en-IN"/>
+        </w:rPr>
+        <w:t>+=</w:t>
+      </w:r>
+      <w:r>
+        <w:rPr>
+          <w:rFonts w:ascii="Consolas" w:eastAsia="Times New Roman" w:hAnsi="Consolas" w:cs="Times New Roman"/>
+          <w:color w:val="FF7EDB"/>
+          <w:sz w:val="21"/>
+          <w:szCs w:val="21"/>
+          <w:lang w:val="en-IN" w:eastAsia="en-IN"/>
+        </w:rPr>
+        <w:t xml:space="preserve"> </w:t>
+      </w:r>
+      <w:r>
+        <w:rPr>
+          <w:rFonts w:ascii="Consolas" w:eastAsia="Times New Roman" w:hAnsi="Consolas" w:cs="Times New Roman"/>
+          <w:color w:val="F97E72"/>
+          <w:sz w:val="21"/>
+          <w:szCs w:val="21"/>
+          <w:lang w:val="en-IN" w:eastAsia="en-IN"/>
+        </w:rPr>
+        <w:t>5</w:t>
+      </w:r>
+    </w:p>
+    <w:p>
+      <w:pPr>
+        <w:shd w:val="clear" w:color="auto" w:fill="262335"/>
+        <w:spacing w:after="0" w:line="285" w:lineRule="atLeast"/>
+        <w:rPr>
+          <w:rFonts w:ascii="Consolas" w:eastAsia="Times New Roman" w:hAnsi="Consolas" w:cs="Times New Roman"/>
+          <w:color w:val="BBBBBB"/>
+          <w:sz w:val="21"/>
+          <w:szCs w:val="21"/>
+          <w:lang w:val="en-IN" w:eastAsia="en-IN"/>
+        </w:rPr>
+      </w:pPr>
+      <w:r>
+        <w:rPr>
+          <w:rFonts w:ascii="Consolas" w:eastAsia="Times New Roman" w:hAnsi="Consolas" w:cs="Times New Roman"/>
+          <w:color w:val="FF7EDB"/>
+          <w:sz w:val="21"/>
+          <w:szCs w:val="21"/>
+          <w:lang w:val="en-IN" w:eastAsia="en-IN"/>
+        </w:rPr>
+        <w:t xml:space="preserve">        </w:t>
+      </w:r>
+      <w:r>
+        <w:rPr>
+          <w:rFonts w:ascii="Consolas" w:eastAsia="Times New Roman" w:hAnsi="Consolas" w:cs="Times New Roman"/>
+          <w:i/>
+          <w:iCs/>
+          <w:color w:val="FF7EDB"/>
+          <w:sz w:val="21"/>
+          <w:szCs w:val="21"/>
+          <w:lang w:val="en-IN" w:eastAsia="en-IN"/>
+        </w:rPr>
+        <w:t>data</w:t>
+      </w:r>
+      <w:r>
+        <w:rPr>
+          <w:rFonts w:ascii="Consolas" w:eastAsia="Times New Roman" w:hAnsi="Consolas" w:cs="Times New Roman"/>
+          <w:color w:val="FF7EDB"/>
+          <w:sz w:val="21"/>
+          <w:szCs w:val="21"/>
+          <w:lang w:val="en-IN" w:eastAsia="en-IN"/>
+        </w:rPr>
+        <w:t>[</w:t>
+      </w:r>
+      <w:proofErr w:type="spellStart"/>
+      <w:r>
+        <w:rPr>
+          <w:rFonts w:ascii="Consolas" w:eastAsia="Times New Roman" w:hAnsi="Consolas" w:cs="Times New Roman"/>
+          <w:color w:val="FF7EDB"/>
+          <w:sz w:val="21"/>
+          <w:szCs w:val="21"/>
+          <w:lang w:val="en-IN" w:eastAsia="en-IN"/>
+        </w:rPr>
+        <w:t>i</w:t>
+      </w:r>
+      <w:proofErr w:type="spellEnd"/>
+      <w:r>
+        <w:rPr>
+          <w:rFonts w:ascii="Consolas" w:eastAsia="Times New Roman" w:hAnsi="Consolas" w:cs="Times New Roman"/>
+          <w:color w:val="FF7EDB"/>
+          <w:sz w:val="21"/>
+          <w:szCs w:val="21"/>
+          <w:lang w:val="en-IN" w:eastAsia="en-IN"/>
+        </w:rPr>
+        <w:t>][</w:t>
+      </w:r>
+      <w:r>
+        <w:rPr>
+          <w:rFonts w:ascii="Consolas" w:eastAsia="Times New Roman" w:hAnsi="Consolas" w:cs="Times New Roman"/>
+          <w:color w:val="FF8B39"/>
+          <w:sz w:val="21"/>
+          <w:szCs w:val="21"/>
+          <w:lang w:val="en-IN" w:eastAsia="en-IN"/>
+        </w:rPr>
+        <w:t>"attendance"</w:t>
+      </w:r>
+      <w:r>
+        <w:rPr>
+          <w:rFonts w:ascii="Consolas" w:eastAsia="Times New Roman" w:hAnsi="Consolas" w:cs="Times New Roman"/>
+          <w:color w:val="FF7EDB"/>
+          <w:sz w:val="21"/>
+          <w:szCs w:val="21"/>
+          <w:lang w:val="en-IN" w:eastAsia="en-IN"/>
+        </w:rPr>
+        <w:t xml:space="preserve">] </w:t>
+      </w:r>
+      <w:r>
+        <w:rPr>
+          <w:rFonts w:ascii="Consolas" w:eastAsia="Times New Roman" w:hAnsi="Consolas" w:cs="Times New Roman"/>
+          <w:color w:val="DDDDDD"/>
+          <w:sz w:val="21"/>
+          <w:szCs w:val="21"/>
+          <w:lang w:val="en-IN" w:eastAsia="en-IN"/>
+        </w:rPr>
+        <w:t>-=</w:t>
+      </w:r>
+      <w:r>
+        <w:rPr>
+          <w:rFonts w:ascii="Consolas" w:eastAsia="Times New Roman" w:hAnsi="Consolas" w:cs="Times New Roman"/>
+          <w:color w:val="FF7EDB"/>
+          <w:sz w:val="21"/>
+          <w:szCs w:val="21"/>
+          <w:lang w:val="en-IN" w:eastAsia="en-IN"/>
+        </w:rPr>
+        <w:t xml:space="preserve"> </w:t>
+      </w:r>
+      <w:r>
+        <w:rPr>
+          <w:rFonts w:ascii="Consolas" w:eastAsia="Times New Roman" w:hAnsi="Consolas" w:cs="Times New Roman"/>
+          <w:color w:val="F97E72"/>
+          <w:sz w:val="21"/>
+          <w:szCs w:val="21"/>
+          <w:lang w:val="en-IN" w:eastAsia="en-IN"/>
+        </w:rPr>
+        <w:t>2</w:t>
+      </w:r>
+    </w:p>
+    <w:p>
+      <w:pPr>
+        <w:shd w:val="clear" w:color="auto" w:fill="262335"/>
+        <w:spacing w:after="0" w:line="285" w:lineRule="atLeast"/>
+        <w:rPr>
+          <w:rFonts w:ascii="Consolas" w:eastAsia="Times New Roman" w:hAnsi="Consolas" w:cs="Times New Roman"/>
+          <w:color w:val="BBBBBB"/>
+          <w:sz w:val="21"/>
+          <w:szCs w:val="21"/>
+          <w:lang w:val="en-IN" w:eastAsia="en-IN"/>
+        </w:rPr>
+      </w:pPr>
+    </w:p>
+    <w:p>
+      <w:pPr>
+        <w:shd w:val="clear" w:color="auto" w:fill="262335"/>
+        <w:spacing w:after="0" w:line="285" w:lineRule="atLeast"/>
+        <w:rPr>
+          <w:rFonts w:ascii="Consolas" w:eastAsia="Times New Roman" w:hAnsi="Consolas" w:cs="Times New Roman"/>
+          <w:color w:val="BBBBBB"/>
+          <w:sz w:val="21"/>
+          <w:szCs w:val="21"/>
+          <w:lang w:val="en-IN" w:eastAsia="en-IN"/>
+        </w:rPr>
+      </w:pPr>
+      <w:r>
+        <w:rPr>
+          <w:rFonts w:ascii="Consolas" w:eastAsia="Times New Roman" w:hAnsi="Consolas" w:cs="Times New Roman"/>
+          <w:color w:val="FEDE5D"/>
+          <w:sz w:val="21"/>
+          <w:szCs w:val="21"/>
+          <w:lang w:val="en-IN" w:eastAsia="en-IN"/>
+        </w:rPr>
+        <w:t>def</w:t>
+      </w:r>
+      <w:r>
+        <w:rPr>
+          <w:rFonts w:ascii="Consolas" w:eastAsia="Times New Roman" w:hAnsi="Consolas" w:cs="Times New Roman"/>
+          <w:color w:val="FF7EDB"/>
+          <w:sz w:val="21"/>
+          <w:szCs w:val="21"/>
+          <w:lang w:val="en-IN" w:eastAsia="en-IN"/>
+        </w:rPr>
+        <w:t xml:space="preserve"> </w:t>
+      </w:r>
+      <w:proofErr w:type="spellStart"/>
+      <w:r>
+        <w:rPr>
+          <w:rFonts w:ascii="Consolas" w:eastAsia="Times New Roman" w:hAnsi="Consolas" w:cs="Times New Roman"/>
+          <w:color w:val="36F9F6"/>
+          <w:sz w:val="21"/>
+          <w:szCs w:val="21"/>
+          <w:lang w:val="en-IN" w:eastAsia="en-IN"/>
+        </w:rPr>
+        <w:t>to_dataframe</w:t>
+      </w:r>
+      <w:proofErr w:type="spellEnd"/>
+      <w:r>
+        <w:rPr>
+          <w:rFonts w:ascii="Consolas" w:eastAsia="Times New Roman" w:hAnsi="Consolas" w:cs="Times New Roman"/>
+          <w:color w:val="FF7EDB"/>
+          <w:sz w:val="21"/>
+          <w:szCs w:val="21"/>
+          <w:lang w:val="en-IN" w:eastAsia="en-IN"/>
+        </w:rPr>
+        <w:t>(</w:t>
+      </w:r>
+      <w:r>
+        <w:rPr>
+          <w:rFonts w:ascii="Consolas" w:eastAsia="Times New Roman" w:hAnsi="Consolas" w:cs="Times New Roman"/>
+          <w:i/>
+          <w:iCs/>
+          <w:color w:val="FF7EDB"/>
+          <w:sz w:val="21"/>
+          <w:szCs w:val="21"/>
+          <w:lang w:val="en-IN" w:eastAsia="en-IN"/>
+        </w:rPr>
+        <w:t>data</w:t>
+      </w:r>
+      <w:r>
+        <w:rPr>
+          <w:rFonts w:ascii="Consolas" w:eastAsia="Times New Roman" w:hAnsi="Consolas" w:cs="Times New Roman"/>
+          <w:color w:val="FF7EDB"/>
+          <w:sz w:val="21"/>
+          <w:szCs w:val="21"/>
+          <w:lang w:val="en-IN" w:eastAsia="en-IN"/>
+        </w:rPr>
+        <w:t>):</w:t>
+      </w:r>
+    </w:p>
+    <w:p>
+      <w:pPr>
+        <w:shd w:val="clear" w:color="auto" w:fill="262335"/>
+        <w:spacing w:after="0" w:line="285" w:lineRule="atLeast"/>
+        <w:rPr>
+          <w:rFonts w:ascii="Consolas" w:eastAsia="Times New Roman" w:hAnsi="Consolas" w:cs="Times New Roman"/>
+          <w:color w:val="BBBBBB"/>
+          <w:sz w:val="21"/>
+          <w:szCs w:val="21"/>
+          <w:lang w:val="en-IN" w:eastAsia="en-IN"/>
+        </w:rPr>
+      </w:pPr>
+      <w:r>
+        <w:rPr>
+          <w:rFonts w:ascii="Consolas" w:eastAsia="Times New Roman" w:hAnsi="Consolas" w:cs="Times New Roman"/>
+          <w:color w:val="FF7EDB"/>
+          <w:sz w:val="21"/>
+          <w:szCs w:val="21"/>
+          <w:lang w:val="en-IN" w:eastAsia="en-IN"/>
+        </w:rPr>
+        <w:t xml:space="preserve">    flat </w:t>
+      </w:r>
+      <w:r>
+        <w:rPr>
+          <w:rFonts w:ascii="Consolas" w:eastAsia="Times New Roman" w:hAnsi="Consolas" w:cs="Times New Roman"/>
+          <w:color w:val="DDDDDD"/>
+          <w:sz w:val="21"/>
+          <w:szCs w:val="21"/>
+          <w:lang w:val="en-IN" w:eastAsia="en-IN"/>
+        </w:rPr>
+        <w:t>=</w:t>
+      </w:r>
+      <w:r>
+        <w:rPr>
+          <w:rFonts w:ascii="Consolas" w:eastAsia="Times New Roman" w:hAnsi="Consolas" w:cs="Times New Roman"/>
+          <w:color w:val="FF7EDB"/>
+          <w:sz w:val="21"/>
+          <w:szCs w:val="21"/>
+          <w:lang w:val="en-IN" w:eastAsia="en-IN"/>
+        </w:rPr>
+        <w:t xml:space="preserve"> []</w:t>
+      </w:r>
+    </w:p>
+    <w:p>
+      <w:pPr>
+        <w:shd w:val="clear" w:color="auto" w:fill="262335"/>
+        <w:spacing w:after="0" w:line="285" w:lineRule="atLeast"/>
+        <w:rPr>
+          <w:rFonts w:ascii="Consolas" w:eastAsia="Times New Roman" w:hAnsi="Consolas" w:cs="Times New Roman"/>
+          <w:color w:val="BBBBBB"/>
+          <w:sz w:val="21"/>
+          <w:szCs w:val="21"/>
+          <w:lang w:val="en-IN" w:eastAsia="en-IN"/>
+        </w:rPr>
+      </w:pPr>
+      <w:r>
+        <w:rPr>
+          <w:rFonts w:ascii="Consolas" w:eastAsia="Times New Roman" w:hAnsi="Consolas" w:cs="Times New Roman"/>
+          <w:color w:val="FF7EDB"/>
+          <w:sz w:val="21"/>
+          <w:szCs w:val="21"/>
+          <w:lang w:val="en-IN" w:eastAsia="en-IN"/>
+        </w:rPr>
+        <w:t xml:space="preserve">    </w:t>
+      </w:r>
+      <w:proofErr w:type="spellStart"/>
+      <w:r>
+        <w:rPr>
+          <w:rFonts w:ascii="Consolas" w:eastAsia="Times New Roman" w:hAnsi="Consolas" w:cs="Times New Roman"/>
+          <w:color w:val="FEDE5D"/>
+          <w:sz w:val="21"/>
+          <w:szCs w:val="21"/>
+          <w:lang w:val="en-IN" w:eastAsia="en-IN"/>
+        </w:rPr>
+        <w:t>for</w:t>
+      </w:r>
+      <w:r>
+        <w:rPr>
+          <w:rFonts w:ascii="Consolas" w:eastAsia="Times New Roman" w:hAnsi="Consolas" w:cs="Times New Roman"/>
+          <w:color w:val="FF7EDB"/>
+          <w:sz w:val="21"/>
+          <w:szCs w:val="21"/>
+          <w:lang w:val="en-IN" w:eastAsia="en-IN"/>
+        </w:rPr>
+        <w:t xml:space="preserve"> d</w:t>
+      </w:r>
+      <w:proofErr w:type="spellEnd"/>
+      <w:r>
+        <w:rPr>
+          <w:rFonts w:ascii="Consolas" w:eastAsia="Times New Roman" w:hAnsi="Consolas" w:cs="Times New Roman"/>
+          <w:color w:val="FF7EDB"/>
+          <w:sz w:val="21"/>
+          <w:szCs w:val="21"/>
+          <w:lang w:val="en-IN" w:eastAsia="en-IN"/>
+        </w:rPr>
+        <w:t xml:space="preserve"> </w:t>
+      </w:r>
+      <w:r>
+        <w:rPr>
+          <w:rFonts w:ascii="Consolas" w:eastAsia="Times New Roman" w:hAnsi="Consolas" w:cs="Times New Roman"/>
+          <w:color w:val="FEDE5D"/>
+          <w:sz w:val="21"/>
+          <w:szCs w:val="21"/>
+          <w:lang w:val="en-IN" w:eastAsia="en-IN"/>
+        </w:rPr>
+        <w:t>in</w:t>
+      </w:r>
+      <w:r>
+        <w:rPr>
+          <w:rFonts w:ascii="Consolas" w:eastAsia="Times New Roman" w:hAnsi="Consolas" w:cs="Times New Roman"/>
+          <w:color w:val="FF7EDB"/>
+          <w:sz w:val="21"/>
+          <w:szCs w:val="21"/>
+          <w:lang w:val="en-IN" w:eastAsia="en-IN"/>
+        </w:rPr>
+        <w:t xml:space="preserve"> </w:t>
+      </w:r>
+      <w:r>
+        <w:rPr>
+          <w:rFonts w:ascii="Consolas" w:eastAsia="Times New Roman" w:hAnsi="Consolas" w:cs="Times New Roman"/>
+          <w:i/>
+          <w:iCs/>
+          <w:color w:val="FF7EDB"/>
+          <w:sz w:val="21"/>
+          <w:szCs w:val="21"/>
+          <w:lang w:val="en-IN" w:eastAsia="en-IN"/>
+        </w:rPr>
+        <w:t>data</w:t>
+      </w:r>
+      <w:r>
+        <w:rPr>
+          <w:rFonts w:ascii="Consolas" w:eastAsia="Times New Roman" w:hAnsi="Consolas" w:cs="Times New Roman"/>
+          <w:color w:val="FF7EDB"/>
+          <w:sz w:val="21"/>
+          <w:szCs w:val="21"/>
+          <w:lang w:val="en-IN" w:eastAsia="en-IN"/>
+        </w:rPr>
+        <w:t>:</w:t>
+      </w:r>
+    </w:p>
+    <w:p>
+      <w:pPr>
+        <w:shd w:val="clear" w:color="auto" w:fill="262335"/>
+        <w:spacing w:after="0" w:line="285" w:lineRule="atLeast"/>
+        <w:rPr>
+          <w:rFonts w:ascii="Consolas" w:eastAsia="Times New Roman" w:hAnsi="Consolas" w:cs="Times New Roman"/>
+          <w:color w:val="BBBBBB"/>
+          <w:sz w:val="21"/>
+          <w:szCs w:val="21"/>
+          <w:lang w:val="en-IN" w:eastAsia="en-IN"/>
+        </w:rPr>
+      </w:pPr>
+      <w:r>
+        <w:rPr>
+          <w:rFonts w:ascii="Consolas" w:eastAsia="Times New Roman" w:hAnsi="Consolas" w:cs="Times New Roman"/>
+          <w:color w:val="FF7EDB"/>
+          <w:sz w:val="21"/>
+          <w:szCs w:val="21"/>
+          <w:lang w:val="en-IN" w:eastAsia="en-IN"/>
+        </w:rPr>
+        <w:t xml:space="preserve">        </w:t>
+      </w:r>
+      <w:proofErr w:type="spellStart"/>
+      <w:proofErr w:type="gramStart"/>
+      <w:r>
+        <w:rPr>
+          <w:rFonts w:ascii="Consolas" w:eastAsia="Times New Roman" w:hAnsi="Consolas" w:cs="Times New Roman"/>
+          <w:color w:val="FF7EDB"/>
+          <w:sz w:val="21"/>
+          <w:szCs w:val="21"/>
+          <w:lang w:val="en-IN" w:eastAsia="en-IN"/>
+        </w:rPr>
+        <w:t>flat.</w:t>
+      </w:r>
+      <w:r>
+        <w:rPr>
+          <w:rFonts w:ascii="Consolas" w:eastAsia="Times New Roman" w:hAnsi="Consolas" w:cs="Times New Roman"/>
+          <w:color w:val="36F9F6"/>
+          <w:sz w:val="21"/>
+          <w:szCs w:val="21"/>
+          <w:lang w:val="en-IN" w:eastAsia="en-IN"/>
+        </w:rPr>
+        <w:t>append</w:t>
+      </w:r>
+      <w:proofErr w:type="spellEnd"/>
+      <w:proofErr w:type="gramEnd"/>
+      <w:r>
+        <w:rPr>
+          <w:rFonts w:ascii="Consolas" w:eastAsia="Times New Roman" w:hAnsi="Consolas" w:cs="Times New Roman"/>
+          <w:color w:val="FF7EDB"/>
+          <w:sz w:val="21"/>
+          <w:szCs w:val="21"/>
+          <w:lang w:val="en-IN" w:eastAsia="en-IN"/>
+        </w:rPr>
+        <w:t>({</w:t>
+      </w:r>
+    </w:p>
+    <w:p>
+      <w:pPr>
+        <w:shd w:val="clear" w:color="auto" w:fill="262335"/>
+        <w:spacing w:after="0" w:line="285" w:lineRule="atLeast"/>
+        <w:rPr>
+          <w:rFonts w:ascii="Consolas" w:eastAsia="Times New Roman" w:hAnsi="Consolas" w:cs="Times New Roman"/>
+          <w:color w:val="BBBBBB"/>
+          <w:sz w:val="21"/>
+          <w:szCs w:val="21"/>
+          <w:lang w:val="en-IN" w:eastAsia="en-IN"/>
+        </w:rPr>
+      </w:pPr>
+      <w:r>
+        <w:rPr>
+          <w:rFonts w:ascii="Consolas" w:eastAsia="Times New Roman" w:hAnsi="Consolas" w:cs="Times New Roman"/>
+          <w:color w:val="FF7EDB"/>
+          <w:sz w:val="21"/>
+          <w:szCs w:val="21"/>
+          <w:lang w:val="en-IN" w:eastAsia="en-IN"/>
+        </w:rPr>
+        <w:t xml:space="preserve">            </w:t>
+      </w:r>
+      <w:r>
+        <w:rPr>
+          <w:rFonts w:ascii="Consolas" w:eastAsia="Times New Roman" w:hAnsi="Consolas" w:cs="Times New Roman"/>
+          <w:color w:val="FF8B39"/>
+          <w:sz w:val="21"/>
+          <w:szCs w:val="21"/>
+          <w:lang w:val="en-IN" w:eastAsia="en-IN"/>
+        </w:rPr>
+        <w:t>"id"</w:t>
+      </w:r>
+      <w:r>
+        <w:rPr>
+          <w:rFonts w:ascii="Consolas" w:eastAsia="Times New Roman" w:hAnsi="Consolas" w:cs="Times New Roman"/>
+          <w:color w:val="FF7EDB"/>
+          <w:sz w:val="21"/>
+          <w:szCs w:val="21"/>
+          <w:lang w:val="en-IN" w:eastAsia="en-IN"/>
+        </w:rPr>
+        <w:t>: d[</w:t>
+      </w:r>
+      <w:r>
+        <w:rPr>
+          <w:rFonts w:ascii="Consolas" w:eastAsia="Times New Roman" w:hAnsi="Consolas" w:cs="Times New Roman"/>
+          <w:color w:val="FF8B39"/>
+          <w:sz w:val="21"/>
+          <w:szCs w:val="21"/>
+          <w:lang w:val="en-IN" w:eastAsia="en-IN"/>
+        </w:rPr>
+        <w:t>"id"</w:t>
+      </w:r>
+      <w:r>
+        <w:rPr>
+          <w:rFonts w:ascii="Consolas" w:eastAsia="Times New Roman" w:hAnsi="Consolas" w:cs="Times New Roman"/>
+          <w:color w:val="FF7EDB"/>
+          <w:sz w:val="21"/>
+          <w:szCs w:val="21"/>
+          <w:lang w:val="en-IN" w:eastAsia="en-IN"/>
+        </w:rPr>
+        <w:t>],</w:t>
+      </w:r>
+    </w:p>
+    <w:p>
+      <w:pPr>
+        <w:shd w:val="clear" w:color="auto" w:fill="262335"/>
+        <w:spacing w:after="0" w:line="285" w:lineRule="atLeast"/>
+        <w:rPr>
+          <w:rFonts w:ascii="Consolas" w:eastAsia="Times New Roman" w:hAnsi="Consolas" w:cs="Times New Roman"/>
+          <w:color w:val="BBBBBB"/>
+          <w:sz w:val="21"/>
+          <w:szCs w:val="21"/>
+          <w:lang w:val="en-IN" w:eastAsia="en-IN"/>
+        </w:rPr>
+      </w:pPr>
+      <w:r>
+        <w:rPr>
+          <w:rFonts w:ascii="Consolas" w:eastAsia="Times New Roman" w:hAnsi="Consolas" w:cs="Times New Roman"/>
+          <w:color w:val="FF7EDB"/>
+          <w:sz w:val="21"/>
+          <w:szCs w:val="21"/>
+          <w:lang w:val="en-IN" w:eastAsia="en-IN"/>
+        </w:rPr>
+        <w:t xml:space="preserve">            </w:t>
+      </w:r>
+      <w:r>
+        <w:rPr>
+          <w:rFonts w:ascii="Consolas" w:eastAsia="Times New Roman" w:hAnsi="Consolas" w:cs="Times New Roman"/>
+          <w:color w:val="FF8B39"/>
+          <w:sz w:val="21"/>
+          <w:szCs w:val="21"/>
+          <w:lang w:val="en-IN" w:eastAsia="en-IN"/>
+        </w:rPr>
+        <w:t>"marks"</w:t>
+      </w:r>
+      <w:r>
+        <w:rPr>
+          <w:rFonts w:ascii="Consolas" w:eastAsia="Times New Roman" w:hAnsi="Consolas" w:cs="Times New Roman"/>
+          <w:color w:val="FF7EDB"/>
+          <w:sz w:val="21"/>
+          <w:szCs w:val="21"/>
+          <w:lang w:val="en-IN" w:eastAsia="en-IN"/>
+        </w:rPr>
+        <w:t>: d[</w:t>
+      </w:r>
+      <w:r>
+        <w:rPr>
+          <w:rFonts w:ascii="Consolas" w:eastAsia="Times New Roman" w:hAnsi="Consolas" w:cs="Times New Roman"/>
+          <w:color w:val="FF8B39"/>
+          <w:sz w:val="21"/>
+          <w:szCs w:val="21"/>
+          <w:lang w:val="en-IN" w:eastAsia="en-IN"/>
+        </w:rPr>
+        <w:t>"marks"</w:t>
+      </w:r>
+      <w:r>
+        <w:rPr>
+          <w:rFonts w:ascii="Consolas" w:eastAsia="Times New Roman" w:hAnsi="Consolas" w:cs="Times New Roman"/>
+          <w:color w:val="FF7EDB"/>
+          <w:sz w:val="21"/>
+          <w:szCs w:val="21"/>
+          <w:lang w:val="en-IN" w:eastAsia="en-IN"/>
+        </w:rPr>
+        <w:t>],</w:t>
+      </w:r>
+    </w:p>
+    <w:p>
+      <w:pPr>
+        <w:shd w:val="clear" w:color="auto" w:fill="262335"/>
+        <w:spacing w:after="0" w:line="285" w:lineRule="atLeast"/>
+        <w:rPr>
+          <w:rFonts w:ascii="Consolas" w:eastAsia="Times New Roman" w:hAnsi="Consolas" w:cs="Times New Roman"/>
+          <w:color w:val="BBBBBB"/>
+          <w:sz w:val="21"/>
+          <w:szCs w:val="21"/>
+          <w:lang w:val="en-IN" w:eastAsia="en-IN"/>
+        </w:rPr>
+      </w:pPr>
+      <w:r>
+        <w:rPr>
+          <w:rFonts w:ascii="Consolas" w:eastAsia="Times New Roman" w:hAnsi="Consolas" w:cs="Times New Roman"/>
+          <w:color w:val="FF7EDB"/>
+          <w:sz w:val="21"/>
+          <w:szCs w:val="21"/>
+          <w:lang w:val="en-IN" w:eastAsia="en-IN"/>
+        </w:rPr>
+        <w:t xml:space="preserve">            </w:t>
+      </w:r>
+      <w:r>
+        <w:rPr>
+          <w:rFonts w:ascii="Consolas" w:eastAsia="Times New Roman" w:hAnsi="Consolas" w:cs="Times New Roman"/>
+          <w:color w:val="FF8B39"/>
+          <w:sz w:val="21"/>
+          <w:szCs w:val="21"/>
+          <w:lang w:val="en-IN" w:eastAsia="en-IN"/>
+        </w:rPr>
+        <w:t>"attendance"</w:t>
+      </w:r>
+      <w:r>
+        <w:rPr>
+          <w:rFonts w:ascii="Consolas" w:eastAsia="Times New Roman" w:hAnsi="Consolas" w:cs="Times New Roman"/>
+          <w:color w:val="FF7EDB"/>
+          <w:sz w:val="21"/>
+          <w:szCs w:val="21"/>
+          <w:lang w:val="en-IN" w:eastAsia="en-IN"/>
+        </w:rPr>
+        <w:t>: d[</w:t>
+      </w:r>
+      <w:r>
+        <w:rPr>
+          <w:rFonts w:ascii="Consolas" w:eastAsia="Times New Roman" w:hAnsi="Consolas" w:cs="Times New Roman"/>
+          <w:color w:val="FF8B39"/>
+          <w:sz w:val="21"/>
+          <w:szCs w:val="21"/>
+          <w:lang w:val="en-IN" w:eastAsia="en-IN"/>
+        </w:rPr>
+        <w:t>"attendance"</w:t>
+      </w:r>
+      <w:r>
+        <w:rPr>
+          <w:rFonts w:ascii="Consolas" w:eastAsia="Times New Roman" w:hAnsi="Consolas" w:cs="Times New Roman"/>
+          <w:color w:val="FF7EDB"/>
+          <w:sz w:val="21"/>
+          <w:szCs w:val="21"/>
+          <w:lang w:val="en-IN" w:eastAsia="en-IN"/>
+        </w:rPr>
+        <w:t>],</w:t>
+      </w:r>
+    </w:p>
+    <w:p>
+      <w:pPr>
+        <w:shd w:val="clear" w:color="auto" w:fill="262335"/>
+        <w:spacing w:after="0" w:line="285" w:lineRule="atLeast"/>
+        <w:rPr>
+          <w:rFonts w:ascii="Consolas" w:eastAsia="Times New Roman" w:hAnsi="Consolas" w:cs="Times New Roman"/>
+          <w:color w:val="BBBBBB"/>
+          <w:sz w:val="21"/>
+          <w:szCs w:val="21"/>
+          <w:lang w:val="en-IN" w:eastAsia="en-IN"/>
+        </w:rPr>
+      </w:pPr>
+      <w:r>
+        <w:rPr>
+          <w:rFonts w:ascii="Consolas" w:eastAsia="Times New Roman" w:hAnsi="Consolas" w:cs="Times New Roman"/>
+          <w:color w:val="FF7EDB"/>
+          <w:sz w:val="21"/>
+          <w:szCs w:val="21"/>
+          <w:lang w:val="en-IN" w:eastAsia="en-IN"/>
+        </w:rPr>
+        <w:t xml:space="preserve">            </w:t>
+      </w:r>
+      <w:r>
+        <w:rPr>
+          <w:rFonts w:ascii="Consolas" w:eastAsia="Times New Roman" w:hAnsi="Consolas" w:cs="Times New Roman"/>
+          <w:color w:val="FF8B39"/>
+          <w:sz w:val="21"/>
+          <w:szCs w:val="21"/>
+          <w:lang w:val="en-IN" w:eastAsia="en-IN"/>
+        </w:rPr>
+        <w:t>"internal"</w:t>
+      </w:r>
+      <w:r>
+        <w:rPr>
+          <w:rFonts w:ascii="Consolas" w:eastAsia="Times New Roman" w:hAnsi="Consolas" w:cs="Times New Roman"/>
+          <w:color w:val="FF7EDB"/>
+          <w:sz w:val="21"/>
+          <w:szCs w:val="21"/>
+          <w:lang w:val="en-IN" w:eastAsia="en-IN"/>
+        </w:rPr>
+        <w:t>: d[</w:t>
+      </w:r>
+      <w:r>
+        <w:rPr>
+          <w:rFonts w:ascii="Consolas" w:eastAsia="Times New Roman" w:hAnsi="Consolas" w:cs="Times New Roman"/>
+          <w:color w:val="FF8B39"/>
+          <w:sz w:val="21"/>
+          <w:szCs w:val="21"/>
+          <w:lang w:val="en-IN" w:eastAsia="en-IN"/>
+        </w:rPr>
+        <w:t>"scores"</w:t>
+      </w:r>
+      <w:r>
+        <w:rPr>
+          <w:rFonts w:ascii="Consolas" w:eastAsia="Times New Roman" w:hAnsi="Consolas" w:cs="Times New Roman"/>
+          <w:color w:val="FF7EDB"/>
+          <w:sz w:val="21"/>
+          <w:szCs w:val="21"/>
+          <w:lang w:val="en-IN" w:eastAsia="en-IN"/>
+        </w:rPr>
+        <w:t>][</w:t>
+      </w:r>
+      <w:r>
+        <w:rPr>
+          <w:rFonts w:ascii="Consolas" w:eastAsia="Times New Roman" w:hAnsi="Consolas" w:cs="Times New Roman"/>
+          <w:color w:val="F97E72"/>
+          <w:sz w:val="21"/>
+          <w:szCs w:val="21"/>
+          <w:lang w:val="en-IN" w:eastAsia="en-IN"/>
+        </w:rPr>
+        <w:t>0</w:t>
+      </w:r>
+      <w:r>
+        <w:rPr>
+          <w:rFonts w:ascii="Consolas" w:eastAsia="Times New Roman" w:hAnsi="Consolas" w:cs="Times New Roman"/>
+          <w:color w:val="FF7EDB"/>
+          <w:sz w:val="21"/>
+          <w:szCs w:val="21"/>
+          <w:lang w:val="en-IN" w:eastAsia="en-IN"/>
+        </w:rPr>
+        <w:t>],</w:t>
+      </w:r>
+    </w:p>
+    <w:p>
+      <w:pPr>
+        <w:shd w:val="clear" w:color="auto" w:fill="262335"/>
+        <w:spacing w:after="0" w:line="285" w:lineRule="atLeast"/>
+        <w:rPr>
+          <w:rFonts w:ascii="Consolas" w:eastAsia="Times New Roman" w:hAnsi="Consolas" w:cs="Times New Roman"/>
+          <w:color w:val="BBBBBB"/>
+          <w:sz w:val="21"/>
+          <w:szCs w:val="21"/>
+          <w:lang w:val="en-IN" w:eastAsia="en-IN"/>
+        </w:rPr>
+      </w:pPr>
+      <w:r>
+        <w:rPr>
+          <w:rFonts w:ascii="Consolas" w:eastAsia="Times New Roman" w:hAnsi="Consolas" w:cs="Times New Roman"/>
+          <w:color w:val="FF7EDB"/>
+          <w:sz w:val="21"/>
+          <w:szCs w:val="21"/>
+          <w:lang w:val="en-IN" w:eastAsia="en-IN"/>
+        </w:rPr>
+        <w:t xml:space="preserve">            </w:t>
+      </w:r>
+      <w:r>
+        <w:rPr>
+          <w:rFonts w:ascii="Consolas" w:eastAsia="Times New Roman" w:hAnsi="Consolas" w:cs="Times New Roman"/>
+          <w:color w:val="FF8B39"/>
+          <w:sz w:val="21"/>
+          <w:szCs w:val="21"/>
+          <w:lang w:val="en-IN" w:eastAsia="en-IN"/>
+        </w:rPr>
+        <w:t>"assignment"</w:t>
+      </w:r>
+      <w:r>
+        <w:rPr>
+          <w:rFonts w:ascii="Consolas" w:eastAsia="Times New Roman" w:hAnsi="Consolas" w:cs="Times New Roman"/>
+          <w:color w:val="FF7EDB"/>
+          <w:sz w:val="21"/>
+          <w:szCs w:val="21"/>
+          <w:lang w:val="en-IN" w:eastAsia="en-IN"/>
+        </w:rPr>
+        <w:t>: d[</w:t>
+      </w:r>
+      <w:r>
+        <w:rPr>
+          <w:rFonts w:ascii="Consolas" w:eastAsia="Times New Roman" w:hAnsi="Consolas" w:cs="Times New Roman"/>
+          <w:color w:val="FF8B39"/>
+          <w:sz w:val="21"/>
+          <w:szCs w:val="21"/>
+          <w:lang w:val="en-IN" w:eastAsia="en-IN"/>
+        </w:rPr>
+        <w:t>"scores"</w:t>
+      </w:r>
+      <w:r>
+        <w:rPr>
+          <w:rFonts w:ascii="Consolas" w:eastAsia="Times New Roman" w:hAnsi="Consolas" w:cs="Times New Roman"/>
+          <w:color w:val="FF7EDB"/>
+          <w:sz w:val="21"/>
+          <w:szCs w:val="21"/>
+          <w:lang w:val="en-IN" w:eastAsia="en-IN"/>
+        </w:rPr>
+        <w:t>][</w:t>
+      </w:r>
+      <w:r>
+        <w:rPr>
+          <w:rFonts w:ascii="Consolas" w:eastAsia="Times New Roman" w:hAnsi="Consolas" w:cs="Times New Roman"/>
+          <w:color w:val="F97E72"/>
+          <w:sz w:val="21"/>
+          <w:szCs w:val="21"/>
+          <w:lang w:val="en-IN" w:eastAsia="en-IN"/>
+        </w:rPr>
+        <w:t>1</w:t>
+      </w:r>
+      <w:r>
+        <w:rPr>
+          <w:rFonts w:ascii="Consolas" w:eastAsia="Times New Roman" w:hAnsi="Consolas" w:cs="Times New Roman"/>
+          <w:color w:val="FF7EDB"/>
+          <w:sz w:val="21"/>
+          <w:szCs w:val="21"/>
+          <w:lang w:val="en-IN" w:eastAsia="en-IN"/>
+        </w:rPr>
+        <w:t>]</w:t>
+      </w:r>
+    </w:p>
+    <w:p>
+      <w:pPr>
+        <w:shd w:val="clear" w:color="auto" w:fill="262335"/>
+        <w:spacing w:after="0" w:line="285" w:lineRule="atLeast"/>
+        <w:rPr>
+          <w:rFonts w:ascii="Consolas" w:eastAsia="Times New Roman" w:hAnsi="Consolas" w:cs="Times New Roman"/>
+          <w:color w:val="BBBBBB"/>
+          <w:sz w:val="21"/>
+          <w:szCs w:val="21"/>
+          <w:lang w:val="en-IN" w:eastAsia="en-IN"/>
+        </w:rPr>
+      </w:pPr>
+      <w:r>
+        <w:rPr>
+          <w:rFonts w:ascii="Consolas" w:eastAsia="Times New Roman" w:hAnsi="Consolas" w:cs="Times New Roman"/>
+          <w:color w:val="FF7EDB"/>
+          <w:sz w:val="21"/>
+          <w:szCs w:val="21"/>
+          <w:lang w:val="en-IN" w:eastAsia="en-IN"/>
+        </w:rPr>
+        <w:t>        })</w:t>
+      </w:r>
+    </w:p>
+    <w:p>
+      <w:pPr>
+        <w:shd w:val="clear" w:color="auto" w:fill="262335"/>
+        <w:spacing w:after="0" w:line="285" w:lineRule="atLeast"/>
+        <w:rPr>
+          <w:rFonts w:ascii="Consolas" w:eastAsia="Times New Roman" w:hAnsi="Consolas" w:cs="Times New Roman"/>
+          <w:color w:val="BBBBBB"/>
+          <w:sz w:val="21"/>
+          <w:szCs w:val="21"/>
+          <w:lang w:val="en-IN" w:eastAsia="en-IN"/>
+        </w:rPr>
+      </w:pPr>
+      <w:r>
+        <w:rPr>
+          <w:rFonts w:ascii="Consolas" w:eastAsia="Times New Roman" w:hAnsi="Consolas" w:cs="Times New Roman"/>
+          <w:color w:val="FF7EDB"/>
+          <w:sz w:val="21"/>
+          <w:szCs w:val="21"/>
+          <w:lang w:val="en-IN" w:eastAsia="en-IN"/>
+        </w:rPr>
+        <w:t xml:space="preserve">    </w:t>
+      </w:r>
+      <w:r>
+        <w:rPr>
+          <w:rFonts w:ascii="Consolas" w:eastAsia="Times New Roman" w:hAnsi="Consolas" w:cs="Times New Roman"/>
+          <w:color w:val="FEDE5D"/>
+          <w:sz w:val="21"/>
+          <w:szCs w:val="21"/>
+          <w:lang w:val="en-IN" w:eastAsia="en-IN"/>
+        </w:rPr>
+        <w:t>return</w:t>
+      </w:r>
+      <w:r>
+        <w:rPr>
+          <w:rFonts w:ascii="Consolas" w:eastAsia="Times New Roman" w:hAnsi="Consolas" w:cs="Times New Roman"/>
+          <w:color w:val="FF7EDB"/>
+          <w:sz w:val="21"/>
+          <w:szCs w:val="21"/>
+          <w:lang w:val="en-IN" w:eastAsia="en-IN"/>
+        </w:rPr>
+        <w:t xml:space="preserve"> </w:t>
+      </w:r>
+      <w:proofErr w:type="spellStart"/>
+      <w:proofErr w:type="gramStart"/>
+      <w:r>
+        <w:rPr>
+          <w:rFonts w:ascii="Consolas" w:eastAsia="Times New Roman" w:hAnsi="Consolas" w:cs="Times New Roman"/>
+          <w:color w:val="FE4450"/>
+          <w:sz w:val="21"/>
+          <w:szCs w:val="21"/>
+          <w:lang w:val="en-IN" w:eastAsia="en-IN"/>
+        </w:rPr>
+        <w:t>pd</w:t>
+      </w:r>
+      <w:r>
+        <w:rPr>
+          <w:rFonts w:ascii="Consolas" w:eastAsia="Times New Roman" w:hAnsi="Consolas" w:cs="Times New Roman"/>
+          <w:color w:val="FF7EDB"/>
+          <w:sz w:val="21"/>
+          <w:szCs w:val="21"/>
+          <w:lang w:val="en-IN" w:eastAsia="en-IN"/>
+        </w:rPr>
+        <w:t>.</w:t>
+      </w:r>
+      <w:r>
+        <w:rPr>
+          <w:rFonts w:ascii="Consolas" w:eastAsia="Times New Roman" w:hAnsi="Consolas" w:cs="Times New Roman"/>
+          <w:color w:val="FE4450"/>
+          <w:sz w:val="21"/>
+          <w:szCs w:val="21"/>
+          <w:lang w:val="en-IN" w:eastAsia="en-IN"/>
+        </w:rPr>
+        <w:t>DataFrame</w:t>
+      </w:r>
+      <w:proofErr w:type="spellEnd"/>
+      <w:proofErr w:type="gramEnd"/>
+      <w:r>
+        <w:rPr>
+          <w:rFonts w:ascii="Consolas" w:eastAsia="Times New Roman" w:hAnsi="Consolas" w:cs="Times New Roman"/>
+          <w:color w:val="FF7EDB"/>
+          <w:sz w:val="21"/>
+          <w:szCs w:val="21"/>
+          <w:lang w:val="en-IN" w:eastAsia="en-IN"/>
+        </w:rPr>
+        <w:t>(flat)</w:t>
+      </w:r>
+    </w:p>
+    <w:p>
+      <w:pPr>
+        <w:shd w:val="clear" w:color="auto" w:fill="262335"/>
+        <w:spacing w:after="0" w:line="285" w:lineRule="atLeast"/>
+        <w:rPr>
+          <w:rFonts w:ascii="Consolas" w:eastAsia="Times New Roman" w:hAnsi="Consolas" w:cs="Times New Roman"/>
+          <w:color w:val="BBBBBB"/>
+          <w:sz w:val="21"/>
+          <w:szCs w:val="21"/>
+          <w:lang w:val="en-IN" w:eastAsia="en-IN"/>
+        </w:rPr>
+      </w:pPr>
+    </w:p>
+    <w:p>
+      <w:pPr>
+        <w:shd w:val="clear" w:color="auto" w:fill="262335"/>
+        <w:spacing w:after="0" w:line="285" w:lineRule="atLeast"/>
+        <w:rPr>
+          <w:rFonts w:ascii="Consolas" w:eastAsia="Times New Roman" w:hAnsi="Consolas" w:cs="Times New Roman"/>
+          <w:color w:val="BBBBBB"/>
+          <w:sz w:val="21"/>
+          <w:szCs w:val="21"/>
+          <w:lang w:val="en-IN" w:eastAsia="en-IN"/>
+        </w:rPr>
+      </w:pPr>
+      <w:r>
+        <w:rPr>
+          <w:rFonts w:ascii="Consolas" w:eastAsia="Times New Roman" w:hAnsi="Consolas" w:cs="Times New Roman"/>
+          <w:color w:val="FEDE5D"/>
+          <w:sz w:val="21"/>
+          <w:szCs w:val="21"/>
+          <w:lang w:val="en-IN" w:eastAsia="en-IN"/>
+        </w:rPr>
+        <w:t>def</w:t>
+      </w:r>
+      <w:r>
+        <w:rPr>
+          <w:rFonts w:ascii="Consolas" w:eastAsia="Times New Roman" w:hAnsi="Consolas" w:cs="Times New Roman"/>
+          <w:color w:val="FF7EDB"/>
+          <w:sz w:val="21"/>
+          <w:szCs w:val="21"/>
+          <w:lang w:val="en-IN" w:eastAsia="en-IN"/>
+        </w:rPr>
+        <w:t xml:space="preserve"> </w:t>
+      </w:r>
+      <w:proofErr w:type="spellStart"/>
+      <w:proofErr w:type="gramStart"/>
+      <w:r>
+        <w:rPr>
+          <w:rFonts w:ascii="Consolas" w:eastAsia="Times New Roman" w:hAnsi="Consolas" w:cs="Times New Roman"/>
+          <w:color w:val="36F9F6"/>
+          <w:sz w:val="21"/>
+          <w:szCs w:val="21"/>
+          <w:lang w:val="en-IN" w:eastAsia="en-IN"/>
+        </w:rPr>
+        <w:t>analyze</w:t>
+      </w:r>
+      <w:proofErr w:type="spellEnd"/>
+      <w:r>
+        <w:rPr>
+          <w:rFonts w:ascii="Consolas" w:eastAsia="Times New Roman" w:hAnsi="Consolas" w:cs="Times New Roman"/>
+          <w:color w:val="FF7EDB"/>
+          <w:sz w:val="21"/>
+          <w:szCs w:val="21"/>
+          <w:lang w:val="en-IN" w:eastAsia="en-IN"/>
+        </w:rPr>
+        <w:t>(</w:t>
+      </w:r>
+      <w:proofErr w:type="gramEnd"/>
+      <w:r>
+        <w:rPr>
+          <w:rFonts w:ascii="Consolas" w:eastAsia="Times New Roman" w:hAnsi="Consolas" w:cs="Times New Roman"/>
+          <w:i/>
+          <w:iCs/>
+          <w:color w:val="FF7EDB"/>
+          <w:sz w:val="21"/>
+          <w:szCs w:val="21"/>
+          <w:lang w:val="en-IN" w:eastAsia="en-IN"/>
+        </w:rPr>
+        <w:t>original</w:t>
+      </w:r>
+      <w:r>
+        <w:rPr>
+          <w:rFonts w:ascii="Consolas" w:eastAsia="Times New Roman" w:hAnsi="Consolas" w:cs="Times New Roman"/>
+          <w:color w:val="FF7EDB"/>
+          <w:sz w:val="21"/>
+          <w:szCs w:val="21"/>
+          <w:lang w:val="en-IN" w:eastAsia="en-IN"/>
+        </w:rPr>
+        <w:t xml:space="preserve">, </w:t>
+      </w:r>
+      <w:r>
+        <w:rPr>
+          <w:rFonts w:ascii="Consolas" w:eastAsia="Times New Roman" w:hAnsi="Consolas" w:cs="Times New Roman"/>
+          <w:i/>
+          <w:iCs/>
+          <w:color w:val="FF7EDB"/>
+          <w:sz w:val="21"/>
+          <w:szCs w:val="21"/>
+          <w:lang w:val="en-IN" w:eastAsia="en-IN"/>
+        </w:rPr>
+        <w:t>modified</w:t>
+      </w:r>
+      <w:r>
+        <w:rPr>
+          <w:rFonts w:ascii="Consolas" w:eastAsia="Times New Roman" w:hAnsi="Consolas" w:cs="Times New Roman"/>
+          <w:color w:val="FF7EDB"/>
+          <w:sz w:val="21"/>
+          <w:szCs w:val="21"/>
+          <w:lang w:val="en-IN" w:eastAsia="en-IN"/>
+        </w:rPr>
+        <w:t>):</w:t>
+      </w:r>
+    </w:p>
+    <w:p>
+      <w:pPr>
+        <w:shd w:val="clear" w:color="auto" w:fill="262335"/>
+        <w:spacing w:after="0" w:line="285" w:lineRule="atLeast"/>
+        <w:rPr>
+          <w:rFonts w:ascii="Consolas" w:eastAsia="Times New Roman" w:hAnsi="Consolas" w:cs="Times New Roman"/>
+          <w:color w:val="BBBBBB"/>
+          <w:sz w:val="21"/>
+          <w:szCs w:val="21"/>
+          <w:lang w:val="en-IN" w:eastAsia="en-IN"/>
+        </w:rPr>
+      </w:pPr>
+      <w:r>
+        <w:rPr>
+          <w:rFonts w:ascii="Consolas" w:eastAsia="Times New Roman" w:hAnsi="Consolas" w:cs="Times New Roman"/>
+          <w:color w:val="FF7EDB"/>
+          <w:sz w:val="21"/>
+          <w:szCs w:val="21"/>
+          <w:lang w:val="en-IN" w:eastAsia="en-IN"/>
+        </w:rPr>
+        <w:t xml:space="preserve">    </w:t>
+      </w:r>
+      <w:proofErr w:type="spellStart"/>
+      <w:r>
+        <w:rPr>
+          <w:rFonts w:ascii="Consolas" w:eastAsia="Times New Roman" w:hAnsi="Consolas" w:cs="Times New Roman"/>
+          <w:color w:val="FF7EDB"/>
+          <w:sz w:val="21"/>
+          <w:szCs w:val="21"/>
+          <w:lang w:val="en-IN" w:eastAsia="en-IN"/>
+        </w:rPr>
+        <w:t>orig_marks</w:t>
+      </w:r>
+      <w:proofErr w:type="spellEnd"/>
+      <w:r>
+        <w:rPr>
+          <w:rFonts w:ascii="Consolas" w:eastAsia="Times New Roman" w:hAnsi="Consolas" w:cs="Times New Roman"/>
+          <w:color w:val="FF7EDB"/>
+          <w:sz w:val="21"/>
+          <w:szCs w:val="21"/>
+          <w:lang w:val="en-IN" w:eastAsia="en-IN"/>
+        </w:rPr>
+        <w:t xml:space="preserve"> </w:t>
+      </w:r>
+      <w:r>
+        <w:rPr>
+          <w:rFonts w:ascii="Consolas" w:eastAsia="Times New Roman" w:hAnsi="Consolas" w:cs="Times New Roman"/>
+          <w:color w:val="DDDDDD"/>
+          <w:sz w:val="21"/>
+          <w:szCs w:val="21"/>
+          <w:lang w:val="en-IN" w:eastAsia="en-IN"/>
+        </w:rPr>
+        <w:t>=</w:t>
+      </w:r>
+      <w:r>
+        <w:rPr>
+          <w:rFonts w:ascii="Consolas" w:eastAsia="Times New Roman" w:hAnsi="Consolas" w:cs="Times New Roman"/>
+          <w:color w:val="FF7EDB"/>
+          <w:sz w:val="21"/>
+          <w:szCs w:val="21"/>
+          <w:lang w:val="en-IN" w:eastAsia="en-IN"/>
+        </w:rPr>
+        <w:t xml:space="preserve"> </w:t>
+      </w:r>
+      <w:proofErr w:type="spellStart"/>
+      <w:proofErr w:type="gramStart"/>
+      <w:r>
+        <w:rPr>
+          <w:rFonts w:ascii="Consolas" w:eastAsia="Times New Roman" w:hAnsi="Consolas" w:cs="Times New Roman"/>
+          <w:color w:val="FE4450"/>
+          <w:sz w:val="21"/>
+          <w:szCs w:val="21"/>
+          <w:lang w:val="en-IN" w:eastAsia="en-IN"/>
+        </w:rPr>
+        <w:t>np</w:t>
+      </w:r>
+      <w:r>
+        <w:rPr>
+          <w:rFonts w:ascii="Consolas" w:eastAsia="Times New Roman" w:hAnsi="Consolas" w:cs="Times New Roman"/>
+          <w:color w:val="FF7EDB"/>
+          <w:sz w:val="21"/>
+          <w:szCs w:val="21"/>
+          <w:lang w:val="en-IN" w:eastAsia="en-IN"/>
+        </w:rPr>
+        <w:t>.</w:t>
+      </w:r>
+      <w:r>
+        <w:rPr>
+          <w:rFonts w:ascii="Consolas" w:eastAsia="Times New Roman" w:hAnsi="Consolas" w:cs="Times New Roman"/>
+          <w:color w:val="36F9F6"/>
+          <w:sz w:val="21"/>
+          <w:szCs w:val="21"/>
+          <w:lang w:val="en-IN" w:eastAsia="en-IN"/>
+        </w:rPr>
+        <w:t>array</w:t>
+      </w:r>
+      <w:proofErr w:type="spellEnd"/>
+      <w:proofErr w:type="gramEnd"/>
+      <w:r>
+        <w:rPr>
+          <w:rFonts w:ascii="Consolas" w:eastAsia="Times New Roman" w:hAnsi="Consolas" w:cs="Times New Roman"/>
+          <w:color w:val="FF7EDB"/>
+          <w:sz w:val="21"/>
+          <w:szCs w:val="21"/>
+          <w:lang w:val="en-IN" w:eastAsia="en-IN"/>
+        </w:rPr>
+        <w:t>([d[</w:t>
+      </w:r>
+      <w:r>
+        <w:rPr>
+          <w:rFonts w:ascii="Consolas" w:eastAsia="Times New Roman" w:hAnsi="Consolas" w:cs="Times New Roman"/>
+          <w:color w:val="FF8B39"/>
+          <w:sz w:val="21"/>
+          <w:szCs w:val="21"/>
+          <w:lang w:val="en-IN" w:eastAsia="en-IN"/>
+        </w:rPr>
+        <w:t>"marks"</w:t>
+      </w:r>
+      <w:r>
+        <w:rPr>
+          <w:rFonts w:ascii="Consolas" w:eastAsia="Times New Roman" w:hAnsi="Consolas" w:cs="Times New Roman"/>
+          <w:color w:val="FF7EDB"/>
+          <w:sz w:val="21"/>
+          <w:szCs w:val="21"/>
+          <w:lang w:val="en-IN" w:eastAsia="en-IN"/>
+        </w:rPr>
+        <w:t xml:space="preserve">] </w:t>
+      </w:r>
+      <w:proofErr w:type="spellStart"/>
+      <w:r>
+        <w:rPr>
+          <w:rFonts w:ascii="Consolas" w:eastAsia="Times New Roman" w:hAnsi="Consolas" w:cs="Times New Roman"/>
+          <w:color w:val="FEDE5D"/>
+          <w:sz w:val="21"/>
+          <w:szCs w:val="21"/>
+          <w:lang w:val="en-IN" w:eastAsia="en-IN"/>
+        </w:rPr>
+        <w:t>for</w:t>
+      </w:r>
+      <w:r>
+        <w:rPr>
+          <w:rFonts w:ascii="Consolas" w:eastAsia="Times New Roman" w:hAnsi="Consolas" w:cs="Times New Roman"/>
+          <w:color w:val="FF7EDB"/>
+          <w:sz w:val="21"/>
+          <w:szCs w:val="21"/>
+          <w:lang w:val="en-IN" w:eastAsia="en-IN"/>
+        </w:rPr>
+        <w:t xml:space="preserve"> d</w:t>
+      </w:r>
+      <w:proofErr w:type="spellEnd"/>
+      <w:r>
+        <w:rPr>
+          <w:rFonts w:ascii="Consolas" w:eastAsia="Times New Roman" w:hAnsi="Consolas" w:cs="Times New Roman"/>
+          <w:color w:val="FF7EDB"/>
+          <w:sz w:val="21"/>
+          <w:szCs w:val="21"/>
+          <w:lang w:val="en-IN" w:eastAsia="en-IN"/>
+        </w:rPr>
+        <w:t xml:space="preserve"> </w:t>
+      </w:r>
+      <w:r>
+        <w:rPr>
+          <w:rFonts w:ascii="Consolas" w:eastAsia="Times New Roman" w:hAnsi="Consolas" w:cs="Times New Roman"/>
+          <w:color w:val="FEDE5D"/>
+          <w:sz w:val="21"/>
+          <w:szCs w:val="21"/>
+          <w:lang w:val="en-IN" w:eastAsia="en-IN"/>
+        </w:rPr>
+        <w:t>in</w:t>
+      </w:r>
+      <w:r>
+        <w:rPr>
+          <w:rFonts w:ascii="Consolas" w:eastAsia="Times New Roman" w:hAnsi="Consolas" w:cs="Times New Roman"/>
+          <w:color w:val="FF7EDB"/>
+          <w:sz w:val="21"/>
+          <w:szCs w:val="21"/>
+          <w:lang w:val="en-IN" w:eastAsia="en-IN"/>
+        </w:rPr>
+        <w:t xml:space="preserve"> </w:t>
+      </w:r>
+      <w:r>
+        <w:rPr>
+          <w:rFonts w:ascii="Consolas" w:eastAsia="Times New Roman" w:hAnsi="Consolas" w:cs="Times New Roman"/>
+          <w:i/>
+          <w:iCs/>
+          <w:color w:val="FF7EDB"/>
+          <w:sz w:val="21"/>
+          <w:szCs w:val="21"/>
+          <w:lang w:val="en-IN" w:eastAsia="en-IN"/>
+        </w:rPr>
+        <w:t>original</w:t>
+      </w:r>
+      <w:r>
+        <w:rPr>
+          <w:rFonts w:ascii="Consolas" w:eastAsia="Times New Roman" w:hAnsi="Consolas" w:cs="Times New Roman"/>
+          <w:color w:val="FF7EDB"/>
+          <w:sz w:val="21"/>
+          <w:szCs w:val="21"/>
+          <w:lang w:val="en-IN" w:eastAsia="en-IN"/>
+        </w:rPr>
+        <w:t>])</w:t>
+      </w:r>
+    </w:p>
+    <w:p>
+      <w:pPr>
+        <w:shd w:val="clear" w:color="auto" w:fill="262335"/>
+        <w:spacing w:after="0" w:line="285" w:lineRule="atLeast"/>
+        <w:rPr>
+          <w:rFonts w:ascii="Consolas" w:eastAsia="Times New Roman" w:hAnsi="Consolas" w:cs="Times New Roman"/>
+          <w:color w:val="BBBBBB"/>
+          <w:sz w:val="21"/>
+          <w:szCs w:val="21"/>
+          <w:lang w:val="en-IN" w:eastAsia="en-IN"/>
+        </w:rPr>
+      </w:pPr>
+      <w:r>
+        <w:rPr>
+          <w:rFonts w:ascii="Consolas" w:eastAsia="Times New Roman" w:hAnsi="Consolas" w:cs="Times New Roman"/>
+          <w:color w:val="FF7EDB"/>
+          <w:sz w:val="21"/>
+          <w:szCs w:val="21"/>
+          <w:lang w:val="en-IN" w:eastAsia="en-IN"/>
+        </w:rPr>
+        <w:t xml:space="preserve">    </w:t>
+      </w:r>
+      <w:proofErr w:type="spellStart"/>
+      <w:r>
+        <w:rPr>
+          <w:rFonts w:ascii="Consolas" w:eastAsia="Times New Roman" w:hAnsi="Consolas" w:cs="Times New Roman"/>
+          <w:color w:val="FF7EDB"/>
+          <w:sz w:val="21"/>
+          <w:szCs w:val="21"/>
+          <w:lang w:val="en-IN" w:eastAsia="en-IN"/>
+        </w:rPr>
+        <w:t>mod_marks</w:t>
+      </w:r>
+      <w:proofErr w:type="spellEnd"/>
+      <w:r>
+        <w:rPr>
+          <w:rFonts w:ascii="Consolas" w:eastAsia="Times New Roman" w:hAnsi="Consolas" w:cs="Times New Roman"/>
+          <w:color w:val="FF7EDB"/>
+          <w:sz w:val="21"/>
+          <w:szCs w:val="21"/>
+          <w:lang w:val="en-IN" w:eastAsia="en-IN"/>
+        </w:rPr>
+        <w:t xml:space="preserve"> </w:t>
+      </w:r>
+      <w:r>
+        <w:rPr>
+          <w:rFonts w:ascii="Consolas" w:eastAsia="Times New Roman" w:hAnsi="Consolas" w:cs="Times New Roman"/>
+          <w:color w:val="DDDDDD"/>
+          <w:sz w:val="21"/>
+          <w:szCs w:val="21"/>
+          <w:lang w:val="en-IN" w:eastAsia="en-IN"/>
+        </w:rPr>
+        <w:t>=</w:t>
+      </w:r>
+      <w:r>
+        <w:rPr>
+          <w:rFonts w:ascii="Consolas" w:eastAsia="Times New Roman" w:hAnsi="Consolas" w:cs="Times New Roman"/>
+          <w:color w:val="FF7EDB"/>
+          <w:sz w:val="21"/>
+          <w:szCs w:val="21"/>
+          <w:lang w:val="en-IN" w:eastAsia="en-IN"/>
+        </w:rPr>
+        <w:t xml:space="preserve"> </w:t>
+      </w:r>
+      <w:proofErr w:type="spellStart"/>
+      <w:proofErr w:type="gramStart"/>
+      <w:r>
+        <w:rPr>
+          <w:rFonts w:ascii="Consolas" w:eastAsia="Times New Roman" w:hAnsi="Consolas" w:cs="Times New Roman"/>
+          <w:color w:val="FE4450"/>
+          <w:sz w:val="21"/>
+          <w:szCs w:val="21"/>
+          <w:lang w:val="en-IN" w:eastAsia="en-IN"/>
+        </w:rPr>
+        <w:t>np</w:t>
+      </w:r>
+      <w:r>
+        <w:rPr>
+          <w:rFonts w:ascii="Consolas" w:eastAsia="Times New Roman" w:hAnsi="Consolas" w:cs="Times New Roman"/>
+          <w:color w:val="FF7EDB"/>
+          <w:sz w:val="21"/>
+          <w:szCs w:val="21"/>
+          <w:lang w:val="en-IN" w:eastAsia="en-IN"/>
+        </w:rPr>
+        <w:t>.</w:t>
+      </w:r>
+      <w:r>
+        <w:rPr>
+          <w:rFonts w:ascii="Consolas" w:eastAsia="Times New Roman" w:hAnsi="Consolas" w:cs="Times New Roman"/>
+          <w:color w:val="36F9F6"/>
+          <w:sz w:val="21"/>
+          <w:szCs w:val="21"/>
+          <w:lang w:val="en-IN" w:eastAsia="en-IN"/>
+        </w:rPr>
+        <w:t>array</w:t>
+      </w:r>
+      <w:proofErr w:type="spellEnd"/>
+      <w:proofErr w:type="gramEnd"/>
+      <w:r>
+        <w:rPr>
+          <w:rFonts w:ascii="Consolas" w:eastAsia="Times New Roman" w:hAnsi="Consolas" w:cs="Times New Roman"/>
+          <w:color w:val="FF7EDB"/>
+          <w:sz w:val="21"/>
+          <w:szCs w:val="21"/>
+          <w:lang w:val="en-IN" w:eastAsia="en-IN"/>
+        </w:rPr>
+        <w:t>([d[</w:t>
+      </w:r>
+      <w:r>
+        <w:rPr>
+          <w:rFonts w:ascii="Consolas" w:eastAsia="Times New Roman" w:hAnsi="Consolas" w:cs="Times New Roman"/>
+          <w:color w:val="FF8B39"/>
+          <w:sz w:val="21"/>
+          <w:szCs w:val="21"/>
+          <w:lang w:val="en-IN" w:eastAsia="en-IN"/>
+        </w:rPr>
+        <w:t>"marks"</w:t>
+      </w:r>
+      <w:r>
+        <w:rPr>
+          <w:rFonts w:ascii="Consolas" w:eastAsia="Times New Roman" w:hAnsi="Consolas" w:cs="Times New Roman"/>
+          <w:color w:val="FF7EDB"/>
+          <w:sz w:val="21"/>
+          <w:szCs w:val="21"/>
+          <w:lang w:val="en-IN" w:eastAsia="en-IN"/>
+        </w:rPr>
+        <w:t xml:space="preserve">] </w:t>
+      </w:r>
+      <w:proofErr w:type="spellStart"/>
+      <w:r>
+        <w:rPr>
+          <w:rFonts w:ascii="Consolas" w:eastAsia="Times New Roman" w:hAnsi="Consolas" w:cs="Times New Roman"/>
+          <w:color w:val="FEDE5D"/>
+          <w:sz w:val="21"/>
+          <w:szCs w:val="21"/>
+          <w:lang w:val="en-IN" w:eastAsia="en-IN"/>
+        </w:rPr>
+        <w:t>for</w:t>
+      </w:r>
+      <w:r>
+        <w:rPr>
+          <w:rFonts w:ascii="Consolas" w:eastAsia="Times New Roman" w:hAnsi="Consolas" w:cs="Times New Roman"/>
+          <w:color w:val="FF7EDB"/>
+          <w:sz w:val="21"/>
+          <w:szCs w:val="21"/>
+          <w:lang w:val="en-IN" w:eastAsia="en-IN"/>
+        </w:rPr>
+        <w:t xml:space="preserve"> d</w:t>
+      </w:r>
+      <w:proofErr w:type="spellEnd"/>
+      <w:r>
+        <w:rPr>
+          <w:rFonts w:ascii="Consolas" w:eastAsia="Times New Roman" w:hAnsi="Consolas" w:cs="Times New Roman"/>
+          <w:color w:val="FF7EDB"/>
+          <w:sz w:val="21"/>
+          <w:szCs w:val="21"/>
+          <w:lang w:val="en-IN" w:eastAsia="en-IN"/>
+        </w:rPr>
+        <w:t xml:space="preserve"> </w:t>
+      </w:r>
+      <w:r>
+        <w:rPr>
+          <w:rFonts w:ascii="Consolas" w:eastAsia="Times New Roman" w:hAnsi="Consolas" w:cs="Times New Roman"/>
+          <w:color w:val="FEDE5D"/>
+          <w:sz w:val="21"/>
+          <w:szCs w:val="21"/>
+          <w:lang w:val="en-IN" w:eastAsia="en-IN"/>
+        </w:rPr>
+        <w:t>in</w:t>
+      </w:r>
+      <w:r>
+        <w:rPr>
+          <w:rFonts w:ascii="Consolas" w:eastAsia="Times New Roman" w:hAnsi="Consolas" w:cs="Times New Roman"/>
+          <w:color w:val="FF7EDB"/>
+          <w:sz w:val="21"/>
+          <w:szCs w:val="21"/>
+          <w:lang w:val="en-IN" w:eastAsia="en-IN"/>
+        </w:rPr>
+        <w:t xml:space="preserve"> </w:t>
+      </w:r>
+      <w:r>
+        <w:rPr>
+          <w:rFonts w:ascii="Consolas" w:eastAsia="Times New Roman" w:hAnsi="Consolas" w:cs="Times New Roman"/>
+          <w:i/>
+          <w:iCs/>
+          <w:color w:val="FF7EDB"/>
+          <w:sz w:val="21"/>
+          <w:szCs w:val="21"/>
+          <w:lang w:val="en-IN" w:eastAsia="en-IN"/>
+        </w:rPr>
+        <w:t>modified</w:t>
+      </w:r>
+      <w:r>
+        <w:rPr>
+          <w:rFonts w:ascii="Consolas" w:eastAsia="Times New Roman" w:hAnsi="Consolas" w:cs="Times New Roman"/>
+          <w:color w:val="FF7EDB"/>
+          <w:sz w:val="21"/>
+          <w:szCs w:val="21"/>
+          <w:lang w:val="en-IN" w:eastAsia="en-IN"/>
+        </w:rPr>
+        <w:t>])</w:t>
+      </w:r>
+    </w:p>
+    <w:p>
+      <w:pPr>
+        <w:shd w:val="clear" w:color="auto" w:fill="262335"/>
+        <w:spacing w:after="0" w:line="285" w:lineRule="atLeast"/>
+        <w:rPr>
+          <w:rFonts w:ascii="Consolas" w:eastAsia="Times New Roman" w:hAnsi="Consolas" w:cs="Times New Roman"/>
+          <w:color w:val="BBBBBB"/>
+          <w:sz w:val="21"/>
+          <w:szCs w:val="21"/>
+          <w:lang w:val="en-IN" w:eastAsia="en-IN"/>
+        </w:rPr>
+      </w:pPr>
+    </w:p>
+    <w:p>
+      <w:pPr>
+        <w:shd w:val="clear" w:color="auto" w:fill="262335"/>
+        <w:spacing w:after="0" w:line="285" w:lineRule="atLeast"/>
+        <w:rPr>
+          <w:rFonts w:ascii="Consolas" w:eastAsia="Times New Roman" w:hAnsi="Consolas" w:cs="Times New Roman"/>
+          <w:color w:val="BBBBBB"/>
+          <w:sz w:val="21"/>
+          <w:szCs w:val="21"/>
+          <w:lang w:val="en-IN" w:eastAsia="en-IN"/>
+        </w:rPr>
+      </w:pPr>
+      <w:r>
+        <w:rPr>
+          <w:rFonts w:ascii="Consolas" w:eastAsia="Times New Roman" w:hAnsi="Consolas" w:cs="Times New Roman"/>
+          <w:color w:val="FF7EDB"/>
+          <w:sz w:val="21"/>
+          <w:szCs w:val="21"/>
+          <w:lang w:val="en-IN" w:eastAsia="en-IN"/>
+        </w:rPr>
+        <w:t xml:space="preserve">    mean </w:t>
+      </w:r>
+      <w:r>
+        <w:rPr>
+          <w:rFonts w:ascii="Consolas" w:eastAsia="Times New Roman" w:hAnsi="Consolas" w:cs="Times New Roman"/>
+          <w:color w:val="DDDDDD"/>
+          <w:sz w:val="21"/>
+          <w:szCs w:val="21"/>
+          <w:lang w:val="en-IN" w:eastAsia="en-IN"/>
+        </w:rPr>
+        <w:t>=</w:t>
+      </w:r>
+      <w:r>
+        <w:rPr>
+          <w:rFonts w:ascii="Consolas" w:eastAsia="Times New Roman" w:hAnsi="Consolas" w:cs="Times New Roman"/>
+          <w:color w:val="FF7EDB"/>
+          <w:sz w:val="21"/>
+          <w:szCs w:val="21"/>
+          <w:lang w:val="en-IN" w:eastAsia="en-IN"/>
+        </w:rPr>
+        <w:t xml:space="preserve"> </w:t>
+      </w:r>
+      <w:proofErr w:type="spellStart"/>
+      <w:proofErr w:type="gramStart"/>
+      <w:r>
+        <w:rPr>
+          <w:rFonts w:ascii="Consolas" w:eastAsia="Times New Roman" w:hAnsi="Consolas" w:cs="Times New Roman"/>
+          <w:color w:val="FE4450"/>
+          <w:sz w:val="21"/>
+          <w:szCs w:val="21"/>
+          <w:lang w:val="en-IN" w:eastAsia="en-IN"/>
+        </w:rPr>
+        <w:t>np</w:t>
+      </w:r>
+      <w:r>
+        <w:rPr>
+          <w:rFonts w:ascii="Consolas" w:eastAsia="Times New Roman" w:hAnsi="Consolas" w:cs="Times New Roman"/>
+          <w:color w:val="FF7EDB"/>
+          <w:sz w:val="21"/>
+          <w:szCs w:val="21"/>
+          <w:lang w:val="en-IN" w:eastAsia="en-IN"/>
+        </w:rPr>
+        <w:t>.</w:t>
+      </w:r>
+      <w:r>
+        <w:rPr>
+          <w:rFonts w:ascii="Consolas" w:eastAsia="Times New Roman" w:hAnsi="Consolas" w:cs="Times New Roman"/>
+          <w:color w:val="36F9F6"/>
+          <w:sz w:val="21"/>
+          <w:szCs w:val="21"/>
+          <w:lang w:val="en-IN" w:eastAsia="en-IN"/>
+        </w:rPr>
+        <w:t>mean</w:t>
+      </w:r>
+      <w:proofErr w:type="spellEnd"/>
+      <w:proofErr w:type="gramEnd"/>
+      <w:r>
+        <w:rPr>
+          <w:rFonts w:ascii="Consolas" w:eastAsia="Times New Roman" w:hAnsi="Consolas" w:cs="Times New Roman"/>
+          <w:color w:val="FF7EDB"/>
+          <w:sz w:val="21"/>
+          <w:szCs w:val="21"/>
+          <w:lang w:val="en-IN" w:eastAsia="en-IN"/>
+        </w:rPr>
+        <w:t>(</w:t>
+      </w:r>
+      <w:proofErr w:type="spellStart"/>
+      <w:r>
+        <w:rPr>
+          <w:rFonts w:ascii="Consolas" w:eastAsia="Times New Roman" w:hAnsi="Consolas" w:cs="Times New Roman"/>
+          <w:color w:val="FF7EDB"/>
+          <w:sz w:val="21"/>
+          <w:szCs w:val="21"/>
+          <w:lang w:val="en-IN" w:eastAsia="en-IN"/>
+        </w:rPr>
+        <w:t>mod_marks</w:t>
+      </w:r>
+      <w:proofErr w:type="spellEnd"/>
+      <w:r>
+        <w:rPr>
+          <w:rFonts w:ascii="Consolas" w:eastAsia="Times New Roman" w:hAnsi="Consolas" w:cs="Times New Roman"/>
+          <w:color w:val="FF7EDB"/>
+          <w:sz w:val="21"/>
+          <w:szCs w:val="21"/>
+          <w:lang w:val="en-IN" w:eastAsia="en-IN"/>
+        </w:rPr>
+        <w:t>)</w:t>
+      </w:r>
+    </w:p>
+    <w:p>
+      <w:pPr>
+        <w:shd w:val="clear" w:color="auto" w:fill="262335"/>
+        <w:spacing w:after="0" w:line="285" w:lineRule="atLeast"/>
+        <w:rPr>
+          <w:rFonts w:ascii="Consolas" w:eastAsia="Times New Roman" w:hAnsi="Consolas" w:cs="Times New Roman"/>
+          <w:color w:val="BBBBBB"/>
+          <w:sz w:val="21"/>
+          <w:szCs w:val="21"/>
+          <w:lang w:val="en-IN" w:eastAsia="en-IN"/>
+        </w:rPr>
+      </w:pPr>
+      <w:r>
+        <w:rPr>
+          <w:rFonts w:ascii="Consolas" w:eastAsia="Times New Roman" w:hAnsi="Consolas" w:cs="Times New Roman"/>
+          <w:color w:val="FF7EDB"/>
+          <w:sz w:val="21"/>
+          <w:szCs w:val="21"/>
+          <w:lang w:val="en-IN" w:eastAsia="en-IN"/>
+        </w:rPr>
+        <w:t xml:space="preserve">    median </w:t>
+      </w:r>
+      <w:r>
+        <w:rPr>
+          <w:rFonts w:ascii="Consolas" w:eastAsia="Times New Roman" w:hAnsi="Consolas" w:cs="Times New Roman"/>
+          <w:color w:val="DDDDDD"/>
+          <w:sz w:val="21"/>
+          <w:szCs w:val="21"/>
+          <w:lang w:val="en-IN" w:eastAsia="en-IN"/>
+        </w:rPr>
+        <w:t>=</w:t>
+      </w:r>
+      <w:r>
+        <w:rPr>
+          <w:rFonts w:ascii="Consolas" w:eastAsia="Times New Roman" w:hAnsi="Consolas" w:cs="Times New Roman"/>
+          <w:color w:val="FF7EDB"/>
+          <w:sz w:val="21"/>
+          <w:szCs w:val="21"/>
+          <w:lang w:val="en-IN" w:eastAsia="en-IN"/>
+        </w:rPr>
+        <w:t xml:space="preserve"> </w:t>
+      </w:r>
+      <w:proofErr w:type="spellStart"/>
+      <w:proofErr w:type="gramStart"/>
+      <w:r>
+        <w:rPr>
+          <w:rFonts w:ascii="Consolas" w:eastAsia="Times New Roman" w:hAnsi="Consolas" w:cs="Times New Roman"/>
+          <w:color w:val="FE4450"/>
+          <w:sz w:val="21"/>
+          <w:szCs w:val="21"/>
+          <w:lang w:val="en-IN" w:eastAsia="en-IN"/>
+        </w:rPr>
+        <w:t>np</w:t>
+      </w:r>
+      <w:r>
+        <w:rPr>
+          <w:rFonts w:ascii="Consolas" w:eastAsia="Times New Roman" w:hAnsi="Consolas" w:cs="Times New Roman"/>
+          <w:color w:val="FF7EDB"/>
+          <w:sz w:val="21"/>
+          <w:szCs w:val="21"/>
+          <w:lang w:val="en-IN" w:eastAsia="en-IN"/>
+        </w:rPr>
+        <w:t>.</w:t>
+      </w:r>
+      <w:r>
+        <w:rPr>
+          <w:rFonts w:ascii="Consolas" w:eastAsia="Times New Roman" w:hAnsi="Consolas" w:cs="Times New Roman"/>
+          <w:color w:val="36F9F6"/>
+          <w:sz w:val="21"/>
+          <w:szCs w:val="21"/>
+          <w:lang w:val="en-IN" w:eastAsia="en-IN"/>
+        </w:rPr>
+        <w:t>median</w:t>
+      </w:r>
+      <w:proofErr w:type="spellEnd"/>
+      <w:proofErr w:type="gramEnd"/>
+      <w:r>
+        <w:rPr>
+          <w:rFonts w:ascii="Consolas" w:eastAsia="Times New Roman" w:hAnsi="Consolas" w:cs="Times New Roman"/>
+          <w:color w:val="FF7EDB"/>
+          <w:sz w:val="21"/>
+          <w:szCs w:val="21"/>
+          <w:lang w:val="en-IN" w:eastAsia="en-IN"/>
+        </w:rPr>
+        <w:t>(</w:t>
+      </w:r>
+      <w:proofErr w:type="spellStart"/>
+      <w:r>
+        <w:rPr>
+          <w:rFonts w:ascii="Consolas" w:eastAsia="Times New Roman" w:hAnsi="Consolas" w:cs="Times New Roman"/>
+          <w:color w:val="FF7EDB"/>
+          <w:sz w:val="21"/>
+          <w:szCs w:val="21"/>
+          <w:lang w:val="en-IN" w:eastAsia="en-IN"/>
+        </w:rPr>
+        <w:t>mod_marks</w:t>
+      </w:r>
+      <w:proofErr w:type="spellEnd"/>
+      <w:r>
+        <w:rPr>
+          <w:rFonts w:ascii="Consolas" w:eastAsia="Times New Roman" w:hAnsi="Consolas" w:cs="Times New Roman"/>
+          <w:color w:val="FF7EDB"/>
+          <w:sz w:val="21"/>
+          <w:szCs w:val="21"/>
+          <w:lang w:val="en-IN" w:eastAsia="en-IN"/>
+        </w:rPr>
+        <w:t>)</w:t>
+      </w:r>
+    </w:p>
+    <w:p>
+      <w:pPr>
+        <w:shd w:val="clear" w:color="auto" w:fill="262335"/>
+        <w:spacing w:after="0" w:line="285" w:lineRule="atLeast"/>
+        <w:rPr>
+          <w:rFonts w:ascii="Consolas" w:eastAsia="Times New Roman" w:hAnsi="Consolas" w:cs="Times New Roman"/>
+          <w:color w:val="BBBBBB"/>
+          <w:sz w:val="21"/>
+          <w:szCs w:val="21"/>
+          <w:lang w:val="en-IN" w:eastAsia="en-IN"/>
+        </w:rPr>
+      </w:pPr>
+      <w:r>
+        <w:rPr>
+          <w:rFonts w:ascii="Consolas" w:eastAsia="Times New Roman" w:hAnsi="Consolas" w:cs="Times New Roman"/>
+          <w:color w:val="FF7EDB"/>
+          <w:sz w:val="21"/>
+          <w:szCs w:val="21"/>
+          <w:lang w:val="en-IN" w:eastAsia="en-IN"/>
+        </w:rPr>
+        <w:t xml:space="preserve">    std </w:t>
+      </w:r>
+      <w:r>
+        <w:rPr>
+          <w:rFonts w:ascii="Consolas" w:eastAsia="Times New Roman" w:hAnsi="Consolas" w:cs="Times New Roman"/>
+          <w:color w:val="DDDDDD"/>
+          <w:sz w:val="21"/>
+          <w:szCs w:val="21"/>
+          <w:lang w:val="en-IN" w:eastAsia="en-IN"/>
+        </w:rPr>
+        <w:t>=</w:t>
+      </w:r>
+      <w:r>
+        <w:rPr>
+          <w:rFonts w:ascii="Consolas" w:eastAsia="Times New Roman" w:hAnsi="Consolas" w:cs="Times New Roman"/>
+          <w:color w:val="FF7EDB"/>
+          <w:sz w:val="21"/>
+          <w:szCs w:val="21"/>
+          <w:lang w:val="en-IN" w:eastAsia="en-IN"/>
+        </w:rPr>
+        <w:t xml:space="preserve"> </w:t>
+      </w:r>
+      <w:proofErr w:type="spellStart"/>
+      <w:r>
+        <w:rPr>
+          <w:rFonts w:ascii="Consolas" w:eastAsia="Times New Roman" w:hAnsi="Consolas" w:cs="Times New Roman"/>
+          <w:color w:val="FE4450"/>
+          <w:sz w:val="21"/>
+          <w:szCs w:val="21"/>
+          <w:lang w:val="en-IN" w:eastAsia="en-IN"/>
+        </w:rPr>
+        <w:t>np</w:t>
+      </w:r>
+      <w:r>
+        <w:rPr>
+          <w:rFonts w:ascii="Consolas" w:eastAsia="Times New Roman" w:hAnsi="Consolas" w:cs="Times New Roman"/>
+          <w:color w:val="FF7EDB"/>
+          <w:sz w:val="21"/>
+          <w:szCs w:val="21"/>
+          <w:lang w:val="en-IN" w:eastAsia="en-IN"/>
+        </w:rPr>
+        <w:t>.</w:t>
+      </w:r>
+      <w:r>
+        <w:rPr>
+          <w:rFonts w:ascii="Consolas" w:eastAsia="Times New Roman" w:hAnsi="Consolas" w:cs="Times New Roman"/>
+          <w:color w:val="36F9F6"/>
+          <w:sz w:val="21"/>
+          <w:szCs w:val="21"/>
+          <w:lang w:val="en-IN" w:eastAsia="en-IN"/>
+        </w:rPr>
+        <w:t>std</w:t>
+      </w:r>
+      <w:proofErr w:type="spellEnd"/>
+      <w:r>
+        <w:rPr>
+          <w:rFonts w:ascii="Consolas" w:eastAsia="Times New Roman" w:hAnsi="Consolas" w:cs="Times New Roman"/>
+          <w:color w:val="FF7EDB"/>
+          <w:sz w:val="21"/>
+          <w:szCs w:val="21"/>
+          <w:lang w:val="en-IN" w:eastAsia="en-IN"/>
+        </w:rPr>
+        <w:t>(</w:t>
+      </w:r>
+      <w:proofErr w:type="spellStart"/>
+      <w:r>
+        <w:rPr>
+          <w:rFonts w:ascii="Consolas" w:eastAsia="Times New Roman" w:hAnsi="Consolas" w:cs="Times New Roman"/>
+          <w:color w:val="FF7EDB"/>
+          <w:sz w:val="21"/>
+          <w:szCs w:val="21"/>
+          <w:lang w:val="en-IN" w:eastAsia="en-IN"/>
+        </w:rPr>
+        <w:t>mod_marks</w:t>
+      </w:r>
+      <w:proofErr w:type="spellEnd"/>
+      <w:r>
+        <w:rPr>
+          <w:rFonts w:ascii="Consolas" w:eastAsia="Times New Roman" w:hAnsi="Consolas" w:cs="Times New Roman"/>
+          <w:color w:val="FF7EDB"/>
+          <w:sz w:val="21"/>
+          <w:szCs w:val="21"/>
+          <w:lang w:val="en-IN" w:eastAsia="en-IN"/>
+        </w:rPr>
+        <w:t>)</w:t>
+      </w:r>
+    </w:p>
+    <w:p>
+      <w:pPr>
+        <w:shd w:val="clear" w:color="auto" w:fill="262335"/>
+        <w:spacing w:after="0" w:line="285" w:lineRule="atLeast"/>
+        <w:rPr>
+          <w:rFonts w:ascii="Consolas" w:eastAsia="Times New Roman" w:hAnsi="Consolas" w:cs="Times New Roman"/>
+          <w:color w:val="BBBBBB"/>
+          <w:sz w:val="21"/>
+          <w:szCs w:val="21"/>
+          <w:lang w:val="en-IN" w:eastAsia="en-IN"/>
+        </w:rPr>
+      </w:pPr>
+    </w:p>
+    <w:p>
+      <w:pPr>
+        <w:shd w:val="clear" w:color="auto" w:fill="262335"/>
+        <w:spacing w:after="0" w:line="285" w:lineRule="atLeast"/>
+        <w:rPr>
+          <w:rFonts w:ascii="Consolas" w:eastAsia="Times New Roman" w:hAnsi="Consolas" w:cs="Times New Roman"/>
+          <w:color w:val="BBBBBB"/>
+          <w:sz w:val="21"/>
+          <w:szCs w:val="21"/>
+          <w:lang w:val="en-IN" w:eastAsia="en-IN"/>
+        </w:rPr>
+      </w:pPr>
+      <w:r>
+        <w:rPr>
+          <w:rFonts w:ascii="Consolas" w:eastAsia="Times New Roman" w:hAnsi="Consolas" w:cs="Times New Roman"/>
+          <w:color w:val="FF7EDB"/>
+          <w:sz w:val="21"/>
+          <w:szCs w:val="21"/>
+          <w:lang w:val="en-IN" w:eastAsia="en-IN"/>
+        </w:rPr>
+        <w:t xml:space="preserve">    drift </w:t>
+      </w:r>
+      <w:r>
+        <w:rPr>
+          <w:rFonts w:ascii="Consolas" w:eastAsia="Times New Roman" w:hAnsi="Consolas" w:cs="Times New Roman"/>
+          <w:color w:val="DDDDDD"/>
+          <w:sz w:val="21"/>
+          <w:szCs w:val="21"/>
+          <w:lang w:val="en-IN" w:eastAsia="en-IN"/>
+        </w:rPr>
+        <w:t>=</w:t>
+      </w:r>
+      <w:r>
+        <w:rPr>
+          <w:rFonts w:ascii="Consolas" w:eastAsia="Times New Roman" w:hAnsi="Consolas" w:cs="Times New Roman"/>
+          <w:color w:val="FF7EDB"/>
+          <w:sz w:val="21"/>
+          <w:szCs w:val="21"/>
+          <w:lang w:val="en-IN" w:eastAsia="en-IN"/>
+        </w:rPr>
+        <w:t xml:space="preserve"> </w:t>
+      </w:r>
+      <w:r>
+        <w:rPr>
+          <w:rFonts w:ascii="Consolas" w:eastAsia="Times New Roman" w:hAnsi="Consolas" w:cs="Times New Roman"/>
+          <w:color w:val="36F9F6"/>
+          <w:sz w:val="21"/>
+          <w:szCs w:val="21"/>
+          <w:lang w:val="en-IN" w:eastAsia="en-IN"/>
+        </w:rPr>
+        <w:t>abs</w:t>
+      </w:r>
+      <w:r>
+        <w:rPr>
+          <w:rFonts w:ascii="Consolas" w:eastAsia="Times New Roman" w:hAnsi="Consolas" w:cs="Times New Roman"/>
+          <w:color w:val="FF7EDB"/>
+          <w:sz w:val="21"/>
+          <w:szCs w:val="21"/>
+          <w:lang w:val="en-IN" w:eastAsia="en-IN"/>
+        </w:rPr>
+        <w:t>(</w:t>
+      </w:r>
+      <w:proofErr w:type="spellStart"/>
+      <w:proofErr w:type="gramStart"/>
+      <w:r>
+        <w:rPr>
+          <w:rFonts w:ascii="Consolas" w:eastAsia="Times New Roman" w:hAnsi="Consolas" w:cs="Times New Roman"/>
+          <w:color w:val="FE4450"/>
+          <w:sz w:val="21"/>
+          <w:szCs w:val="21"/>
+          <w:lang w:val="en-IN" w:eastAsia="en-IN"/>
+        </w:rPr>
+        <w:t>np</w:t>
+      </w:r>
+      <w:r>
+        <w:rPr>
+          <w:rFonts w:ascii="Consolas" w:eastAsia="Times New Roman" w:hAnsi="Consolas" w:cs="Times New Roman"/>
+          <w:color w:val="FF7EDB"/>
+          <w:sz w:val="21"/>
+          <w:szCs w:val="21"/>
+          <w:lang w:val="en-IN" w:eastAsia="en-IN"/>
+        </w:rPr>
+        <w:t>.</w:t>
+      </w:r>
+      <w:r>
+        <w:rPr>
+          <w:rFonts w:ascii="Consolas" w:eastAsia="Times New Roman" w:hAnsi="Consolas" w:cs="Times New Roman"/>
+          <w:color w:val="36F9F6"/>
+          <w:sz w:val="21"/>
+          <w:szCs w:val="21"/>
+          <w:lang w:val="en-IN" w:eastAsia="en-IN"/>
+        </w:rPr>
+        <w:t>mean</w:t>
+      </w:r>
+      <w:proofErr w:type="spellEnd"/>
+      <w:proofErr w:type="gramEnd"/>
+      <w:r>
+        <w:rPr>
+          <w:rFonts w:ascii="Consolas" w:eastAsia="Times New Roman" w:hAnsi="Consolas" w:cs="Times New Roman"/>
+          <w:color w:val="FF7EDB"/>
+          <w:sz w:val="21"/>
+          <w:szCs w:val="21"/>
+          <w:lang w:val="en-IN" w:eastAsia="en-IN"/>
+        </w:rPr>
+        <w:t>(</w:t>
+      </w:r>
+      <w:proofErr w:type="spellStart"/>
+      <w:r>
+        <w:rPr>
+          <w:rFonts w:ascii="Consolas" w:eastAsia="Times New Roman" w:hAnsi="Consolas" w:cs="Times New Roman"/>
+          <w:color w:val="FF7EDB"/>
+          <w:sz w:val="21"/>
+          <w:szCs w:val="21"/>
+          <w:lang w:val="en-IN" w:eastAsia="en-IN"/>
+        </w:rPr>
+        <w:t>orig_marks</w:t>
+      </w:r>
+      <w:proofErr w:type="spellEnd"/>
+      <w:r>
+        <w:rPr>
+          <w:rFonts w:ascii="Consolas" w:eastAsia="Times New Roman" w:hAnsi="Consolas" w:cs="Times New Roman"/>
+          <w:color w:val="FF7EDB"/>
+          <w:sz w:val="21"/>
+          <w:szCs w:val="21"/>
+          <w:lang w:val="en-IN" w:eastAsia="en-IN"/>
+        </w:rPr>
+        <w:t xml:space="preserve">) </w:t>
+      </w:r>
+      <w:r>
+        <w:rPr>
+          <w:rFonts w:ascii="Consolas" w:eastAsia="Times New Roman" w:hAnsi="Consolas" w:cs="Times New Roman"/>
+          <w:color w:val="FEDE5D"/>
+          <w:sz w:val="21"/>
+          <w:szCs w:val="21"/>
+          <w:lang w:val="en-IN" w:eastAsia="en-IN"/>
+        </w:rPr>
+        <w:t>-</w:t>
+      </w:r>
+      <w:r>
+        <w:rPr>
+          <w:rFonts w:ascii="Consolas" w:eastAsia="Times New Roman" w:hAnsi="Consolas" w:cs="Times New Roman"/>
+          <w:color w:val="FF7EDB"/>
+          <w:sz w:val="21"/>
+          <w:szCs w:val="21"/>
+          <w:lang w:val="en-IN" w:eastAsia="en-IN"/>
+        </w:rPr>
+        <w:t xml:space="preserve"> mean)</w:t>
+      </w:r>
+    </w:p>
+    <w:p>
+      <w:pPr>
+        <w:shd w:val="clear" w:color="auto" w:fill="262335"/>
+        <w:spacing w:after="0" w:line="285" w:lineRule="atLeast"/>
+        <w:rPr>
+          <w:rFonts w:ascii="Consolas" w:eastAsia="Times New Roman" w:hAnsi="Consolas" w:cs="Times New Roman"/>
+          <w:color w:val="BBBBBB"/>
+          <w:sz w:val="21"/>
+          <w:szCs w:val="21"/>
+          <w:lang w:val="en-IN" w:eastAsia="en-IN"/>
+        </w:rPr>
+      </w:pPr>
+    </w:p>
+    <w:p>
+      <w:pPr>
+        <w:shd w:val="clear" w:color="auto" w:fill="262335"/>
+        <w:spacing w:after="0" w:line="285" w:lineRule="atLeast"/>
+        <w:rPr>
+          <w:rFonts w:ascii="Consolas" w:eastAsia="Times New Roman" w:hAnsi="Consolas" w:cs="Times New Roman"/>
+          <w:color w:val="BBBBBB"/>
+          <w:sz w:val="21"/>
+          <w:szCs w:val="21"/>
+          <w:lang w:val="en-IN" w:eastAsia="en-IN"/>
+        </w:rPr>
+      </w:pPr>
+      <w:r>
+        <w:rPr>
+          <w:rFonts w:ascii="Consolas" w:eastAsia="Times New Roman" w:hAnsi="Consolas" w:cs="Times New Roman"/>
+          <w:color w:val="FF7EDB"/>
+          <w:sz w:val="21"/>
+          <w:szCs w:val="21"/>
+          <w:lang w:val="en-IN" w:eastAsia="en-IN"/>
+        </w:rPr>
+        <w:t xml:space="preserve">    </w:t>
+      </w:r>
+      <w:proofErr w:type="spellStart"/>
+      <w:r>
+        <w:rPr>
+          <w:rFonts w:ascii="Consolas" w:eastAsia="Times New Roman" w:hAnsi="Consolas" w:cs="Times New Roman"/>
+          <w:color w:val="FF7EDB"/>
+          <w:sz w:val="21"/>
+          <w:szCs w:val="21"/>
+          <w:lang w:val="en-IN" w:eastAsia="en-IN"/>
+        </w:rPr>
+        <w:t>manual_mean</w:t>
+      </w:r>
+      <w:proofErr w:type="spellEnd"/>
+      <w:r>
+        <w:rPr>
+          <w:rFonts w:ascii="Consolas" w:eastAsia="Times New Roman" w:hAnsi="Consolas" w:cs="Times New Roman"/>
+          <w:color w:val="FF7EDB"/>
+          <w:sz w:val="21"/>
+          <w:szCs w:val="21"/>
+          <w:lang w:val="en-IN" w:eastAsia="en-IN"/>
+        </w:rPr>
+        <w:t xml:space="preserve"> </w:t>
+      </w:r>
+      <w:r>
+        <w:rPr>
+          <w:rFonts w:ascii="Consolas" w:eastAsia="Times New Roman" w:hAnsi="Consolas" w:cs="Times New Roman"/>
+          <w:color w:val="DDDDDD"/>
+          <w:sz w:val="21"/>
+          <w:szCs w:val="21"/>
+          <w:lang w:val="en-IN" w:eastAsia="en-IN"/>
+        </w:rPr>
+        <w:t>=</w:t>
+      </w:r>
+      <w:r>
+        <w:rPr>
+          <w:rFonts w:ascii="Consolas" w:eastAsia="Times New Roman" w:hAnsi="Consolas" w:cs="Times New Roman"/>
+          <w:color w:val="FF7EDB"/>
+          <w:sz w:val="21"/>
+          <w:szCs w:val="21"/>
+          <w:lang w:val="en-IN" w:eastAsia="en-IN"/>
+        </w:rPr>
+        <w:t xml:space="preserve"> </w:t>
+      </w:r>
+      <w:r>
+        <w:rPr>
+          <w:rFonts w:ascii="Consolas" w:eastAsia="Times New Roman" w:hAnsi="Consolas" w:cs="Times New Roman"/>
+          <w:color w:val="36F9F6"/>
+          <w:sz w:val="21"/>
+          <w:szCs w:val="21"/>
+          <w:lang w:val="en-IN" w:eastAsia="en-IN"/>
+        </w:rPr>
+        <w:t>sum</w:t>
+      </w:r>
+      <w:r>
+        <w:rPr>
+          <w:rFonts w:ascii="Consolas" w:eastAsia="Times New Roman" w:hAnsi="Consolas" w:cs="Times New Roman"/>
+          <w:color w:val="FF7EDB"/>
+          <w:sz w:val="21"/>
+          <w:szCs w:val="21"/>
+          <w:lang w:val="en-IN" w:eastAsia="en-IN"/>
+        </w:rPr>
+        <w:t>(</w:t>
+      </w:r>
+      <w:proofErr w:type="spellStart"/>
+      <w:r>
+        <w:rPr>
+          <w:rFonts w:ascii="Consolas" w:eastAsia="Times New Roman" w:hAnsi="Consolas" w:cs="Times New Roman"/>
+          <w:color w:val="FF7EDB"/>
+          <w:sz w:val="21"/>
+          <w:szCs w:val="21"/>
+          <w:lang w:val="en-IN" w:eastAsia="en-IN"/>
+        </w:rPr>
+        <w:t>mod_marks</w:t>
+      </w:r>
+      <w:proofErr w:type="spellEnd"/>
+      <w:r>
+        <w:rPr>
+          <w:rFonts w:ascii="Consolas" w:eastAsia="Times New Roman" w:hAnsi="Consolas" w:cs="Times New Roman"/>
+          <w:color w:val="FF7EDB"/>
+          <w:sz w:val="21"/>
+          <w:szCs w:val="21"/>
+          <w:lang w:val="en-IN" w:eastAsia="en-IN"/>
+        </w:rPr>
+        <w:t xml:space="preserve">) </w:t>
+      </w:r>
+      <w:r>
+        <w:rPr>
+          <w:rFonts w:ascii="Consolas" w:eastAsia="Times New Roman" w:hAnsi="Consolas" w:cs="Times New Roman"/>
+          <w:color w:val="FEDE5D"/>
+          <w:sz w:val="21"/>
+          <w:szCs w:val="21"/>
+          <w:lang w:val="en-IN" w:eastAsia="en-IN"/>
+        </w:rPr>
+        <w:t>/</w:t>
+      </w:r>
+      <w:r>
+        <w:rPr>
+          <w:rFonts w:ascii="Consolas" w:eastAsia="Times New Roman" w:hAnsi="Consolas" w:cs="Times New Roman"/>
+          <w:color w:val="FF7EDB"/>
+          <w:sz w:val="21"/>
+          <w:szCs w:val="21"/>
+          <w:lang w:val="en-IN" w:eastAsia="en-IN"/>
+        </w:rPr>
+        <w:t xml:space="preserve"> </w:t>
+      </w:r>
+      <w:proofErr w:type="spellStart"/>
+      <w:r>
+        <w:rPr>
+          <w:rFonts w:ascii="Consolas" w:eastAsia="Times New Roman" w:hAnsi="Consolas" w:cs="Times New Roman"/>
+          <w:color w:val="36F9F6"/>
+          <w:sz w:val="21"/>
+          <w:szCs w:val="21"/>
+          <w:lang w:val="en-IN" w:eastAsia="en-IN"/>
+        </w:rPr>
+        <w:t>len</w:t>
+      </w:r>
+      <w:proofErr w:type="spellEnd"/>
+      <w:r>
+        <w:rPr>
+          <w:rFonts w:ascii="Consolas" w:eastAsia="Times New Roman" w:hAnsi="Consolas" w:cs="Times New Roman"/>
+          <w:color w:val="FF7EDB"/>
+          <w:sz w:val="21"/>
+          <w:szCs w:val="21"/>
+          <w:lang w:val="en-IN" w:eastAsia="en-IN"/>
+        </w:rPr>
+        <w:t>(</w:t>
+      </w:r>
+      <w:proofErr w:type="spellStart"/>
+      <w:r>
+        <w:rPr>
+          <w:rFonts w:ascii="Consolas" w:eastAsia="Times New Roman" w:hAnsi="Consolas" w:cs="Times New Roman"/>
+          <w:color w:val="FF7EDB"/>
+          <w:sz w:val="21"/>
+          <w:szCs w:val="21"/>
+          <w:lang w:val="en-IN" w:eastAsia="en-IN"/>
+        </w:rPr>
+        <w:t>mod_marks</w:t>
+      </w:r>
+      <w:proofErr w:type="spellEnd"/>
+      <w:r>
+        <w:rPr>
+          <w:rFonts w:ascii="Consolas" w:eastAsia="Times New Roman" w:hAnsi="Consolas" w:cs="Times New Roman"/>
+          <w:color w:val="FF7EDB"/>
+          <w:sz w:val="21"/>
+          <w:szCs w:val="21"/>
+          <w:lang w:val="en-IN" w:eastAsia="en-IN"/>
+        </w:rPr>
+        <w:t>)</w:t>
+      </w:r>
+    </w:p>
+    <w:p>
+      <w:pPr>
+        <w:shd w:val="clear" w:color="auto" w:fill="262335"/>
+        <w:spacing w:after="0" w:line="285" w:lineRule="atLeast"/>
+        <w:rPr>
+          <w:rFonts w:ascii="Consolas" w:eastAsia="Times New Roman" w:hAnsi="Consolas" w:cs="Times New Roman"/>
+          <w:color w:val="BBBBBB"/>
+          <w:sz w:val="21"/>
+          <w:szCs w:val="21"/>
+          <w:lang w:val="en-IN" w:eastAsia="en-IN"/>
+        </w:rPr>
+      </w:pPr>
+    </w:p>
+    <w:p>
+      <w:pPr>
+        <w:shd w:val="clear" w:color="auto" w:fill="262335"/>
+        <w:spacing w:after="0" w:line="285" w:lineRule="atLeast"/>
+        <w:rPr>
+          <w:rFonts w:ascii="Consolas" w:eastAsia="Times New Roman" w:hAnsi="Consolas" w:cs="Times New Roman"/>
+          <w:color w:val="BBBBBB"/>
+          <w:sz w:val="21"/>
+          <w:szCs w:val="21"/>
+          <w:lang w:val="en-IN" w:eastAsia="en-IN"/>
+        </w:rPr>
+      </w:pPr>
+      <w:r>
+        <w:rPr>
+          <w:rFonts w:ascii="Consolas" w:eastAsia="Times New Roman" w:hAnsi="Consolas" w:cs="Times New Roman"/>
+          <w:color w:val="FF7EDB"/>
+          <w:sz w:val="21"/>
+          <w:szCs w:val="21"/>
+          <w:lang w:val="en-IN" w:eastAsia="en-IN"/>
+        </w:rPr>
+        <w:t xml:space="preserve">    norm </w:t>
+      </w:r>
+      <w:r>
+        <w:rPr>
+          <w:rFonts w:ascii="Consolas" w:eastAsia="Times New Roman" w:hAnsi="Consolas" w:cs="Times New Roman"/>
+          <w:color w:val="DDDDDD"/>
+          <w:sz w:val="21"/>
+          <w:szCs w:val="21"/>
+          <w:lang w:val="en-IN" w:eastAsia="en-IN"/>
+        </w:rPr>
+        <w:t>=</w:t>
+      </w:r>
+      <w:r>
+        <w:rPr>
+          <w:rFonts w:ascii="Consolas" w:eastAsia="Times New Roman" w:hAnsi="Consolas" w:cs="Times New Roman"/>
+          <w:color w:val="FF7EDB"/>
+          <w:sz w:val="21"/>
+          <w:szCs w:val="21"/>
+          <w:lang w:val="en-IN" w:eastAsia="en-IN"/>
+        </w:rPr>
+        <w:t xml:space="preserve"> (</w:t>
+      </w:r>
+      <w:proofErr w:type="spellStart"/>
+      <w:r>
+        <w:rPr>
+          <w:rFonts w:ascii="Consolas" w:eastAsia="Times New Roman" w:hAnsi="Consolas" w:cs="Times New Roman"/>
+          <w:color w:val="FF7EDB"/>
+          <w:sz w:val="21"/>
+          <w:szCs w:val="21"/>
+          <w:lang w:val="en-IN" w:eastAsia="en-IN"/>
+        </w:rPr>
+        <w:t>mod_marks</w:t>
+      </w:r>
+      <w:proofErr w:type="spellEnd"/>
+      <w:r>
+        <w:rPr>
+          <w:rFonts w:ascii="Consolas" w:eastAsia="Times New Roman" w:hAnsi="Consolas" w:cs="Times New Roman"/>
+          <w:color w:val="FF7EDB"/>
+          <w:sz w:val="21"/>
+          <w:szCs w:val="21"/>
+          <w:lang w:val="en-IN" w:eastAsia="en-IN"/>
+        </w:rPr>
+        <w:t xml:space="preserve"> </w:t>
+      </w:r>
+      <w:r>
+        <w:rPr>
+          <w:rFonts w:ascii="Consolas" w:eastAsia="Times New Roman" w:hAnsi="Consolas" w:cs="Times New Roman"/>
+          <w:color w:val="FEDE5D"/>
+          <w:sz w:val="21"/>
+          <w:szCs w:val="21"/>
+          <w:lang w:val="en-IN" w:eastAsia="en-IN"/>
+        </w:rPr>
+        <w:t>-</w:t>
+      </w:r>
+      <w:r>
+        <w:rPr>
+          <w:rFonts w:ascii="Consolas" w:eastAsia="Times New Roman" w:hAnsi="Consolas" w:cs="Times New Roman"/>
+          <w:color w:val="FF7EDB"/>
+          <w:sz w:val="21"/>
+          <w:szCs w:val="21"/>
+          <w:lang w:val="en-IN" w:eastAsia="en-IN"/>
+        </w:rPr>
+        <w:t xml:space="preserve"> </w:t>
+      </w:r>
+      <w:proofErr w:type="spellStart"/>
+      <w:r>
+        <w:rPr>
+          <w:rFonts w:ascii="Consolas" w:eastAsia="Times New Roman" w:hAnsi="Consolas" w:cs="Times New Roman"/>
+          <w:color w:val="FE4450"/>
+          <w:sz w:val="21"/>
+          <w:szCs w:val="21"/>
+          <w:lang w:val="en-IN" w:eastAsia="en-IN"/>
+        </w:rPr>
+        <w:t>np</w:t>
+      </w:r>
+      <w:r>
+        <w:rPr>
+          <w:rFonts w:ascii="Consolas" w:eastAsia="Times New Roman" w:hAnsi="Consolas" w:cs="Times New Roman"/>
+          <w:color w:val="FF7EDB"/>
+          <w:sz w:val="21"/>
+          <w:szCs w:val="21"/>
+          <w:lang w:val="en-IN" w:eastAsia="en-IN"/>
+        </w:rPr>
+        <w:t>.</w:t>
+      </w:r>
+      <w:r>
+        <w:rPr>
+          <w:rFonts w:ascii="Consolas" w:eastAsia="Times New Roman" w:hAnsi="Consolas" w:cs="Times New Roman"/>
+          <w:color w:val="36F9F6"/>
+          <w:sz w:val="21"/>
+          <w:szCs w:val="21"/>
+          <w:lang w:val="en-IN" w:eastAsia="en-IN"/>
+        </w:rPr>
+        <w:t>min</w:t>
+      </w:r>
+      <w:proofErr w:type="spellEnd"/>
+      <w:r>
+        <w:rPr>
+          <w:rFonts w:ascii="Consolas" w:eastAsia="Times New Roman" w:hAnsi="Consolas" w:cs="Times New Roman"/>
+          <w:color w:val="FF7EDB"/>
+          <w:sz w:val="21"/>
+          <w:szCs w:val="21"/>
+          <w:lang w:val="en-IN" w:eastAsia="en-IN"/>
+        </w:rPr>
+        <w:t>(</w:t>
+      </w:r>
+      <w:proofErr w:type="spellStart"/>
+      <w:r>
+        <w:rPr>
+          <w:rFonts w:ascii="Consolas" w:eastAsia="Times New Roman" w:hAnsi="Consolas" w:cs="Times New Roman"/>
+          <w:color w:val="FF7EDB"/>
+          <w:sz w:val="21"/>
+          <w:szCs w:val="21"/>
+          <w:lang w:val="en-IN" w:eastAsia="en-IN"/>
+        </w:rPr>
+        <w:t>mod_marks</w:t>
+      </w:r>
+      <w:proofErr w:type="spellEnd"/>
+      <w:r>
+        <w:rPr>
+          <w:rFonts w:ascii="Consolas" w:eastAsia="Times New Roman" w:hAnsi="Consolas" w:cs="Times New Roman"/>
+          <w:color w:val="FF7EDB"/>
+          <w:sz w:val="21"/>
+          <w:szCs w:val="21"/>
+          <w:lang w:val="en-IN" w:eastAsia="en-IN"/>
+        </w:rPr>
+        <w:t xml:space="preserve">)) </w:t>
+      </w:r>
+      <w:r>
+        <w:rPr>
+          <w:rFonts w:ascii="Consolas" w:eastAsia="Times New Roman" w:hAnsi="Consolas" w:cs="Times New Roman"/>
+          <w:color w:val="FEDE5D"/>
+          <w:sz w:val="21"/>
+          <w:szCs w:val="21"/>
+          <w:lang w:val="en-IN" w:eastAsia="en-IN"/>
+        </w:rPr>
+        <w:t>/</w:t>
+      </w:r>
+      <w:r>
+        <w:rPr>
+          <w:rFonts w:ascii="Consolas" w:eastAsia="Times New Roman" w:hAnsi="Consolas" w:cs="Times New Roman"/>
+          <w:color w:val="FF7EDB"/>
+          <w:sz w:val="21"/>
+          <w:szCs w:val="21"/>
+          <w:lang w:val="en-IN" w:eastAsia="en-IN"/>
+        </w:rPr>
+        <w:t xml:space="preserve"> (</w:t>
+      </w:r>
+      <w:proofErr w:type="spellStart"/>
+      <w:r>
+        <w:rPr>
+          <w:rFonts w:ascii="Consolas" w:eastAsia="Times New Roman" w:hAnsi="Consolas" w:cs="Times New Roman"/>
+          <w:color w:val="FE4450"/>
+          <w:sz w:val="21"/>
+          <w:szCs w:val="21"/>
+          <w:lang w:val="en-IN" w:eastAsia="en-IN"/>
+        </w:rPr>
+        <w:t>np</w:t>
+      </w:r>
+      <w:r>
+        <w:rPr>
+          <w:rFonts w:ascii="Consolas" w:eastAsia="Times New Roman" w:hAnsi="Consolas" w:cs="Times New Roman"/>
+          <w:color w:val="FF7EDB"/>
+          <w:sz w:val="21"/>
+          <w:szCs w:val="21"/>
+          <w:lang w:val="en-IN" w:eastAsia="en-IN"/>
+        </w:rPr>
+        <w:t>.</w:t>
+      </w:r>
+      <w:r>
+        <w:rPr>
+          <w:rFonts w:ascii="Consolas" w:eastAsia="Times New Roman" w:hAnsi="Consolas" w:cs="Times New Roman"/>
+          <w:color w:val="36F9F6"/>
+          <w:sz w:val="21"/>
+          <w:szCs w:val="21"/>
+          <w:lang w:val="en-IN" w:eastAsia="en-IN"/>
+        </w:rPr>
+        <w:t>max</w:t>
+      </w:r>
+      <w:proofErr w:type="spellEnd"/>
+      <w:r>
+        <w:rPr>
+          <w:rFonts w:ascii="Consolas" w:eastAsia="Times New Roman" w:hAnsi="Consolas" w:cs="Times New Roman"/>
+          <w:color w:val="FF7EDB"/>
+          <w:sz w:val="21"/>
+          <w:szCs w:val="21"/>
+          <w:lang w:val="en-IN" w:eastAsia="en-IN"/>
+        </w:rPr>
+        <w:t>(</w:t>
+      </w:r>
+      <w:proofErr w:type="spellStart"/>
+      <w:r>
+        <w:rPr>
+          <w:rFonts w:ascii="Consolas" w:eastAsia="Times New Roman" w:hAnsi="Consolas" w:cs="Times New Roman"/>
+          <w:color w:val="FF7EDB"/>
+          <w:sz w:val="21"/>
+          <w:szCs w:val="21"/>
+          <w:lang w:val="en-IN" w:eastAsia="en-IN"/>
+        </w:rPr>
+        <w:t>mod_marks</w:t>
+      </w:r>
+      <w:proofErr w:type="spellEnd"/>
+      <w:r>
+        <w:rPr>
+          <w:rFonts w:ascii="Consolas" w:eastAsia="Times New Roman" w:hAnsi="Consolas" w:cs="Times New Roman"/>
+          <w:color w:val="FF7EDB"/>
+          <w:sz w:val="21"/>
+          <w:szCs w:val="21"/>
+          <w:lang w:val="en-IN" w:eastAsia="en-IN"/>
+        </w:rPr>
+        <w:t xml:space="preserve">) </w:t>
+      </w:r>
+      <w:r>
+        <w:rPr>
+          <w:rFonts w:ascii="Consolas" w:eastAsia="Times New Roman" w:hAnsi="Consolas" w:cs="Times New Roman"/>
+          <w:color w:val="FEDE5D"/>
+          <w:sz w:val="21"/>
+          <w:szCs w:val="21"/>
+          <w:lang w:val="en-IN" w:eastAsia="en-IN"/>
+        </w:rPr>
+        <w:t>-</w:t>
+      </w:r>
+      <w:r>
+        <w:rPr>
+          <w:rFonts w:ascii="Consolas" w:eastAsia="Times New Roman" w:hAnsi="Consolas" w:cs="Times New Roman"/>
+          <w:color w:val="FF7EDB"/>
+          <w:sz w:val="21"/>
+          <w:szCs w:val="21"/>
+          <w:lang w:val="en-IN" w:eastAsia="en-IN"/>
+        </w:rPr>
+        <w:t xml:space="preserve"> </w:t>
+      </w:r>
+      <w:proofErr w:type="spellStart"/>
+      <w:r>
+        <w:rPr>
+          <w:rFonts w:ascii="Consolas" w:eastAsia="Times New Roman" w:hAnsi="Consolas" w:cs="Times New Roman"/>
+          <w:color w:val="FE4450"/>
+          <w:sz w:val="21"/>
+          <w:szCs w:val="21"/>
+          <w:lang w:val="en-IN" w:eastAsia="en-IN"/>
+        </w:rPr>
+        <w:t>np</w:t>
+      </w:r>
+      <w:r>
+        <w:rPr>
+          <w:rFonts w:ascii="Consolas" w:eastAsia="Times New Roman" w:hAnsi="Consolas" w:cs="Times New Roman"/>
+          <w:color w:val="FF7EDB"/>
+          <w:sz w:val="21"/>
+          <w:szCs w:val="21"/>
+          <w:lang w:val="en-IN" w:eastAsia="en-IN"/>
+        </w:rPr>
+        <w:t>.</w:t>
+      </w:r>
+      <w:r>
+        <w:rPr>
+          <w:rFonts w:ascii="Consolas" w:eastAsia="Times New Roman" w:hAnsi="Consolas" w:cs="Times New Roman"/>
+          <w:color w:val="36F9F6"/>
+          <w:sz w:val="21"/>
+          <w:szCs w:val="21"/>
+          <w:lang w:val="en-IN" w:eastAsia="en-IN"/>
+        </w:rPr>
+        <w:t>min</w:t>
+      </w:r>
+      <w:proofErr w:type="spellEnd"/>
+      <w:r>
+        <w:rPr>
+          <w:rFonts w:ascii="Consolas" w:eastAsia="Times New Roman" w:hAnsi="Consolas" w:cs="Times New Roman"/>
+          <w:color w:val="FF7EDB"/>
+          <w:sz w:val="21"/>
+          <w:szCs w:val="21"/>
+          <w:lang w:val="en-IN" w:eastAsia="en-IN"/>
+        </w:rPr>
+        <w:t>(</w:t>
+      </w:r>
+      <w:proofErr w:type="spellStart"/>
+      <w:r>
+        <w:rPr>
+          <w:rFonts w:ascii="Consolas" w:eastAsia="Times New Roman" w:hAnsi="Consolas" w:cs="Times New Roman"/>
+          <w:color w:val="FF7EDB"/>
+          <w:sz w:val="21"/>
+          <w:szCs w:val="21"/>
+          <w:lang w:val="en-IN" w:eastAsia="en-IN"/>
+        </w:rPr>
+        <w:t>mod_marks</w:t>
+      </w:r>
+      <w:proofErr w:type="spellEnd"/>
+      <w:r>
+        <w:rPr>
+          <w:rFonts w:ascii="Consolas" w:eastAsia="Times New Roman" w:hAnsi="Consolas" w:cs="Times New Roman"/>
+          <w:color w:val="FF7EDB"/>
+          <w:sz w:val="21"/>
+          <w:szCs w:val="21"/>
+          <w:lang w:val="en-IN" w:eastAsia="en-IN"/>
+        </w:rPr>
+        <w:t>))</w:t>
+      </w:r>
+    </w:p>
+    <w:p>
+      <w:pPr>
+        <w:shd w:val="clear" w:color="auto" w:fill="262335"/>
+        <w:spacing w:after="0" w:line="285" w:lineRule="atLeast"/>
+        <w:rPr>
+          <w:rFonts w:ascii="Consolas" w:eastAsia="Times New Roman" w:hAnsi="Consolas" w:cs="Times New Roman"/>
+          <w:color w:val="BBBBBB"/>
+          <w:sz w:val="21"/>
+          <w:szCs w:val="21"/>
+          <w:lang w:val="en-IN" w:eastAsia="en-IN"/>
+        </w:rPr>
+      </w:pPr>
+    </w:p>
+    <w:p>
+      <w:pPr>
+        <w:shd w:val="clear" w:color="auto" w:fill="262335"/>
+        <w:spacing w:after="0" w:line="285" w:lineRule="atLeast"/>
+        <w:rPr>
+          <w:rFonts w:ascii="Consolas" w:eastAsia="Times New Roman" w:hAnsi="Consolas" w:cs="Times New Roman"/>
+          <w:color w:val="BBBBBB"/>
+          <w:sz w:val="21"/>
+          <w:szCs w:val="21"/>
+          <w:lang w:val="en-IN" w:eastAsia="en-IN"/>
+        </w:rPr>
+      </w:pPr>
+      <w:r>
+        <w:rPr>
+          <w:rFonts w:ascii="Consolas" w:eastAsia="Times New Roman" w:hAnsi="Consolas" w:cs="Times New Roman"/>
+          <w:color w:val="FF7EDB"/>
+          <w:sz w:val="21"/>
+          <w:szCs w:val="21"/>
+          <w:lang w:val="en-IN" w:eastAsia="en-IN"/>
+        </w:rPr>
+        <w:t xml:space="preserve">    </w:t>
+      </w:r>
+      <w:r>
+        <w:rPr>
+          <w:rFonts w:ascii="Consolas" w:eastAsia="Times New Roman" w:hAnsi="Consolas" w:cs="Times New Roman"/>
+          <w:color w:val="FEDE5D"/>
+          <w:sz w:val="21"/>
+          <w:szCs w:val="21"/>
+          <w:lang w:val="en-IN" w:eastAsia="en-IN"/>
+        </w:rPr>
+        <w:t>return</w:t>
+      </w:r>
+      <w:r>
+        <w:rPr>
+          <w:rFonts w:ascii="Consolas" w:eastAsia="Times New Roman" w:hAnsi="Consolas" w:cs="Times New Roman"/>
+          <w:color w:val="FF7EDB"/>
+          <w:sz w:val="21"/>
+          <w:szCs w:val="21"/>
+          <w:lang w:val="en-IN" w:eastAsia="en-IN"/>
+        </w:rPr>
+        <w:t xml:space="preserve"> mean, median, std, drift, </w:t>
+      </w:r>
+      <w:proofErr w:type="spellStart"/>
+      <w:r>
+        <w:rPr>
+          <w:rFonts w:ascii="Consolas" w:eastAsia="Times New Roman" w:hAnsi="Consolas" w:cs="Times New Roman"/>
+          <w:color w:val="FF7EDB"/>
+          <w:sz w:val="21"/>
+          <w:szCs w:val="21"/>
+          <w:lang w:val="en-IN" w:eastAsia="en-IN"/>
+        </w:rPr>
+        <w:t>manual_mean</w:t>
+      </w:r>
+      <w:proofErr w:type="spellEnd"/>
+      <w:r>
+        <w:rPr>
+          <w:rFonts w:ascii="Consolas" w:eastAsia="Times New Roman" w:hAnsi="Consolas" w:cs="Times New Roman"/>
+          <w:color w:val="FF7EDB"/>
+          <w:sz w:val="21"/>
+          <w:szCs w:val="21"/>
+          <w:lang w:val="en-IN" w:eastAsia="en-IN"/>
+        </w:rPr>
+        <w:t>, norm</w:t>
+      </w:r>
+    </w:p>
+    <w:p>
+      <w:pPr>
+        <w:shd w:val="clear" w:color="auto" w:fill="262335"/>
+        <w:spacing w:after="0" w:line="285" w:lineRule="atLeast"/>
+        <w:rPr>
+          <w:rFonts w:ascii="Consolas" w:eastAsia="Times New Roman" w:hAnsi="Consolas" w:cs="Times New Roman"/>
+          <w:color w:val="BBBBBB"/>
+          <w:sz w:val="21"/>
+          <w:szCs w:val="21"/>
+          <w:lang w:val="en-IN" w:eastAsia="en-IN"/>
+        </w:rPr>
+      </w:pPr>
+    </w:p>
+    <w:p>
+      <w:pPr>
+        <w:shd w:val="clear" w:color="auto" w:fill="262335"/>
+        <w:spacing w:after="0" w:line="285" w:lineRule="atLeast"/>
+        <w:rPr>
+          <w:rFonts w:ascii="Consolas" w:eastAsia="Times New Roman" w:hAnsi="Consolas" w:cs="Times New Roman"/>
+          <w:color w:val="BBBBBB"/>
+          <w:sz w:val="21"/>
+          <w:szCs w:val="21"/>
+          <w:lang w:val="en-IN" w:eastAsia="en-IN"/>
+        </w:rPr>
+      </w:pPr>
+      <w:r>
+        <w:rPr>
+          <w:rFonts w:ascii="Consolas" w:eastAsia="Times New Roman" w:hAnsi="Consolas" w:cs="Times New Roman"/>
+          <w:color w:val="FEDE5D"/>
+          <w:sz w:val="21"/>
+          <w:szCs w:val="21"/>
+          <w:lang w:val="en-IN" w:eastAsia="en-IN"/>
+        </w:rPr>
+        <w:t>def</w:t>
+      </w:r>
+      <w:r>
+        <w:rPr>
+          <w:rFonts w:ascii="Consolas" w:eastAsia="Times New Roman" w:hAnsi="Consolas" w:cs="Times New Roman"/>
+          <w:color w:val="FF7EDB"/>
+          <w:sz w:val="21"/>
+          <w:szCs w:val="21"/>
+          <w:lang w:val="en-IN" w:eastAsia="en-IN"/>
+        </w:rPr>
+        <w:t xml:space="preserve"> </w:t>
+      </w:r>
+      <w:proofErr w:type="gramStart"/>
+      <w:r>
+        <w:rPr>
+          <w:rFonts w:ascii="Consolas" w:eastAsia="Times New Roman" w:hAnsi="Consolas" w:cs="Times New Roman"/>
+          <w:color w:val="36F9F6"/>
+          <w:sz w:val="21"/>
+          <w:szCs w:val="21"/>
+          <w:lang w:val="en-IN" w:eastAsia="en-IN"/>
+        </w:rPr>
+        <w:t>classify</w:t>
+      </w:r>
+      <w:r>
+        <w:rPr>
+          <w:rFonts w:ascii="Consolas" w:eastAsia="Times New Roman" w:hAnsi="Consolas" w:cs="Times New Roman"/>
+          <w:color w:val="FF7EDB"/>
+          <w:sz w:val="21"/>
+          <w:szCs w:val="21"/>
+          <w:lang w:val="en-IN" w:eastAsia="en-IN"/>
+        </w:rPr>
+        <w:t>(</w:t>
+      </w:r>
+      <w:proofErr w:type="gramEnd"/>
+      <w:r>
+        <w:rPr>
+          <w:rFonts w:ascii="Consolas" w:eastAsia="Times New Roman" w:hAnsi="Consolas" w:cs="Times New Roman"/>
+          <w:i/>
+          <w:iCs/>
+          <w:color w:val="FF7EDB"/>
+          <w:sz w:val="21"/>
+          <w:szCs w:val="21"/>
+          <w:lang w:val="en-IN" w:eastAsia="en-IN"/>
+        </w:rPr>
+        <w:t>drift</w:t>
+      </w:r>
+      <w:r>
+        <w:rPr>
+          <w:rFonts w:ascii="Consolas" w:eastAsia="Times New Roman" w:hAnsi="Consolas" w:cs="Times New Roman"/>
+          <w:color w:val="FF7EDB"/>
+          <w:sz w:val="21"/>
+          <w:szCs w:val="21"/>
+          <w:lang w:val="en-IN" w:eastAsia="en-IN"/>
+        </w:rPr>
+        <w:t xml:space="preserve">, </w:t>
+      </w:r>
+      <w:r>
+        <w:rPr>
+          <w:rFonts w:ascii="Consolas" w:eastAsia="Times New Roman" w:hAnsi="Consolas" w:cs="Times New Roman"/>
+          <w:i/>
+          <w:iCs/>
+          <w:color w:val="FF7EDB"/>
+          <w:sz w:val="21"/>
+          <w:szCs w:val="21"/>
+          <w:lang w:val="en-IN" w:eastAsia="en-IN"/>
+        </w:rPr>
+        <w:t>threshold</w:t>
+      </w:r>
+      <w:r>
+        <w:rPr>
+          <w:rFonts w:ascii="Consolas" w:eastAsia="Times New Roman" w:hAnsi="Consolas" w:cs="Times New Roman"/>
+          <w:color w:val="FF7EDB"/>
+          <w:sz w:val="21"/>
+          <w:szCs w:val="21"/>
+          <w:lang w:val="en-IN" w:eastAsia="en-IN"/>
+        </w:rPr>
+        <w:t xml:space="preserve">, </w:t>
+      </w:r>
+      <w:r>
+        <w:rPr>
+          <w:rFonts w:ascii="Consolas" w:eastAsia="Times New Roman" w:hAnsi="Consolas" w:cs="Times New Roman"/>
+          <w:i/>
+          <w:iCs/>
+          <w:color w:val="FF7EDB"/>
+          <w:sz w:val="21"/>
+          <w:szCs w:val="21"/>
+          <w:lang w:val="en-IN" w:eastAsia="en-IN"/>
+        </w:rPr>
+        <w:t>original</w:t>
+      </w:r>
+      <w:r>
+        <w:rPr>
+          <w:rFonts w:ascii="Consolas" w:eastAsia="Times New Roman" w:hAnsi="Consolas" w:cs="Times New Roman"/>
+          <w:color w:val="FF7EDB"/>
+          <w:sz w:val="21"/>
+          <w:szCs w:val="21"/>
+          <w:lang w:val="en-IN" w:eastAsia="en-IN"/>
+        </w:rPr>
+        <w:t xml:space="preserve">, </w:t>
+      </w:r>
+      <w:r>
+        <w:rPr>
+          <w:rFonts w:ascii="Consolas" w:eastAsia="Times New Roman" w:hAnsi="Consolas" w:cs="Times New Roman"/>
+          <w:i/>
+          <w:iCs/>
+          <w:color w:val="FF7EDB"/>
+          <w:sz w:val="21"/>
+          <w:szCs w:val="21"/>
+          <w:lang w:val="en-IN" w:eastAsia="en-IN"/>
+        </w:rPr>
+        <w:t>shallow</w:t>
+      </w:r>
+      <w:r>
+        <w:rPr>
+          <w:rFonts w:ascii="Consolas" w:eastAsia="Times New Roman" w:hAnsi="Consolas" w:cs="Times New Roman"/>
+          <w:color w:val="FF7EDB"/>
+          <w:sz w:val="21"/>
+          <w:szCs w:val="21"/>
+          <w:lang w:val="en-IN" w:eastAsia="en-IN"/>
+        </w:rPr>
+        <w:t>):</w:t>
+      </w:r>
+    </w:p>
+    <w:p>
+      <w:pPr>
+        <w:shd w:val="clear" w:color="auto" w:fill="262335"/>
+        <w:spacing w:after="0" w:line="285" w:lineRule="atLeast"/>
+        <w:rPr>
+          <w:rFonts w:ascii="Consolas" w:eastAsia="Times New Roman" w:hAnsi="Consolas" w:cs="Times New Roman"/>
+          <w:color w:val="BBBBBB"/>
+          <w:sz w:val="21"/>
+          <w:szCs w:val="21"/>
+          <w:lang w:val="en-IN" w:eastAsia="en-IN"/>
+        </w:rPr>
+      </w:pPr>
+      <w:r>
+        <w:rPr>
+          <w:rFonts w:ascii="Consolas" w:eastAsia="Times New Roman" w:hAnsi="Consolas" w:cs="Times New Roman"/>
+          <w:color w:val="FF7EDB"/>
+          <w:sz w:val="21"/>
+          <w:szCs w:val="21"/>
+          <w:lang w:val="en-IN" w:eastAsia="en-IN"/>
+        </w:rPr>
+        <w:t xml:space="preserve">    </w:t>
+      </w:r>
+      <w:r>
+        <w:rPr>
+          <w:rFonts w:ascii="Consolas" w:eastAsia="Times New Roman" w:hAnsi="Consolas" w:cs="Times New Roman"/>
+          <w:color w:val="FEDE5D"/>
+          <w:sz w:val="21"/>
+          <w:szCs w:val="21"/>
+          <w:lang w:val="en-IN" w:eastAsia="en-IN"/>
+        </w:rPr>
+        <w:t>if</w:t>
+      </w:r>
+      <w:r>
+        <w:rPr>
+          <w:rFonts w:ascii="Consolas" w:eastAsia="Times New Roman" w:hAnsi="Consolas" w:cs="Times New Roman"/>
+          <w:color w:val="FF7EDB"/>
+          <w:sz w:val="21"/>
+          <w:szCs w:val="21"/>
+          <w:lang w:val="en-IN" w:eastAsia="en-IN"/>
+        </w:rPr>
+        <w:t xml:space="preserve"> </w:t>
+      </w:r>
+      <w:proofErr w:type="gramStart"/>
+      <w:r>
+        <w:rPr>
+          <w:rFonts w:ascii="Consolas" w:eastAsia="Times New Roman" w:hAnsi="Consolas" w:cs="Times New Roman"/>
+          <w:i/>
+          <w:iCs/>
+          <w:color w:val="FF7EDB"/>
+          <w:sz w:val="21"/>
+          <w:szCs w:val="21"/>
+          <w:lang w:val="en-IN" w:eastAsia="en-IN"/>
+        </w:rPr>
+        <w:t>original</w:t>
+      </w:r>
+      <w:r>
+        <w:rPr>
+          <w:rFonts w:ascii="Consolas" w:eastAsia="Times New Roman" w:hAnsi="Consolas" w:cs="Times New Roman"/>
+          <w:color w:val="FF7EDB"/>
+          <w:sz w:val="21"/>
+          <w:szCs w:val="21"/>
+          <w:lang w:val="en-IN" w:eastAsia="en-IN"/>
+        </w:rPr>
+        <w:t xml:space="preserve"> </w:t>
+      </w:r>
+      <w:r>
+        <w:rPr>
+          <w:rFonts w:ascii="Consolas" w:eastAsia="Times New Roman" w:hAnsi="Consolas" w:cs="Times New Roman"/>
+          <w:color w:val="FEDE5D"/>
+          <w:sz w:val="21"/>
+          <w:szCs w:val="21"/>
+          <w:lang w:val="en-IN" w:eastAsia="en-IN"/>
+        </w:rPr>
+        <w:t>!</w:t>
+      </w:r>
+      <w:proofErr w:type="gramEnd"/>
+      <w:r>
+        <w:rPr>
+          <w:rFonts w:ascii="Consolas" w:eastAsia="Times New Roman" w:hAnsi="Consolas" w:cs="Times New Roman"/>
+          <w:color w:val="FEDE5D"/>
+          <w:sz w:val="21"/>
+          <w:szCs w:val="21"/>
+          <w:lang w:val="en-IN" w:eastAsia="en-IN"/>
+        </w:rPr>
+        <w:t>=</w:t>
+      </w:r>
+      <w:r>
+        <w:rPr>
+          <w:rFonts w:ascii="Consolas" w:eastAsia="Times New Roman" w:hAnsi="Consolas" w:cs="Times New Roman"/>
+          <w:color w:val="FF7EDB"/>
+          <w:sz w:val="21"/>
+          <w:szCs w:val="21"/>
+          <w:lang w:val="en-IN" w:eastAsia="en-IN"/>
+        </w:rPr>
+        <w:t xml:space="preserve"> </w:t>
+      </w:r>
+      <w:r>
+        <w:rPr>
+          <w:rFonts w:ascii="Consolas" w:eastAsia="Times New Roman" w:hAnsi="Consolas" w:cs="Times New Roman"/>
+          <w:i/>
+          <w:iCs/>
+          <w:color w:val="FF7EDB"/>
+          <w:sz w:val="21"/>
+          <w:szCs w:val="21"/>
+          <w:lang w:val="en-IN" w:eastAsia="en-IN"/>
+        </w:rPr>
+        <w:t>shallow</w:t>
+      </w:r>
+      <w:r>
+        <w:rPr>
+          <w:rFonts w:ascii="Consolas" w:eastAsia="Times New Roman" w:hAnsi="Consolas" w:cs="Times New Roman"/>
+          <w:color w:val="FF7EDB"/>
+          <w:sz w:val="21"/>
+          <w:szCs w:val="21"/>
+          <w:lang w:val="en-IN" w:eastAsia="en-IN"/>
+        </w:rPr>
+        <w:t>:</w:t>
+      </w:r>
+    </w:p>
+    <w:p>
+      <w:pPr>
+        <w:shd w:val="clear" w:color="auto" w:fill="262335"/>
+        <w:spacing w:after="0" w:line="285" w:lineRule="atLeast"/>
+        <w:rPr>
+          <w:rFonts w:ascii="Consolas" w:eastAsia="Times New Roman" w:hAnsi="Consolas" w:cs="Times New Roman"/>
+          <w:color w:val="BBBBBB"/>
+          <w:sz w:val="21"/>
+          <w:szCs w:val="21"/>
+          <w:lang w:val="en-IN" w:eastAsia="en-IN"/>
+        </w:rPr>
+      </w:pPr>
+      <w:r>
+        <w:rPr>
+          <w:rFonts w:ascii="Consolas" w:eastAsia="Times New Roman" w:hAnsi="Consolas" w:cs="Times New Roman"/>
+          <w:color w:val="FF7EDB"/>
+          <w:sz w:val="21"/>
+          <w:szCs w:val="21"/>
+          <w:lang w:val="en-IN" w:eastAsia="en-IN"/>
+        </w:rPr>
+        <w:t xml:space="preserve">        </w:t>
+      </w:r>
+      <w:r>
+        <w:rPr>
+          <w:rFonts w:ascii="Consolas" w:eastAsia="Times New Roman" w:hAnsi="Consolas" w:cs="Times New Roman"/>
+          <w:color w:val="FEDE5D"/>
+          <w:sz w:val="21"/>
+          <w:szCs w:val="21"/>
+          <w:lang w:val="en-IN" w:eastAsia="en-IN"/>
+        </w:rPr>
+        <w:t>return</w:t>
+      </w:r>
+      <w:r>
+        <w:rPr>
+          <w:rFonts w:ascii="Consolas" w:eastAsia="Times New Roman" w:hAnsi="Consolas" w:cs="Times New Roman"/>
+          <w:color w:val="FF7EDB"/>
+          <w:sz w:val="21"/>
+          <w:szCs w:val="21"/>
+          <w:lang w:val="en-IN" w:eastAsia="en-IN"/>
+        </w:rPr>
+        <w:t xml:space="preserve"> </w:t>
+      </w:r>
+      <w:r>
+        <w:rPr>
+          <w:rFonts w:ascii="Consolas" w:eastAsia="Times New Roman" w:hAnsi="Consolas" w:cs="Times New Roman"/>
+          <w:color w:val="FF8B39"/>
+          <w:sz w:val="21"/>
+          <w:szCs w:val="21"/>
+          <w:lang w:val="en-IN" w:eastAsia="en-IN"/>
+        </w:rPr>
+        <w:t>"Copy Failure Detected"</w:t>
+      </w:r>
+    </w:p>
+    <w:p>
+      <w:pPr>
+        <w:shd w:val="clear" w:color="auto" w:fill="262335"/>
+        <w:spacing w:after="0" w:line="285" w:lineRule="atLeast"/>
+        <w:rPr>
+          <w:rFonts w:ascii="Consolas" w:eastAsia="Times New Roman" w:hAnsi="Consolas" w:cs="Times New Roman"/>
+          <w:color w:val="BBBBBB"/>
+          <w:sz w:val="21"/>
+          <w:szCs w:val="21"/>
+          <w:lang w:val="en-IN" w:eastAsia="en-IN"/>
+        </w:rPr>
+      </w:pPr>
+      <w:r>
+        <w:rPr>
+          <w:rFonts w:ascii="Consolas" w:eastAsia="Times New Roman" w:hAnsi="Consolas" w:cs="Times New Roman"/>
+          <w:color w:val="FF7EDB"/>
+          <w:sz w:val="21"/>
+          <w:szCs w:val="21"/>
+          <w:lang w:val="en-IN" w:eastAsia="en-IN"/>
+        </w:rPr>
+        <w:t xml:space="preserve">    </w:t>
+      </w:r>
+      <w:proofErr w:type="spellStart"/>
+      <w:r>
+        <w:rPr>
+          <w:rFonts w:ascii="Consolas" w:eastAsia="Times New Roman" w:hAnsi="Consolas" w:cs="Times New Roman"/>
+          <w:color w:val="FEDE5D"/>
+          <w:sz w:val="21"/>
+          <w:szCs w:val="21"/>
+          <w:lang w:val="en-IN" w:eastAsia="en-IN"/>
+        </w:rPr>
+        <w:t>elif</w:t>
+      </w:r>
+      <w:proofErr w:type="spellEnd"/>
+      <w:r>
+        <w:rPr>
+          <w:rFonts w:ascii="Consolas" w:eastAsia="Times New Roman" w:hAnsi="Consolas" w:cs="Times New Roman"/>
+          <w:color w:val="FF7EDB"/>
+          <w:sz w:val="21"/>
+          <w:szCs w:val="21"/>
+          <w:lang w:val="en-IN" w:eastAsia="en-IN"/>
+        </w:rPr>
+        <w:t xml:space="preserve"> </w:t>
+      </w:r>
+      <w:r>
+        <w:rPr>
+          <w:rFonts w:ascii="Consolas" w:eastAsia="Times New Roman" w:hAnsi="Consolas" w:cs="Times New Roman"/>
+          <w:i/>
+          <w:iCs/>
+          <w:color w:val="FF7EDB"/>
+          <w:sz w:val="21"/>
+          <w:szCs w:val="21"/>
+          <w:lang w:val="en-IN" w:eastAsia="en-IN"/>
+        </w:rPr>
+        <w:t>drift</w:t>
+      </w:r>
+      <w:r>
+        <w:rPr>
+          <w:rFonts w:ascii="Consolas" w:eastAsia="Times New Roman" w:hAnsi="Consolas" w:cs="Times New Roman"/>
+          <w:color w:val="FF7EDB"/>
+          <w:sz w:val="21"/>
+          <w:szCs w:val="21"/>
+          <w:lang w:val="en-IN" w:eastAsia="en-IN"/>
+        </w:rPr>
+        <w:t xml:space="preserve"> </w:t>
+      </w:r>
+      <w:r>
+        <w:rPr>
+          <w:rFonts w:ascii="Consolas" w:eastAsia="Times New Roman" w:hAnsi="Consolas" w:cs="Times New Roman"/>
+          <w:color w:val="FEDE5D"/>
+          <w:sz w:val="21"/>
+          <w:szCs w:val="21"/>
+          <w:lang w:val="en-IN" w:eastAsia="en-IN"/>
+        </w:rPr>
+        <w:t>&lt;</w:t>
+      </w:r>
+      <w:r>
+        <w:rPr>
+          <w:rFonts w:ascii="Consolas" w:eastAsia="Times New Roman" w:hAnsi="Consolas" w:cs="Times New Roman"/>
+          <w:color w:val="FF7EDB"/>
+          <w:sz w:val="21"/>
+          <w:szCs w:val="21"/>
+          <w:lang w:val="en-IN" w:eastAsia="en-IN"/>
+        </w:rPr>
+        <w:t xml:space="preserve"> </w:t>
+      </w:r>
+      <w:r>
+        <w:rPr>
+          <w:rFonts w:ascii="Consolas" w:eastAsia="Times New Roman" w:hAnsi="Consolas" w:cs="Times New Roman"/>
+          <w:i/>
+          <w:iCs/>
+          <w:color w:val="FF7EDB"/>
+          <w:sz w:val="21"/>
+          <w:szCs w:val="21"/>
+          <w:lang w:val="en-IN" w:eastAsia="en-IN"/>
+        </w:rPr>
+        <w:t>threshold</w:t>
+      </w:r>
+      <w:r>
+        <w:rPr>
+          <w:rFonts w:ascii="Consolas" w:eastAsia="Times New Roman" w:hAnsi="Consolas" w:cs="Times New Roman"/>
+          <w:color w:val="FF7EDB"/>
+          <w:sz w:val="21"/>
+          <w:szCs w:val="21"/>
+          <w:lang w:val="en-IN" w:eastAsia="en-IN"/>
+        </w:rPr>
+        <w:t>:</w:t>
+      </w:r>
+    </w:p>
+    <w:p>
+      <w:pPr>
+        <w:shd w:val="clear" w:color="auto" w:fill="262335"/>
+        <w:spacing w:after="0" w:line="285" w:lineRule="atLeast"/>
+        <w:rPr>
+          <w:rFonts w:ascii="Consolas" w:eastAsia="Times New Roman" w:hAnsi="Consolas" w:cs="Times New Roman"/>
+          <w:color w:val="BBBBBB"/>
+          <w:sz w:val="21"/>
+          <w:szCs w:val="21"/>
+          <w:lang w:val="en-IN" w:eastAsia="en-IN"/>
+        </w:rPr>
+      </w:pPr>
+      <w:r>
+        <w:rPr>
+          <w:rFonts w:ascii="Consolas" w:eastAsia="Times New Roman" w:hAnsi="Consolas" w:cs="Times New Roman"/>
+          <w:color w:val="FF7EDB"/>
+          <w:sz w:val="21"/>
+          <w:szCs w:val="21"/>
+          <w:lang w:val="en-IN" w:eastAsia="en-IN"/>
+        </w:rPr>
+        <w:t xml:space="preserve">        </w:t>
+      </w:r>
+      <w:r>
+        <w:rPr>
+          <w:rFonts w:ascii="Consolas" w:eastAsia="Times New Roman" w:hAnsi="Consolas" w:cs="Times New Roman"/>
+          <w:color w:val="FEDE5D"/>
+          <w:sz w:val="21"/>
+          <w:szCs w:val="21"/>
+          <w:lang w:val="en-IN" w:eastAsia="en-IN"/>
+        </w:rPr>
+        <w:t>return</w:t>
+      </w:r>
+      <w:r>
+        <w:rPr>
+          <w:rFonts w:ascii="Consolas" w:eastAsia="Times New Roman" w:hAnsi="Consolas" w:cs="Times New Roman"/>
+          <w:color w:val="FF7EDB"/>
+          <w:sz w:val="21"/>
+          <w:szCs w:val="21"/>
+          <w:lang w:val="en-IN" w:eastAsia="en-IN"/>
+        </w:rPr>
+        <w:t xml:space="preserve"> </w:t>
+      </w:r>
+      <w:r>
+        <w:rPr>
+          <w:rFonts w:ascii="Consolas" w:eastAsia="Times New Roman" w:hAnsi="Consolas" w:cs="Times New Roman"/>
+          <w:color w:val="FF8B39"/>
+          <w:sz w:val="21"/>
+          <w:szCs w:val="21"/>
+          <w:lang w:val="en-IN" w:eastAsia="en-IN"/>
+        </w:rPr>
+        <w:t>"Stable Data"</w:t>
+      </w:r>
+    </w:p>
+    <w:p>
+      <w:pPr>
+        <w:shd w:val="clear" w:color="auto" w:fill="262335"/>
+        <w:spacing w:after="0" w:line="285" w:lineRule="atLeast"/>
+        <w:rPr>
+          <w:rFonts w:ascii="Consolas" w:eastAsia="Times New Roman" w:hAnsi="Consolas" w:cs="Times New Roman"/>
+          <w:color w:val="BBBBBB"/>
+          <w:sz w:val="21"/>
+          <w:szCs w:val="21"/>
+          <w:lang w:val="en-IN" w:eastAsia="en-IN"/>
+        </w:rPr>
+      </w:pPr>
+      <w:r>
+        <w:rPr>
+          <w:rFonts w:ascii="Consolas" w:eastAsia="Times New Roman" w:hAnsi="Consolas" w:cs="Times New Roman"/>
+          <w:color w:val="FF7EDB"/>
+          <w:sz w:val="21"/>
+          <w:szCs w:val="21"/>
+          <w:lang w:val="en-IN" w:eastAsia="en-IN"/>
+        </w:rPr>
+        <w:t xml:space="preserve">    </w:t>
+      </w:r>
+      <w:proofErr w:type="spellStart"/>
+      <w:r>
+        <w:rPr>
+          <w:rFonts w:ascii="Consolas" w:eastAsia="Times New Roman" w:hAnsi="Consolas" w:cs="Times New Roman"/>
+          <w:color w:val="FEDE5D"/>
+          <w:sz w:val="21"/>
+          <w:szCs w:val="21"/>
+          <w:lang w:val="en-IN" w:eastAsia="en-IN"/>
+        </w:rPr>
+        <w:t>elif</w:t>
+      </w:r>
+      <w:proofErr w:type="spellEnd"/>
+      <w:r>
+        <w:rPr>
+          <w:rFonts w:ascii="Consolas" w:eastAsia="Times New Roman" w:hAnsi="Consolas" w:cs="Times New Roman"/>
+          <w:color w:val="FF7EDB"/>
+          <w:sz w:val="21"/>
+          <w:szCs w:val="21"/>
+          <w:lang w:val="en-IN" w:eastAsia="en-IN"/>
+        </w:rPr>
+        <w:t xml:space="preserve"> </w:t>
+      </w:r>
+      <w:r>
+        <w:rPr>
+          <w:rFonts w:ascii="Consolas" w:eastAsia="Times New Roman" w:hAnsi="Consolas" w:cs="Times New Roman"/>
+          <w:i/>
+          <w:iCs/>
+          <w:color w:val="FF7EDB"/>
+          <w:sz w:val="21"/>
+          <w:szCs w:val="21"/>
+          <w:lang w:val="en-IN" w:eastAsia="en-IN"/>
+        </w:rPr>
+        <w:t>drift</w:t>
+      </w:r>
+      <w:r>
+        <w:rPr>
+          <w:rFonts w:ascii="Consolas" w:eastAsia="Times New Roman" w:hAnsi="Consolas" w:cs="Times New Roman"/>
+          <w:color w:val="FF7EDB"/>
+          <w:sz w:val="21"/>
+          <w:szCs w:val="21"/>
+          <w:lang w:val="en-IN" w:eastAsia="en-IN"/>
+        </w:rPr>
+        <w:t xml:space="preserve"> </w:t>
+      </w:r>
+      <w:r>
+        <w:rPr>
+          <w:rFonts w:ascii="Consolas" w:eastAsia="Times New Roman" w:hAnsi="Consolas" w:cs="Times New Roman"/>
+          <w:color w:val="FEDE5D"/>
+          <w:sz w:val="21"/>
+          <w:szCs w:val="21"/>
+          <w:lang w:val="en-IN" w:eastAsia="en-IN"/>
+        </w:rPr>
+        <w:t>&lt;</w:t>
+      </w:r>
+      <w:r>
+        <w:rPr>
+          <w:rFonts w:ascii="Consolas" w:eastAsia="Times New Roman" w:hAnsi="Consolas" w:cs="Times New Roman"/>
+          <w:color w:val="FF7EDB"/>
+          <w:sz w:val="21"/>
+          <w:szCs w:val="21"/>
+          <w:lang w:val="en-IN" w:eastAsia="en-IN"/>
+        </w:rPr>
+        <w:t xml:space="preserve"> </w:t>
+      </w:r>
+      <w:r>
+        <w:rPr>
+          <w:rFonts w:ascii="Consolas" w:eastAsia="Times New Roman" w:hAnsi="Consolas" w:cs="Times New Roman"/>
+          <w:i/>
+          <w:iCs/>
+          <w:color w:val="FF7EDB"/>
+          <w:sz w:val="21"/>
+          <w:szCs w:val="21"/>
+          <w:lang w:val="en-IN" w:eastAsia="en-IN"/>
+        </w:rPr>
+        <w:t>threshold</w:t>
+      </w:r>
+      <w:r>
+        <w:rPr>
+          <w:rFonts w:ascii="Consolas" w:eastAsia="Times New Roman" w:hAnsi="Consolas" w:cs="Times New Roman"/>
+          <w:color w:val="FF7EDB"/>
+          <w:sz w:val="21"/>
+          <w:szCs w:val="21"/>
+          <w:lang w:val="en-IN" w:eastAsia="en-IN"/>
+        </w:rPr>
+        <w:t xml:space="preserve"> </w:t>
+      </w:r>
+      <w:r>
+        <w:rPr>
+          <w:rFonts w:ascii="Consolas" w:eastAsia="Times New Roman" w:hAnsi="Consolas" w:cs="Times New Roman"/>
+          <w:color w:val="FEDE5D"/>
+          <w:sz w:val="21"/>
+          <w:szCs w:val="21"/>
+          <w:lang w:val="en-IN" w:eastAsia="en-IN"/>
+        </w:rPr>
+        <w:t>*</w:t>
+      </w:r>
+      <w:r>
+        <w:rPr>
+          <w:rFonts w:ascii="Consolas" w:eastAsia="Times New Roman" w:hAnsi="Consolas" w:cs="Times New Roman"/>
+          <w:color w:val="FF7EDB"/>
+          <w:sz w:val="21"/>
+          <w:szCs w:val="21"/>
+          <w:lang w:val="en-IN" w:eastAsia="en-IN"/>
+        </w:rPr>
+        <w:t xml:space="preserve"> </w:t>
+      </w:r>
+      <w:r>
+        <w:rPr>
+          <w:rFonts w:ascii="Consolas" w:eastAsia="Times New Roman" w:hAnsi="Consolas" w:cs="Times New Roman"/>
+          <w:color w:val="F97E72"/>
+          <w:sz w:val="21"/>
+          <w:szCs w:val="21"/>
+          <w:lang w:val="en-IN" w:eastAsia="en-IN"/>
+        </w:rPr>
+        <w:t>2</w:t>
+      </w:r>
+      <w:r>
+        <w:rPr>
+          <w:rFonts w:ascii="Consolas" w:eastAsia="Times New Roman" w:hAnsi="Consolas" w:cs="Times New Roman"/>
+          <w:color w:val="FF7EDB"/>
+          <w:sz w:val="21"/>
+          <w:szCs w:val="21"/>
+          <w:lang w:val="en-IN" w:eastAsia="en-IN"/>
+        </w:rPr>
+        <w:t>:</w:t>
+      </w:r>
+    </w:p>
+    <w:p>
+      <w:pPr>
+        <w:shd w:val="clear" w:color="auto" w:fill="262335"/>
+        <w:spacing w:after="0" w:line="285" w:lineRule="atLeast"/>
+        <w:rPr>
+          <w:rFonts w:ascii="Consolas" w:eastAsia="Times New Roman" w:hAnsi="Consolas" w:cs="Times New Roman"/>
+          <w:color w:val="BBBBBB"/>
+          <w:sz w:val="21"/>
+          <w:szCs w:val="21"/>
+          <w:lang w:val="en-IN" w:eastAsia="en-IN"/>
+        </w:rPr>
+      </w:pPr>
+      <w:r>
+        <w:rPr>
+          <w:rFonts w:ascii="Consolas" w:eastAsia="Times New Roman" w:hAnsi="Consolas" w:cs="Times New Roman"/>
+          <w:color w:val="FF7EDB"/>
+          <w:sz w:val="21"/>
+          <w:szCs w:val="21"/>
+          <w:lang w:val="en-IN" w:eastAsia="en-IN"/>
+        </w:rPr>
+        <w:t xml:space="preserve">        </w:t>
+      </w:r>
+      <w:r>
+        <w:rPr>
+          <w:rFonts w:ascii="Consolas" w:eastAsia="Times New Roman" w:hAnsi="Consolas" w:cs="Times New Roman"/>
+          <w:color w:val="FEDE5D"/>
+          <w:sz w:val="21"/>
+          <w:szCs w:val="21"/>
+          <w:lang w:val="en-IN" w:eastAsia="en-IN"/>
+        </w:rPr>
+        <w:t>return</w:t>
+      </w:r>
+      <w:r>
+        <w:rPr>
+          <w:rFonts w:ascii="Consolas" w:eastAsia="Times New Roman" w:hAnsi="Consolas" w:cs="Times New Roman"/>
+          <w:color w:val="FF7EDB"/>
+          <w:sz w:val="21"/>
+          <w:szCs w:val="21"/>
+          <w:lang w:val="en-IN" w:eastAsia="en-IN"/>
+        </w:rPr>
+        <w:t xml:space="preserve"> </w:t>
+      </w:r>
+      <w:r>
+        <w:rPr>
+          <w:rFonts w:ascii="Consolas" w:eastAsia="Times New Roman" w:hAnsi="Consolas" w:cs="Times New Roman"/>
+          <w:color w:val="FF8B39"/>
+          <w:sz w:val="21"/>
+          <w:szCs w:val="21"/>
+          <w:lang w:val="en-IN" w:eastAsia="en-IN"/>
+        </w:rPr>
+        <w:t>"Minor Drift"</w:t>
+      </w:r>
+    </w:p>
+    <w:p>
+      <w:pPr>
+        <w:shd w:val="clear" w:color="auto" w:fill="262335"/>
+        <w:spacing w:after="0" w:line="285" w:lineRule="atLeast"/>
+        <w:rPr>
+          <w:rFonts w:ascii="Consolas" w:eastAsia="Times New Roman" w:hAnsi="Consolas" w:cs="Times New Roman"/>
+          <w:color w:val="BBBBBB"/>
+          <w:sz w:val="21"/>
+          <w:szCs w:val="21"/>
+          <w:lang w:val="en-IN" w:eastAsia="en-IN"/>
+        </w:rPr>
+      </w:pPr>
+      <w:r>
+        <w:rPr>
+          <w:rFonts w:ascii="Consolas" w:eastAsia="Times New Roman" w:hAnsi="Consolas" w:cs="Times New Roman"/>
+          <w:color w:val="FF7EDB"/>
+          <w:sz w:val="21"/>
+          <w:szCs w:val="21"/>
+          <w:lang w:val="en-IN" w:eastAsia="en-IN"/>
+        </w:rPr>
+        <w:t xml:space="preserve">    </w:t>
+      </w:r>
+      <w:r>
+        <w:rPr>
+          <w:rFonts w:ascii="Consolas" w:eastAsia="Times New Roman" w:hAnsi="Consolas" w:cs="Times New Roman"/>
+          <w:color w:val="FEDE5D"/>
+          <w:sz w:val="21"/>
+          <w:szCs w:val="21"/>
+          <w:lang w:val="en-IN" w:eastAsia="en-IN"/>
+        </w:rPr>
+        <w:t>else</w:t>
+      </w:r>
+      <w:r>
+        <w:rPr>
+          <w:rFonts w:ascii="Consolas" w:eastAsia="Times New Roman" w:hAnsi="Consolas" w:cs="Times New Roman"/>
+          <w:color w:val="FF7EDB"/>
+          <w:sz w:val="21"/>
+          <w:szCs w:val="21"/>
+          <w:lang w:val="en-IN" w:eastAsia="en-IN"/>
+        </w:rPr>
+        <w:t>:</w:t>
+      </w:r>
+    </w:p>
+    <w:p>
+      <w:pPr>
+        <w:shd w:val="clear" w:color="auto" w:fill="262335"/>
+        <w:spacing w:after="0" w:line="285" w:lineRule="atLeast"/>
+        <w:rPr>
+          <w:rFonts w:ascii="Consolas" w:eastAsia="Times New Roman" w:hAnsi="Consolas" w:cs="Times New Roman"/>
+          <w:color w:val="BBBBBB"/>
+          <w:sz w:val="21"/>
+          <w:szCs w:val="21"/>
+          <w:lang w:val="en-IN" w:eastAsia="en-IN"/>
+        </w:rPr>
+      </w:pPr>
+      <w:r>
+        <w:rPr>
+          <w:rFonts w:ascii="Consolas" w:eastAsia="Times New Roman" w:hAnsi="Consolas" w:cs="Times New Roman"/>
+          <w:color w:val="FF7EDB"/>
+          <w:sz w:val="21"/>
+          <w:szCs w:val="21"/>
+          <w:lang w:val="en-IN" w:eastAsia="en-IN"/>
+        </w:rPr>
+        <w:lastRenderedPageBreak/>
+        <w:t xml:space="preserve">        </w:t>
+      </w:r>
+      <w:r>
+        <w:rPr>
+          <w:rFonts w:ascii="Consolas" w:eastAsia="Times New Roman" w:hAnsi="Consolas" w:cs="Times New Roman"/>
+          <w:color w:val="FEDE5D"/>
+          <w:sz w:val="21"/>
+          <w:szCs w:val="21"/>
+          <w:lang w:val="en-IN" w:eastAsia="en-IN"/>
+        </w:rPr>
+        <w:t>return</w:t>
+      </w:r>
+      <w:r>
+        <w:rPr>
+          <w:rFonts w:ascii="Consolas" w:eastAsia="Times New Roman" w:hAnsi="Consolas" w:cs="Times New Roman"/>
+          <w:color w:val="FF7EDB"/>
+          <w:sz w:val="21"/>
+          <w:szCs w:val="21"/>
+          <w:lang w:val="en-IN" w:eastAsia="en-IN"/>
+        </w:rPr>
+        <w:t xml:space="preserve"> </w:t>
+      </w:r>
+      <w:r>
+        <w:rPr>
+          <w:rFonts w:ascii="Consolas" w:eastAsia="Times New Roman" w:hAnsi="Consolas" w:cs="Times New Roman"/>
+          <w:color w:val="FF8B39"/>
+          <w:sz w:val="21"/>
+          <w:szCs w:val="21"/>
+          <w:lang w:val="en-IN" w:eastAsia="en-IN"/>
+        </w:rPr>
+        <w:t>"Critical Drift"</w:t>
+      </w:r>
+    </w:p>
+    <w:p>
+      <w:pPr>
+        <w:shd w:val="clear" w:color="auto" w:fill="262335"/>
+        <w:spacing w:after="0" w:line="285" w:lineRule="atLeast"/>
+        <w:rPr>
+          <w:rFonts w:ascii="Consolas" w:eastAsia="Times New Roman" w:hAnsi="Consolas" w:cs="Times New Roman"/>
+          <w:color w:val="BBBBBB"/>
+          <w:sz w:val="21"/>
+          <w:szCs w:val="21"/>
+          <w:lang w:val="en-IN" w:eastAsia="en-IN"/>
+        </w:rPr>
+      </w:pPr>
+    </w:p>
+    <w:p>
+      <w:pPr>
+        <w:shd w:val="clear" w:color="auto" w:fill="262335"/>
+        <w:spacing w:after="0" w:line="285" w:lineRule="atLeast"/>
+        <w:rPr>
+          <w:rFonts w:ascii="Consolas" w:eastAsia="Times New Roman" w:hAnsi="Consolas" w:cs="Times New Roman"/>
+          <w:color w:val="BBBBBB"/>
+          <w:sz w:val="21"/>
+          <w:szCs w:val="21"/>
+          <w:lang w:val="en-IN" w:eastAsia="en-IN"/>
+        </w:rPr>
+      </w:pPr>
+      <w:r>
+        <w:rPr>
+          <w:rFonts w:ascii="Consolas" w:eastAsia="Times New Roman" w:hAnsi="Consolas" w:cs="Times New Roman"/>
+          <w:color w:val="FF7EDB"/>
+          <w:sz w:val="21"/>
+          <w:szCs w:val="21"/>
+          <w:lang w:val="en-IN" w:eastAsia="en-IN"/>
+        </w:rPr>
+        <w:t xml:space="preserve">data </w:t>
+      </w:r>
+      <w:r>
+        <w:rPr>
+          <w:rFonts w:ascii="Consolas" w:eastAsia="Times New Roman" w:hAnsi="Consolas" w:cs="Times New Roman"/>
+          <w:color w:val="DDDDDD"/>
+          <w:sz w:val="21"/>
+          <w:szCs w:val="21"/>
+          <w:lang w:val="en-IN" w:eastAsia="en-IN"/>
+        </w:rPr>
+        <w:t>=</w:t>
+      </w:r>
+      <w:r>
+        <w:rPr>
+          <w:rFonts w:ascii="Consolas" w:eastAsia="Times New Roman" w:hAnsi="Consolas" w:cs="Times New Roman"/>
+          <w:color w:val="FF7EDB"/>
+          <w:sz w:val="21"/>
+          <w:szCs w:val="21"/>
+          <w:lang w:val="en-IN" w:eastAsia="en-IN"/>
+        </w:rPr>
+        <w:t xml:space="preserve"> </w:t>
+      </w:r>
+      <w:proofErr w:type="spellStart"/>
+      <w:r>
+        <w:rPr>
+          <w:rFonts w:ascii="Consolas" w:eastAsia="Times New Roman" w:hAnsi="Consolas" w:cs="Times New Roman"/>
+          <w:color w:val="36F9F6"/>
+          <w:sz w:val="21"/>
+          <w:szCs w:val="21"/>
+          <w:lang w:val="en-IN" w:eastAsia="en-IN"/>
+        </w:rPr>
+        <w:t>generate_</w:t>
+      </w:r>
+      <w:proofErr w:type="gramStart"/>
+      <w:r>
+        <w:rPr>
+          <w:rFonts w:ascii="Consolas" w:eastAsia="Times New Roman" w:hAnsi="Consolas" w:cs="Times New Roman"/>
+          <w:color w:val="36F9F6"/>
+          <w:sz w:val="21"/>
+          <w:szCs w:val="21"/>
+          <w:lang w:val="en-IN" w:eastAsia="en-IN"/>
+        </w:rPr>
+        <w:t>data</w:t>
+      </w:r>
+      <w:proofErr w:type="spellEnd"/>
+      <w:r>
+        <w:rPr>
+          <w:rFonts w:ascii="Consolas" w:eastAsia="Times New Roman" w:hAnsi="Consolas" w:cs="Times New Roman"/>
+          <w:color w:val="FF7EDB"/>
+          <w:sz w:val="21"/>
+          <w:szCs w:val="21"/>
+          <w:lang w:val="en-IN" w:eastAsia="en-IN"/>
+        </w:rPr>
+        <w:t>(</w:t>
+      </w:r>
+      <w:proofErr w:type="gramEnd"/>
+      <w:r>
+        <w:rPr>
+          <w:rFonts w:ascii="Consolas" w:eastAsia="Times New Roman" w:hAnsi="Consolas" w:cs="Times New Roman"/>
+          <w:color w:val="FF7EDB"/>
+          <w:sz w:val="21"/>
+          <w:szCs w:val="21"/>
+          <w:lang w:val="en-IN" w:eastAsia="en-IN"/>
+        </w:rPr>
+        <w:t>)</w:t>
+      </w:r>
+    </w:p>
+    <w:p>
+      <w:pPr>
+        <w:shd w:val="clear" w:color="auto" w:fill="262335"/>
+        <w:spacing w:after="0" w:line="285" w:lineRule="atLeast"/>
+        <w:rPr>
+          <w:rFonts w:ascii="Consolas" w:eastAsia="Times New Roman" w:hAnsi="Consolas" w:cs="Times New Roman"/>
+          <w:color w:val="BBBBBB"/>
+          <w:sz w:val="21"/>
+          <w:szCs w:val="21"/>
+          <w:lang w:val="en-IN" w:eastAsia="en-IN"/>
+        </w:rPr>
+      </w:pPr>
+    </w:p>
+    <w:p>
+      <w:pPr>
+        <w:shd w:val="clear" w:color="auto" w:fill="262335"/>
+        <w:spacing w:after="0" w:line="285" w:lineRule="atLeast"/>
+        <w:rPr>
+          <w:rFonts w:ascii="Consolas" w:eastAsia="Times New Roman" w:hAnsi="Consolas" w:cs="Times New Roman"/>
+          <w:color w:val="BBBBBB"/>
+          <w:sz w:val="21"/>
+          <w:szCs w:val="21"/>
+          <w:lang w:val="en-IN" w:eastAsia="en-IN"/>
+        </w:rPr>
+      </w:pPr>
+      <w:r>
+        <w:rPr>
+          <w:rFonts w:ascii="Consolas" w:eastAsia="Times New Roman" w:hAnsi="Consolas" w:cs="Times New Roman"/>
+          <w:color w:val="FF7EDB"/>
+          <w:sz w:val="21"/>
+          <w:szCs w:val="21"/>
+          <w:lang w:val="en-IN" w:eastAsia="en-IN"/>
+        </w:rPr>
+        <w:t xml:space="preserve">shallow </w:t>
+      </w:r>
+      <w:r>
+        <w:rPr>
+          <w:rFonts w:ascii="Consolas" w:eastAsia="Times New Roman" w:hAnsi="Consolas" w:cs="Times New Roman"/>
+          <w:color w:val="DDDDDD"/>
+          <w:sz w:val="21"/>
+          <w:szCs w:val="21"/>
+          <w:lang w:val="en-IN" w:eastAsia="en-IN"/>
+        </w:rPr>
+        <w:t>=</w:t>
+      </w:r>
+      <w:r>
+        <w:rPr>
+          <w:rFonts w:ascii="Consolas" w:eastAsia="Times New Roman" w:hAnsi="Consolas" w:cs="Times New Roman"/>
+          <w:color w:val="FF7EDB"/>
+          <w:sz w:val="21"/>
+          <w:szCs w:val="21"/>
+          <w:lang w:val="en-IN" w:eastAsia="en-IN"/>
+        </w:rPr>
+        <w:t xml:space="preserve"> </w:t>
+      </w:r>
+      <w:proofErr w:type="spellStart"/>
+      <w:proofErr w:type="gramStart"/>
+      <w:r>
+        <w:rPr>
+          <w:rFonts w:ascii="Consolas" w:eastAsia="Times New Roman" w:hAnsi="Consolas" w:cs="Times New Roman"/>
+          <w:color w:val="FF7EDB"/>
+          <w:sz w:val="21"/>
+          <w:szCs w:val="21"/>
+          <w:lang w:val="en-IN" w:eastAsia="en-IN"/>
+        </w:rPr>
+        <w:t>data.</w:t>
+      </w:r>
+      <w:r>
+        <w:rPr>
+          <w:rFonts w:ascii="Consolas" w:eastAsia="Times New Roman" w:hAnsi="Consolas" w:cs="Times New Roman"/>
+          <w:color w:val="36F9F6"/>
+          <w:sz w:val="21"/>
+          <w:szCs w:val="21"/>
+          <w:lang w:val="en-IN" w:eastAsia="en-IN"/>
+        </w:rPr>
+        <w:t>copy</w:t>
+      </w:r>
+      <w:proofErr w:type="spellEnd"/>
+      <w:proofErr w:type="gramEnd"/>
+      <w:r>
+        <w:rPr>
+          <w:rFonts w:ascii="Consolas" w:eastAsia="Times New Roman" w:hAnsi="Consolas" w:cs="Times New Roman"/>
+          <w:color w:val="FF7EDB"/>
+          <w:sz w:val="21"/>
+          <w:szCs w:val="21"/>
+          <w:lang w:val="en-IN" w:eastAsia="en-IN"/>
+        </w:rPr>
+        <w:t>()</w:t>
+      </w:r>
+    </w:p>
+    <w:p>
+      <w:pPr>
+        <w:shd w:val="clear" w:color="auto" w:fill="262335"/>
+        <w:spacing w:after="0" w:line="285" w:lineRule="atLeast"/>
+        <w:rPr>
+          <w:rFonts w:ascii="Consolas" w:eastAsia="Times New Roman" w:hAnsi="Consolas" w:cs="Times New Roman"/>
+          <w:color w:val="BBBBBB"/>
+          <w:sz w:val="21"/>
+          <w:szCs w:val="21"/>
+          <w:lang w:val="en-IN" w:eastAsia="en-IN"/>
+        </w:rPr>
+      </w:pPr>
+      <w:r>
+        <w:rPr>
+          <w:rFonts w:ascii="Consolas" w:eastAsia="Times New Roman" w:hAnsi="Consolas" w:cs="Times New Roman"/>
+          <w:color w:val="FF7EDB"/>
+          <w:sz w:val="21"/>
+          <w:szCs w:val="21"/>
+          <w:lang w:val="en-IN" w:eastAsia="en-IN"/>
+        </w:rPr>
+        <w:t xml:space="preserve">deep </w:t>
+      </w:r>
+      <w:r>
+        <w:rPr>
+          <w:rFonts w:ascii="Consolas" w:eastAsia="Times New Roman" w:hAnsi="Consolas" w:cs="Times New Roman"/>
+          <w:color w:val="DDDDDD"/>
+          <w:sz w:val="21"/>
+          <w:szCs w:val="21"/>
+          <w:lang w:val="en-IN" w:eastAsia="en-IN"/>
+        </w:rPr>
+        <w:t>=</w:t>
+      </w:r>
+      <w:r>
+        <w:rPr>
+          <w:rFonts w:ascii="Consolas" w:eastAsia="Times New Roman" w:hAnsi="Consolas" w:cs="Times New Roman"/>
+          <w:color w:val="FF7EDB"/>
+          <w:sz w:val="21"/>
+          <w:szCs w:val="21"/>
+          <w:lang w:val="en-IN" w:eastAsia="en-IN"/>
+        </w:rPr>
+        <w:t xml:space="preserve"> </w:t>
+      </w:r>
+      <w:proofErr w:type="spellStart"/>
+      <w:proofErr w:type="gramStart"/>
+      <w:r>
+        <w:rPr>
+          <w:rFonts w:ascii="Consolas" w:eastAsia="Times New Roman" w:hAnsi="Consolas" w:cs="Times New Roman"/>
+          <w:color w:val="FE4450"/>
+          <w:sz w:val="21"/>
+          <w:szCs w:val="21"/>
+          <w:lang w:val="en-IN" w:eastAsia="en-IN"/>
+        </w:rPr>
+        <w:t>copy</w:t>
+      </w:r>
+      <w:r>
+        <w:rPr>
+          <w:rFonts w:ascii="Consolas" w:eastAsia="Times New Roman" w:hAnsi="Consolas" w:cs="Times New Roman"/>
+          <w:color w:val="FF7EDB"/>
+          <w:sz w:val="21"/>
+          <w:szCs w:val="21"/>
+          <w:lang w:val="en-IN" w:eastAsia="en-IN"/>
+        </w:rPr>
+        <w:t>.</w:t>
+      </w:r>
+      <w:r>
+        <w:rPr>
+          <w:rFonts w:ascii="Consolas" w:eastAsia="Times New Roman" w:hAnsi="Consolas" w:cs="Times New Roman"/>
+          <w:color w:val="36F9F6"/>
+          <w:sz w:val="21"/>
+          <w:szCs w:val="21"/>
+          <w:lang w:val="en-IN" w:eastAsia="en-IN"/>
+        </w:rPr>
+        <w:t>deepcopy</w:t>
+      </w:r>
+      <w:proofErr w:type="spellEnd"/>
+      <w:proofErr w:type="gramEnd"/>
+      <w:r>
+        <w:rPr>
+          <w:rFonts w:ascii="Consolas" w:eastAsia="Times New Roman" w:hAnsi="Consolas" w:cs="Times New Roman"/>
+          <w:color w:val="FF7EDB"/>
+          <w:sz w:val="21"/>
+          <w:szCs w:val="21"/>
+          <w:lang w:val="en-IN" w:eastAsia="en-IN"/>
+        </w:rPr>
+        <w:t>(data)</w:t>
+      </w:r>
+    </w:p>
+    <w:p>
+      <w:pPr>
+        <w:shd w:val="clear" w:color="auto" w:fill="262335"/>
+        <w:spacing w:after="0" w:line="285" w:lineRule="atLeast"/>
+        <w:rPr>
+          <w:rFonts w:ascii="Consolas" w:eastAsia="Times New Roman" w:hAnsi="Consolas" w:cs="Times New Roman"/>
+          <w:color w:val="BBBBBB"/>
+          <w:sz w:val="21"/>
+          <w:szCs w:val="21"/>
+          <w:lang w:val="en-IN" w:eastAsia="en-IN"/>
+        </w:rPr>
+      </w:pPr>
+    </w:p>
+    <w:p>
+      <w:pPr>
+        <w:shd w:val="clear" w:color="auto" w:fill="262335"/>
+        <w:spacing w:after="0" w:line="285" w:lineRule="atLeast"/>
+        <w:rPr>
+          <w:rFonts w:ascii="Consolas" w:eastAsia="Times New Roman" w:hAnsi="Consolas" w:cs="Times New Roman"/>
+          <w:color w:val="BBBBBB"/>
+          <w:sz w:val="21"/>
+          <w:szCs w:val="21"/>
+          <w:lang w:val="en-IN" w:eastAsia="en-IN"/>
+        </w:rPr>
+      </w:pPr>
+      <w:proofErr w:type="spellStart"/>
+      <w:r>
+        <w:rPr>
+          <w:rFonts w:ascii="Consolas" w:eastAsia="Times New Roman" w:hAnsi="Consolas" w:cs="Times New Roman"/>
+          <w:color w:val="36F9F6"/>
+          <w:sz w:val="21"/>
+          <w:szCs w:val="21"/>
+          <w:lang w:val="en-IN" w:eastAsia="en-IN"/>
+        </w:rPr>
+        <w:t>mutate_data</w:t>
+      </w:r>
+      <w:proofErr w:type="spellEnd"/>
+      <w:r>
+        <w:rPr>
+          <w:rFonts w:ascii="Consolas" w:eastAsia="Times New Roman" w:hAnsi="Consolas" w:cs="Times New Roman"/>
+          <w:color w:val="FF7EDB"/>
+          <w:sz w:val="21"/>
+          <w:szCs w:val="21"/>
+          <w:lang w:val="en-IN" w:eastAsia="en-IN"/>
+        </w:rPr>
+        <w:t>(shallow)</w:t>
+      </w:r>
+    </w:p>
+    <w:p>
+      <w:pPr>
+        <w:shd w:val="clear" w:color="auto" w:fill="262335"/>
+        <w:spacing w:after="0" w:line="285" w:lineRule="atLeast"/>
+        <w:rPr>
+          <w:rFonts w:ascii="Consolas" w:eastAsia="Times New Roman" w:hAnsi="Consolas" w:cs="Times New Roman"/>
+          <w:color w:val="BBBBBB"/>
+          <w:sz w:val="21"/>
+          <w:szCs w:val="21"/>
+          <w:lang w:val="en-IN" w:eastAsia="en-IN"/>
+        </w:rPr>
+      </w:pPr>
+      <w:proofErr w:type="spellStart"/>
+      <w:r>
+        <w:rPr>
+          <w:rFonts w:ascii="Consolas" w:eastAsia="Times New Roman" w:hAnsi="Consolas" w:cs="Times New Roman"/>
+          <w:color w:val="36F9F6"/>
+          <w:sz w:val="21"/>
+          <w:szCs w:val="21"/>
+          <w:lang w:val="en-IN" w:eastAsia="en-IN"/>
+        </w:rPr>
+        <w:t>mutate_data</w:t>
+      </w:r>
+      <w:proofErr w:type="spellEnd"/>
+      <w:r>
+        <w:rPr>
+          <w:rFonts w:ascii="Consolas" w:eastAsia="Times New Roman" w:hAnsi="Consolas" w:cs="Times New Roman"/>
+          <w:color w:val="FF7EDB"/>
+          <w:sz w:val="21"/>
+          <w:szCs w:val="21"/>
+          <w:lang w:val="en-IN" w:eastAsia="en-IN"/>
+        </w:rPr>
+        <w:t>(deep)</w:t>
+      </w:r>
+    </w:p>
+    <w:p>
+      <w:pPr>
+        <w:shd w:val="clear" w:color="auto" w:fill="262335"/>
+        <w:spacing w:after="0" w:line="285" w:lineRule="atLeast"/>
+        <w:rPr>
+          <w:rFonts w:ascii="Consolas" w:eastAsia="Times New Roman" w:hAnsi="Consolas" w:cs="Times New Roman"/>
+          <w:color w:val="BBBBBB"/>
+          <w:sz w:val="21"/>
+          <w:szCs w:val="21"/>
+          <w:lang w:val="en-IN" w:eastAsia="en-IN"/>
+        </w:rPr>
+      </w:pPr>
+    </w:p>
+    <w:p>
+      <w:pPr>
+        <w:shd w:val="clear" w:color="auto" w:fill="262335"/>
+        <w:spacing w:after="0" w:line="285" w:lineRule="atLeast"/>
+        <w:rPr>
+          <w:rFonts w:ascii="Consolas" w:eastAsia="Times New Roman" w:hAnsi="Consolas" w:cs="Times New Roman"/>
+          <w:color w:val="BBBBBB"/>
+          <w:sz w:val="21"/>
+          <w:szCs w:val="21"/>
+          <w:lang w:val="en-IN" w:eastAsia="en-IN"/>
+        </w:rPr>
+      </w:pPr>
+      <w:proofErr w:type="spellStart"/>
+      <w:r>
+        <w:rPr>
+          <w:rFonts w:ascii="Consolas" w:eastAsia="Times New Roman" w:hAnsi="Consolas" w:cs="Times New Roman"/>
+          <w:color w:val="FF7EDB"/>
+          <w:sz w:val="21"/>
+          <w:szCs w:val="21"/>
+          <w:lang w:val="en-IN" w:eastAsia="en-IN"/>
+        </w:rPr>
+        <w:t>df_original</w:t>
+      </w:r>
+      <w:proofErr w:type="spellEnd"/>
+      <w:r>
+        <w:rPr>
+          <w:rFonts w:ascii="Consolas" w:eastAsia="Times New Roman" w:hAnsi="Consolas" w:cs="Times New Roman"/>
+          <w:color w:val="FF7EDB"/>
+          <w:sz w:val="21"/>
+          <w:szCs w:val="21"/>
+          <w:lang w:val="en-IN" w:eastAsia="en-IN"/>
+        </w:rPr>
+        <w:t xml:space="preserve"> </w:t>
+      </w:r>
+      <w:r>
+        <w:rPr>
+          <w:rFonts w:ascii="Consolas" w:eastAsia="Times New Roman" w:hAnsi="Consolas" w:cs="Times New Roman"/>
+          <w:color w:val="DDDDDD"/>
+          <w:sz w:val="21"/>
+          <w:szCs w:val="21"/>
+          <w:lang w:val="en-IN" w:eastAsia="en-IN"/>
+        </w:rPr>
+        <w:t>=</w:t>
+      </w:r>
+      <w:r>
+        <w:rPr>
+          <w:rFonts w:ascii="Consolas" w:eastAsia="Times New Roman" w:hAnsi="Consolas" w:cs="Times New Roman"/>
+          <w:color w:val="FF7EDB"/>
+          <w:sz w:val="21"/>
+          <w:szCs w:val="21"/>
+          <w:lang w:val="en-IN" w:eastAsia="en-IN"/>
+        </w:rPr>
+        <w:t xml:space="preserve"> </w:t>
+      </w:r>
+      <w:proofErr w:type="spellStart"/>
+      <w:r>
+        <w:rPr>
+          <w:rFonts w:ascii="Consolas" w:eastAsia="Times New Roman" w:hAnsi="Consolas" w:cs="Times New Roman"/>
+          <w:color w:val="36F9F6"/>
+          <w:sz w:val="21"/>
+          <w:szCs w:val="21"/>
+          <w:lang w:val="en-IN" w:eastAsia="en-IN"/>
+        </w:rPr>
+        <w:t>to_dataframe</w:t>
+      </w:r>
+      <w:proofErr w:type="spellEnd"/>
+      <w:r>
+        <w:rPr>
+          <w:rFonts w:ascii="Consolas" w:eastAsia="Times New Roman" w:hAnsi="Consolas" w:cs="Times New Roman"/>
+          <w:color w:val="FF7EDB"/>
+          <w:sz w:val="21"/>
+          <w:szCs w:val="21"/>
+          <w:lang w:val="en-IN" w:eastAsia="en-IN"/>
+        </w:rPr>
+        <w:t>(data)</w:t>
+      </w:r>
+    </w:p>
+    <w:p>
+      <w:pPr>
+        <w:shd w:val="clear" w:color="auto" w:fill="262335"/>
+        <w:spacing w:after="0" w:line="285" w:lineRule="atLeast"/>
+        <w:rPr>
+          <w:rFonts w:ascii="Consolas" w:eastAsia="Times New Roman" w:hAnsi="Consolas" w:cs="Times New Roman"/>
+          <w:color w:val="BBBBBB"/>
+          <w:sz w:val="21"/>
+          <w:szCs w:val="21"/>
+          <w:lang w:val="en-IN" w:eastAsia="en-IN"/>
+        </w:rPr>
+      </w:pPr>
+      <w:proofErr w:type="spellStart"/>
+      <w:r>
+        <w:rPr>
+          <w:rFonts w:ascii="Consolas" w:eastAsia="Times New Roman" w:hAnsi="Consolas" w:cs="Times New Roman"/>
+          <w:color w:val="FF7EDB"/>
+          <w:sz w:val="21"/>
+          <w:szCs w:val="21"/>
+          <w:lang w:val="en-IN" w:eastAsia="en-IN"/>
+        </w:rPr>
+        <w:t>df_shallow</w:t>
+      </w:r>
+      <w:proofErr w:type="spellEnd"/>
+      <w:r>
+        <w:rPr>
+          <w:rFonts w:ascii="Consolas" w:eastAsia="Times New Roman" w:hAnsi="Consolas" w:cs="Times New Roman"/>
+          <w:color w:val="FF7EDB"/>
+          <w:sz w:val="21"/>
+          <w:szCs w:val="21"/>
+          <w:lang w:val="en-IN" w:eastAsia="en-IN"/>
+        </w:rPr>
+        <w:t xml:space="preserve"> </w:t>
+      </w:r>
+      <w:r>
+        <w:rPr>
+          <w:rFonts w:ascii="Consolas" w:eastAsia="Times New Roman" w:hAnsi="Consolas" w:cs="Times New Roman"/>
+          <w:color w:val="DDDDDD"/>
+          <w:sz w:val="21"/>
+          <w:szCs w:val="21"/>
+          <w:lang w:val="en-IN" w:eastAsia="en-IN"/>
+        </w:rPr>
+        <w:t>=</w:t>
+      </w:r>
+      <w:r>
+        <w:rPr>
+          <w:rFonts w:ascii="Consolas" w:eastAsia="Times New Roman" w:hAnsi="Consolas" w:cs="Times New Roman"/>
+          <w:color w:val="FF7EDB"/>
+          <w:sz w:val="21"/>
+          <w:szCs w:val="21"/>
+          <w:lang w:val="en-IN" w:eastAsia="en-IN"/>
+        </w:rPr>
+        <w:t xml:space="preserve"> </w:t>
+      </w:r>
+      <w:proofErr w:type="spellStart"/>
+      <w:r>
+        <w:rPr>
+          <w:rFonts w:ascii="Consolas" w:eastAsia="Times New Roman" w:hAnsi="Consolas" w:cs="Times New Roman"/>
+          <w:color w:val="36F9F6"/>
+          <w:sz w:val="21"/>
+          <w:szCs w:val="21"/>
+          <w:lang w:val="en-IN" w:eastAsia="en-IN"/>
+        </w:rPr>
+        <w:t>to_dataframe</w:t>
+      </w:r>
+      <w:proofErr w:type="spellEnd"/>
+      <w:r>
+        <w:rPr>
+          <w:rFonts w:ascii="Consolas" w:eastAsia="Times New Roman" w:hAnsi="Consolas" w:cs="Times New Roman"/>
+          <w:color w:val="FF7EDB"/>
+          <w:sz w:val="21"/>
+          <w:szCs w:val="21"/>
+          <w:lang w:val="en-IN" w:eastAsia="en-IN"/>
+        </w:rPr>
+        <w:t>(shallow)</w:t>
+      </w:r>
+    </w:p>
+    <w:p>
+      <w:pPr>
+        <w:shd w:val="clear" w:color="auto" w:fill="262335"/>
+        <w:spacing w:after="0" w:line="285" w:lineRule="atLeast"/>
+        <w:rPr>
+          <w:rFonts w:ascii="Consolas" w:eastAsia="Times New Roman" w:hAnsi="Consolas" w:cs="Times New Roman"/>
+          <w:color w:val="BBBBBB"/>
+          <w:sz w:val="21"/>
+          <w:szCs w:val="21"/>
+          <w:lang w:val="en-IN" w:eastAsia="en-IN"/>
+        </w:rPr>
+      </w:pPr>
+      <w:proofErr w:type="spellStart"/>
+      <w:r>
+        <w:rPr>
+          <w:rFonts w:ascii="Consolas" w:eastAsia="Times New Roman" w:hAnsi="Consolas" w:cs="Times New Roman"/>
+          <w:color w:val="FF7EDB"/>
+          <w:sz w:val="21"/>
+          <w:szCs w:val="21"/>
+          <w:lang w:val="en-IN" w:eastAsia="en-IN"/>
+        </w:rPr>
+        <w:t>df_deep</w:t>
+      </w:r>
+      <w:proofErr w:type="spellEnd"/>
+      <w:r>
+        <w:rPr>
+          <w:rFonts w:ascii="Consolas" w:eastAsia="Times New Roman" w:hAnsi="Consolas" w:cs="Times New Roman"/>
+          <w:color w:val="FF7EDB"/>
+          <w:sz w:val="21"/>
+          <w:szCs w:val="21"/>
+          <w:lang w:val="en-IN" w:eastAsia="en-IN"/>
+        </w:rPr>
+        <w:t xml:space="preserve"> </w:t>
+      </w:r>
+      <w:r>
+        <w:rPr>
+          <w:rFonts w:ascii="Consolas" w:eastAsia="Times New Roman" w:hAnsi="Consolas" w:cs="Times New Roman"/>
+          <w:color w:val="DDDDDD"/>
+          <w:sz w:val="21"/>
+          <w:szCs w:val="21"/>
+          <w:lang w:val="en-IN" w:eastAsia="en-IN"/>
+        </w:rPr>
+        <w:t>=</w:t>
+      </w:r>
+      <w:r>
+        <w:rPr>
+          <w:rFonts w:ascii="Consolas" w:eastAsia="Times New Roman" w:hAnsi="Consolas" w:cs="Times New Roman"/>
+          <w:color w:val="FF7EDB"/>
+          <w:sz w:val="21"/>
+          <w:szCs w:val="21"/>
+          <w:lang w:val="en-IN" w:eastAsia="en-IN"/>
+        </w:rPr>
+        <w:t xml:space="preserve"> </w:t>
+      </w:r>
+      <w:proofErr w:type="spellStart"/>
+      <w:r>
+        <w:rPr>
+          <w:rFonts w:ascii="Consolas" w:eastAsia="Times New Roman" w:hAnsi="Consolas" w:cs="Times New Roman"/>
+          <w:color w:val="36F9F6"/>
+          <w:sz w:val="21"/>
+          <w:szCs w:val="21"/>
+          <w:lang w:val="en-IN" w:eastAsia="en-IN"/>
+        </w:rPr>
+        <w:t>to_dataframe</w:t>
+      </w:r>
+      <w:proofErr w:type="spellEnd"/>
+      <w:r>
+        <w:rPr>
+          <w:rFonts w:ascii="Consolas" w:eastAsia="Times New Roman" w:hAnsi="Consolas" w:cs="Times New Roman"/>
+          <w:color w:val="FF7EDB"/>
+          <w:sz w:val="21"/>
+          <w:szCs w:val="21"/>
+          <w:lang w:val="en-IN" w:eastAsia="en-IN"/>
+        </w:rPr>
+        <w:t>(deep)</w:t>
+      </w:r>
+    </w:p>
+    <w:p>
+      <w:pPr>
+        <w:shd w:val="clear" w:color="auto" w:fill="262335"/>
+        <w:spacing w:after="0" w:line="285" w:lineRule="atLeast"/>
+        <w:rPr>
+          <w:rFonts w:ascii="Consolas" w:eastAsia="Times New Roman" w:hAnsi="Consolas" w:cs="Times New Roman"/>
+          <w:color w:val="BBBBBB"/>
+          <w:sz w:val="21"/>
+          <w:szCs w:val="21"/>
+          <w:lang w:val="en-IN" w:eastAsia="en-IN"/>
+        </w:rPr>
+      </w:pPr>
+    </w:p>
+    <w:p>
+      <w:pPr>
+        <w:shd w:val="clear" w:color="auto" w:fill="262335"/>
+        <w:spacing w:after="0" w:line="285" w:lineRule="atLeast"/>
+        <w:rPr>
+          <w:rFonts w:ascii="Consolas" w:eastAsia="Times New Roman" w:hAnsi="Consolas" w:cs="Times New Roman"/>
+          <w:color w:val="BBBBBB"/>
+          <w:sz w:val="21"/>
+          <w:szCs w:val="21"/>
+          <w:lang w:val="en-IN" w:eastAsia="en-IN"/>
+        </w:rPr>
+      </w:pPr>
+      <w:r>
+        <w:rPr>
+          <w:rFonts w:ascii="Consolas" w:eastAsia="Times New Roman" w:hAnsi="Consolas" w:cs="Times New Roman"/>
+          <w:color w:val="FF7EDB"/>
+          <w:sz w:val="21"/>
+          <w:szCs w:val="21"/>
+          <w:lang w:val="en-IN" w:eastAsia="en-IN"/>
+        </w:rPr>
+        <w:t xml:space="preserve">mean, median, std, drift, </w:t>
+      </w:r>
+      <w:proofErr w:type="spellStart"/>
+      <w:r>
+        <w:rPr>
+          <w:rFonts w:ascii="Consolas" w:eastAsia="Times New Roman" w:hAnsi="Consolas" w:cs="Times New Roman"/>
+          <w:color w:val="FF7EDB"/>
+          <w:sz w:val="21"/>
+          <w:szCs w:val="21"/>
+          <w:lang w:val="en-IN" w:eastAsia="en-IN"/>
+        </w:rPr>
+        <w:t>manual_mean</w:t>
+      </w:r>
+      <w:proofErr w:type="spellEnd"/>
+      <w:r>
+        <w:rPr>
+          <w:rFonts w:ascii="Consolas" w:eastAsia="Times New Roman" w:hAnsi="Consolas" w:cs="Times New Roman"/>
+          <w:color w:val="FF7EDB"/>
+          <w:sz w:val="21"/>
+          <w:szCs w:val="21"/>
+          <w:lang w:val="en-IN" w:eastAsia="en-IN"/>
+        </w:rPr>
+        <w:t xml:space="preserve">, norm </w:t>
+      </w:r>
+      <w:r>
+        <w:rPr>
+          <w:rFonts w:ascii="Consolas" w:eastAsia="Times New Roman" w:hAnsi="Consolas" w:cs="Times New Roman"/>
+          <w:color w:val="DDDDDD"/>
+          <w:sz w:val="21"/>
+          <w:szCs w:val="21"/>
+          <w:lang w:val="en-IN" w:eastAsia="en-IN"/>
+        </w:rPr>
+        <w:t>=</w:t>
+      </w:r>
+      <w:r>
+        <w:rPr>
+          <w:rFonts w:ascii="Consolas" w:eastAsia="Times New Roman" w:hAnsi="Consolas" w:cs="Times New Roman"/>
+          <w:color w:val="FF7EDB"/>
+          <w:sz w:val="21"/>
+          <w:szCs w:val="21"/>
+          <w:lang w:val="en-IN" w:eastAsia="en-IN"/>
+        </w:rPr>
+        <w:t xml:space="preserve"> </w:t>
+      </w:r>
+      <w:proofErr w:type="spellStart"/>
+      <w:proofErr w:type="gramStart"/>
+      <w:r>
+        <w:rPr>
+          <w:rFonts w:ascii="Consolas" w:eastAsia="Times New Roman" w:hAnsi="Consolas" w:cs="Times New Roman"/>
+          <w:color w:val="36F9F6"/>
+          <w:sz w:val="21"/>
+          <w:szCs w:val="21"/>
+          <w:lang w:val="en-IN" w:eastAsia="en-IN"/>
+        </w:rPr>
+        <w:t>analyze</w:t>
+      </w:r>
+      <w:proofErr w:type="spellEnd"/>
+      <w:r>
+        <w:rPr>
+          <w:rFonts w:ascii="Consolas" w:eastAsia="Times New Roman" w:hAnsi="Consolas" w:cs="Times New Roman"/>
+          <w:color w:val="FF7EDB"/>
+          <w:sz w:val="21"/>
+          <w:szCs w:val="21"/>
+          <w:lang w:val="en-IN" w:eastAsia="en-IN"/>
+        </w:rPr>
+        <w:t>(</w:t>
+      </w:r>
+      <w:proofErr w:type="gramEnd"/>
+      <w:r>
+        <w:rPr>
+          <w:rFonts w:ascii="Consolas" w:eastAsia="Times New Roman" w:hAnsi="Consolas" w:cs="Times New Roman"/>
+          <w:color w:val="FF7EDB"/>
+          <w:sz w:val="21"/>
+          <w:szCs w:val="21"/>
+          <w:lang w:val="en-IN" w:eastAsia="en-IN"/>
+        </w:rPr>
+        <w:t>data, deep)</w:t>
+      </w:r>
+    </w:p>
+    <w:p>
+      <w:pPr>
+        <w:shd w:val="clear" w:color="auto" w:fill="262335"/>
+        <w:spacing w:after="0" w:line="285" w:lineRule="atLeast"/>
+        <w:rPr>
+          <w:rFonts w:ascii="Consolas" w:eastAsia="Times New Roman" w:hAnsi="Consolas" w:cs="Times New Roman"/>
+          <w:color w:val="BBBBBB"/>
+          <w:sz w:val="21"/>
+          <w:szCs w:val="21"/>
+          <w:lang w:val="en-IN" w:eastAsia="en-IN"/>
+        </w:rPr>
+      </w:pPr>
+    </w:p>
+    <w:p>
+      <w:pPr>
+        <w:shd w:val="clear" w:color="auto" w:fill="262335"/>
+        <w:spacing w:after="0" w:line="285" w:lineRule="atLeast"/>
+        <w:rPr>
+          <w:rFonts w:ascii="Consolas" w:eastAsia="Times New Roman" w:hAnsi="Consolas" w:cs="Times New Roman"/>
+          <w:color w:val="BBBBBB"/>
+          <w:sz w:val="21"/>
+          <w:szCs w:val="21"/>
+          <w:lang w:val="en-IN" w:eastAsia="en-IN"/>
+        </w:rPr>
+      </w:pPr>
+      <w:r>
+        <w:rPr>
+          <w:rFonts w:ascii="Consolas" w:eastAsia="Times New Roman" w:hAnsi="Consolas" w:cs="Times New Roman"/>
+          <w:color w:val="FF7EDB"/>
+          <w:sz w:val="21"/>
+          <w:szCs w:val="21"/>
+          <w:lang w:val="en-IN" w:eastAsia="en-IN"/>
+        </w:rPr>
+        <w:t xml:space="preserve">threshold </w:t>
+      </w:r>
+      <w:r>
+        <w:rPr>
+          <w:rFonts w:ascii="Consolas" w:eastAsia="Times New Roman" w:hAnsi="Consolas" w:cs="Times New Roman"/>
+          <w:color w:val="DDDDDD"/>
+          <w:sz w:val="21"/>
+          <w:szCs w:val="21"/>
+          <w:lang w:val="en-IN" w:eastAsia="en-IN"/>
+        </w:rPr>
+        <w:t>=</w:t>
+      </w:r>
+      <w:r>
+        <w:rPr>
+          <w:rFonts w:ascii="Consolas" w:eastAsia="Times New Roman" w:hAnsi="Consolas" w:cs="Times New Roman"/>
+          <w:color w:val="FF7EDB"/>
+          <w:sz w:val="21"/>
+          <w:szCs w:val="21"/>
+          <w:lang w:val="en-IN" w:eastAsia="en-IN"/>
+        </w:rPr>
+        <w:t xml:space="preserve"> </w:t>
+      </w:r>
+      <w:r>
+        <w:rPr>
+          <w:rFonts w:ascii="Consolas" w:eastAsia="Times New Roman" w:hAnsi="Consolas" w:cs="Times New Roman"/>
+          <w:color w:val="F97E72"/>
+          <w:sz w:val="21"/>
+          <w:szCs w:val="21"/>
+          <w:lang w:val="en-IN" w:eastAsia="en-IN"/>
+        </w:rPr>
+        <w:t>5</w:t>
+      </w:r>
+    </w:p>
+    <w:p>
+      <w:pPr>
+        <w:shd w:val="clear" w:color="auto" w:fill="262335"/>
+        <w:spacing w:after="0" w:line="285" w:lineRule="atLeast"/>
+        <w:rPr>
+          <w:rFonts w:ascii="Consolas" w:eastAsia="Times New Roman" w:hAnsi="Consolas" w:cs="Times New Roman"/>
+          <w:color w:val="BBBBBB"/>
+          <w:sz w:val="21"/>
+          <w:szCs w:val="21"/>
+          <w:lang w:val="en-IN" w:eastAsia="en-IN"/>
+        </w:rPr>
+      </w:pPr>
+    </w:p>
+    <w:p>
+      <w:pPr>
+        <w:shd w:val="clear" w:color="auto" w:fill="262335"/>
+        <w:spacing w:after="0" w:line="285" w:lineRule="atLeast"/>
+        <w:rPr>
+          <w:rFonts w:ascii="Consolas" w:eastAsia="Times New Roman" w:hAnsi="Consolas" w:cs="Times New Roman"/>
+          <w:color w:val="BBBBBB"/>
+          <w:sz w:val="21"/>
+          <w:szCs w:val="21"/>
+          <w:lang w:val="en-IN" w:eastAsia="en-IN"/>
+        </w:rPr>
+      </w:pPr>
+      <w:r>
+        <w:rPr>
+          <w:rFonts w:ascii="Consolas" w:eastAsia="Times New Roman" w:hAnsi="Consolas" w:cs="Times New Roman"/>
+          <w:color w:val="FF7EDB"/>
+          <w:sz w:val="21"/>
+          <w:szCs w:val="21"/>
+          <w:lang w:val="en-IN" w:eastAsia="en-IN"/>
+        </w:rPr>
+        <w:t xml:space="preserve">result </w:t>
+      </w:r>
+      <w:r>
+        <w:rPr>
+          <w:rFonts w:ascii="Consolas" w:eastAsia="Times New Roman" w:hAnsi="Consolas" w:cs="Times New Roman"/>
+          <w:color w:val="DDDDDD"/>
+          <w:sz w:val="21"/>
+          <w:szCs w:val="21"/>
+          <w:lang w:val="en-IN" w:eastAsia="en-IN"/>
+        </w:rPr>
+        <w:t>=</w:t>
+      </w:r>
+      <w:r>
+        <w:rPr>
+          <w:rFonts w:ascii="Consolas" w:eastAsia="Times New Roman" w:hAnsi="Consolas" w:cs="Times New Roman"/>
+          <w:color w:val="FF7EDB"/>
+          <w:sz w:val="21"/>
+          <w:szCs w:val="21"/>
+          <w:lang w:val="en-IN" w:eastAsia="en-IN"/>
+        </w:rPr>
+        <w:t xml:space="preserve"> </w:t>
+      </w:r>
+      <w:proofErr w:type="gramStart"/>
+      <w:r>
+        <w:rPr>
+          <w:rFonts w:ascii="Consolas" w:eastAsia="Times New Roman" w:hAnsi="Consolas" w:cs="Times New Roman"/>
+          <w:color w:val="36F9F6"/>
+          <w:sz w:val="21"/>
+          <w:szCs w:val="21"/>
+          <w:lang w:val="en-IN" w:eastAsia="en-IN"/>
+        </w:rPr>
+        <w:t>classify</w:t>
+      </w:r>
+      <w:r>
+        <w:rPr>
+          <w:rFonts w:ascii="Consolas" w:eastAsia="Times New Roman" w:hAnsi="Consolas" w:cs="Times New Roman"/>
+          <w:color w:val="FF7EDB"/>
+          <w:sz w:val="21"/>
+          <w:szCs w:val="21"/>
+          <w:lang w:val="en-IN" w:eastAsia="en-IN"/>
+        </w:rPr>
+        <w:t>(</w:t>
+      </w:r>
+      <w:proofErr w:type="gramEnd"/>
+      <w:r>
+        <w:rPr>
+          <w:rFonts w:ascii="Consolas" w:eastAsia="Times New Roman" w:hAnsi="Consolas" w:cs="Times New Roman"/>
+          <w:color w:val="FF7EDB"/>
+          <w:sz w:val="21"/>
+          <w:szCs w:val="21"/>
+          <w:lang w:val="en-IN" w:eastAsia="en-IN"/>
+        </w:rPr>
+        <w:t>drift, threshold, data, shallow)</w:t>
+      </w:r>
+    </w:p>
+    <w:p>
+      <w:pPr>
+        <w:shd w:val="clear" w:color="auto" w:fill="262335"/>
+        <w:spacing w:after="0" w:line="285" w:lineRule="atLeast"/>
+        <w:rPr>
+          <w:rFonts w:ascii="Consolas" w:eastAsia="Times New Roman" w:hAnsi="Consolas" w:cs="Times New Roman"/>
+          <w:color w:val="BBBBBB"/>
+          <w:sz w:val="21"/>
+          <w:szCs w:val="21"/>
+          <w:lang w:val="en-IN" w:eastAsia="en-IN"/>
+        </w:rPr>
+      </w:pPr>
+    </w:p>
+    <w:p>
+      <w:pPr>
+        <w:shd w:val="clear" w:color="auto" w:fill="262335"/>
+        <w:spacing w:after="0" w:line="285" w:lineRule="atLeast"/>
+        <w:rPr>
+          <w:rFonts w:ascii="Consolas" w:eastAsia="Times New Roman" w:hAnsi="Consolas" w:cs="Times New Roman"/>
+          <w:color w:val="BBBBBB"/>
+          <w:sz w:val="21"/>
+          <w:szCs w:val="21"/>
+          <w:lang w:val="en-IN" w:eastAsia="en-IN"/>
+        </w:rPr>
+      </w:pPr>
+      <w:proofErr w:type="gramStart"/>
+      <w:r>
+        <w:rPr>
+          <w:rFonts w:ascii="Consolas" w:eastAsia="Times New Roman" w:hAnsi="Consolas" w:cs="Times New Roman"/>
+          <w:color w:val="36F9F6"/>
+          <w:sz w:val="21"/>
+          <w:szCs w:val="21"/>
+          <w:lang w:val="en-IN" w:eastAsia="en-IN"/>
+        </w:rPr>
+        <w:t>print</w:t>
+      </w:r>
+      <w:r>
+        <w:rPr>
+          <w:rFonts w:ascii="Consolas" w:eastAsia="Times New Roman" w:hAnsi="Consolas" w:cs="Times New Roman"/>
+          <w:color w:val="FF7EDB"/>
+          <w:sz w:val="21"/>
+          <w:szCs w:val="21"/>
+          <w:lang w:val="en-IN" w:eastAsia="en-IN"/>
+        </w:rPr>
+        <w:t>(</w:t>
+      </w:r>
+      <w:proofErr w:type="gramEnd"/>
+      <w:r>
+        <w:rPr>
+          <w:rFonts w:ascii="Consolas" w:eastAsia="Times New Roman" w:hAnsi="Consolas" w:cs="Times New Roman"/>
+          <w:color w:val="FF8B39"/>
+          <w:sz w:val="21"/>
+          <w:szCs w:val="21"/>
+          <w:lang w:val="en-IN" w:eastAsia="en-IN"/>
+        </w:rPr>
+        <w:t xml:space="preserve">"Original </w:t>
+      </w:r>
+      <w:proofErr w:type="spellStart"/>
+      <w:r>
+        <w:rPr>
+          <w:rFonts w:ascii="Consolas" w:eastAsia="Times New Roman" w:hAnsi="Consolas" w:cs="Times New Roman"/>
+          <w:color w:val="FF8B39"/>
+          <w:sz w:val="21"/>
+          <w:szCs w:val="21"/>
+          <w:lang w:val="en-IN" w:eastAsia="en-IN"/>
+        </w:rPr>
+        <w:t>DataFrame</w:t>
+      </w:r>
+      <w:proofErr w:type="spellEnd"/>
+      <w:r>
+        <w:rPr>
+          <w:rFonts w:ascii="Consolas" w:eastAsia="Times New Roman" w:hAnsi="Consolas" w:cs="Times New Roman"/>
+          <w:color w:val="FF8B39"/>
+          <w:sz w:val="21"/>
+          <w:szCs w:val="21"/>
+          <w:lang w:val="en-IN" w:eastAsia="en-IN"/>
+        </w:rPr>
+        <w:t>:</w:t>
+      </w:r>
+      <w:r>
+        <w:rPr>
+          <w:rFonts w:ascii="Consolas" w:eastAsia="Times New Roman" w:hAnsi="Consolas" w:cs="Times New Roman"/>
+          <w:color w:val="36F9F6"/>
+          <w:sz w:val="21"/>
+          <w:szCs w:val="21"/>
+          <w:lang w:val="en-IN" w:eastAsia="en-IN"/>
+        </w:rPr>
+        <w:t>\n</w:t>
+      </w:r>
+      <w:r>
+        <w:rPr>
+          <w:rFonts w:ascii="Consolas" w:eastAsia="Times New Roman" w:hAnsi="Consolas" w:cs="Times New Roman"/>
+          <w:color w:val="FF8B39"/>
+          <w:sz w:val="21"/>
+          <w:szCs w:val="21"/>
+          <w:lang w:val="en-IN" w:eastAsia="en-IN"/>
+        </w:rPr>
+        <w:t>"</w:t>
+      </w:r>
+      <w:r>
+        <w:rPr>
+          <w:rFonts w:ascii="Consolas" w:eastAsia="Times New Roman" w:hAnsi="Consolas" w:cs="Times New Roman"/>
+          <w:color w:val="FF7EDB"/>
+          <w:sz w:val="21"/>
+          <w:szCs w:val="21"/>
+          <w:lang w:val="en-IN" w:eastAsia="en-IN"/>
+        </w:rPr>
+        <w:t xml:space="preserve">, </w:t>
+      </w:r>
+      <w:proofErr w:type="spellStart"/>
+      <w:r>
+        <w:rPr>
+          <w:rFonts w:ascii="Consolas" w:eastAsia="Times New Roman" w:hAnsi="Consolas" w:cs="Times New Roman"/>
+          <w:color w:val="FF7EDB"/>
+          <w:sz w:val="21"/>
+          <w:szCs w:val="21"/>
+          <w:lang w:val="en-IN" w:eastAsia="en-IN"/>
+        </w:rPr>
+        <w:t>df_original</w:t>
+      </w:r>
+      <w:proofErr w:type="spellEnd"/>
+      <w:r>
+        <w:rPr>
+          <w:rFonts w:ascii="Consolas" w:eastAsia="Times New Roman" w:hAnsi="Consolas" w:cs="Times New Roman"/>
+          <w:color w:val="FF7EDB"/>
+          <w:sz w:val="21"/>
+          <w:szCs w:val="21"/>
+          <w:lang w:val="en-IN" w:eastAsia="en-IN"/>
+        </w:rPr>
+        <w:t>)</w:t>
+      </w:r>
+    </w:p>
+    <w:p>
+      <w:pPr>
+        <w:shd w:val="clear" w:color="auto" w:fill="262335"/>
+        <w:spacing w:after="0" w:line="285" w:lineRule="atLeast"/>
+        <w:rPr>
+          <w:rFonts w:ascii="Consolas" w:eastAsia="Times New Roman" w:hAnsi="Consolas" w:cs="Times New Roman"/>
+          <w:color w:val="BBBBBB"/>
+          <w:sz w:val="21"/>
+          <w:szCs w:val="21"/>
+          <w:lang w:val="en-IN" w:eastAsia="en-IN"/>
+        </w:rPr>
+      </w:pPr>
+      <w:proofErr w:type="gramStart"/>
+      <w:r>
+        <w:rPr>
+          <w:rFonts w:ascii="Consolas" w:eastAsia="Times New Roman" w:hAnsi="Consolas" w:cs="Times New Roman"/>
+          <w:color w:val="36F9F6"/>
+          <w:sz w:val="21"/>
+          <w:szCs w:val="21"/>
+          <w:lang w:val="en-IN" w:eastAsia="en-IN"/>
+        </w:rPr>
+        <w:t>print</w:t>
+      </w:r>
+      <w:r>
+        <w:rPr>
+          <w:rFonts w:ascii="Consolas" w:eastAsia="Times New Roman" w:hAnsi="Consolas" w:cs="Times New Roman"/>
+          <w:color w:val="FF7EDB"/>
+          <w:sz w:val="21"/>
+          <w:szCs w:val="21"/>
+          <w:lang w:val="en-IN" w:eastAsia="en-IN"/>
+        </w:rPr>
+        <w:t>(</w:t>
+      </w:r>
+      <w:proofErr w:type="gramEnd"/>
+      <w:r>
+        <w:rPr>
+          <w:rFonts w:ascii="Consolas" w:eastAsia="Times New Roman" w:hAnsi="Consolas" w:cs="Times New Roman"/>
+          <w:color w:val="FF8B39"/>
+          <w:sz w:val="21"/>
+          <w:szCs w:val="21"/>
+          <w:lang w:val="en-IN" w:eastAsia="en-IN"/>
+        </w:rPr>
+        <w:t>"</w:t>
+      </w:r>
+      <w:r>
+        <w:rPr>
+          <w:rFonts w:ascii="Consolas" w:eastAsia="Times New Roman" w:hAnsi="Consolas" w:cs="Times New Roman"/>
+          <w:color w:val="36F9F6"/>
+          <w:sz w:val="21"/>
+          <w:szCs w:val="21"/>
+          <w:lang w:val="en-IN" w:eastAsia="en-IN"/>
+        </w:rPr>
+        <w:t>\</w:t>
+      </w:r>
+      <w:proofErr w:type="spellStart"/>
+      <w:r>
+        <w:rPr>
+          <w:rFonts w:ascii="Consolas" w:eastAsia="Times New Roman" w:hAnsi="Consolas" w:cs="Times New Roman"/>
+          <w:color w:val="36F9F6"/>
+          <w:sz w:val="21"/>
+          <w:szCs w:val="21"/>
+          <w:lang w:val="en-IN" w:eastAsia="en-IN"/>
+        </w:rPr>
+        <w:t>n</w:t>
+      </w:r>
+      <w:r>
+        <w:rPr>
+          <w:rFonts w:ascii="Consolas" w:eastAsia="Times New Roman" w:hAnsi="Consolas" w:cs="Times New Roman"/>
+          <w:color w:val="FF8B39"/>
+          <w:sz w:val="21"/>
+          <w:szCs w:val="21"/>
+          <w:lang w:val="en-IN" w:eastAsia="en-IN"/>
+        </w:rPr>
+        <w:t>Shallow</w:t>
+      </w:r>
+      <w:proofErr w:type="spellEnd"/>
+      <w:r>
+        <w:rPr>
+          <w:rFonts w:ascii="Consolas" w:eastAsia="Times New Roman" w:hAnsi="Consolas" w:cs="Times New Roman"/>
+          <w:color w:val="FF8B39"/>
+          <w:sz w:val="21"/>
+          <w:szCs w:val="21"/>
+          <w:lang w:val="en-IN" w:eastAsia="en-IN"/>
+        </w:rPr>
+        <w:t xml:space="preserve"> Copy:</w:t>
+      </w:r>
+      <w:r>
+        <w:rPr>
+          <w:rFonts w:ascii="Consolas" w:eastAsia="Times New Roman" w:hAnsi="Consolas" w:cs="Times New Roman"/>
+          <w:color w:val="36F9F6"/>
+          <w:sz w:val="21"/>
+          <w:szCs w:val="21"/>
+          <w:lang w:val="en-IN" w:eastAsia="en-IN"/>
+        </w:rPr>
+        <w:t>\n</w:t>
+      </w:r>
+      <w:r>
+        <w:rPr>
+          <w:rFonts w:ascii="Consolas" w:eastAsia="Times New Roman" w:hAnsi="Consolas" w:cs="Times New Roman"/>
+          <w:color w:val="FF8B39"/>
+          <w:sz w:val="21"/>
+          <w:szCs w:val="21"/>
+          <w:lang w:val="en-IN" w:eastAsia="en-IN"/>
+        </w:rPr>
+        <w:t>"</w:t>
+      </w:r>
+      <w:r>
+        <w:rPr>
+          <w:rFonts w:ascii="Consolas" w:eastAsia="Times New Roman" w:hAnsi="Consolas" w:cs="Times New Roman"/>
+          <w:color w:val="FF7EDB"/>
+          <w:sz w:val="21"/>
+          <w:szCs w:val="21"/>
+          <w:lang w:val="en-IN" w:eastAsia="en-IN"/>
+        </w:rPr>
+        <w:t xml:space="preserve">, </w:t>
+      </w:r>
+      <w:proofErr w:type="spellStart"/>
+      <w:r>
+        <w:rPr>
+          <w:rFonts w:ascii="Consolas" w:eastAsia="Times New Roman" w:hAnsi="Consolas" w:cs="Times New Roman"/>
+          <w:color w:val="FF7EDB"/>
+          <w:sz w:val="21"/>
+          <w:szCs w:val="21"/>
+          <w:lang w:val="en-IN" w:eastAsia="en-IN"/>
+        </w:rPr>
+        <w:t>df_shallow</w:t>
+      </w:r>
+      <w:proofErr w:type="spellEnd"/>
+      <w:r>
+        <w:rPr>
+          <w:rFonts w:ascii="Consolas" w:eastAsia="Times New Roman" w:hAnsi="Consolas" w:cs="Times New Roman"/>
+          <w:color w:val="FF7EDB"/>
+          <w:sz w:val="21"/>
+          <w:szCs w:val="21"/>
+          <w:lang w:val="en-IN" w:eastAsia="en-IN"/>
+        </w:rPr>
+        <w:t>)</w:t>
+      </w:r>
+    </w:p>
+    <w:p>
+      <w:pPr>
+        <w:shd w:val="clear" w:color="auto" w:fill="262335"/>
+        <w:spacing w:after="0" w:line="285" w:lineRule="atLeast"/>
+        <w:rPr>
+          <w:rFonts w:ascii="Consolas" w:eastAsia="Times New Roman" w:hAnsi="Consolas" w:cs="Times New Roman"/>
+          <w:color w:val="BBBBBB"/>
+          <w:sz w:val="21"/>
+          <w:szCs w:val="21"/>
+          <w:lang w:val="en-IN" w:eastAsia="en-IN"/>
+        </w:rPr>
+      </w:pPr>
+      <w:proofErr w:type="gramStart"/>
+      <w:r>
+        <w:rPr>
+          <w:rFonts w:ascii="Consolas" w:eastAsia="Times New Roman" w:hAnsi="Consolas" w:cs="Times New Roman"/>
+          <w:color w:val="36F9F6"/>
+          <w:sz w:val="21"/>
+          <w:szCs w:val="21"/>
+          <w:lang w:val="en-IN" w:eastAsia="en-IN"/>
+        </w:rPr>
+        <w:t>print</w:t>
+      </w:r>
+      <w:r>
+        <w:rPr>
+          <w:rFonts w:ascii="Consolas" w:eastAsia="Times New Roman" w:hAnsi="Consolas" w:cs="Times New Roman"/>
+          <w:color w:val="FF7EDB"/>
+          <w:sz w:val="21"/>
+          <w:szCs w:val="21"/>
+          <w:lang w:val="en-IN" w:eastAsia="en-IN"/>
+        </w:rPr>
+        <w:t>(</w:t>
+      </w:r>
+      <w:proofErr w:type="gramEnd"/>
+      <w:r>
+        <w:rPr>
+          <w:rFonts w:ascii="Consolas" w:eastAsia="Times New Roman" w:hAnsi="Consolas" w:cs="Times New Roman"/>
+          <w:color w:val="FF8B39"/>
+          <w:sz w:val="21"/>
+          <w:szCs w:val="21"/>
+          <w:lang w:val="en-IN" w:eastAsia="en-IN"/>
+        </w:rPr>
+        <w:t>"</w:t>
+      </w:r>
+      <w:r>
+        <w:rPr>
+          <w:rFonts w:ascii="Consolas" w:eastAsia="Times New Roman" w:hAnsi="Consolas" w:cs="Times New Roman"/>
+          <w:color w:val="36F9F6"/>
+          <w:sz w:val="21"/>
+          <w:szCs w:val="21"/>
+          <w:lang w:val="en-IN" w:eastAsia="en-IN"/>
+        </w:rPr>
+        <w:t>\</w:t>
+      </w:r>
+      <w:proofErr w:type="spellStart"/>
+      <w:r>
+        <w:rPr>
+          <w:rFonts w:ascii="Consolas" w:eastAsia="Times New Roman" w:hAnsi="Consolas" w:cs="Times New Roman"/>
+          <w:color w:val="36F9F6"/>
+          <w:sz w:val="21"/>
+          <w:szCs w:val="21"/>
+          <w:lang w:val="en-IN" w:eastAsia="en-IN"/>
+        </w:rPr>
+        <w:t>n</w:t>
+      </w:r>
+      <w:r>
+        <w:rPr>
+          <w:rFonts w:ascii="Consolas" w:eastAsia="Times New Roman" w:hAnsi="Consolas" w:cs="Times New Roman"/>
+          <w:color w:val="FF8B39"/>
+          <w:sz w:val="21"/>
+          <w:szCs w:val="21"/>
+          <w:lang w:val="en-IN" w:eastAsia="en-IN"/>
+        </w:rPr>
+        <w:t>Deep</w:t>
+      </w:r>
+      <w:proofErr w:type="spellEnd"/>
+      <w:r>
+        <w:rPr>
+          <w:rFonts w:ascii="Consolas" w:eastAsia="Times New Roman" w:hAnsi="Consolas" w:cs="Times New Roman"/>
+          <w:color w:val="FF8B39"/>
+          <w:sz w:val="21"/>
+          <w:szCs w:val="21"/>
+          <w:lang w:val="en-IN" w:eastAsia="en-IN"/>
+        </w:rPr>
+        <w:t xml:space="preserve"> Copy:</w:t>
+      </w:r>
+      <w:r>
+        <w:rPr>
+          <w:rFonts w:ascii="Consolas" w:eastAsia="Times New Roman" w:hAnsi="Consolas" w:cs="Times New Roman"/>
+          <w:color w:val="36F9F6"/>
+          <w:sz w:val="21"/>
+          <w:szCs w:val="21"/>
+          <w:lang w:val="en-IN" w:eastAsia="en-IN"/>
+        </w:rPr>
+        <w:t>\n</w:t>
+      </w:r>
+      <w:r>
+        <w:rPr>
+          <w:rFonts w:ascii="Consolas" w:eastAsia="Times New Roman" w:hAnsi="Consolas" w:cs="Times New Roman"/>
+          <w:color w:val="FF8B39"/>
+          <w:sz w:val="21"/>
+          <w:szCs w:val="21"/>
+          <w:lang w:val="en-IN" w:eastAsia="en-IN"/>
+        </w:rPr>
+        <w:t>"</w:t>
+      </w:r>
+      <w:r>
+        <w:rPr>
+          <w:rFonts w:ascii="Consolas" w:eastAsia="Times New Roman" w:hAnsi="Consolas" w:cs="Times New Roman"/>
+          <w:color w:val="FF7EDB"/>
+          <w:sz w:val="21"/>
+          <w:szCs w:val="21"/>
+          <w:lang w:val="en-IN" w:eastAsia="en-IN"/>
+        </w:rPr>
+        <w:t xml:space="preserve">, </w:t>
+      </w:r>
+      <w:proofErr w:type="spellStart"/>
+      <w:r>
+        <w:rPr>
+          <w:rFonts w:ascii="Consolas" w:eastAsia="Times New Roman" w:hAnsi="Consolas" w:cs="Times New Roman"/>
+          <w:color w:val="FF7EDB"/>
+          <w:sz w:val="21"/>
+          <w:szCs w:val="21"/>
+          <w:lang w:val="en-IN" w:eastAsia="en-IN"/>
+        </w:rPr>
+        <w:t>df_deep</w:t>
+      </w:r>
+      <w:proofErr w:type="spellEnd"/>
+      <w:r>
+        <w:rPr>
+          <w:rFonts w:ascii="Consolas" w:eastAsia="Times New Roman" w:hAnsi="Consolas" w:cs="Times New Roman"/>
+          <w:color w:val="FF7EDB"/>
+          <w:sz w:val="21"/>
+          <w:szCs w:val="21"/>
+          <w:lang w:val="en-IN" w:eastAsia="en-IN"/>
+        </w:rPr>
+        <w:t>)</w:t>
+      </w:r>
+    </w:p>
+    <w:p>
+      <w:pPr>
+        <w:shd w:val="clear" w:color="auto" w:fill="262335"/>
+        <w:spacing w:after="0" w:line="285" w:lineRule="atLeast"/>
+        <w:rPr>
+          <w:rFonts w:ascii="Consolas" w:eastAsia="Times New Roman" w:hAnsi="Consolas" w:cs="Times New Roman"/>
+          <w:color w:val="BBBBBB"/>
+          <w:sz w:val="21"/>
+          <w:szCs w:val="21"/>
+          <w:lang w:val="en-IN" w:eastAsia="en-IN"/>
+        </w:rPr>
+      </w:pPr>
+    </w:p>
+    <w:p>
+      <w:pPr>
+        <w:shd w:val="clear" w:color="auto" w:fill="262335"/>
+        <w:spacing w:after="0" w:line="285" w:lineRule="atLeast"/>
+        <w:rPr>
+          <w:rFonts w:ascii="Consolas" w:eastAsia="Times New Roman" w:hAnsi="Consolas" w:cs="Times New Roman"/>
+          <w:color w:val="BBBBBB"/>
+          <w:sz w:val="21"/>
+          <w:szCs w:val="21"/>
+          <w:lang w:val="en-IN" w:eastAsia="en-IN"/>
+        </w:rPr>
+      </w:pPr>
+      <w:proofErr w:type="gramStart"/>
+      <w:r>
+        <w:rPr>
+          <w:rFonts w:ascii="Consolas" w:eastAsia="Times New Roman" w:hAnsi="Consolas" w:cs="Times New Roman"/>
+          <w:color w:val="36F9F6"/>
+          <w:sz w:val="21"/>
+          <w:szCs w:val="21"/>
+          <w:lang w:val="en-IN" w:eastAsia="en-IN"/>
+        </w:rPr>
+        <w:t>print</w:t>
+      </w:r>
+      <w:r>
+        <w:rPr>
+          <w:rFonts w:ascii="Consolas" w:eastAsia="Times New Roman" w:hAnsi="Consolas" w:cs="Times New Roman"/>
+          <w:color w:val="FF7EDB"/>
+          <w:sz w:val="21"/>
+          <w:szCs w:val="21"/>
+          <w:lang w:val="en-IN" w:eastAsia="en-IN"/>
+        </w:rPr>
+        <w:t>(</w:t>
+      </w:r>
+      <w:proofErr w:type="gramEnd"/>
+      <w:r>
+        <w:rPr>
+          <w:rFonts w:ascii="Consolas" w:eastAsia="Times New Roman" w:hAnsi="Consolas" w:cs="Times New Roman"/>
+          <w:color w:val="FF8B39"/>
+          <w:sz w:val="21"/>
+          <w:szCs w:val="21"/>
+          <w:lang w:val="en-IN" w:eastAsia="en-IN"/>
+        </w:rPr>
+        <w:t>"</w:t>
+      </w:r>
+      <w:r>
+        <w:rPr>
+          <w:rFonts w:ascii="Consolas" w:eastAsia="Times New Roman" w:hAnsi="Consolas" w:cs="Times New Roman"/>
+          <w:color w:val="36F9F6"/>
+          <w:sz w:val="21"/>
+          <w:szCs w:val="21"/>
+          <w:lang w:val="en-IN" w:eastAsia="en-IN"/>
+        </w:rPr>
+        <w:t>\</w:t>
+      </w:r>
+      <w:proofErr w:type="spellStart"/>
+      <w:r>
+        <w:rPr>
+          <w:rFonts w:ascii="Consolas" w:eastAsia="Times New Roman" w:hAnsi="Consolas" w:cs="Times New Roman"/>
+          <w:color w:val="36F9F6"/>
+          <w:sz w:val="21"/>
+          <w:szCs w:val="21"/>
+          <w:lang w:val="en-IN" w:eastAsia="en-IN"/>
+        </w:rPr>
+        <w:t>n</w:t>
+      </w:r>
+      <w:r>
+        <w:rPr>
+          <w:rFonts w:ascii="Consolas" w:eastAsia="Times New Roman" w:hAnsi="Consolas" w:cs="Times New Roman"/>
+          <w:color w:val="FF8B39"/>
+          <w:sz w:val="21"/>
+          <w:szCs w:val="21"/>
+          <w:lang w:val="en-IN" w:eastAsia="en-IN"/>
+        </w:rPr>
+        <w:t>Drift</w:t>
+      </w:r>
+      <w:proofErr w:type="spellEnd"/>
+      <w:r>
+        <w:rPr>
+          <w:rFonts w:ascii="Consolas" w:eastAsia="Times New Roman" w:hAnsi="Consolas" w:cs="Times New Roman"/>
+          <w:color w:val="FF8B39"/>
+          <w:sz w:val="21"/>
+          <w:szCs w:val="21"/>
+          <w:lang w:val="en-IN" w:eastAsia="en-IN"/>
+        </w:rPr>
+        <w:t>:"</w:t>
+      </w:r>
+      <w:r>
+        <w:rPr>
+          <w:rFonts w:ascii="Consolas" w:eastAsia="Times New Roman" w:hAnsi="Consolas" w:cs="Times New Roman"/>
+          <w:color w:val="FF7EDB"/>
+          <w:sz w:val="21"/>
+          <w:szCs w:val="21"/>
+          <w:lang w:val="en-IN" w:eastAsia="en-IN"/>
+        </w:rPr>
+        <w:t>, drift)</w:t>
+      </w:r>
+    </w:p>
+    <w:p>
+      <w:pPr>
+        <w:shd w:val="clear" w:color="auto" w:fill="262335"/>
+        <w:spacing w:after="0" w:line="285" w:lineRule="atLeast"/>
+        <w:rPr>
+          <w:rFonts w:ascii="Consolas" w:eastAsia="Times New Roman" w:hAnsi="Consolas" w:cs="Times New Roman"/>
+          <w:color w:val="BBBBBB"/>
+          <w:sz w:val="21"/>
+          <w:szCs w:val="21"/>
+          <w:lang w:val="en-IN" w:eastAsia="en-IN"/>
+        </w:rPr>
+      </w:pPr>
+      <w:proofErr w:type="gramStart"/>
+      <w:r>
+        <w:rPr>
+          <w:rFonts w:ascii="Consolas" w:eastAsia="Times New Roman" w:hAnsi="Consolas" w:cs="Times New Roman"/>
+          <w:color w:val="36F9F6"/>
+          <w:sz w:val="21"/>
+          <w:szCs w:val="21"/>
+          <w:lang w:val="en-IN" w:eastAsia="en-IN"/>
+        </w:rPr>
+        <w:t>print</w:t>
+      </w:r>
+      <w:r>
+        <w:rPr>
+          <w:rFonts w:ascii="Consolas" w:eastAsia="Times New Roman" w:hAnsi="Consolas" w:cs="Times New Roman"/>
+          <w:color w:val="FF7EDB"/>
+          <w:sz w:val="21"/>
+          <w:szCs w:val="21"/>
+          <w:lang w:val="en-IN" w:eastAsia="en-IN"/>
+        </w:rPr>
+        <w:t>(</w:t>
+      </w:r>
+      <w:proofErr w:type="gramEnd"/>
+      <w:r>
+        <w:rPr>
+          <w:rFonts w:ascii="Consolas" w:eastAsia="Times New Roman" w:hAnsi="Consolas" w:cs="Times New Roman"/>
+          <w:color w:val="FF8B39"/>
+          <w:sz w:val="21"/>
+          <w:szCs w:val="21"/>
+          <w:lang w:val="en-IN" w:eastAsia="en-IN"/>
+        </w:rPr>
+        <w:t>"</w:t>
+      </w:r>
+      <w:r>
+        <w:rPr>
+          <w:rFonts w:ascii="Consolas" w:eastAsia="Times New Roman" w:hAnsi="Consolas" w:cs="Times New Roman"/>
+          <w:color w:val="36F9F6"/>
+          <w:sz w:val="21"/>
+          <w:szCs w:val="21"/>
+          <w:lang w:val="en-IN" w:eastAsia="en-IN"/>
+        </w:rPr>
+        <w:t>\</w:t>
+      </w:r>
+      <w:proofErr w:type="spellStart"/>
+      <w:r>
+        <w:rPr>
+          <w:rFonts w:ascii="Consolas" w:eastAsia="Times New Roman" w:hAnsi="Consolas" w:cs="Times New Roman"/>
+          <w:color w:val="36F9F6"/>
+          <w:sz w:val="21"/>
+          <w:szCs w:val="21"/>
+          <w:lang w:val="en-IN" w:eastAsia="en-IN"/>
+        </w:rPr>
+        <w:t>n</w:t>
+      </w:r>
+      <w:r>
+        <w:rPr>
+          <w:rFonts w:ascii="Consolas" w:eastAsia="Times New Roman" w:hAnsi="Consolas" w:cs="Times New Roman"/>
+          <w:color w:val="FF8B39"/>
+          <w:sz w:val="21"/>
+          <w:szCs w:val="21"/>
+          <w:lang w:val="en-IN" w:eastAsia="en-IN"/>
+        </w:rPr>
+        <w:t>Tuple</w:t>
+      </w:r>
+      <w:proofErr w:type="spellEnd"/>
+      <w:r>
+        <w:rPr>
+          <w:rFonts w:ascii="Consolas" w:eastAsia="Times New Roman" w:hAnsi="Consolas" w:cs="Times New Roman"/>
+          <w:color w:val="FF8B39"/>
+          <w:sz w:val="21"/>
+          <w:szCs w:val="21"/>
+          <w:lang w:val="en-IN" w:eastAsia="en-IN"/>
+        </w:rPr>
+        <w:t>:"</w:t>
+      </w:r>
+      <w:r>
+        <w:rPr>
+          <w:rFonts w:ascii="Consolas" w:eastAsia="Times New Roman" w:hAnsi="Consolas" w:cs="Times New Roman"/>
+          <w:color w:val="FF7EDB"/>
+          <w:sz w:val="21"/>
+          <w:szCs w:val="21"/>
+          <w:lang w:val="en-IN" w:eastAsia="en-IN"/>
+        </w:rPr>
+        <w:t>, (mean, drift, std))</w:t>
+      </w:r>
+    </w:p>
+    <w:p>
+      <w:pPr>
+        <w:shd w:val="clear" w:color="auto" w:fill="262335"/>
+        <w:spacing w:after="0" w:line="285" w:lineRule="atLeast"/>
+        <w:rPr>
+          <w:rFonts w:ascii="Consolas" w:eastAsia="Times New Roman" w:hAnsi="Consolas" w:cs="Times New Roman"/>
+          <w:color w:val="BBBBBB"/>
+          <w:sz w:val="21"/>
+          <w:szCs w:val="21"/>
+          <w:lang w:val="en-IN" w:eastAsia="en-IN"/>
+        </w:rPr>
+      </w:pPr>
+      <w:proofErr w:type="gramStart"/>
+      <w:r>
+        <w:rPr>
+          <w:rFonts w:ascii="Consolas" w:eastAsia="Times New Roman" w:hAnsi="Consolas" w:cs="Times New Roman"/>
+          <w:color w:val="36F9F6"/>
+          <w:sz w:val="21"/>
+          <w:szCs w:val="21"/>
+          <w:lang w:val="en-IN" w:eastAsia="en-IN"/>
+        </w:rPr>
+        <w:t>print</w:t>
+      </w:r>
+      <w:r>
+        <w:rPr>
+          <w:rFonts w:ascii="Consolas" w:eastAsia="Times New Roman" w:hAnsi="Consolas" w:cs="Times New Roman"/>
+          <w:color w:val="FF7EDB"/>
+          <w:sz w:val="21"/>
+          <w:szCs w:val="21"/>
+          <w:lang w:val="en-IN" w:eastAsia="en-IN"/>
+        </w:rPr>
+        <w:t>(</w:t>
+      </w:r>
+      <w:proofErr w:type="gramEnd"/>
+      <w:r>
+        <w:rPr>
+          <w:rFonts w:ascii="Consolas" w:eastAsia="Times New Roman" w:hAnsi="Consolas" w:cs="Times New Roman"/>
+          <w:color w:val="FF8B39"/>
+          <w:sz w:val="21"/>
+          <w:szCs w:val="21"/>
+          <w:lang w:val="en-IN" w:eastAsia="en-IN"/>
+        </w:rPr>
+        <w:t>"</w:t>
+      </w:r>
+      <w:r>
+        <w:rPr>
+          <w:rFonts w:ascii="Consolas" w:eastAsia="Times New Roman" w:hAnsi="Consolas" w:cs="Times New Roman"/>
+          <w:color w:val="36F9F6"/>
+          <w:sz w:val="21"/>
+          <w:szCs w:val="21"/>
+          <w:lang w:val="en-IN" w:eastAsia="en-IN"/>
+        </w:rPr>
+        <w:t>\</w:t>
+      </w:r>
+      <w:proofErr w:type="spellStart"/>
+      <w:r>
+        <w:rPr>
+          <w:rFonts w:ascii="Consolas" w:eastAsia="Times New Roman" w:hAnsi="Consolas" w:cs="Times New Roman"/>
+          <w:color w:val="36F9F6"/>
+          <w:sz w:val="21"/>
+          <w:szCs w:val="21"/>
+          <w:lang w:val="en-IN" w:eastAsia="en-IN"/>
+        </w:rPr>
+        <w:t>n</w:t>
+      </w:r>
+      <w:r>
+        <w:rPr>
+          <w:rFonts w:ascii="Consolas" w:eastAsia="Times New Roman" w:hAnsi="Consolas" w:cs="Times New Roman"/>
+          <w:color w:val="FF8B39"/>
+          <w:sz w:val="21"/>
+          <w:szCs w:val="21"/>
+          <w:lang w:val="en-IN" w:eastAsia="en-IN"/>
+        </w:rPr>
+        <w:t>Classification</w:t>
+      </w:r>
+      <w:proofErr w:type="spellEnd"/>
+      <w:r>
+        <w:rPr>
+          <w:rFonts w:ascii="Consolas" w:eastAsia="Times New Roman" w:hAnsi="Consolas" w:cs="Times New Roman"/>
+          <w:color w:val="FF8B39"/>
+          <w:sz w:val="21"/>
+          <w:szCs w:val="21"/>
+          <w:lang w:val="en-IN" w:eastAsia="en-IN"/>
+        </w:rPr>
+        <w:t>:"</w:t>
+      </w:r>
+      <w:r>
+        <w:rPr>
+          <w:rFonts w:ascii="Consolas" w:eastAsia="Times New Roman" w:hAnsi="Consolas" w:cs="Times New Roman"/>
+          <w:color w:val="FF7EDB"/>
+          <w:sz w:val="21"/>
+          <w:szCs w:val="21"/>
+          <w:lang w:val="en-IN" w:eastAsia="en-IN"/>
+        </w:rPr>
+        <w:t>, result)</w:t>
+      </w:r>
+    </w:p>
+    <w:p>
+      <w:pPr>
+        <w:shd w:val="clear" w:color="auto" w:fill="262335"/>
+        <w:spacing w:after="0" w:line="285" w:lineRule="atLeast"/>
+        <w:rPr>
+          <w:rFonts w:ascii="Consolas" w:eastAsia="Times New Roman" w:hAnsi="Consolas" w:cs="Times New Roman"/>
+          <w:color w:val="BBBBBB"/>
+          <w:sz w:val="21"/>
+          <w:szCs w:val="21"/>
+          <w:lang w:val="en-IN" w:eastAsia="en-IN"/>
+        </w:rPr>
+      </w:pPr>
+      <w:proofErr w:type="gramStart"/>
+      <w:r>
+        <w:rPr>
+          <w:rFonts w:ascii="Consolas" w:eastAsia="Times New Roman" w:hAnsi="Consolas" w:cs="Times New Roman"/>
+          <w:color w:val="36F9F6"/>
+          <w:sz w:val="21"/>
+          <w:szCs w:val="21"/>
+          <w:lang w:val="en-IN" w:eastAsia="en-IN"/>
+        </w:rPr>
+        <w:t>print</w:t>
+      </w:r>
+      <w:r>
+        <w:rPr>
+          <w:rFonts w:ascii="Consolas" w:eastAsia="Times New Roman" w:hAnsi="Consolas" w:cs="Times New Roman"/>
+          <w:color w:val="FF7EDB"/>
+          <w:sz w:val="21"/>
+          <w:szCs w:val="21"/>
+          <w:lang w:val="en-IN" w:eastAsia="en-IN"/>
+        </w:rPr>
+        <w:t>(</w:t>
+      </w:r>
+      <w:proofErr w:type="gramEnd"/>
+      <w:r>
+        <w:rPr>
+          <w:rFonts w:ascii="Consolas" w:eastAsia="Times New Roman" w:hAnsi="Consolas" w:cs="Times New Roman"/>
+          <w:color w:val="FF8B39"/>
+          <w:sz w:val="21"/>
+          <w:szCs w:val="21"/>
+          <w:lang w:val="en-IN" w:eastAsia="en-IN"/>
+        </w:rPr>
+        <w:t>"</w:t>
+      </w:r>
+      <w:r>
+        <w:rPr>
+          <w:rFonts w:ascii="Consolas" w:eastAsia="Times New Roman" w:hAnsi="Consolas" w:cs="Times New Roman"/>
+          <w:color w:val="36F9F6"/>
+          <w:sz w:val="21"/>
+          <w:szCs w:val="21"/>
+          <w:lang w:val="en-IN" w:eastAsia="en-IN"/>
+        </w:rPr>
+        <w:t>\</w:t>
+      </w:r>
+      <w:proofErr w:type="spellStart"/>
+      <w:r>
+        <w:rPr>
+          <w:rFonts w:ascii="Consolas" w:eastAsia="Times New Roman" w:hAnsi="Consolas" w:cs="Times New Roman"/>
+          <w:color w:val="36F9F6"/>
+          <w:sz w:val="21"/>
+          <w:szCs w:val="21"/>
+          <w:lang w:val="en-IN" w:eastAsia="en-IN"/>
+        </w:rPr>
+        <w:t>n</w:t>
+      </w:r>
+      <w:r>
+        <w:rPr>
+          <w:rFonts w:ascii="Consolas" w:eastAsia="Times New Roman" w:hAnsi="Consolas" w:cs="Times New Roman"/>
+          <w:color w:val="FF8B39"/>
+          <w:sz w:val="21"/>
+          <w:szCs w:val="21"/>
+          <w:lang w:val="en-IN" w:eastAsia="en-IN"/>
+        </w:rPr>
+        <w:t>Manual</w:t>
+      </w:r>
+      <w:proofErr w:type="spellEnd"/>
+      <w:r>
+        <w:rPr>
+          <w:rFonts w:ascii="Consolas" w:eastAsia="Times New Roman" w:hAnsi="Consolas" w:cs="Times New Roman"/>
+          <w:color w:val="FF8B39"/>
+          <w:sz w:val="21"/>
+          <w:szCs w:val="21"/>
+          <w:lang w:val="en-IN" w:eastAsia="en-IN"/>
+        </w:rPr>
+        <w:t xml:space="preserve"> Mean:"</w:t>
+      </w:r>
+      <w:r>
+        <w:rPr>
+          <w:rFonts w:ascii="Consolas" w:eastAsia="Times New Roman" w:hAnsi="Consolas" w:cs="Times New Roman"/>
+          <w:color w:val="FF7EDB"/>
+          <w:sz w:val="21"/>
+          <w:szCs w:val="21"/>
+          <w:lang w:val="en-IN" w:eastAsia="en-IN"/>
+        </w:rPr>
+        <w:t xml:space="preserve">, </w:t>
+      </w:r>
+      <w:proofErr w:type="spellStart"/>
+      <w:r>
+        <w:rPr>
+          <w:rFonts w:ascii="Consolas" w:eastAsia="Times New Roman" w:hAnsi="Consolas" w:cs="Times New Roman"/>
+          <w:color w:val="FF7EDB"/>
+          <w:sz w:val="21"/>
+          <w:szCs w:val="21"/>
+          <w:lang w:val="en-IN" w:eastAsia="en-IN"/>
+        </w:rPr>
+        <w:t>manual_mean</w:t>
+      </w:r>
+      <w:proofErr w:type="spellEnd"/>
+      <w:r>
+        <w:rPr>
+          <w:rFonts w:ascii="Consolas" w:eastAsia="Times New Roman" w:hAnsi="Consolas" w:cs="Times New Roman"/>
+          <w:color w:val="FF7EDB"/>
+          <w:sz w:val="21"/>
+          <w:szCs w:val="21"/>
+          <w:lang w:val="en-IN" w:eastAsia="en-IN"/>
+        </w:rPr>
+        <w:t>)</w:t>
+      </w:r>
+    </w:p>
+    <w:p>
+      <w:pPr>
+        <w:shd w:val="clear" w:color="auto" w:fill="262335"/>
+        <w:spacing w:after="0" w:line="285" w:lineRule="atLeast"/>
+        <w:rPr>
+          <w:rFonts w:ascii="Consolas" w:eastAsia="Times New Roman" w:hAnsi="Consolas" w:cs="Times New Roman"/>
+          <w:color w:val="BBBBBB"/>
+          <w:sz w:val="21"/>
+          <w:szCs w:val="21"/>
+          <w:lang w:val="en-IN" w:eastAsia="en-IN"/>
+        </w:rPr>
+      </w:pPr>
+      <w:proofErr w:type="gramStart"/>
+      <w:r>
+        <w:rPr>
+          <w:rFonts w:ascii="Consolas" w:eastAsia="Times New Roman" w:hAnsi="Consolas" w:cs="Times New Roman"/>
+          <w:color w:val="36F9F6"/>
+          <w:sz w:val="21"/>
+          <w:szCs w:val="21"/>
+          <w:lang w:val="en-IN" w:eastAsia="en-IN"/>
+        </w:rPr>
+        <w:t>print</w:t>
+      </w:r>
+      <w:r>
+        <w:rPr>
+          <w:rFonts w:ascii="Consolas" w:eastAsia="Times New Roman" w:hAnsi="Consolas" w:cs="Times New Roman"/>
+          <w:color w:val="FF7EDB"/>
+          <w:sz w:val="21"/>
+          <w:szCs w:val="21"/>
+          <w:lang w:val="en-IN" w:eastAsia="en-IN"/>
+        </w:rPr>
+        <w:t>(</w:t>
+      </w:r>
+      <w:proofErr w:type="gramEnd"/>
+      <w:r>
+        <w:rPr>
+          <w:rFonts w:ascii="Consolas" w:eastAsia="Times New Roman" w:hAnsi="Consolas" w:cs="Times New Roman"/>
+          <w:color w:val="FF8B39"/>
+          <w:sz w:val="21"/>
+          <w:szCs w:val="21"/>
+          <w:lang w:val="en-IN" w:eastAsia="en-IN"/>
+        </w:rPr>
+        <w:t>"</w:t>
+      </w:r>
+      <w:r>
+        <w:rPr>
+          <w:rFonts w:ascii="Consolas" w:eastAsia="Times New Roman" w:hAnsi="Consolas" w:cs="Times New Roman"/>
+          <w:color w:val="36F9F6"/>
+          <w:sz w:val="21"/>
+          <w:szCs w:val="21"/>
+          <w:lang w:val="en-IN" w:eastAsia="en-IN"/>
+        </w:rPr>
+        <w:t>\</w:t>
+      </w:r>
+      <w:proofErr w:type="spellStart"/>
+      <w:r>
+        <w:rPr>
+          <w:rFonts w:ascii="Consolas" w:eastAsia="Times New Roman" w:hAnsi="Consolas" w:cs="Times New Roman"/>
+          <w:color w:val="36F9F6"/>
+          <w:sz w:val="21"/>
+          <w:szCs w:val="21"/>
+          <w:lang w:val="en-IN" w:eastAsia="en-IN"/>
+        </w:rPr>
+        <w:t>n</w:t>
+      </w:r>
+      <w:r>
+        <w:rPr>
+          <w:rFonts w:ascii="Consolas" w:eastAsia="Times New Roman" w:hAnsi="Consolas" w:cs="Times New Roman"/>
+          <w:color w:val="FF8B39"/>
+          <w:sz w:val="21"/>
+          <w:szCs w:val="21"/>
+          <w:lang w:val="en-IN" w:eastAsia="en-IN"/>
+        </w:rPr>
+        <w:t>Normalized</w:t>
+      </w:r>
+      <w:proofErr w:type="spellEnd"/>
+      <w:r>
+        <w:rPr>
+          <w:rFonts w:ascii="Consolas" w:eastAsia="Times New Roman" w:hAnsi="Consolas" w:cs="Times New Roman"/>
+          <w:color w:val="FF8B39"/>
+          <w:sz w:val="21"/>
+          <w:szCs w:val="21"/>
+          <w:lang w:val="en-IN" w:eastAsia="en-IN"/>
+        </w:rPr>
+        <w:t xml:space="preserve"> Marks:"</w:t>
+      </w:r>
+      <w:r>
+        <w:rPr>
+          <w:rFonts w:ascii="Consolas" w:eastAsia="Times New Roman" w:hAnsi="Consolas" w:cs="Times New Roman"/>
+          <w:color w:val="FF7EDB"/>
+          <w:sz w:val="21"/>
+          <w:szCs w:val="21"/>
+          <w:lang w:val="en-IN" w:eastAsia="en-IN"/>
+        </w:rPr>
+        <w:t>, norm)</w:t>
       </w:r>
     </w:p>
     <w:p>
@@ -1068,19 +8596,47 @@
       </w:pPr>
       <w:r>
         <w:rPr>
-          <w:rStyle w:val="hljs-builtin"/>
           <w:rFonts w:eastAsiaTheme="majorEastAsia"/>
           <w:highlight w:val="yellow"/>
-        </w:rPr>
-        <w:t>Write</w:t>
-      </w:r>
-      <w:r>
-        <w:rPr>
-          <w:rStyle w:val="HTMLCode"/>
+          <w:lang w:val="en-US"/>
+        </w:rPr>
+        <w:t>I learned how to efficiently process and analyze tabular data using </w:t>
+      </w:r>
+      <w:r>
+        <w:rPr>
+          <w:rFonts w:eastAsiaTheme="majorEastAsia"/>
+          <w:b/>
+          <w:bCs/>
+          <w:highlight w:val="yellow"/>
+          <w:lang w:val="en-US"/>
+        </w:rPr>
+        <w:t>NumPy</w:t>
+      </w:r>
+      <w:r>
+        <w:rPr>
           <w:rFonts w:eastAsiaTheme="majorEastAsia"/>
           <w:highlight w:val="yellow"/>
-        </w:rPr>
-        <w:t xml:space="preserve"> here…</w:t>
+          <w:lang w:val="en-US"/>
+        </w:rPr>
+        <w:t> and </w:t>
+      </w:r>
+      <w:r>
+        <w:rPr>
+          <w:rFonts w:eastAsiaTheme="majorEastAsia"/>
+          <w:b/>
+          <w:bCs/>
+          <w:highlight w:val="yellow"/>
+          <w:lang w:val="en-US"/>
+        </w:rPr>
+        <w:t>Pandas</w:t>
+      </w:r>
+      <w:r>
+        <w:rPr>
+          <w:rFonts w:eastAsiaTheme="majorEastAsia"/>
+          <w:highlight w:val="yellow"/>
+          <w:lang w:val="en-US"/>
+        </w:rPr>
+        <w:t>. More importantly, this challenge provided a clear visual proof of why shallow copying is dangerous when working with nested mutable objects (like lists inside dictionaries). I observed that since the shallow copy shared the internal list references with the original, the original data was corrupted during the "mutation" phase. I also learned how to implement statistical normalization to compare performance across different scales.</w:t>
       </w:r>
     </w:p>
     <w:p>
@@ -1143,6 +8699,7 @@
         </w:numPr>
       </w:pPr>
       <w:r>
+        <w:lastRenderedPageBreak/>
         <w:t xml:space="preserve">I have </w:t>
       </w:r>
       <w:r>
@@ -1187,7 +8744,13 @@
         <w:t>Signed:</w:t>
       </w:r>
       <w:r>
-        <w:t xml:space="preserve"> ____________________</w:t>
+        <w:t xml:space="preserve"> __</w:t>
+      </w:r>
+      <w:r>
+        <w:t>Divya Saxena</w:t>
+      </w:r>
+      <w:r>
+        <w:t>__</w:t>
       </w:r>
       <w:r>
         <w:br/>
@@ -1199,7 +8762,13 @@
         <w:t>Date:</w:t>
       </w:r>
       <w:r>
-        <w:t xml:space="preserve"> ______________________</w:t>
+        <w:t xml:space="preserve"> __</w:t>
+      </w:r>
+      <w:r>
+        <w:t>26/04/2026</w:t>
+      </w:r>
+      <w:r>
+        <w:t>__</w:t>
       </w:r>
     </w:p>
     <w:p>
@@ -1407,7 +8976,7 @@
 </file>
 
 <file path=word/numbering.xml><?xml version="1.0" encoding="utf-8"?>
-<w:numbering xmlns:wpc="http://schemas.microsoft.com/office/word/2010/wordprocessingCanvas" xmlns:cx="http://schemas.microsoft.com/office/drawing/2014/chartex" xmlns:cx1="http://schemas.microsoft.com/office/drawing/2015/9/8/chartex" xmlns:cx2="http://schemas.microsoft.com/office/drawing/2015/10/21/chartex" xmlns:cx3="http://schemas.microsoft.com/office/drawing/2016/5/9/chartex" xmlns:cx4="http://schemas.microsoft.com/office/drawing/2016/5/10/chartex" xmlns:cx5="http://schemas.microsoft.com/office/drawing/2016/5/11/chartex" xmlns:cx6="http://schemas.microsoft.com/office/drawing/2016/5/12/chartex" xmlns:cx7="http://schemas.microsoft.com/office/drawing/2016/5/13/chartex" xmlns:cx8="http://schemas.microsoft.com/office/drawing/2016/5/14/chartex" xmlns:mc="http://schemas.openxmlformats.org/markup-compatibility/2006" xmlns:aink="http://schemas.microsoft.com/office/drawing/2016/ink" xmlns:am3d="http://schemas.microsoft.com/office/drawing/2017/model3d" xmlns:o="urn:schemas-microsoft-com:office:office" xmlns:oel="http://schemas.microsoft.com/office/2019/extlst" xmlns:r="http://schemas.openxmlformats.org/officeDocument/2006/relationships" xmlns:m="http://schemas.openxmlformats.org/officeDocument/2006/math" xmlns:v="urn:schemas-microsoft-com:vml" xmlns:wp14="http://schemas.microsoft.com/office/word/2010/wordprocessingDrawing" xmlns:wp="http://schemas.openxmlformats.org/drawingml/2006/wordprocessingDrawing" xmlns:w10="urn:schemas-microsoft-com:office:word" xmlns:w="http://schemas.openxmlformats.org/wordprocessingml/2006/main" xmlns:w14="http://schemas.microsoft.com/office/word/2010/wordml" xmlns:w15="http://schemas.microsoft.com/office/word/2012/wordml" xmlns:w16cex="http://schemas.microsoft.com/office/word/2018/wordml/cex" xmlns:w16cid="http://schemas.microsoft.com/office/word/2016/wordml/cid" xmlns:w16="http://schemas.microsoft.com/office/word/2018/wordml" xmlns:w16sdtdh="http://schemas.microsoft.com/office/word/2020/wordml/sdtdatahash" xmlns:w16se="http://schemas.microsoft.com/office/word/2015/wordml/symex" xmlns:wpg="http://schemas.microsoft.com/office/word/2010/wordprocessingGroup" xmlns:wpi="http://schemas.microsoft.com/office/word/2010/wordprocessingInk" xmlns:wne="http://schemas.microsoft.com/office/word/2006/wordml" xmlns:wps="http://schemas.microsoft.com/office/word/2010/wordprocessingShape" mc:Ignorable="w14 w15 w16se w16cid w16 w16cex w16sdtdh wp14">
+<w:numbering xmlns:wpc="http://schemas.microsoft.com/office/word/2010/wordprocessingCanvas" xmlns:cx="http://schemas.microsoft.com/office/drawing/2014/chartex" xmlns:cx1="http://schemas.microsoft.com/office/drawing/2015/9/8/chartex" xmlns:cx2="http://schemas.microsoft.com/office/drawing/2015/10/21/chartex" xmlns:cx3="http://schemas.microsoft.com/office/drawing/2016/5/9/chartex" xmlns:cx4="http://schemas.microsoft.com/office/drawing/2016/5/10/chartex" xmlns:cx5="http://schemas.microsoft.com/office/drawing/2016/5/11/chartex" xmlns:cx6="http://schemas.microsoft.com/office/drawing/2016/5/12/chartex" xmlns:cx7="http://schemas.microsoft.com/office/drawing/2016/5/13/chartex" xmlns:cx8="http://schemas.microsoft.com/office/drawing/2016/5/14/chartex" xmlns:mc="http://schemas.openxmlformats.org/markup-compatibility/2006" xmlns:aink="http://schemas.microsoft.com/office/drawing/2016/ink" xmlns:am3d="http://schemas.microsoft.com/office/drawing/2017/model3d" xmlns:o="urn:schemas-microsoft-com:office:office" xmlns:oel="http://schemas.microsoft.com/office/2019/extlst" xmlns:r="http://schemas.openxmlformats.org/officeDocument/2006/relationships" xmlns:m="http://schemas.openxmlformats.org/officeDocument/2006/math" xmlns:v="urn:schemas-microsoft-com:vml" xmlns:wp14="http://schemas.microsoft.com/office/word/2010/wordprocessingDrawing" xmlns:wp="http://schemas.openxmlformats.org/drawingml/2006/wordprocessingDrawing" xmlns:w10="urn:schemas-microsoft-com:office:word" xmlns:w="http://schemas.openxmlformats.org/wordprocessingml/2006/main" xmlns:w14="http://schemas.microsoft.com/office/word/2010/wordml" xmlns:w15="http://schemas.microsoft.com/office/word/2012/wordml" xmlns:w16cex="http://schemas.microsoft.com/office/word/2018/wordml/cex" xmlns:w16cid="http://schemas.microsoft.com/office/word/2016/wordml/cid" xmlns:w16="http://schemas.microsoft.com/office/word/2018/wordml" xmlns:w16du="http://schemas.microsoft.com/office/word/2023/wordml/word16du" xmlns:w16sdtdh="http://schemas.microsoft.com/office/word/2020/wordml/sdtdatahash" xmlns:w16sdtfl="http://schemas.microsoft.com/office/word/2024/wordml/sdtformatlock" xmlns:w16se="http://schemas.microsoft.com/office/word/2015/wordml/symex" xmlns:wpg="http://schemas.microsoft.com/office/word/2010/wordprocessingGroup" xmlns:wpi="http://schemas.microsoft.com/office/word/2010/wordprocessingInk" xmlns:wne="http://schemas.microsoft.com/office/word/2006/wordml" xmlns:wps="http://schemas.microsoft.com/office/word/2010/wordprocessingShape" mc:Ignorable="w14 w15 w16se w16cid w16 w16cex w16sdtdh w16sdtfl w16du wp14">
   <w:abstractNum w:abstractNumId="0" w15:restartNumberingAfterBreak="0">
     <w:nsid w:val="FFFFFF7C"/>
     <w:multiLevelType w:val="singleLevel"/>
@@ -1666,6 +9235,155 @@
     </w:lvl>
   </w:abstractNum>
   <w:abstractNum w:abstractNumId="10" w15:restartNumberingAfterBreak="0">
+    <w:nsid w:val="49FD3B8C"/>
+    <w:multiLevelType w:val="multilevel"/>
+    <w:tmpl w:val="2DDA91F6"/>
+    <w:lvl w:ilvl="0">
+      <w:start w:val="1"/>
+      <w:numFmt w:val="bullet"/>
+      <w:lvlText w:val=""/>
+      <w:lvlJc w:val="left"/>
+      <w:pPr>
+        <w:tabs>
+          <w:tab w:val="num" w:pos="720"/>
+        </w:tabs>
+        <w:ind w:left="720" w:hanging="360"/>
+      </w:pPr>
+      <w:rPr>
+        <w:rFonts w:ascii="Symbol" w:hAnsi="Symbol" w:hint="default"/>
+        <w:sz w:val="20"/>
+      </w:rPr>
+    </w:lvl>
+    <w:lvl w:ilvl="1" w:tentative="1">
+      <w:start w:val="1"/>
+      <w:numFmt w:val="bullet"/>
+      <w:lvlText w:val=""/>
+      <w:lvlJc w:val="left"/>
+      <w:pPr>
+        <w:tabs>
+          <w:tab w:val="num" w:pos="1440"/>
+        </w:tabs>
+        <w:ind w:left="1440" w:hanging="360"/>
+      </w:pPr>
+      <w:rPr>
+        <w:rFonts w:ascii="Symbol" w:hAnsi="Symbol" w:hint="default"/>
+        <w:sz w:val="20"/>
+      </w:rPr>
+    </w:lvl>
+    <w:lvl w:ilvl="2" w:tentative="1">
+      <w:start w:val="1"/>
+      <w:numFmt w:val="bullet"/>
+      <w:lvlText w:val=""/>
+      <w:lvlJc w:val="left"/>
+      <w:pPr>
+        <w:tabs>
+          <w:tab w:val="num" w:pos="2160"/>
+        </w:tabs>
+        <w:ind w:left="2160" w:hanging="360"/>
+      </w:pPr>
+      <w:rPr>
+        <w:rFonts w:ascii="Symbol" w:hAnsi="Symbol" w:hint="default"/>
+        <w:sz w:val="20"/>
+      </w:rPr>
+    </w:lvl>
+    <w:lvl w:ilvl="3" w:tentative="1">
+      <w:start w:val="1"/>
+      <w:numFmt w:val="bullet"/>
+      <w:lvlText w:val=""/>
+      <w:lvlJc w:val="left"/>
+      <w:pPr>
+        <w:tabs>
+          <w:tab w:val="num" w:pos="2880"/>
+        </w:tabs>
+        <w:ind w:left="2880" w:hanging="360"/>
+      </w:pPr>
+      <w:rPr>
+        <w:rFonts w:ascii="Symbol" w:hAnsi="Symbol" w:hint="default"/>
+        <w:sz w:val="20"/>
+      </w:rPr>
+    </w:lvl>
+    <w:lvl w:ilvl="4" w:tentative="1">
+      <w:start w:val="1"/>
+      <w:numFmt w:val="bullet"/>
+      <w:lvlText w:val=""/>
+      <w:lvlJc w:val="left"/>
+      <w:pPr>
+        <w:tabs>
+          <w:tab w:val="num" w:pos="3600"/>
+        </w:tabs>
+        <w:ind w:left="3600" w:hanging="360"/>
+      </w:pPr>
+      <w:rPr>
+        <w:rFonts w:ascii="Symbol" w:hAnsi="Symbol" w:hint="default"/>
+        <w:sz w:val="20"/>
+      </w:rPr>
+    </w:lvl>
+    <w:lvl w:ilvl="5" w:tentative="1">
+      <w:start w:val="1"/>
+      <w:numFmt w:val="bullet"/>
+      <w:lvlText w:val=""/>
+      <w:lvlJc w:val="left"/>
+      <w:pPr>
+        <w:tabs>
+          <w:tab w:val="num" w:pos="4320"/>
+        </w:tabs>
+        <w:ind w:left="4320" w:hanging="360"/>
+      </w:pPr>
+      <w:rPr>
+        <w:rFonts w:ascii="Symbol" w:hAnsi="Symbol" w:hint="default"/>
+        <w:sz w:val="20"/>
+      </w:rPr>
+    </w:lvl>
+    <w:lvl w:ilvl="6" w:tentative="1">
+      <w:start w:val="1"/>
+      <w:numFmt w:val="bullet"/>
+      <w:lvlText w:val=""/>
+      <w:lvlJc w:val="left"/>
+      <w:pPr>
+        <w:tabs>
+          <w:tab w:val="num" w:pos="5040"/>
+        </w:tabs>
+        <w:ind w:left="5040" w:hanging="360"/>
+      </w:pPr>
+      <w:rPr>
+        <w:rFonts w:ascii="Symbol" w:hAnsi="Symbol" w:hint="default"/>
+        <w:sz w:val="20"/>
+      </w:rPr>
+    </w:lvl>
+    <w:lvl w:ilvl="7" w:tentative="1">
+      <w:start w:val="1"/>
+      <w:numFmt w:val="bullet"/>
+      <w:lvlText w:val=""/>
+      <w:lvlJc w:val="left"/>
+      <w:pPr>
+        <w:tabs>
+          <w:tab w:val="num" w:pos="5760"/>
+        </w:tabs>
+        <w:ind w:left="5760" w:hanging="360"/>
+      </w:pPr>
+      <w:rPr>
+        <w:rFonts w:ascii="Symbol" w:hAnsi="Symbol" w:hint="default"/>
+        <w:sz w:val="20"/>
+      </w:rPr>
+    </w:lvl>
+    <w:lvl w:ilvl="8" w:tentative="1">
+      <w:start w:val="1"/>
+      <w:numFmt w:val="bullet"/>
+      <w:lvlText w:val=""/>
+      <w:lvlJc w:val="left"/>
+      <w:pPr>
+        <w:tabs>
+          <w:tab w:val="num" w:pos="6480"/>
+        </w:tabs>
+        <w:ind w:left="6480" w:hanging="360"/>
+      </w:pPr>
+      <w:rPr>
+        <w:rFonts w:ascii="Symbol" w:hAnsi="Symbol" w:hint="default"/>
+        <w:sz w:val="20"/>
+      </w:rPr>
+    </w:lvl>
+  </w:abstractNum>
+  <w:abstractNum w:abstractNumId="11" w15:restartNumberingAfterBreak="0">
     <w:nsid w:val="4F94271D"/>
     <w:multiLevelType w:val="multilevel"/>
     <w:tmpl w:val="7632BA62"/>
@@ -1814,7 +9532,156 @@
       </w:rPr>
     </w:lvl>
   </w:abstractNum>
-  <w:abstractNum w:abstractNumId="11" w15:restartNumberingAfterBreak="0">
+  <w:abstractNum w:abstractNumId="12" w15:restartNumberingAfterBreak="0">
+    <w:nsid w:val="61EA15FA"/>
+    <w:multiLevelType w:val="multilevel"/>
+    <w:tmpl w:val="BAE0A478"/>
+    <w:lvl w:ilvl="0">
+      <w:start w:val="1"/>
+      <w:numFmt w:val="bullet"/>
+      <w:lvlText w:val=""/>
+      <w:lvlJc w:val="left"/>
+      <w:pPr>
+        <w:tabs>
+          <w:tab w:val="num" w:pos="720"/>
+        </w:tabs>
+        <w:ind w:left="720" w:hanging="360"/>
+      </w:pPr>
+      <w:rPr>
+        <w:rFonts w:ascii="Symbol" w:hAnsi="Symbol" w:hint="default"/>
+        <w:sz w:val="20"/>
+      </w:rPr>
+    </w:lvl>
+    <w:lvl w:ilvl="1" w:tentative="1">
+      <w:start w:val="1"/>
+      <w:numFmt w:val="bullet"/>
+      <w:lvlText w:val=""/>
+      <w:lvlJc w:val="left"/>
+      <w:pPr>
+        <w:tabs>
+          <w:tab w:val="num" w:pos="1440"/>
+        </w:tabs>
+        <w:ind w:left="1440" w:hanging="360"/>
+      </w:pPr>
+      <w:rPr>
+        <w:rFonts w:ascii="Symbol" w:hAnsi="Symbol" w:hint="default"/>
+        <w:sz w:val="20"/>
+      </w:rPr>
+    </w:lvl>
+    <w:lvl w:ilvl="2" w:tentative="1">
+      <w:start w:val="1"/>
+      <w:numFmt w:val="bullet"/>
+      <w:lvlText w:val=""/>
+      <w:lvlJc w:val="left"/>
+      <w:pPr>
+        <w:tabs>
+          <w:tab w:val="num" w:pos="2160"/>
+        </w:tabs>
+        <w:ind w:left="2160" w:hanging="360"/>
+      </w:pPr>
+      <w:rPr>
+        <w:rFonts w:ascii="Symbol" w:hAnsi="Symbol" w:hint="default"/>
+        <w:sz w:val="20"/>
+      </w:rPr>
+    </w:lvl>
+    <w:lvl w:ilvl="3" w:tentative="1">
+      <w:start w:val="1"/>
+      <w:numFmt w:val="bullet"/>
+      <w:lvlText w:val=""/>
+      <w:lvlJc w:val="left"/>
+      <w:pPr>
+        <w:tabs>
+          <w:tab w:val="num" w:pos="2880"/>
+        </w:tabs>
+        <w:ind w:left="2880" w:hanging="360"/>
+      </w:pPr>
+      <w:rPr>
+        <w:rFonts w:ascii="Symbol" w:hAnsi="Symbol" w:hint="default"/>
+        <w:sz w:val="20"/>
+      </w:rPr>
+    </w:lvl>
+    <w:lvl w:ilvl="4" w:tentative="1">
+      <w:start w:val="1"/>
+      <w:numFmt w:val="bullet"/>
+      <w:lvlText w:val=""/>
+      <w:lvlJc w:val="left"/>
+      <w:pPr>
+        <w:tabs>
+          <w:tab w:val="num" w:pos="3600"/>
+        </w:tabs>
+        <w:ind w:left="3600" w:hanging="360"/>
+      </w:pPr>
+      <w:rPr>
+        <w:rFonts w:ascii="Symbol" w:hAnsi="Symbol" w:hint="default"/>
+        <w:sz w:val="20"/>
+      </w:rPr>
+    </w:lvl>
+    <w:lvl w:ilvl="5" w:tentative="1">
+      <w:start w:val="1"/>
+      <w:numFmt w:val="bullet"/>
+      <w:lvlText w:val=""/>
+      <w:lvlJc w:val="left"/>
+      <w:pPr>
+        <w:tabs>
+          <w:tab w:val="num" w:pos="4320"/>
+        </w:tabs>
+        <w:ind w:left="4320" w:hanging="360"/>
+      </w:pPr>
+      <w:rPr>
+        <w:rFonts w:ascii="Symbol" w:hAnsi="Symbol" w:hint="default"/>
+        <w:sz w:val="20"/>
+      </w:rPr>
+    </w:lvl>
+    <w:lvl w:ilvl="6" w:tentative="1">
+      <w:start w:val="1"/>
+      <w:numFmt w:val="bullet"/>
+      <w:lvlText w:val=""/>
+      <w:lvlJc w:val="left"/>
+      <w:pPr>
+        <w:tabs>
+          <w:tab w:val="num" w:pos="5040"/>
+        </w:tabs>
+        <w:ind w:left="5040" w:hanging="360"/>
+      </w:pPr>
+      <w:rPr>
+        <w:rFonts w:ascii="Symbol" w:hAnsi="Symbol" w:hint="default"/>
+        <w:sz w:val="20"/>
+      </w:rPr>
+    </w:lvl>
+    <w:lvl w:ilvl="7" w:tentative="1">
+      <w:start w:val="1"/>
+      <w:numFmt w:val="bullet"/>
+      <w:lvlText w:val=""/>
+      <w:lvlJc w:val="left"/>
+      <w:pPr>
+        <w:tabs>
+          <w:tab w:val="num" w:pos="5760"/>
+        </w:tabs>
+        <w:ind w:left="5760" w:hanging="360"/>
+      </w:pPr>
+      <w:rPr>
+        <w:rFonts w:ascii="Symbol" w:hAnsi="Symbol" w:hint="default"/>
+        <w:sz w:val="20"/>
+      </w:rPr>
+    </w:lvl>
+    <w:lvl w:ilvl="8" w:tentative="1">
+      <w:start w:val="1"/>
+      <w:numFmt w:val="bullet"/>
+      <w:lvlText w:val=""/>
+      <w:lvlJc w:val="left"/>
+      <w:pPr>
+        <w:tabs>
+          <w:tab w:val="num" w:pos="6480"/>
+        </w:tabs>
+        <w:ind w:left="6480" w:hanging="360"/>
+      </w:pPr>
+      <w:rPr>
+        <w:rFonts w:ascii="Symbol" w:hAnsi="Symbol" w:hint="default"/>
+        <w:sz w:val="20"/>
+      </w:rPr>
+    </w:lvl>
+  </w:abstractNum>
+  <w:abstractNum w:abstractNumId="13" w15:restartNumberingAfterBreak="0">
     <w:nsid w:val="75D11D5B"/>
     <w:multiLevelType w:val="hybridMultilevel"/>
     <w:tmpl w:val="B6184C44"/>
@@ -1958,16 +9825,22 @@
     <w:abstractNumId w:val="9"/>
   </w:num>
   <w:num w:numId="11" w16cid:durableId="1596548601">
+    <w:abstractNumId w:val="11"/>
+  </w:num>
+  <w:num w:numId="12" w16cid:durableId="1979603496">
+    <w:abstractNumId w:val="13"/>
+  </w:num>
+  <w:num w:numId="13" w16cid:durableId="2000881916">
     <w:abstractNumId w:val="10"/>
   </w:num>
-  <w:num w:numId="12" w16cid:durableId="1979603496">
-    <w:abstractNumId w:val="11"/>
+  <w:num w:numId="14" w16cid:durableId="77140070">
+    <w:abstractNumId w:val="12"/>
   </w:num>
 </w:numbering>
 </file>
 
 <file path=word/styles.xml><?xml version="1.0" encoding="utf-8"?>
-<w:styles xmlns:mc="http://schemas.openxmlformats.org/markup-compatibility/2006" xmlns:r="http://schemas.openxmlformats.org/officeDocument/2006/relationships" xmlns:w="http://schemas.openxmlformats.org/wordprocessingml/2006/main" xmlns:w14="http://schemas.microsoft.com/office/word/2010/wordml" xmlns:w15="http://schemas.microsoft.com/office/word/2012/wordml" xmlns:w16cex="http://schemas.microsoft.com/office/word/2018/wordml/cex" xmlns:w16cid="http://schemas.microsoft.com/office/word/2016/wordml/cid" xmlns:w16="http://schemas.microsoft.com/office/word/2018/wordml" xmlns:w16sdtdh="http://schemas.microsoft.com/office/word/2020/wordml/sdtdatahash" xmlns:w16se="http://schemas.microsoft.com/office/word/2015/wordml/symex" mc:Ignorable="w14 w15 w16se w16cid w16 w16cex w16sdtdh">
+<w:styles xmlns:mc="http://schemas.openxmlformats.org/markup-compatibility/2006" xmlns:r="http://schemas.openxmlformats.org/officeDocument/2006/relationships" xmlns:w="http://schemas.openxmlformats.org/wordprocessingml/2006/main" xmlns:w14="http://schemas.microsoft.com/office/word/2010/wordml" xmlns:w15="http://schemas.microsoft.com/office/word/2012/wordml" xmlns:w16cex="http://schemas.microsoft.com/office/word/2018/wordml/cex" xmlns:w16cid="http://schemas.microsoft.com/office/word/2016/wordml/cid" xmlns:w16="http://schemas.microsoft.com/office/word/2018/wordml" xmlns:w16du="http://schemas.microsoft.com/office/word/2023/wordml/word16du" xmlns:w16sdtdh="http://schemas.microsoft.com/office/word/2020/wordml/sdtdatahash" xmlns:w16sdtfl="http://schemas.microsoft.com/office/word/2024/wordml/sdtformatlock" xmlns:w16se="http://schemas.microsoft.com/office/word/2015/wordml/symex" mc:Ignorable="w14 w15 w16se w16cid w16 w16cex w16sdtdh w16sdtfl w16du">
   <w:docDefaults>
     <w:rPrDefault>
       <w:rPr>
@@ -2569,7 +10442,6 @@
   <w:style w:type="character" w:default="1" w:styleId="DefaultParagraphFont">
     <w:name w:val="Default Paragraph Font"/>
     <w:uiPriority w:val="1"/>
-    <w:semiHidden/>
     <w:unhideWhenUsed/>
   </w:style>
   <w:style w:type="table" w:default="1" w:styleId="TableNormal">
@@ -13434,6 +21306,29 @@
     <w:basedOn w:val="DefaultParagraphFont"/>
     <w:rsid w:val="004A5B22"/>
   </w:style>
+  <w:style w:type="character" w:styleId="Hyperlink">
+    <w:name w:val="Hyperlink"/>
+    <w:basedOn w:val="DefaultParagraphFont"/>
+    <w:uiPriority w:val="99"/>
+    <w:unhideWhenUsed/>
+    <w:rsid w:val="001273DF"/>
+    <w:rPr>
+      <w:color w:val="0000FF" w:themeColor="hyperlink"/>
+      <w:u w:val="single"/>
+    </w:rPr>
+  </w:style>
+  <w:style w:type="character" w:styleId="UnresolvedMention">
+    <w:name w:val="Unresolved Mention"/>
+    <w:basedOn w:val="DefaultParagraphFont"/>
+    <w:uiPriority w:val="99"/>
+    <w:semiHidden/>
+    <w:unhideWhenUsed/>
+    <w:rsid w:val="001273DF"/>
+    <w:rPr>
+      <w:color w:val="605E5C"/>
+      <w:shd w:val="clear" w:color="auto" w:fill="E1DFDD"/>
+    </w:rPr>
+  </w:style>
 </w:styles>
 </file>
 
